--- a/docx/02-medios-y-cableado/02-medios-y-cableado.docx
+++ b/docx/02-medios-y-cableado/02-medios-y-cableado.docx
@@ -28,7 +28,7 @@
         </w:p>
       </w:sdtContent>
     </w:sdt>
-    <w:bookmarkStart w:id="35" w:name="medios-de-transmisión-y-cableado"/>
+    <w:bookmarkStart w:id="24" w:name="medios-de-transmisión-y-cableado"/>
     <w:p>
       <w:pPr>
         <w:pStyle w:val="Heading1"/>
@@ -127,7 +127,7 @@
         </w:pict>
       </w:r>
     </w:p>
-    <w:bookmarkStart w:id="20" w:name="objetivo-de-la-unidad"/>
+    <w:bookmarkStart w:id="9" w:name="objetivo-de-la-unidad"/>
     <w:p>
       <w:pPr>
         <w:pStyle w:val="Heading2"/>
@@ -247,8 +247,8 @@
         </w:pict>
       </w:r>
     </w:p>
-    <w:bookmarkEnd w:id="20"/>
-    <w:bookmarkStart w:id="30" w:name="mapa-de-la-unidad"/>
+    <w:bookmarkEnd w:id="9"/>
+    <w:bookmarkStart w:id="19" w:name="mapa-de-la-unidad"/>
     <w:p>
       <w:pPr>
         <w:pStyle w:val="Heading2"/>
@@ -261,7 +261,6 @@
       <w:tblPr>
         <w:tblStyle w:val="Table"/>
         <w:tblW w:type="pct" w:w="5000"/>
-        <w:jc w:val="left"/>
         <w:tblLayout w:type="fixed"/>
         <w:tblLook w:firstRow="1" w:lastRow="0" w:firstColumn="0" w:lastColumn="0" w:noHBand="0" w:noVBand="0" w:val="0020"/>
       </w:tblPr>
@@ -279,7 +278,6 @@
           <w:p>
             <w:pPr>
               <w:pStyle w:val="Compact"/>
-              <w:jc w:val="left"/>
             </w:pPr>
             <w:r>
               <w:t xml:space="preserve">Punto</w:t>
@@ -291,7 +289,6 @@
           <w:p>
             <w:pPr>
               <w:pStyle w:val="Compact"/>
-              <w:jc w:val="left"/>
             </w:pPr>
             <w:r>
               <w:t xml:space="preserve">Qué aprenderás</w:t>
@@ -303,7 +300,6 @@
           <w:p>
             <w:pPr>
               <w:pStyle w:val="Compact"/>
-              <w:jc w:val="left"/>
             </w:pPr>
             <w:r>
               <w:t xml:space="preserve">Nivel</w:t>
@@ -317,9 +313,8 @@
           <w:p>
             <w:pPr>
               <w:pStyle w:val="Compact"/>
-              <w:jc w:val="left"/>
-            </w:pPr>
-            <w:hyperlink r:id="rId21">
+            </w:pPr>
+            <w:hyperlink r:id="rId10">
               <w:r>
                 <w:rPr>
                   <w:rStyle w:val="Hyperlink"/>
@@ -334,7 +329,6 @@
           <w:p>
             <w:pPr>
               <w:pStyle w:val="Compact"/>
-              <w:jc w:val="left"/>
             </w:pPr>
             <w:r>
               <w:t xml:space="preserve">Cobre, coaxial, fibra y aire a vista de pájaro</w:t>
@@ -346,7 +340,6 @@
           <w:p>
             <w:pPr>
               <w:pStyle w:val="Compact"/>
-              <w:jc w:val="left"/>
             </w:pPr>
             <w:r>
               <w:t xml:space="preserve">Todos</w:t>
@@ -360,9 +353,8 @@
           <w:p>
             <w:pPr>
               <w:pStyle w:val="Compact"/>
-              <w:jc w:val="left"/>
-            </w:pPr>
-            <w:hyperlink r:id="rId22">
+            </w:pPr>
+            <w:hyperlink r:id="rId11">
               <w:r>
                 <w:rPr>
                   <w:rStyle w:val="Hyperlink"/>
@@ -377,7 +369,6 @@
           <w:p>
             <w:pPr>
               <w:pStyle w:val="Compact"/>
-              <w:jc w:val="left"/>
             </w:pPr>
             <w:r>
               <w:t xml:space="preserve">Categorías, pares y trenzado</w:t>
@@ -389,7 +380,6 @@
           <w:p>
             <w:pPr>
               <w:pStyle w:val="Compact"/>
-              <w:jc w:val="left"/>
             </w:pPr>
             <w:r>
               <w:t xml:space="preserve">Todos</w:t>
@@ -403,9 +393,8 @@
           <w:p>
             <w:pPr>
               <w:pStyle w:val="Compact"/>
-              <w:jc w:val="left"/>
-            </w:pPr>
-            <w:hyperlink r:id="rId23">
+            </w:pPr>
+            <w:hyperlink r:id="rId12">
               <w:r>
                 <w:rPr>
                   <w:rStyle w:val="Hyperlink"/>
@@ -420,7 +409,6 @@
           <w:p>
             <w:pPr>
               <w:pStyle w:val="Compact"/>
-              <w:jc w:val="left"/>
             </w:pPr>
             <w:r>
               <w:t xml:space="preserve">Pinouts T568A/B y cuándo usar cada cable</w:t>
@@ -432,7 +420,6 @@
           <w:p>
             <w:pPr>
               <w:pStyle w:val="Compact"/>
-              <w:jc w:val="left"/>
             </w:pPr>
             <w:r>
               <w:t xml:space="preserve">Todos</w:t>
@@ -446,9 +433,8 @@
           <w:p>
             <w:pPr>
               <w:pStyle w:val="Compact"/>
-              <w:jc w:val="left"/>
-            </w:pPr>
-            <w:hyperlink r:id="rId24">
+            </w:pPr>
+            <w:hyperlink r:id="rId13">
               <w:r>
                 <w:rPr>
                   <w:rStyle w:val="Hyperlink"/>
@@ -463,7 +449,6 @@
           <w:p>
             <w:pPr>
               <w:pStyle w:val="Compact"/>
-              <w:jc w:val="left"/>
             </w:pPr>
             <w:r>
               <w:t xml:space="preserve">El laboratorio real: crimpar y tester</w:t>
@@ -475,7 +460,6 @@
           <w:p>
             <w:pPr>
               <w:pStyle w:val="Compact"/>
-              <w:jc w:val="left"/>
             </w:pPr>
             <w:r>
               <w:t xml:space="preserve">Práctico</w:t>
@@ -489,9 +473,8 @@
           <w:p>
             <w:pPr>
               <w:pStyle w:val="Compact"/>
-              <w:jc w:val="left"/>
-            </w:pPr>
-            <w:hyperlink r:id="rId25">
+            </w:pPr>
+            <w:hyperlink r:id="rId14">
               <w:r>
                 <w:rPr>
                   <w:rStyle w:val="Hyperlink"/>
@@ -506,7 +489,6 @@
           <w:p>
             <w:pPr>
               <w:pStyle w:val="Compact"/>
-              <w:jc w:val="left"/>
             </w:pPr>
             <w:r>
               <w:t xml:space="preserve">Monomodo vs multimodo, conectores y usos</w:t>
@@ -518,7 +500,6 @@
           <w:p>
             <w:pPr>
               <w:pStyle w:val="Compact"/>
-              <w:jc w:val="left"/>
             </w:pPr>
             <w:r>
               <w:t xml:space="preserve">Todos</w:t>
@@ -532,9 +513,8 @@
           <w:p>
             <w:pPr>
               <w:pStyle w:val="Compact"/>
-              <w:jc w:val="left"/>
-            </w:pPr>
-            <w:hyperlink r:id="rId26">
+            </w:pPr>
+            <w:hyperlink r:id="rId15">
               <w:r>
                 <w:rPr>
                   <w:rStyle w:val="Hyperlink"/>
@@ -549,7 +529,6 @@
           <w:p>
             <w:pPr>
               <w:pStyle w:val="Compact"/>
-              <w:jc w:val="left"/>
             </w:pPr>
             <w:r>
               <w:t xml:space="preserve">Atenuación, diafonía, Mbps vs MHz</w:t>
@@ -561,7 +540,6 @@
           <w:p>
             <w:pPr>
               <w:pStyle w:val="Compact"/>
-              <w:jc w:val="left"/>
             </w:pPr>
             <w:r>
               <w:t xml:space="preserve">Clave</w:t>
@@ -575,9 +553,8 @@
           <w:p>
             <w:pPr>
               <w:pStyle w:val="Compact"/>
-              <w:jc w:val="left"/>
-            </w:pPr>
-            <w:hyperlink r:id="rId27">
+            </w:pPr>
+            <w:hyperlink r:id="rId16">
               <w:r>
                 <w:rPr>
                   <w:rStyle w:val="Hyperlink"/>
@@ -592,7 +569,6 @@
           <w:p>
             <w:pPr>
               <w:pStyle w:val="Compact"/>
-              <w:jc w:val="left"/>
             </w:pPr>
             <w:r>
               <w:t xml:space="preserve">TIA/EIA-568: rack, patch panel, horizontal</w:t>
@@ -604,7 +580,6 @@
           <w:p>
             <w:pPr>
               <w:pStyle w:val="Compact"/>
-              <w:jc w:val="left"/>
             </w:pPr>
             <w:r>
               <w:t xml:space="preserve">Todos</w:t>
@@ -618,9 +593,8 @@
           <w:p>
             <w:pPr>
               <w:pStyle w:val="Compact"/>
-              <w:jc w:val="left"/>
-            </w:pPr>
-            <w:hyperlink r:id="rId28">
+            </w:pPr>
+            <w:hyperlink r:id="rId17">
               <w:r>
                 <w:rPr>
                   <w:rStyle w:val="Hyperlink"/>
@@ -635,7 +609,6 @@
           <w:p>
             <w:pPr>
               <w:pStyle w:val="Compact"/>
-              <w:jc w:val="left"/>
             </w:pPr>
             <w:r>
               <w:t xml:space="preserve">Punto a punto, bus, anillo, estrella, malla e híbrida</w:t>
@@ -647,7 +620,6 @@
           <w:p>
             <w:pPr>
               <w:pStyle w:val="Compact"/>
-              <w:jc w:val="left"/>
             </w:pPr>
             <w:r>
               <w:t xml:space="preserve">Todos</w:t>
@@ -661,9 +633,8 @@
           <w:p>
             <w:pPr>
               <w:pStyle w:val="Compact"/>
-              <w:jc w:val="left"/>
-            </w:pPr>
-            <w:hyperlink r:id="rId29">
+            </w:pPr>
+            <w:hyperlink r:id="rId18">
               <w:r>
                 <w:rPr>
                   <w:rStyle w:val="Hyperlink"/>
@@ -678,7 +649,6 @@
           <w:p>
             <w:pPr>
               <w:pStyle w:val="Compact"/>
-              <w:jc w:val="left"/>
             </w:pPr>
             <w:r>
               <w:t xml:space="preserve">Sé el Bit, Fireside, Laboratorio, Crucigrama…</w:t>
@@ -690,7 +660,6 @@
           <w:p>
             <w:pPr>
               <w:pStyle w:val="Compact"/>
-              <w:jc w:val="left"/>
             </w:pPr>
             <w:r>
               <w:t xml:space="preserve">Todos</w:t>
@@ -730,8 +699,8 @@
         </w:pict>
       </w:r>
     </w:p>
-    <w:bookmarkEnd w:id="30"/>
-    <w:bookmarkStart w:id="31" w:name="boletines-de-la-unidad"/>
+    <w:bookmarkEnd w:id="19"/>
+    <w:bookmarkStart w:id="20" w:name="boletines-de-la-unidad"/>
     <w:p>
       <w:pPr>
         <w:pStyle w:val="Heading2"/>
@@ -781,8 +750,8 @@
         </w:pict>
       </w:r>
     </w:p>
-    <w:bookmarkEnd w:id="31"/>
-    <w:bookmarkStart w:id="32" w:name="criterios-de-evaluación-cubiertos-ra1ra2"/>
+    <w:bookmarkEnd w:id="20"/>
+    <w:bookmarkStart w:id="21" w:name="criterios-de-evaluación-cubiertos-ra1ra2"/>
     <w:p>
       <w:pPr>
         <w:pStyle w:val="Heading2"/>
@@ -795,7 +764,6 @@
       <w:tblPr>
         <w:tblStyle w:val="Table"/>
         <w:tblW w:type="pct" w:w="5000"/>
-        <w:jc w:val="left"/>
         <w:tblLayout w:type="fixed"/>
         <w:tblLook w:firstRow="1" w:lastRow="0" w:firstColumn="0" w:lastColumn="0" w:noHBand="0" w:noVBand="0" w:val="0020"/>
       </w:tblPr>
@@ -813,7 +781,6 @@
           <w:p>
             <w:pPr>
               <w:pStyle w:val="Compact"/>
-              <w:jc w:val="left"/>
             </w:pPr>
             <w:r>
               <w:t xml:space="preserve">CE</w:t>
@@ -825,7 +792,6 @@
           <w:p>
             <w:pPr>
               <w:pStyle w:val="Compact"/>
-              <w:jc w:val="left"/>
             </w:pPr>
             <w:r>
               <w:t xml:space="preserve">Criterio</w:t>
@@ -837,7 +803,6 @@
           <w:p>
             <w:pPr>
               <w:pStyle w:val="Compact"/>
-              <w:jc w:val="left"/>
             </w:pPr>
             <w:r>
               <w:t xml:space="preserve">Dónde se cubre</w:t>
@@ -851,7 +816,6 @@
           <w:p>
             <w:pPr>
               <w:pStyle w:val="Compact"/>
-              <w:jc w:val="left"/>
             </w:pPr>
             <w:r>
               <w:t xml:space="preserve">RA1·b)</w:t>
@@ -863,7 +827,6 @@
           <w:p>
             <w:pPr>
               <w:pStyle w:val="Compact"/>
-              <w:jc w:val="left"/>
             </w:pPr>
             <w:r>
               <w:t xml:space="preserve">Medios de transmisión</w:t>
@@ -875,7 +838,6 @@
           <w:p>
             <w:pPr>
               <w:pStyle w:val="Compact"/>
-              <w:jc w:val="left"/>
             </w:pPr>
             <w:r>
               <w:t xml:space="preserve">✅ Puntos 1, 2 y 5</w:t>
@@ -889,7 +851,6 @@
           <w:p>
             <w:pPr>
               <w:pStyle w:val="Compact"/>
-              <w:jc w:val="left"/>
             </w:pPr>
             <w:r>
               <w:t xml:space="preserve">RA2·a)</w:t>
@@ -901,7 +862,6 @@
           <w:p>
             <w:pPr>
               <w:pStyle w:val="Compact"/>
-              <w:jc w:val="left"/>
             </w:pPr>
             <w:r>
               <w:t xml:space="preserve">Estándares para redes cableadas</w:t>
@@ -913,7 +873,6 @@
           <w:p>
             <w:pPr>
               <w:pStyle w:val="Compact"/>
-              <w:jc w:val="left"/>
             </w:pPr>
             <w:r>
               <w:t xml:space="preserve">✅ Puntos 2-3 y 7</w:t>
@@ -927,7 +886,6 @@
           <w:p>
             <w:pPr>
               <w:pStyle w:val="Compact"/>
-              <w:jc w:val="left"/>
             </w:pPr>
             <w:r>
               <w:t xml:space="preserve">RA2·b)</w:t>
@@ -939,7 +897,6 @@
           <w:p>
             <w:pPr>
               <w:pStyle w:val="Compact"/>
-              <w:jc w:val="left"/>
             </w:pPr>
             <w:r>
               <w:t xml:space="preserve">Montaje de cables</w:t>
@@ -951,7 +908,6 @@
           <w:p>
             <w:pPr>
               <w:pStyle w:val="Compact"/>
-              <w:jc w:val="left"/>
             </w:pPr>
             <w:r>
               <w:t xml:space="preserve">✅ Punto 4 + ⚡ Laboratorio (punto 9)</w:t>
@@ -965,7 +921,6 @@
           <w:p>
             <w:pPr>
               <w:pStyle w:val="Compact"/>
-              <w:jc w:val="left"/>
             </w:pPr>
             <w:r>
               <w:t xml:space="preserve">RA2·c)</w:t>
@@ -977,7 +932,6 @@
           <w:p>
             <w:pPr>
               <w:pStyle w:val="Compact"/>
-              <w:jc w:val="left"/>
             </w:pPr>
             <w:r>
               <w:t xml:space="preserve">Comprobadores de conectividad</w:t>
@@ -989,7 +943,6 @@
           <w:p>
             <w:pPr>
               <w:pStyle w:val="Compact"/>
-              <w:jc w:val="left"/>
             </w:pPr>
             <w:r>
               <w:t xml:space="preserve">✅ Puntos 4 y 6</w:t>
@@ -1003,7 +956,6 @@
           <w:p>
             <w:pPr>
               <w:pStyle w:val="Compact"/>
-              <w:jc w:val="left"/>
             </w:pPr>
             <w:r>
               <w:t xml:space="preserve">RA1·d)</w:t>
@@ -1015,7 +967,6 @@
           <w:p>
             <w:pPr>
               <w:pStyle w:val="Compact"/>
-              <w:jc w:val="left"/>
             </w:pPr>
             <w:r>
               <w:t xml:space="preserve">Trama y encapsulación Ethernet</w:t>
@@ -1027,7 +978,6 @@
           <w:p>
             <w:pPr>
               <w:pStyle w:val="Compact"/>
-              <w:jc w:val="left"/>
             </w:pPr>
             <w:r>
               <w:t xml:space="preserve">→ Se verá en la unidad de capa de enlace y trama</w:t>
@@ -1041,7 +991,6 @@
           <w:p>
             <w:pPr>
               <w:pStyle w:val="Compact"/>
-              <w:jc w:val="left"/>
             </w:pPr>
             <w:r>
               <w:t xml:space="preserve">RA2·d)</w:t>
@@ -1053,7 +1002,6 @@
           <w:p>
             <w:pPr>
               <w:pStyle w:val="Compact"/>
-              <w:jc w:val="left"/>
             </w:pPr>
             <w:r>
               <w:t xml:space="preserve">Direccionamiento lógico IP</w:t>
@@ -1065,7 +1013,6 @@
           <w:p>
             <w:pPr>
               <w:pStyle w:val="Compact"/>
-              <w:jc w:val="left"/>
             </w:pPr>
             <w:r>
               <w:t xml:space="preserve">→ Se verá en la unidad de dirección IP</w:t>
@@ -1079,7 +1026,6 @@
           <w:p>
             <w:pPr>
               <w:pStyle w:val="Compact"/>
-              <w:jc w:val="left"/>
             </w:pPr>
             <w:r>
               <w:t xml:space="preserve">RA2·e)</w:t>
@@ -1091,7 +1037,6 @@
           <w:p>
             <w:pPr>
               <w:pStyle w:val="Compact"/>
-              <w:jc w:val="left"/>
             </w:pPr>
             <w:r>
               <w:t xml:space="preserve">Adaptadores de red</w:t>
@@ -1103,7 +1048,6 @@
           <w:p>
             <w:pPr>
               <w:pStyle w:val="Compact"/>
-              <w:jc w:val="left"/>
             </w:pPr>
             <w:r>
               <w:t xml:space="preserve">→ Se verá en dirección IP y en redes inalámbricas</w:t>
@@ -1117,7 +1061,6 @@
           <w:p>
             <w:pPr>
               <w:pStyle w:val="Compact"/>
-              <w:jc w:val="left"/>
             </w:pPr>
             <w:r>
               <w:t xml:space="preserve">RA2·f)</w:t>
@@ -1129,7 +1072,6 @@
           <w:p>
             <w:pPr>
               <w:pStyle w:val="Compact"/>
-              <w:jc w:val="left"/>
             </w:pPr>
             <w:r>
               <w:t xml:space="preserve">Integración de dispositivos</w:t>
@@ -1141,7 +1083,6 @@
           <w:p>
             <w:pPr>
               <w:pStyle w:val="Compact"/>
-              <w:jc w:val="left"/>
             </w:pPr>
             <w:r>
               <w:t xml:space="preserve">✅ Cableado estructurado (punto 7) + ⚡ Laboratorio (punto 9)</w:t>
@@ -1157,8 +1098,8 @@
         </w:pict>
       </w:r>
     </w:p>
-    <w:bookmarkEnd w:id="32"/>
-    <w:bookmarkStart w:id="34" w:name="por-dónde-empiezo"/>
+    <w:bookmarkEnd w:id="21"/>
+    <w:bookmarkStart w:id="23" w:name="por-dónde-empiezo"/>
     <w:p>
       <w:pPr>
         <w:pStyle w:val="Heading2"/>
@@ -1193,7 +1134,7 @@
       <w:r>
         <w:t xml:space="preserve"> </w:t>
       </w:r>
-      <w:hyperlink r:id="rId25">
+      <w:hyperlink r:id="rId14">
         <w:r>
           <w:rPr>
             <w:rStyle w:val="Hyperlink"/>
@@ -1210,7 +1151,7 @@
       <w:r>
         <w:t xml:space="preserve"> </w:t>
       </w:r>
-      <w:hyperlink r:id="rId26">
+      <w:hyperlink r:id="rId15">
         <w:r>
           <w:rPr>
             <w:rStyle w:val="Hyperlink"/>
@@ -1225,13 +1166,7 @@
         <w:t xml:space="preserve"> </w:t>
       </w:r>
       <w:r>
-        <w:t xml:space="preserve">“</w:t>
-      </w:r>
-      <w:r>
-        <w:t xml:space="preserve">examen</w:t>
-      </w:r>
-      <w:r>
-        <w:t xml:space="preserve">”</w:t>
+        <w:t xml:space="preserve">“examen”</w:t>
       </w:r>
       <w:r>
         <w:t xml:space="preserve"> </w:t>
@@ -1254,7 +1189,7 @@
       <w:r>
         <w:t xml:space="preserve"> </w:t>
       </w:r>
-      <w:hyperlink r:id="rId21">
+      <w:hyperlink r:id="rId10">
         <w:r>
           <w:rPr>
             <w:rStyle w:val="Hyperlink"/>
@@ -1279,7 +1214,7 @@
         </w:rPr>
         <w:t xml:space="preserve"> </w:t>
       </w:r>
-      <w:hyperlink r:id="rId33">
+      <w:hyperlink r:id="rId22">
         <w:r>
           <w:rPr>
             <w:rStyle w:val="Hyperlink"/>
@@ -1297,9 +1232,9 @@
         <w:t xml:space="preserve">.</w:t>
       </w:r>
     </w:p>
-    <w:bookmarkEnd w:id="34"/>
-    <w:bookmarkEnd w:id="35"/>
-    <w:bookmarkStart w:id="53" w:name="medios-de-transmisión"/>
+    <w:bookmarkEnd w:id="23"/>
+    <w:bookmarkEnd w:id="24"/>
+    <w:bookmarkStart w:id="42" w:name="medios-de-transmisión"/>
     <w:p>
       <w:pPr>
         <w:pStyle w:val="Heading1"/>
@@ -1363,7 +1298,7 @@
         </w:pict>
       </w:r>
     </w:p>
-    <w:bookmarkStart w:id="37" w:name="la-idea-en-una-frase"/>
+    <w:bookmarkStart w:id="26" w:name="la-idea-en-una-frase"/>
     <w:p>
       <w:pPr>
         <w:pStyle w:val="Heading2"/>
@@ -1403,7 +1338,7 @@
       <w:r>
         <w:t xml:space="preserve"> </w:t>
       </w:r>
-      <w:hyperlink r:id="rId36">
+      <w:hyperlink r:id="rId25">
         <w:r>
           <w:rPr>
             <w:rStyle w:val="Hyperlink"/>
@@ -1434,13 +1369,7 @@
         <w:t xml:space="preserve"> </w:t>
       </w:r>
       <w:r>
-        <w:t xml:space="preserve">“</w:t>
-      </w:r>
-      <w:r>
-        <w:t xml:space="preserve">algo</w:t>
-      </w:r>
-      <w:r>
-        <w:t xml:space="preserve">”</w:t>
+        <w:t xml:space="preserve">“algo”</w:t>
       </w:r>
       <w:r>
         <w:t xml:space="preserve"> </w:t>
@@ -1456,8 +1385,8 @@
         </w:pict>
       </w:r>
     </w:p>
-    <w:bookmarkEnd w:id="37"/>
-    <w:bookmarkStart w:id="41" w:name="los-tres-medios-a-vista-de-pájaro"/>
+    <w:bookmarkEnd w:id="26"/>
+    <w:bookmarkStart w:id="30" w:name="los-tres-medios-a-vista-de-pájaro"/>
     <w:p>
       <w:pPr>
         <w:pStyle w:val="Heading2"/>
@@ -1478,7 +1407,6 @@
       <w:tblPr>
         <w:tblStyle w:val="Table"/>
         <w:tblW w:type="pct" w:w="5000"/>
-        <w:jc w:val="left"/>
         <w:tblLayout w:type="fixed"/>
         <w:tblLook w:firstRow="1" w:lastRow="0" w:firstColumn="0" w:lastColumn="0" w:noHBand="0" w:noVBand="0" w:val="0020"/>
       </w:tblPr>
@@ -1498,7 +1426,6 @@
           <w:p>
             <w:pPr>
               <w:pStyle w:val="Compact"/>
-              <w:jc w:val="left"/>
             </w:pPr>
             <w:r>
               <w:t xml:space="preserve">Medio</w:t>
@@ -1510,7 +1437,6 @@
           <w:p>
             <w:pPr>
               <w:pStyle w:val="Compact"/>
-              <w:jc w:val="left"/>
             </w:pPr>
             <w:r>
               <w:t xml:space="preserve">Material</w:t>
@@ -1522,7 +1448,6 @@
           <w:p>
             <w:pPr>
               <w:pStyle w:val="Compact"/>
-              <w:jc w:val="left"/>
             </w:pPr>
             <w:r>
               <w:t xml:space="preserve">Velocidad típica</w:t>
@@ -1534,7 +1459,6 @@
           <w:p>
             <w:pPr>
               <w:pStyle w:val="Compact"/>
-              <w:jc w:val="left"/>
             </w:pPr>
             <w:r>
               <w:t xml:space="preserve">Distancia máxima</w:t>
@@ -1546,7 +1470,6 @@
           <w:p>
             <w:pPr>
               <w:pStyle w:val="Compact"/>
-              <w:jc w:val="left"/>
             </w:pPr>
             <w:r>
               <w:t xml:space="preserve">Coste</w:t>
@@ -1560,7 +1483,6 @@
           <w:p>
             <w:pPr>
               <w:pStyle w:val="Compact"/>
-              <w:jc w:val="left"/>
             </w:pPr>
             <w:r>
               <w:rPr>
@@ -1582,7 +1504,6 @@
           <w:p>
             <w:pPr>
               <w:pStyle w:val="Compact"/>
-              <w:jc w:val="left"/>
             </w:pPr>
             <w:r>
               <w:t xml:space="preserve">Hilos de cobre (trenzados o coaxiales)</w:t>
@@ -1594,7 +1515,6 @@
           <w:p>
             <w:pPr>
               <w:pStyle w:val="Compact"/>
-              <w:jc w:val="left"/>
             </w:pPr>
             <w:r>
               <w:t xml:space="preserve">1-10 Gbps</w:t>
@@ -1606,7 +1526,6 @@
           <w:p>
             <w:pPr>
               <w:pStyle w:val="Compact"/>
-              <w:jc w:val="left"/>
             </w:pPr>
             <w:r>
               <w:t xml:space="preserve">100 m</w:t>
@@ -1618,7 +1537,6 @@
           <w:p>
             <w:pPr>
               <w:pStyle w:val="Compact"/>
-              <w:jc w:val="left"/>
             </w:pPr>
             <w:r>
               <w:t xml:space="preserve">Bajo</w:t>
@@ -1632,7 +1550,6 @@
           <w:p>
             <w:pPr>
               <w:pStyle w:val="Compact"/>
-              <w:jc w:val="left"/>
             </w:pPr>
             <w:r>
               <w:rPr>
@@ -1648,7 +1565,6 @@
           <w:p>
             <w:pPr>
               <w:pStyle w:val="Compact"/>
-              <w:jc w:val="left"/>
             </w:pPr>
             <w:r>
               <w:t xml:space="preserve">Vidrio o plástico</w:t>
@@ -1660,7 +1576,6 @@
           <w:p>
             <w:pPr>
               <w:pStyle w:val="Compact"/>
-              <w:jc w:val="left"/>
             </w:pPr>
             <w:r>
               <w:t xml:space="preserve">10-400 Gbps</w:t>
@@ -1672,7 +1587,6 @@
           <w:p>
             <w:pPr>
               <w:pStyle w:val="Compact"/>
-              <w:jc w:val="left"/>
             </w:pPr>
             <w:r>
               <w:t xml:space="preserve">40+ km</w:t>
@@ -1684,7 +1598,6 @@
           <w:p>
             <w:pPr>
               <w:pStyle w:val="Compact"/>
-              <w:jc w:val="left"/>
             </w:pPr>
             <w:r>
               <w:t xml:space="preserve">Alto</w:t>
@@ -1698,7 +1611,6 @@
           <w:p>
             <w:pPr>
               <w:pStyle w:val="Compact"/>
-              <w:jc w:val="left"/>
             </w:pPr>
             <w:r>
               <w:rPr>
@@ -1720,7 +1632,6 @@
           <w:p>
             <w:pPr>
               <w:pStyle w:val="Compact"/>
-              <w:jc w:val="left"/>
             </w:pPr>
             <w:r>
               <w:t xml:space="preserve">Ondas electromagnéticas</w:t>
@@ -1732,7 +1643,6 @@
           <w:p>
             <w:pPr>
               <w:pStyle w:val="Compact"/>
-              <w:jc w:val="left"/>
             </w:pPr>
             <w:r>
               <w:t xml:space="preserve">hasta 46 Gbps (WiFi 7)</w:t>
@@ -1744,7 +1654,6 @@
           <w:p>
             <w:pPr>
               <w:pStyle w:val="Compact"/>
-              <w:jc w:val="left"/>
             </w:pPr>
             <w:r>
               <w:t xml:space="preserve">Variable (10-100 m)</w:t>
@@ -1756,7 +1665,6 @@
           <w:p>
             <w:pPr>
               <w:pStyle w:val="Compact"/>
-              <w:jc w:val="left"/>
             </w:pPr>
             <w:r>
               <w:t xml:space="preserve">Medio</w:t>
@@ -1798,12 +1706,12 @@
           <wp:inline>
             <wp:extent cx="5334000" cy="2967789"/>
             <wp:effectExtent b="0" l="0" r="0" t="0"/>
-            <wp:docPr descr="Los tres medios de transmisión (cobre, fibra y aire) con sus características principales" title="" id="39" name="Picture"/>
+            <wp:docPr descr="Los tres medios de transmisión (cobre, fibra y aire) con sus características principales" title="" id="28" name="Picture"/>
             <a:graphic>
               <a:graphicData uri="http://schemas.openxmlformats.org/drawingml/2006/picture">
                 <pic:pic>
                   <pic:nvPicPr>
-                    <pic:cNvPr descr="public/diagrams/u02-tres-medios.svg" id="40" name="Picture"/>
+                    <pic:cNvPr descr="public/diagrams/u02-tres-medios.svg" id="29" name="Picture"/>
                     <pic:cNvPicPr>
                       <a:picLocks noChangeArrowheads="1" noChangeAspect="1"/>
                     </pic:cNvPicPr>
@@ -1815,7 +1723,7 @@
                           <a14:useLocalDpi xmlns:a14="http://schemas.microsoft.com/office/drawing/2010/main" val="0"/>
                         </a:ext>
                         <a:ext uri="{96DAC541-7B7A-43D3-8B79-37D633B846F1}">
-                          <asvg:svgBlip xmlns:asvg="http://schemas.microsoft.com/office/drawing/2016/SVG/main" r:embed="rId38"/>
+                          <asvg:svgBlip xmlns:asvg="http://schemas.microsoft.com/office/drawing/2016/SVG/main" r:embed="rId27"/>
                         </a:ext>
                       </a:extLst>
                     </a:blip>
@@ -1860,8 +1768,8 @@
         </w:pict>
       </w:r>
     </w:p>
-    <w:bookmarkEnd w:id="41"/>
-    <w:bookmarkStart w:id="42" w:name="el-cobre-el-rey-de-las-lan"/>
+    <w:bookmarkEnd w:id="30"/>
+    <w:bookmarkStart w:id="31" w:name="el-cobre-el-rey-de-las-lan"/>
     <w:p>
       <w:pPr>
         <w:pStyle w:val="Heading2"/>
@@ -1940,7 +1848,7 @@
       <w:r>
         <w:t xml:space="preserve"> </w:t>
       </w:r>
-      <w:hyperlink r:id="rId26">
+      <w:hyperlink r:id="rId15">
         <w:r>
           <w:rPr>
             <w:rStyle w:val="Hyperlink"/>
@@ -1977,8 +1885,8 @@
         </w:pict>
       </w:r>
     </w:p>
-    <w:bookmarkEnd w:id="42"/>
-    <w:bookmarkStart w:id="43" w:name="el-coaxial-el-abuelo-que-aún-trabaja"/>
+    <w:bookmarkEnd w:id="31"/>
+    <w:bookmarkStart w:id="32" w:name="el-coaxial-el-abuelo-que-aún-trabaja"/>
     <w:p>
       <w:pPr>
         <w:pStyle w:val="Heading2"/>
@@ -2087,7 +1995,6 @@
       <w:tblPr>
         <w:tblStyle w:val="Table"/>
         <w:tblW w:type="pct" w:w="5000"/>
-        <w:jc w:val="left"/>
         <w:tblLayout w:type="fixed"/>
         <w:tblLook w:firstRow="1" w:lastRow="0" w:firstColumn="0" w:lastColumn="0" w:noHBand="0" w:noVBand="0" w:val="0020"/>
       </w:tblPr>
@@ -2113,7 +2020,6 @@
           <w:p>
             <w:pPr>
               <w:pStyle w:val="Compact"/>
-              <w:jc w:val="left"/>
             </w:pPr>
             <w:r>
               <w:rPr>
@@ -2129,7 +2035,6 @@
           <w:p>
             <w:pPr>
               <w:pStyle w:val="Compact"/>
-              <w:jc w:val="left"/>
             </w:pPr>
             <w:r>
               <w:rPr>
@@ -2147,7 +2052,6 @@
           <w:p>
             <w:pPr>
               <w:pStyle w:val="Compact"/>
-              <w:jc w:val="left"/>
             </w:pPr>
             <w:r>
               <w:t xml:space="preserve">Construcción</w:t>
@@ -2159,7 +2063,6 @@
           <w:p>
             <w:pPr>
               <w:pStyle w:val="Compact"/>
-              <w:jc w:val="left"/>
             </w:pPr>
             <w:r>
               <w:t xml:space="preserve">1 conductor + malla de apantallamiento</w:t>
@@ -2171,7 +2074,6 @@
           <w:p>
             <w:pPr>
               <w:pStyle w:val="Compact"/>
-              <w:jc w:val="left"/>
             </w:pPr>
             <w:r>
               <w:t xml:space="preserve">4 pares trenzados, sin malla</w:t>
@@ -2185,7 +2087,6 @@
           <w:p>
             <w:pPr>
               <w:pStyle w:val="Compact"/>
-              <w:jc w:val="left"/>
             </w:pPr>
             <w:r>
               <w:t xml:space="preserve">Interferencias</w:t>
@@ -2197,7 +2098,6 @@
           <w:p>
             <w:pPr>
               <w:pStyle w:val="Compact"/>
-              <w:jc w:val="left"/>
             </w:pPr>
             <w:r>
               <w:t xml:space="preserve">✅ Blindado nativo</w:t>
@@ -2209,7 +2109,6 @@
           <w:p>
             <w:pPr>
               <w:pStyle w:val="Compact"/>
-              <w:jc w:val="left"/>
             </w:pPr>
             <w:r>
               <w:t xml:space="preserve">❌ Se defiende con el trenzado</w:t>
@@ -2223,7 +2122,6 @@
           <w:p>
             <w:pPr>
               <w:pStyle w:val="Compact"/>
-              <w:jc w:val="left"/>
             </w:pPr>
             <w:r>
               <w:t xml:space="preserve">Instalación</w:t>
@@ -2235,7 +2133,6 @@
           <w:p>
             <w:pPr>
               <w:pStyle w:val="Compact"/>
-              <w:jc w:val="left"/>
             </w:pPr>
             <w:r>
               <w:t xml:space="preserve">Conectores F o BNC, apriete especial</w:t>
@@ -2247,7 +2144,6 @@
           <w:p>
             <w:pPr>
               <w:pStyle w:val="Compact"/>
-              <w:jc w:val="left"/>
             </w:pPr>
             <w:r>
               <w:t xml:space="preserve">Crimpadora barata, cualquiera aprende</w:t>
@@ -2261,7 +2157,6 @@
           <w:p>
             <w:pPr>
               <w:pStyle w:val="Compact"/>
-              <w:jc w:val="left"/>
             </w:pPr>
             <w:r>
               <w:t xml:space="preserve">Coste por metro</w:t>
@@ -2273,7 +2168,6 @@
           <w:p>
             <w:pPr>
               <w:pStyle w:val="Compact"/>
-              <w:jc w:val="left"/>
             </w:pPr>
             <w:r>
               <w:t xml:space="preserve">Medio</w:t>
@@ -2285,7 +2179,6 @@
           <w:p>
             <w:pPr>
               <w:pStyle w:val="Compact"/>
-              <w:jc w:val="left"/>
             </w:pPr>
             <w:r>
               <w:t xml:space="preserve">Bajo</w:t>
@@ -2299,7 +2192,6 @@
           <w:p>
             <w:pPr>
               <w:pStyle w:val="Compact"/>
-              <w:jc w:val="left"/>
             </w:pPr>
             <w:r>
               <w:t xml:space="preserve">Uso hoy</w:t>
@@ -2311,7 +2203,6 @@
           <w:p>
             <w:pPr>
               <w:pStyle w:val="Compact"/>
-              <w:jc w:val="left"/>
             </w:pPr>
             <w:r>
               <w:t xml:space="preserve">TV por cable, ISP hasta el modem, CCTV</w:t>
@@ -2323,7 +2214,6 @@
           <w:p>
             <w:pPr>
               <w:pStyle w:val="Compact"/>
-              <w:jc w:val="left"/>
             </w:pPr>
             <w:r>
               <w:t xml:space="preserve">LANs de oficina: el estándar</w:t>
@@ -2373,8 +2263,8 @@
         </w:pict>
       </w:r>
     </w:p>
-    <w:bookmarkEnd w:id="43"/>
-    <w:bookmarkStart w:id="44" w:name="la-fibra-óptica-luz-con-superpoderes"/>
+    <w:bookmarkEnd w:id="32"/>
+    <w:bookmarkStart w:id="33" w:name="la-fibra-óptica-luz-con-superpoderes"/>
     <w:p>
       <w:pPr>
         <w:pStyle w:val="Heading2"/>
@@ -2515,7 +2405,7 @@
       <w:r>
         <w:t xml:space="preserve"> </w:t>
       </w:r>
-      <w:hyperlink r:id="rId25">
+      <w:hyperlink r:id="rId14">
         <w:r>
           <w:rPr>
             <w:rStyle w:val="Hyperlink"/>
@@ -2534,8 +2424,8 @@
         </w:pict>
       </w:r>
     </w:p>
-    <w:bookmarkEnd w:id="44"/>
-    <w:bookmarkStart w:id="46" w:name="el-aire-cuando-el-cable-no-llega"/>
+    <w:bookmarkEnd w:id="33"/>
+    <w:bookmarkStart w:id="35" w:name="el-aire-cuando-el-cable-no-llega"/>
     <w:p>
       <w:pPr>
         <w:pStyle w:val="Heading2"/>
@@ -2670,7 +2560,7 @@
       <w:r>
         <w:t xml:space="preserve"> </w:t>
       </w:r>
-      <w:hyperlink r:id="rId45">
+      <w:hyperlink r:id="rId34">
         <w:r>
           <w:rPr>
             <w:rStyle w:val="Hyperlink"/>
@@ -2689,8 +2579,8 @@
         </w:pict>
       </w:r>
     </w:p>
-    <w:bookmarkEnd w:id="46"/>
-    <w:bookmarkStart w:id="47" w:name="cómo-decidir-en-tres-preguntas"/>
+    <w:bookmarkEnd w:id="35"/>
+    <w:bookmarkStart w:id="36" w:name="cómo-decidir-en-tres-preguntas"/>
     <w:p>
       <w:pPr>
         <w:pStyle w:val="Heading2"/>
@@ -2804,8 +2694,8 @@
         </w:pict>
       </w:r>
     </w:p>
-    <w:bookmarkEnd w:id="47"/>
-    <w:bookmarkStart w:id="48" w:name="misma-capa-distintos-actores"/>
+    <w:bookmarkEnd w:id="36"/>
+    <w:bookmarkStart w:id="37" w:name="misma-capa-distintos-actores"/>
     <w:p>
       <w:pPr>
         <w:pStyle w:val="Heading2"/>
@@ -2839,7 +2729,6 @@
       <w:tblPr>
         <w:tblStyle w:val="Table"/>
         <w:tblW w:type="pct" w:w="5000"/>
-        <w:jc w:val="left"/>
         <w:tblLayout w:type="fixed"/>
         <w:tblLook w:firstRow="1" w:lastRow="0" w:firstColumn="0" w:lastColumn="0" w:noHBand="0" w:noVBand="0" w:val="0020"/>
       </w:tblPr>
@@ -2857,7 +2746,6 @@
           <w:p>
             <w:pPr>
               <w:pStyle w:val="Compact"/>
-              <w:jc w:val="left"/>
             </w:pPr>
             <w:r>
               <w:t xml:space="preserve">Medio</w:t>
@@ -2869,7 +2757,6 @@
           <w:p>
             <w:pPr>
               <w:pStyle w:val="Compact"/>
-              <w:jc w:val="left"/>
             </w:pPr>
             <w:r>
               <w:t xml:space="preserve">Cómo transporta un bit</w:t>
@@ -2881,7 +2768,6 @@
           <w:p>
             <w:pPr>
               <w:pStyle w:val="Compact"/>
-              <w:jc w:val="left"/>
             </w:pPr>
             <w:r>
               <w:t xml:space="preserve">Quién lo modula</w:t>
@@ -2895,7 +2781,6 @@
           <w:p>
             <w:pPr>
               <w:pStyle w:val="Compact"/>
-              <w:jc w:val="left"/>
             </w:pPr>
             <w:r>
               <w:t xml:space="preserve">Cobre</w:t>
@@ -2907,7 +2792,6 @@
           <w:p>
             <w:pPr>
               <w:pStyle w:val="Compact"/>
-              <w:jc w:val="left"/>
             </w:pPr>
             <w:r>
               <w:t xml:space="preserve">Cambios de tensión eléctrica en los hilos</w:t>
@@ -2919,7 +2803,6 @@
           <w:p>
             <w:pPr>
               <w:pStyle w:val="Compact"/>
-              <w:jc w:val="left"/>
             </w:pPr>
             <w:r>
               <w:t xml:space="preserve">La tarjeta de red (PHY)</w:t>
@@ -2933,7 +2816,6 @@
           <w:p>
             <w:pPr>
               <w:pStyle w:val="Compact"/>
-              <w:jc w:val="left"/>
             </w:pPr>
             <w:r>
               <w:t xml:space="preserve">Fibra</w:t>
@@ -2945,7 +2827,6 @@
           <w:p>
             <w:pPr>
               <w:pStyle w:val="Compact"/>
-              <w:jc w:val="left"/>
             </w:pPr>
             <w:r>
               <w:t xml:space="preserve">Pulsos de luz encendido/apagado</w:t>
@@ -2957,7 +2838,6 @@
           <w:p>
             <w:pPr>
               <w:pStyle w:val="Compact"/>
-              <w:jc w:val="left"/>
             </w:pPr>
             <w:r>
               <w:t xml:space="preserve">El láser/LED del transceptor</w:t>
@@ -2971,7 +2851,6 @@
           <w:p>
             <w:pPr>
               <w:pStyle w:val="Compact"/>
-              <w:jc w:val="left"/>
             </w:pPr>
             <w:r>
               <w:t xml:space="preserve">Aire</w:t>
@@ -2983,7 +2862,6 @@
           <w:p>
             <w:pPr>
               <w:pStyle w:val="Compact"/>
-              <w:jc w:val="left"/>
             </w:pPr>
             <w:r>
               <w:t xml:space="preserve">Variación de ondas de radio</w:t>
@@ -2995,7 +2873,6 @@
           <w:p>
             <w:pPr>
               <w:pStyle w:val="Compact"/>
-              <w:jc w:val="left"/>
             </w:pPr>
             <w:r>
               <w:t xml:space="preserve">El chip WiFi del router y del cliente</w:t>
@@ -3048,8 +2925,8 @@
         </w:pict>
       </w:r>
     </w:p>
-    <w:bookmarkEnd w:id="48"/>
-    <w:bookmarkStart w:id="49" w:name="mini-chequeo"/>
+    <w:bookmarkEnd w:id="37"/>
+    <w:bookmarkStart w:id="38" w:name="mini-chequeo"/>
     <w:p>
       <w:pPr>
         <w:pStyle w:val="Heading2"/>
@@ -3204,8 +3081,8 @@
         </w:pict>
       </w:r>
     </w:p>
-    <w:bookmarkEnd w:id="49"/>
-    <w:bookmarkStart w:id="50" w:name="resumen-en-3-frases"/>
+    <w:bookmarkEnd w:id="38"/>
+    <w:bookmarkStart w:id="39" w:name="resumen-en-3-frases"/>
     <w:p>
       <w:pPr>
         <w:pStyle w:val="Heading2"/>
@@ -3324,8 +3201,8 @@
         <w:t xml:space="preserve">, y fibra siempre que la distancia o el caudal lo exijan.</w:t>
       </w:r>
     </w:p>
-    <w:bookmarkEnd w:id="50"/>
-    <w:bookmarkStart w:id="52" w:name="vocabulario-rápido"/>
+    <w:bookmarkEnd w:id="39"/>
+    <w:bookmarkStart w:id="41" w:name="vocabulario-rápido"/>
     <w:p>
       <w:pPr>
         <w:pStyle w:val="Heading2"/>
@@ -3338,7 +3215,6 @@
       <w:tblPr>
         <w:tblStyle w:val="Table"/>
         <w:tblW w:type="auto" w:w="0"/>
-        <w:jc w:val="left"/>
         <w:tblLook w:firstRow="1" w:lastRow="0" w:firstColumn="0" w:lastColumn="0" w:noHBand="0" w:noVBand="0" w:val="0020"/>
       </w:tblPr>
       <w:tblGrid>
@@ -3354,7 +3230,6 @@
           <w:p>
             <w:pPr>
               <w:pStyle w:val="Compact"/>
-              <w:jc w:val="left"/>
             </w:pPr>
             <w:r>
               <w:t xml:space="preserve">Término</w:t>
@@ -3366,7 +3241,6 @@
           <w:p>
             <w:pPr>
               <w:pStyle w:val="Compact"/>
-              <w:jc w:val="left"/>
             </w:pPr>
             <w:r>
               <w:t xml:space="preserve">Idea general</w:t>
@@ -3380,7 +3254,6 @@
           <w:p>
             <w:pPr>
               <w:pStyle w:val="Compact"/>
-              <w:jc w:val="left"/>
             </w:pPr>
             <w:r>
               <w:t xml:space="preserve">UTP / STP</w:t>
@@ -3392,7 +3265,6 @@
           <w:p>
             <w:pPr>
               <w:pStyle w:val="Compact"/>
-              <w:jc w:val="left"/>
             </w:pPr>
             <w:r>
               <w:t xml:space="preserve">Cable de cobre sin/con apantallamiento</w:t>
@@ -3406,7 +3278,6 @@
           <w:p>
             <w:pPr>
               <w:pStyle w:val="Compact"/>
-              <w:jc w:val="left"/>
             </w:pPr>
             <w:r>
               <w:t xml:space="preserve">Coaxial</w:t>
@@ -3418,7 +3289,6 @@
           <w:p>
             <w:pPr>
               <w:pStyle w:val="Compact"/>
-              <w:jc w:val="left"/>
             </w:pPr>
             <w:r>
               <w:t xml:space="preserve">Cobre con malla blindada: TV por cable, ISP y CCTV</w:t>
@@ -3432,7 +3302,6 @@
           <w:p>
             <w:pPr>
               <w:pStyle w:val="Compact"/>
-              <w:jc w:val="left"/>
             </w:pPr>
             <w:r>
               <w:t xml:space="preserve">Medio de transmisión</w:t>
@@ -3444,7 +3313,6 @@
           <w:p>
             <w:pPr>
               <w:pStyle w:val="Compact"/>
-              <w:jc w:val="left"/>
             </w:pPr>
             <w:r>
               <w:t xml:space="preserve">El soporte físico por el que viajan los bits</w:t>
@@ -3458,7 +3326,6 @@
           <w:p>
             <w:pPr>
               <w:pStyle w:val="Compact"/>
-              <w:jc w:val="left"/>
             </w:pPr>
             <w:r>
               <w:t xml:space="preserve">Fibra óptica</w:t>
@@ -3470,7 +3337,6 @@
           <w:p>
             <w:pPr>
               <w:pStyle w:val="Compact"/>
-              <w:jc w:val="left"/>
             </w:pPr>
             <w:r>
               <w:t xml:space="preserve">Medio que transmite luz por vidrio/plástico</w:t>
@@ -3484,7 +3350,6 @@
           <w:p>
             <w:pPr>
               <w:pStyle w:val="Compact"/>
-              <w:jc w:val="left"/>
             </w:pPr>
             <w:r>
               <w:t xml:space="preserve">Aire / inalámbrico</w:t>
@@ -3496,7 +3361,6 @@
           <w:p>
             <w:pPr>
               <w:pStyle w:val="Compact"/>
-              <w:jc w:val="left"/>
             </w:pPr>
             <w:r>
               <w:t xml:space="preserve">Ondas electromagnéticas sin conductor</w:t>
@@ -3510,7 +3374,6 @@
           <w:p>
             <w:pPr>
               <w:pStyle w:val="Compact"/>
-              <w:jc w:val="left"/>
             </w:pPr>
             <w:r>
               <w:t xml:space="preserve">100 m</w:t>
@@ -3522,7 +3385,6 @@
           <w:p>
             <w:pPr>
               <w:pStyle w:val="Compact"/>
-              <w:jc w:val="left"/>
             </w:pPr>
             <w:r>
               <w:t xml:space="preserve">Límite práctico del cobre en Ethernet (atenuación)</w:t>
@@ -3548,7 +3410,7 @@
       <w:r>
         <w:t xml:space="preserve"> </w:t>
       </w:r>
-      <w:hyperlink r:id="rId51">
+      <w:hyperlink r:id="rId40">
         <w:r>
           <w:rPr>
             <w:rStyle w:val="Hyperlink"/>
@@ -3575,7 +3437,7 @@
       <w:r>
         <w:t xml:space="preserve"> </w:t>
       </w:r>
-      <w:hyperlink r:id="rId51">
+      <w:hyperlink r:id="rId40">
         <w:r>
           <w:rPr>
             <w:rStyle w:val="Hyperlink"/>
@@ -3602,7 +3464,7 @@
       <w:r>
         <w:t xml:space="preserve"> </w:t>
       </w:r>
-      <w:hyperlink r:id="rId22">
+      <w:hyperlink r:id="rId11">
         <w:r>
           <w:rPr>
             <w:rStyle w:val="Hyperlink"/>
@@ -3611,9 +3473,9 @@
         </w:r>
       </w:hyperlink>
     </w:p>
-    <w:bookmarkEnd w:id="52"/>
-    <w:bookmarkEnd w:id="53"/>
-    <w:bookmarkStart w:id="68" w:name="el-cable-utp"/>
+    <w:bookmarkEnd w:id="41"/>
+    <w:bookmarkEnd w:id="42"/>
+    <w:bookmarkStart w:id="57" w:name="el-cable-utp"/>
     <w:p>
       <w:pPr>
         <w:pStyle w:val="Heading1"/>
@@ -3677,7 +3539,7 @@
         </w:pict>
       </w:r>
     </w:p>
-    <w:bookmarkStart w:id="60" w:name="la-idea-en-una-frase-1"/>
+    <w:bookmarkStart w:id="49" w:name="la-idea-en-una-frase-1"/>
     <w:p>
       <w:pPr>
         <w:pStyle w:val="Heading2"/>
@@ -3750,18 +3612,18 @@
           <wp:inline>
             <wp:extent cx="5334000" cy="3547110"/>
             <wp:effectExtent b="0" l="0" r="0" t="0"/>
-            <wp:docPr descr="Cable Ethernet UTP azul con conector RJ45 en primer plano" title="" id="55" name="Picture"/>
+            <wp:docPr descr="Cable Ethernet UTP azul con conector RJ45 en primer plano" title="" id="44" name="Picture"/>
             <a:graphic>
               <a:graphicData uri="http://schemas.openxmlformats.org/drawingml/2006/picture">
                 <pic:pic>
                   <pic:nvPicPr>
-                    <pic:cNvPr descr="public/photos/u02-cable-utp.jpg" id="56" name="Picture"/>
+                    <pic:cNvPr descr="public/photos/u02-cable-utp.jpg" id="45" name="Picture"/>
                     <pic:cNvPicPr>
                       <a:picLocks noChangeArrowheads="1" noChangeAspect="1"/>
                     </pic:cNvPicPr>
                   </pic:nvPicPr>
                   <pic:blipFill>
-                    <a:blip r:embed="rId54"/>
+                    <a:blip r:embed="rId43"/>
                     <a:stretch>
                       <a:fillRect/>
                     </a:stretch>
@@ -3805,12 +3667,12 @@
           <wp:inline>
             <wp:extent cx="5334000" cy="3336851"/>
             <wp:effectExtent b="0" l="0" r="0" t="0"/>
-            <wp:docPr descr="Anatomía del cable UTP: funda, 4 pares trenzados y sus colores T568B" title="" id="58" name="Picture"/>
+            <wp:docPr descr="Anatomía del cable UTP: funda, 4 pares trenzados y sus colores T568B" title="" id="47" name="Picture"/>
             <a:graphic>
               <a:graphicData uri="http://schemas.openxmlformats.org/drawingml/2006/picture">
                 <pic:pic>
                   <pic:nvPicPr>
-                    <pic:cNvPr descr="public/diagrams/u02-anatomia-utp.svg" id="59" name="Picture"/>
+                    <pic:cNvPr descr="public/diagrams/u02-anatomia-utp.svg" id="48" name="Picture"/>
                     <pic:cNvPicPr>
                       <a:picLocks noChangeArrowheads="1" noChangeAspect="1"/>
                     </pic:cNvPicPr>
@@ -3822,7 +3684,7 @@
                           <a14:useLocalDpi xmlns:a14="http://schemas.microsoft.com/office/drawing/2010/main" val="0"/>
                         </a:ext>
                         <a:ext uri="{96DAC541-7B7A-43D3-8B79-37D633B846F1}">
-                          <asvg:svgBlip xmlns:asvg="http://schemas.microsoft.com/office/drawing/2016/SVG/main" r:embed="rId57"/>
+                          <asvg:svgBlip xmlns:asvg="http://schemas.microsoft.com/office/drawing/2016/SVG/main" r:embed="rId46"/>
                         </a:ext>
                       </a:extLst>
                     </a:blip>
@@ -3867,8 +3729,8 @@
         </w:pict>
       </w:r>
     </w:p>
-    <w:bookmarkEnd w:id="60"/>
-    <w:bookmarkStart w:id="61" w:name="los-8-hilos-y-sus-colores"/>
+    <w:bookmarkEnd w:id="49"/>
+    <w:bookmarkStart w:id="50" w:name="los-8-hilos-y-sus-colores"/>
     <w:p>
       <w:pPr>
         <w:pStyle w:val="Heading2"/>
@@ -3904,13 +3766,7 @@
         <w:t xml:space="preserve"> </w:t>
       </w:r>
       <w:r>
-        <w:t xml:space="preserve">“</w:t>
-      </w:r>
-      <w:r>
-        <w:t xml:space="preserve">blanco/de color</w:t>
-      </w:r>
-      <w:r>
-        <w:t xml:space="preserve">”</w:t>
+        <w:t xml:space="preserve">“blanco/de color”</w:t>
       </w:r>
       <w:r>
         <w:t xml:space="preserve">) y cada par tiene un</w:t>
@@ -3958,7 +3814,7 @@
       <w:r>
         <w:t xml:space="preserve"> </w:t>
       </w:r>
-      <w:hyperlink r:id="rId23">
+      <w:hyperlink r:id="rId12">
         <w:r>
           <w:rPr>
             <w:rStyle w:val="Hyperlink"/>
@@ -3977,7 +3833,6 @@
       <w:tblPr>
         <w:tblStyle w:val="Table"/>
         <w:tblW w:type="auto" w:w="0"/>
-        <w:jc w:val="left"/>
         <w:tblLook w:firstRow="1" w:lastRow="0" w:firstColumn="0" w:lastColumn="0" w:noHBand="0" w:noVBand="0" w:val="0020"/>
       </w:tblPr>
       <w:tblGrid>
@@ -3995,7 +3850,6 @@
           <w:p>
             <w:pPr>
               <w:pStyle w:val="Compact"/>
-              <w:jc w:val="left"/>
             </w:pPr>
             <w:r>
               <w:t xml:space="preserve">Pin</w:t>
@@ -4007,7 +3861,6 @@
           <w:p>
             <w:pPr>
               <w:pStyle w:val="Compact"/>
-              <w:jc w:val="left"/>
             </w:pPr>
             <w:r>
               <w:t xml:space="preserve">Par</w:t>
@@ -4019,7 +3872,6 @@
           <w:p>
             <w:pPr>
               <w:pStyle w:val="Compact"/>
-              <w:jc w:val="left"/>
             </w:pPr>
             <w:r>
               <w:t xml:space="preserve">Color (T568B)</w:t>
@@ -4031,7 +3883,6 @@
           <w:p>
             <w:pPr>
               <w:pStyle w:val="Compact"/>
-              <w:jc w:val="left"/>
             </w:pPr>
             <w:r>
               <w:t xml:space="preserve">Color (T568A)</w:t>
@@ -4045,7 +3896,6 @@
           <w:p>
             <w:pPr>
               <w:pStyle w:val="Compact"/>
-              <w:jc w:val="left"/>
             </w:pPr>
             <w:r>
               <w:t xml:space="preserve">1</w:t>
@@ -4057,7 +3907,6 @@
           <w:p>
             <w:pPr>
               <w:pStyle w:val="Compact"/>
-              <w:jc w:val="left"/>
             </w:pPr>
             <w:r>
               <w:t xml:space="preserve">2</w:t>
@@ -4069,7 +3918,6 @@
           <w:p>
             <w:pPr>
               <w:pStyle w:val="Compact"/>
-              <w:jc w:val="left"/>
             </w:pPr>
             <w:r>
               <w:t xml:space="preserve">Blanco/Naranja</w:t>
@@ -4081,7 +3929,6 @@
           <w:p>
             <w:pPr>
               <w:pStyle w:val="Compact"/>
-              <w:jc w:val="left"/>
             </w:pPr>
             <w:r>
               <w:t xml:space="preserve">Blanco/Verde</w:t>
@@ -4095,7 +3942,6 @@
           <w:p>
             <w:pPr>
               <w:pStyle w:val="Compact"/>
-              <w:jc w:val="left"/>
             </w:pPr>
             <w:r>
               <w:t xml:space="preserve">2</w:t>
@@ -4107,7 +3953,6 @@
           <w:p>
             <w:pPr>
               <w:pStyle w:val="Compact"/>
-              <w:jc w:val="left"/>
             </w:pPr>
             <w:r>
               <w:t xml:space="preserve">2</w:t>
@@ -4119,7 +3964,6 @@
           <w:p>
             <w:pPr>
               <w:pStyle w:val="Compact"/>
-              <w:jc w:val="left"/>
             </w:pPr>
             <w:r>
               <w:t xml:space="preserve">Naranja</w:t>
@@ -4131,7 +3975,6 @@
           <w:p>
             <w:pPr>
               <w:pStyle w:val="Compact"/>
-              <w:jc w:val="left"/>
             </w:pPr>
             <w:r>
               <w:t xml:space="preserve">Verde</w:t>
@@ -4145,7 +3988,6 @@
           <w:p>
             <w:pPr>
               <w:pStyle w:val="Compact"/>
-              <w:jc w:val="left"/>
             </w:pPr>
             <w:r>
               <w:t xml:space="preserve">3</w:t>
@@ -4157,7 +3999,6 @@
           <w:p>
             <w:pPr>
               <w:pStyle w:val="Compact"/>
-              <w:jc w:val="left"/>
             </w:pPr>
             <w:r>
               <w:t xml:space="preserve">3</w:t>
@@ -4169,7 +4010,6 @@
           <w:p>
             <w:pPr>
               <w:pStyle w:val="Compact"/>
-              <w:jc w:val="left"/>
             </w:pPr>
             <w:r>
               <w:t xml:space="preserve">Blanco/Verde</w:t>
@@ -4181,7 +4021,6 @@
           <w:p>
             <w:pPr>
               <w:pStyle w:val="Compact"/>
-              <w:jc w:val="left"/>
             </w:pPr>
             <w:r>
               <w:t xml:space="preserve">Blanco/Naranja</w:t>
@@ -4195,7 +4034,6 @@
           <w:p>
             <w:pPr>
               <w:pStyle w:val="Compact"/>
-              <w:jc w:val="left"/>
             </w:pPr>
             <w:r>
               <w:t xml:space="preserve">4</w:t>
@@ -4207,7 +4045,6 @@
           <w:p>
             <w:pPr>
               <w:pStyle w:val="Compact"/>
-              <w:jc w:val="left"/>
             </w:pPr>
             <w:r>
               <w:t xml:space="preserve">1</w:t>
@@ -4219,7 +4056,6 @@
           <w:p>
             <w:pPr>
               <w:pStyle w:val="Compact"/>
-              <w:jc w:val="left"/>
             </w:pPr>
             <w:r>
               <w:t xml:space="preserve">Azul</w:t>
@@ -4231,7 +4067,6 @@
           <w:p>
             <w:pPr>
               <w:pStyle w:val="Compact"/>
-              <w:jc w:val="left"/>
             </w:pPr>
             <w:r>
               <w:t xml:space="preserve">Azul</w:t>
@@ -4245,7 +4080,6 @@
           <w:p>
             <w:pPr>
               <w:pStyle w:val="Compact"/>
-              <w:jc w:val="left"/>
             </w:pPr>
             <w:r>
               <w:t xml:space="preserve">5</w:t>
@@ -4257,7 +4091,6 @@
           <w:p>
             <w:pPr>
               <w:pStyle w:val="Compact"/>
-              <w:jc w:val="left"/>
             </w:pPr>
             <w:r>
               <w:t xml:space="preserve">1</w:t>
@@ -4269,7 +4102,6 @@
           <w:p>
             <w:pPr>
               <w:pStyle w:val="Compact"/>
-              <w:jc w:val="left"/>
             </w:pPr>
             <w:r>
               <w:t xml:space="preserve">Blanco/Azul</w:t>
@@ -4281,7 +4113,6 @@
           <w:p>
             <w:pPr>
               <w:pStyle w:val="Compact"/>
-              <w:jc w:val="left"/>
             </w:pPr>
             <w:r>
               <w:t xml:space="preserve">Blanco/Azul</w:t>
@@ -4295,7 +4126,6 @@
           <w:p>
             <w:pPr>
               <w:pStyle w:val="Compact"/>
-              <w:jc w:val="left"/>
             </w:pPr>
             <w:r>
               <w:t xml:space="preserve">6</w:t>
@@ -4307,7 +4137,6 @@
           <w:p>
             <w:pPr>
               <w:pStyle w:val="Compact"/>
-              <w:jc w:val="left"/>
             </w:pPr>
             <w:r>
               <w:t xml:space="preserve">3</w:t>
@@ -4319,7 +4148,6 @@
           <w:p>
             <w:pPr>
               <w:pStyle w:val="Compact"/>
-              <w:jc w:val="left"/>
             </w:pPr>
             <w:r>
               <w:t xml:space="preserve">Verde</w:t>
@@ -4331,7 +4159,6 @@
           <w:p>
             <w:pPr>
               <w:pStyle w:val="Compact"/>
-              <w:jc w:val="left"/>
             </w:pPr>
             <w:r>
               <w:t xml:space="preserve">Naranja</w:t>
@@ -4345,7 +4172,6 @@
           <w:p>
             <w:pPr>
               <w:pStyle w:val="Compact"/>
-              <w:jc w:val="left"/>
             </w:pPr>
             <w:r>
               <w:t xml:space="preserve">7</w:t>
@@ -4357,7 +4183,6 @@
           <w:p>
             <w:pPr>
               <w:pStyle w:val="Compact"/>
-              <w:jc w:val="left"/>
             </w:pPr>
             <w:r>
               <w:t xml:space="preserve">4</w:t>
@@ -4369,7 +4194,6 @@
           <w:p>
             <w:pPr>
               <w:pStyle w:val="Compact"/>
-              <w:jc w:val="left"/>
             </w:pPr>
             <w:r>
               <w:t xml:space="preserve">Blanco/Marrón</w:t>
@@ -4381,7 +4205,6 @@
           <w:p>
             <w:pPr>
               <w:pStyle w:val="Compact"/>
-              <w:jc w:val="left"/>
             </w:pPr>
             <w:r>
               <w:t xml:space="preserve">Blanco/Marrón</w:t>
@@ -4395,7 +4218,6 @@
           <w:p>
             <w:pPr>
               <w:pStyle w:val="Compact"/>
-              <w:jc w:val="left"/>
             </w:pPr>
             <w:r>
               <w:t xml:space="preserve">8</w:t>
@@ -4407,7 +4229,6 @@
           <w:p>
             <w:pPr>
               <w:pStyle w:val="Compact"/>
-              <w:jc w:val="left"/>
             </w:pPr>
             <w:r>
               <w:t xml:space="preserve">4</w:t>
@@ -4419,7 +4240,6 @@
           <w:p>
             <w:pPr>
               <w:pStyle w:val="Compact"/>
-              <w:jc w:val="left"/>
             </w:pPr>
             <w:r>
               <w:t xml:space="preserve">Marrón</w:t>
@@ -4431,7 +4251,6 @@
           <w:p>
             <w:pPr>
               <w:pStyle w:val="Compact"/>
-              <w:jc w:val="left"/>
             </w:pPr>
             <w:r>
               <w:t xml:space="preserve">Marrón</w:t>
@@ -4504,13 +4323,7 @@
         <w:t xml:space="preserve"> </w:t>
       </w:r>
       <w:r>
-        <w:t xml:space="preserve">“</w:t>
-      </w:r>
-      <w:r>
-        <w:t xml:space="preserve">salta</w:t>
-      </w:r>
-      <w:r>
-        <w:t xml:space="preserve">”</w:t>
+        <w:t xml:space="preserve">“salta”</w:t>
       </w:r>
       <w:r>
         <w:t xml:space="preserve"> </w:t>
@@ -4526,8 +4339,8 @@
         </w:pict>
       </w:r>
     </w:p>
-    <w:bookmarkEnd w:id="61"/>
-    <w:bookmarkStart w:id="62" w:name="por-qué-se-trenzan-los-pares"/>
+    <w:bookmarkEnd w:id="50"/>
+    <w:bookmarkStart w:id="51" w:name="por-qué-se-trenzan-los-pares"/>
     <w:p>
       <w:pPr>
         <w:pStyle w:val="Heading2"/>
@@ -4578,13 +4391,7 @@
         <w:t xml:space="preserve"> </w:t>
       </w:r>
       <w:r>
-        <w:t xml:space="preserve">“</w:t>
-      </w:r>
-      <w:r>
-        <w:t xml:space="preserve">ruido en modo común</w:t>
-      </w:r>
-      <w:r>
-        <w:t xml:space="preserve">”</w:t>
+        <w:t xml:space="preserve">“ruido en modo común”</w:t>
       </w:r>
       <w:r>
         <w:t xml:space="preserve">.</w:t>
@@ -4627,13 +4434,7 @@
         <w:t xml:space="preserve"> </w:t>
       </w:r>
       <w:r>
-        <w:t xml:space="preserve">“</w:t>
-      </w:r>
-      <w:r>
-        <w:t xml:space="preserve">acopla</w:t>
-      </w:r>
-      <w:r>
-        <w:t xml:space="preserve">”</w:t>
+        <w:t xml:space="preserve">“acopla”</w:t>
       </w:r>
       <w:r>
         <w:t xml:space="preserve"> </w:t>
@@ -4673,8 +4474,8 @@
         </w:pict>
       </w:r>
     </w:p>
-    <w:bookmarkEnd w:id="62"/>
-    <w:bookmarkStart w:id="63" w:name="categorías-cat5e-cat6-cat6a-cat7-cat8"/>
+    <w:bookmarkEnd w:id="51"/>
+    <w:bookmarkStart w:id="52" w:name="categorías-cat5e-cat6-cat6a-cat7-cat8"/>
     <w:p>
       <w:pPr>
         <w:pStyle w:val="Heading2"/>
@@ -4711,7 +4512,6 @@
       <w:tblPr>
         <w:tblStyle w:val="Table"/>
         <w:tblW w:type="pct" w:w="5000"/>
-        <w:jc w:val="left"/>
         <w:tblLayout w:type="fixed"/>
         <w:tblLook w:firstRow="1" w:lastRow="0" w:firstColumn="0" w:lastColumn="0" w:noHBand="0" w:noVBand="0" w:val="0020"/>
       </w:tblPr>
@@ -4731,7 +4531,6 @@
           <w:p>
             <w:pPr>
               <w:pStyle w:val="Compact"/>
-              <w:jc w:val="left"/>
             </w:pPr>
             <w:r>
               <w:t xml:space="preserve">Categoría</w:t>
@@ -4743,7 +4542,6 @@
           <w:p>
             <w:pPr>
               <w:pStyle w:val="Compact"/>
-              <w:jc w:val="left"/>
             </w:pPr>
             <w:r>
               <w:t xml:space="preserve">Frecuencia máx</w:t>
@@ -4755,7 +4553,6 @@
           <w:p>
             <w:pPr>
               <w:pStyle w:val="Compact"/>
-              <w:jc w:val="left"/>
             </w:pPr>
             <w:r>
               <w:t xml:space="preserve">Velocidad máx</w:t>
@@ -4767,7 +4564,6 @@
           <w:p>
             <w:pPr>
               <w:pStyle w:val="Compact"/>
-              <w:jc w:val="left"/>
             </w:pPr>
             <w:r>
               <w:t xml:space="preserve">Distancia</w:t>
@@ -4779,7 +4575,6 @@
           <w:p>
             <w:pPr>
               <w:pStyle w:val="Compact"/>
-              <w:jc w:val="left"/>
             </w:pPr>
             <w:r>
               <w:t xml:space="preserve">Uso típico</w:t>
@@ -4793,7 +4588,6 @@
           <w:p>
             <w:pPr>
               <w:pStyle w:val="Compact"/>
-              <w:jc w:val="left"/>
             </w:pPr>
             <w:r>
               <w:rPr>
@@ -4809,7 +4603,6 @@
           <w:p>
             <w:pPr>
               <w:pStyle w:val="Compact"/>
-              <w:jc w:val="left"/>
             </w:pPr>
             <w:r>
               <w:t xml:space="preserve">100 MHz</w:t>
@@ -4821,7 +4614,6 @@
           <w:p>
             <w:pPr>
               <w:pStyle w:val="Compact"/>
-              <w:jc w:val="left"/>
             </w:pPr>
             <w:r>
               <w:t xml:space="preserve">1 Gbps</w:t>
@@ -4833,7 +4625,6 @@
           <w:p>
             <w:pPr>
               <w:pStyle w:val="Compact"/>
-              <w:jc w:val="left"/>
             </w:pPr>
             <w:r>
               <w:t xml:space="preserve">100 m</w:t>
@@ -4845,7 +4636,6 @@
           <w:p>
             <w:pPr>
               <w:pStyle w:val="Compact"/>
-              <w:jc w:val="left"/>
             </w:pPr>
             <w:r>
               <w:t xml:space="preserve">Oficinas antiguas, aún funcional</w:t>
@@ -4859,7 +4649,6 @@
           <w:p>
             <w:pPr>
               <w:pStyle w:val="Compact"/>
-              <w:jc w:val="left"/>
             </w:pPr>
             <w:r>
               <w:rPr>
@@ -4875,7 +4664,6 @@
           <w:p>
             <w:pPr>
               <w:pStyle w:val="Compact"/>
-              <w:jc w:val="left"/>
             </w:pPr>
             <w:r>
               <w:t xml:space="preserve">250 MHz</w:t>
@@ -4887,7 +4675,6 @@
           <w:p>
             <w:pPr>
               <w:pStyle w:val="Compact"/>
-              <w:jc w:val="left"/>
             </w:pPr>
             <w:r>
               <w:t xml:space="preserve">1 Gbps (10 Gbps hasta 55 m)</w:t>
@@ -4899,7 +4686,6 @@
           <w:p>
             <w:pPr>
               <w:pStyle w:val="Compact"/>
-              <w:jc w:val="left"/>
             </w:pPr>
             <w:r>
               <w:t xml:space="preserve">100 m</w:t>
@@ -4911,7 +4697,6 @@
           <w:p>
             <w:pPr>
               <w:pStyle w:val="Compact"/>
-              <w:jc w:val="left"/>
             </w:pPr>
             <w:r>
               <w:t xml:space="preserve">Estándar actual en oficinas</w:t>
@@ -4925,7 +4710,6 @@
           <w:p>
             <w:pPr>
               <w:pStyle w:val="Compact"/>
-              <w:jc w:val="left"/>
             </w:pPr>
             <w:r>
               <w:rPr>
@@ -4941,7 +4725,6 @@
           <w:p>
             <w:pPr>
               <w:pStyle w:val="Compact"/>
-              <w:jc w:val="left"/>
             </w:pPr>
             <w:r>
               <w:t xml:space="preserve">500 MHz</w:t>
@@ -4953,7 +4736,6 @@
           <w:p>
             <w:pPr>
               <w:pStyle w:val="Compact"/>
-              <w:jc w:val="left"/>
             </w:pPr>
             <w:r>
               <w:t xml:space="preserve">10 Gbps</w:t>
@@ -4965,7 +4747,6 @@
           <w:p>
             <w:pPr>
               <w:pStyle w:val="Compact"/>
-              <w:jc w:val="left"/>
             </w:pPr>
             <w:r>
               <w:t xml:space="preserve">100 m</w:t>
@@ -4977,7 +4758,6 @@
           <w:p>
             <w:pPr>
               <w:pStyle w:val="Compact"/>
-              <w:jc w:val="left"/>
             </w:pPr>
             <w:r>
               <w:t xml:space="preserve">Datacenters, redes de alta velocidad</w:t>
@@ -4991,7 +4771,6 @@
           <w:p>
             <w:pPr>
               <w:pStyle w:val="Compact"/>
-              <w:jc w:val="left"/>
             </w:pPr>
             <w:r>
               <w:rPr>
@@ -5007,7 +4786,6 @@
           <w:p>
             <w:pPr>
               <w:pStyle w:val="Compact"/>
-              <w:jc w:val="left"/>
             </w:pPr>
             <w:r>
               <w:t xml:space="preserve">600 MHz</w:t>
@@ -5019,7 +4797,6 @@
           <w:p>
             <w:pPr>
               <w:pStyle w:val="Compact"/>
-              <w:jc w:val="left"/>
             </w:pPr>
             <w:r>
               <w:t xml:space="preserve">10 Gbps</w:t>
@@ -5031,7 +4808,6 @@
           <w:p>
             <w:pPr>
               <w:pStyle w:val="Compact"/>
-              <w:jc w:val="left"/>
             </w:pPr>
             <w:r>
               <w:t xml:space="preserve">100 m</w:t>
@@ -5043,7 +4819,6 @@
           <w:p>
             <w:pPr>
               <w:pStyle w:val="Compact"/>
-              <w:jc w:val="left"/>
             </w:pPr>
             <w:r>
               <w:t xml:space="preserve">Entornos con alta interferencia (STP)</w:t>
@@ -5057,7 +4832,6 @@
           <w:p>
             <w:pPr>
               <w:pStyle w:val="Compact"/>
-              <w:jc w:val="left"/>
             </w:pPr>
             <w:r>
               <w:rPr>
@@ -5073,7 +4847,6 @@
           <w:p>
             <w:pPr>
               <w:pStyle w:val="Compact"/>
-              <w:jc w:val="left"/>
             </w:pPr>
             <w:r>
               <w:t xml:space="preserve">2000 MHz</w:t>
@@ -5085,7 +4858,6 @@
           <w:p>
             <w:pPr>
               <w:pStyle w:val="Compact"/>
-              <w:jc w:val="left"/>
             </w:pPr>
             <w:r>
               <w:t xml:space="preserve">25-40 Gbps</w:t>
@@ -5097,7 +4869,6 @@
           <w:p>
             <w:pPr>
               <w:pStyle w:val="Compact"/>
-              <w:jc w:val="left"/>
             </w:pPr>
             <w:r>
               <w:t xml:space="preserve">30 m</w:t>
@@ -5109,7 +4880,6 @@
           <w:p>
             <w:pPr>
               <w:pStyle w:val="Compact"/>
-              <w:jc w:val="left"/>
             </w:pPr>
             <w:r>
               <w:t xml:space="preserve">Datacenters, cortas distancias</w:t>
@@ -5171,8 +4941,8 @@
         </w:pict>
       </w:r>
     </w:p>
-    <w:bookmarkEnd w:id="63"/>
-    <w:bookmarkStart w:id="64" w:name="cat5e-cat6-qué-compro"/>
+    <w:bookmarkEnd w:id="52"/>
+    <w:bookmarkStart w:id="53" w:name="cat5e-cat6-qué-compro"/>
     <w:p>
       <w:pPr>
         <w:pStyle w:val="Heading2"/>
@@ -5308,7 +5078,7 @@
       <w:r>
         <w:t xml:space="preserve"> </w:t>
       </w:r>
-      <w:hyperlink r:id="rId25">
+      <w:hyperlink r:id="rId14">
         <w:r>
           <w:rPr>
             <w:rStyle w:val="Hyperlink"/>
@@ -5346,7 +5116,7 @@
       <w:r>
         <w:t xml:space="preserve"> </w:t>
       </w:r>
-      <w:hyperlink r:id="rId24">
+      <w:hyperlink r:id="rId13">
         <w:r>
           <w:rPr>
             <w:rStyle w:val="Hyperlink"/>
@@ -5365,8 +5135,8 @@
         </w:pict>
       </w:r>
     </w:p>
-    <w:bookmarkEnd w:id="64"/>
-    <w:bookmarkStart w:id="65" w:name="mini-chequeo-1"/>
+    <w:bookmarkEnd w:id="53"/>
+    <w:bookmarkStart w:id="54" w:name="mini-chequeo-1"/>
     <w:p>
       <w:pPr>
         <w:pStyle w:val="Heading2"/>
@@ -5505,8 +5275,8 @@
         </w:pict>
       </w:r>
     </w:p>
-    <w:bookmarkEnd w:id="65"/>
-    <w:bookmarkStart w:id="66" w:name="resumen-en-3-frases-1"/>
+    <w:bookmarkEnd w:id="54"/>
+    <w:bookmarkStart w:id="55" w:name="resumen-en-3-frases-1"/>
     <w:p>
       <w:pPr>
         <w:pStyle w:val="Heading2"/>
@@ -5596,8 +5366,8 @@
         <w:t xml:space="preserve">(Cat5e → Cat8) marca la velocidad y distancia máximas; para 10 Gbps a 100 m hace falta Cat6a.</w:t>
       </w:r>
     </w:p>
-    <w:bookmarkEnd w:id="66"/>
-    <w:bookmarkStart w:id="67" w:name="vocabulario-rápido-1"/>
+    <w:bookmarkEnd w:id="55"/>
+    <w:bookmarkStart w:id="56" w:name="vocabulario-rápido-1"/>
     <w:p>
       <w:pPr>
         <w:pStyle w:val="Heading2"/>
@@ -5610,7 +5380,6 @@
       <w:tblPr>
         <w:tblStyle w:val="Table"/>
         <w:tblW w:type="pct" w:w="5000"/>
-        <w:jc w:val="left"/>
         <w:tblLayout w:type="fixed"/>
         <w:tblLook w:firstRow="1" w:lastRow="0" w:firstColumn="0" w:lastColumn="0" w:noHBand="0" w:noVBand="0" w:val="0020"/>
       </w:tblPr>
@@ -5627,7 +5396,6 @@
           <w:p>
             <w:pPr>
               <w:pStyle w:val="Compact"/>
-              <w:jc w:val="left"/>
             </w:pPr>
             <w:r>
               <w:t xml:space="preserve">Término</w:t>
@@ -5639,7 +5407,6 @@
           <w:p>
             <w:pPr>
               <w:pStyle w:val="Compact"/>
-              <w:jc w:val="left"/>
             </w:pPr>
             <w:r>
               <w:t xml:space="preserve">Idea general</w:t>
@@ -5653,7 +5420,6 @@
           <w:p>
             <w:pPr>
               <w:pStyle w:val="Compact"/>
-              <w:jc w:val="left"/>
             </w:pPr>
             <w:r>
               <w:t xml:space="preserve">UTP</w:t>
@@ -5665,7 +5431,6 @@
           <w:p>
             <w:pPr>
               <w:pStyle w:val="Compact"/>
-              <w:jc w:val="left"/>
             </w:pPr>
             <w:r>
               <w:t xml:space="preserve">Par trenzado sin apantallar</w:t>
@@ -5679,7 +5444,6 @@
           <w:p>
             <w:pPr>
               <w:pStyle w:val="Compact"/>
-              <w:jc w:val="left"/>
             </w:pPr>
             <w:r>
               <w:t xml:space="preserve">Par cancelativo</w:t>
@@ -5691,7 +5455,6 @@
           <w:p>
             <w:pPr>
               <w:pStyle w:val="Compact"/>
-              <w:jc w:val="left"/>
             </w:pPr>
             <w:r>
               <w:t xml:space="preserve">Pareja de hilos que transmite la señal y su inversa</w:t>
@@ -5705,7 +5468,6 @@
           <w:p>
             <w:pPr>
               <w:pStyle w:val="Compact"/>
-              <w:jc w:val="left"/>
             </w:pPr>
             <w:r>
               <w:t xml:space="preserve">Diafonía (crosstalk)</w:t>
@@ -5717,7 +5479,6 @@
           <w:p>
             <w:pPr>
               <w:pStyle w:val="Compact"/>
-              <w:jc w:val="left"/>
             </w:pPr>
             <w:r>
               <w:t xml:space="preserve">Interferencia de un par sobre otro adyacente</w:t>
@@ -5731,7 +5492,6 @@
           <w:p>
             <w:pPr>
               <w:pStyle w:val="Compact"/>
-              <w:jc w:val="left"/>
             </w:pPr>
             <w:r>
               <w:t xml:space="preserve">Paso de trenzado</w:t>
@@ -5743,7 +5503,6 @@
           <w:p>
             <w:pPr>
               <w:pStyle w:val="Compact"/>
-              <w:jc w:val="left"/>
             </w:pPr>
             <w:r>
               <w:t xml:space="preserve">Número de vueltas por metro, distinto en cada par</w:t>
@@ -5757,7 +5516,6 @@
           <w:p>
             <w:pPr>
               <w:pStyle w:val="Compact"/>
-              <w:jc w:val="left"/>
             </w:pPr>
             <w:r>
               <w:t xml:space="preserve">Categoría</w:t>
@@ -5769,7 +5527,6 @@
           <w:p>
             <w:pPr>
               <w:pStyle w:val="Compact"/>
-              <w:jc w:val="left"/>
             </w:pPr>
             <w:r>
               <w:t xml:space="preserve">Especificación de frecuencia y velocidad del cable</w:t>
@@ -5795,7 +5552,7 @@
       <w:r>
         <w:t xml:space="preserve"> </w:t>
       </w:r>
-      <w:hyperlink r:id="rId51">
+      <w:hyperlink r:id="rId40">
         <w:r>
           <w:rPr>
             <w:rStyle w:val="Hyperlink"/>
@@ -5822,7 +5579,7 @@
       <w:r>
         <w:t xml:space="preserve"> </w:t>
       </w:r>
-      <w:hyperlink r:id="rId21">
+      <w:hyperlink r:id="rId10">
         <w:r>
           <w:rPr>
             <w:rStyle w:val="Hyperlink"/>
@@ -5849,7 +5606,7 @@
       <w:r>
         <w:t xml:space="preserve"> </w:t>
       </w:r>
-      <w:hyperlink r:id="rId23">
+      <w:hyperlink r:id="rId12">
         <w:r>
           <w:rPr>
             <w:rStyle w:val="Hyperlink"/>
@@ -5858,9 +5615,9 @@
         </w:r>
       </w:hyperlink>
     </w:p>
-    <w:bookmarkEnd w:id="67"/>
-    <w:bookmarkEnd w:id="68"/>
-    <w:bookmarkStart w:id="81" w:name="directo-cruzado-y-consola"/>
+    <w:bookmarkEnd w:id="56"/>
+    <w:bookmarkEnd w:id="57"/>
+    <w:bookmarkStart w:id="70" w:name="directo-cruzado-y-consola"/>
     <w:p>
       <w:pPr>
         <w:pStyle w:val="Heading1"/>
@@ -5924,7 +5681,7 @@
         </w:pict>
       </w:r>
     </w:p>
-    <w:bookmarkStart w:id="69" w:name="la-idea-en-una-frase-2"/>
+    <w:bookmarkStart w:id="58" w:name="la-idea-en-una-frase-2"/>
     <w:p>
       <w:pPr>
         <w:pStyle w:val="Heading2"/>
@@ -5999,7 +5756,7 @@
       <w:r>
         <w:t xml:space="preserve"> </w:t>
       </w:r>
-      <w:hyperlink r:id="rId22">
+      <w:hyperlink r:id="rId11">
         <w:r>
           <w:rPr>
             <w:rStyle w:val="Hyperlink"/>
@@ -6021,8 +5778,8 @@
         </w:pict>
       </w:r>
     </w:p>
-    <w:bookmarkEnd w:id="69"/>
-    <w:bookmarkStart w:id="73" w:name="las-dos-normas-t568a-y-t568b"/>
+    <w:bookmarkEnd w:id="58"/>
+    <w:bookmarkStart w:id="62" w:name="las-dos-normas-t568a-y-t568b"/>
     <w:p>
       <w:pPr>
         <w:pStyle w:val="Heading2"/>
@@ -6043,7 +5800,6 @@
       <w:tblPr>
         <w:tblStyle w:val="Table"/>
         <w:tblW w:type="auto" w:w="0"/>
-        <w:jc w:val="left"/>
         <w:tblLook w:firstRow="1" w:lastRow="0" w:firstColumn="0" w:lastColumn="0" w:noHBand="0" w:noVBand="0" w:val="0020"/>
       </w:tblPr>
       <w:tblGrid>
@@ -6060,7 +5816,6 @@
           <w:p>
             <w:pPr>
               <w:pStyle w:val="Compact"/>
-              <w:jc w:val="left"/>
             </w:pPr>
             <w:r>
               <w:t xml:space="preserve">Pin</w:t>
@@ -6072,7 +5827,6 @@
           <w:p>
             <w:pPr>
               <w:pStyle w:val="Compact"/>
-              <w:jc w:val="left"/>
             </w:pPr>
             <w:r>
               <w:t xml:space="preserve">T568A</w:t>
@@ -6084,7 +5838,6 @@
           <w:p>
             <w:pPr>
               <w:pStyle w:val="Compact"/>
-              <w:jc w:val="left"/>
             </w:pPr>
             <w:r>
               <w:t xml:space="preserve">T568B</w:t>
@@ -6098,7 +5851,6 @@
           <w:p>
             <w:pPr>
               <w:pStyle w:val="Compact"/>
-              <w:jc w:val="left"/>
             </w:pPr>
             <w:r>
               <w:t xml:space="preserve">1</w:t>
@@ -6110,7 +5862,6 @@
           <w:p>
             <w:pPr>
               <w:pStyle w:val="Compact"/>
-              <w:jc w:val="left"/>
             </w:pPr>
             <w:r>
               <w:t xml:space="preserve">Blanco/Verde</w:t>
@@ -6122,7 +5873,6 @@
           <w:p>
             <w:pPr>
               <w:pStyle w:val="Compact"/>
-              <w:jc w:val="left"/>
             </w:pPr>
             <w:r>
               <w:t xml:space="preserve">Blanco/Naranja</w:t>
@@ -6136,7 +5886,6 @@
           <w:p>
             <w:pPr>
               <w:pStyle w:val="Compact"/>
-              <w:jc w:val="left"/>
             </w:pPr>
             <w:r>
               <w:t xml:space="preserve">2</w:t>
@@ -6148,7 +5897,6 @@
           <w:p>
             <w:pPr>
               <w:pStyle w:val="Compact"/>
-              <w:jc w:val="left"/>
             </w:pPr>
             <w:r>
               <w:t xml:space="preserve">Verde</w:t>
@@ -6160,7 +5908,6 @@
           <w:p>
             <w:pPr>
               <w:pStyle w:val="Compact"/>
-              <w:jc w:val="left"/>
             </w:pPr>
             <w:r>
               <w:t xml:space="preserve">Naranja</w:t>
@@ -6174,7 +5921,6 @@
           <w:p>
             <w:pPr>
               <w:pStyle w:val="Compact"/>
-              <w:jc w:val="left"/>
             </w:pPr>
             <w:r>
               <w:t xml:space="preserve">3</w:t>
@@ -6186,7 +5932,6 @@
           <w:p>
             <w:pPr>
               <w:pStyle w:val="Compact"/>
-              <w:jc w:val="left"/>
             </w:pPr>
             <w:r>
               <w:t xml:space="preserve">Blanco/Naranja</w:t>
@@ -6198,7 +5943,6 @@
           <w:p>
             <w:pPr>
               <w:pStyle w:val="Compact"/>
-              <w:jc w:val="left"/>
             </w:pPr>
             <w:r>
               <w:t xml:space="preserve">Blanco/Verde</w:t>
@@ -6212,7 +5956,6 @@
           <w:p>
             <w:pPr>
               <w:pStyle w:val="Compact"/>
-              <w:jc w:val="left"/>
             </w:pPr>
             <w:r>
               <w:t xml:space="preserve">4</w:t>
@@ -6224,7 +5967,6 @@
           <w:p>
             <w:pPr>
               <w:pStyle w:val="Compact"/>
-              <w:jc w:val="left"/>
             </w:pPr>
             <w:r>
               <w:t xml:space="preserve">Azul</w:t>
@@ -6236,7 +5978,6 @@
           <w:p>
             <w:pPr>
               <w:pStyle w:val="Compact"/>
-              <w:jc w:val="left"/>
             </w:pPr>
             <w:r>
               <w:t xml:space="preserve">Azul</w:t>
@@ -6250,7 +5991,6 @@
           <w:p>
             <w:pPr>
               <w:pStyle w:val="Compact"/>
-              <w:jc w:val="left"/>
             </w:pPr>
             <w:r>
               <w:t xml:space="preserve">5</w:t>
@@ -6262,7 +6002,6 @@
           <w:p>
             <w:pPr>
               <w:pStyle w:val="Compact"/>
-              <w:jc w:val="left"/>
             </w:pPr>
             <w:r>
               <w:t xml:space="preserve">Blanco/Azul</w:t>
@@ -6274,7 +6013,6 @@
           <w:p>
             <w:pPr>
               <w:pStyle w:val="Compact"/>
-              <w:jc w:val="left"/>
             </w:pPr>
             <w:r>
               <w:t xml:space="preserve">Blanco/Azul</w:t>
@@ -6288,7 +6026,6 @@
           <w:p>
             <w:pPr>
               <w:pStyle w:val="Compact"/>
-              <w:jc w:val="left"/>
             </w:pPr>
             <w:r>
               <w:t xml:space="preserve">6</w:t>
@@ -6300,7 +6037,6 @@
           <w:p>
             <w:pPr>
               <w:pStyle w:val="Compact"/>
-              <w:jc w:val="left"/>
             </w:pPr>
             <w:r>
               <w:t xml:space="preserve">Naranja</w:t>
@@ -6312,7 +6048,6 @@
           <w:p>
             <w:pPr>
               <w:pStyle w:val="Compact"/>
-              <w:jc w:val="left"/>
             </w:pPr>
             <w:r>
               <w:t xml:space="preserve">Verde</w:t>
@@ -6326,7 +6061,6 @@
           <w:p>
             <w:pPr>
               <w:pStyle w:val="Compact"/>
-              <w:jc w:val="left"/>
             </w:pPr>
             <w:r>
               <w:t xml:space="preserve">7</w:t>
@@ -6338,7 +6072,6 @@
           <w:p>
             <w:pPr>
               <w:pStyle w:val="Compact"/>
-              <w:jc w:val="left"/>
             </w:pPr>
             <w:r>
               <w:t xml:space="preserve">Blanco/Marrón</w:t>
@@ -6350,7 +6083,6 @@
           <w:p>
             <w:pPr>
               <w:pStyle w:val="Compact"/>
-              <w:jc w:val="left"/>
             </w:pPr>
             <w:r>
               <w:t xml:space="preserve">Blanco/Marrón</w:t>
@@ -6364,7 +6096,6 @@
           <w:p>
             <w:pPr>
               <w:pStyle w:val="Compact"/>
-              <w:jc w:val="left"/>
             </w:pPr>
             <w:r>
               <w:t xml:space="preserve">8</w:t>
@@ -6376,7 +6107,6 @@
           <w:p>
             <w:pPr>
               <w:pStyle w:val="Compact"/>
-              <w:jc w:val="left"/>
             </w:pPr>
             <w:r>
               <w:t xml:space="preserve">Marrón</w:t>
@@ -6388,7 +6118,6 @@
           <w:p>
             <w:pPr>
               <w:pStyle w:val="Compact"/>
-              <w:jc w:val="left"/>
             </w:pPr>
             <w:r>
               <w:t xml:space="preserve">Marrón</w:t>
@@ -6446,21 +6175,7 @@
           <w:i/>
           <w:iCs/>
         </w:rPr>
-        <w:t xml:space="preserve">“</w:t>
-      </w:r>
-      <w:r>
-        <w:rPr>
-          <w:i/>
-          <w:iCs/>
-        </w:rPr>
-        <w:t xml:space="preserve">BlancoNaranja, Naranja, BlancoVerde, Azul, BlancoAzul, Verde, BlancoMarrón, Marrón</w:t>
-      </w:r>
-      <w:r>
-        <w:rPr>
-          <w:i/>
-          <w:iCs/>
-        </w:rPr>
-        <w:t xml:space="preserve">”</w:t>
+        <w:t xml:space="preserve">“BlancoNaranja, Naranja, BlancoVerde, Azul, BlancoAzul, Verde, BlancoMarrón, Marrón”</w:t>
       </w:r>
       <w:r>
         <w:t xml:space="preserve">. Con el clip del RJ45 hacia abajo y los contactos mirando hacia ti, el hilo 1 queda a la izquierda.</w:t>
@@ -6475,12 +6190,12 @@
           <wp:inline>
             <wp:extent cx="5334000" cy="3247813"/>
             <wp:effectExtent b="0" l="0" r="0" t="0"/>
-            <wp:docPr descr="Pinout T568B: orden de los 8 hilos en el conector RJ45" title="" id="71" name="Picture"/>
+            <wp:docPr descr="Pinout T568B: orden de los 8 hilos en el conector RJ45" title="" id="60" name="Picture"/>
             <a:graphic>
               <a:graphicData uri="http://schemas.openxmlformats.org/drawingml/2006/picture">
                 <pic:pic>
                   <pic:nvPicPr>
-                    <pic:cNvPr descr="public/diagrams/u02-pinout-t568.svg" id="72" name="Picture"/>
+                    <pic:cNvPr descr="public/diagrams/u02-pinout-t568.svg" id="61" name="Picture"/>
                     <pic:cNvPicPr>
                       <a:picLocks noChangeArrowheads="1" noChangeAspect="1"/>
                     </pic:cNvPicPr>
@@ -6492,7 +6207,7 @@
                           <a14:useLocalDpi xmlns:a14="http://schemas.microsoft.com/office/drawing/2010/main" val="0"/>
                         </a:ext>
                         <a:ext uri="{96DAC541-7B7A-43D3-8B79-37D633B846F1}">
-                          <asvg:svgBlip xmlns:asvg="http://schemas.microsoft.com/office/drawing/2016/SVG/main" r:embed="rId70"/>
+                          <asvg:svgBlip xmlns:asvg="http://schemas.microsoft.com/office/drawing/2016/SVG/main" r:embed="rId59"/>
                         </a:ext>
                       </a:extLst>
                     </a:blip>
@@ -6537,8 +6252,8 @@
         </w:pict>
       </w:r>
     </w:p>
-    <w:bookmarkEnd w:id="73"/>
-    <w:bookmarkStart w:id="74" w:name="cable-directo-straight-through"/>
+    <w:bookmarkEnd w:id="62"/>
+    <w:bookmarkStart w:id="63" w:name="cable-directo-straight-through"/>
     <w:p>
       <w:pPr>
         <w:pStyle w:val="Heading2"/>
@@ -6581,13 +6296,7 @@
         <w:t xml:space="preserve"> </w:t>
       </w:r>
       <w:r>
-        <w:t xml:space="preserve">“</w:t>
-      </w:r>
-      <w:r>
-        <w:t xml:space="preserve">iguales entre sí</w:t>
-      </w:r>
-      <w:r>
-        <w:t xml:space="preserve">”</w:t>
+        <w:t xml:space="preserve">“iguales entre sí”</w:t>
       </w:r>
       <w:r>
         <w:t xml:space="preserve">:</w:t>
@@ -6597,7 +6306,6 @@
       <w:tblPr>
         <w:tblStyle w:val="Table"/>
         <w:tblW w:type="auto" w:w="0"/>
-        <w:jc w:val="left"/>
         <w:tblLook w:firstRow="1" w:lastRow="0" w:firstColumn="0" w:lastColumn="0" w:noHBand="0" w:noVBand="0" w:val="0020"/>
       </w:tblPr>
       <w:tblGrid>
@@ -6613,7 +6321,6 @@
           <w:p>
             <w:pPr>
               <w:pStyle w:val="Compact"/>
-              <w:jc w:val="left"/>
             </w:pPr>
             <w:r>
               <w:t xml:space="preserve">Cable directo conecta</w:t>
@@ -6625,7 +6332,6 @@
           <w:p>
             <w:pPr>
               <w:pStyle w:val="Compact"/>
-              <w:jc w:val="left"/>
             </w:pPr>
             <w:r>
               <w:t xml:space="preserve">Ejemplo</w:t>
@@ -6639,7 +6345,6 @@
           <w:p>
             <w:pPr>
               <w:pStyle w:val="Compact"/>
-              <w:jc w:val="left"/>
             </w:pPr>
             <w:r>
               <w:t xml:space="preserve">PC ↔ Switch</w:t>
@@ -6651,7 +6356,6 @@
           <w:p>
             <w:pPr>
               <w:pStyle w:val="Compact"/>
-              <w:jc w:val="left"/>
             </w:pPr>
             <w:r>
               <w:t xml:space="preserve">El caso más común del mundo</w:t>
@@ -6665,7 +6369,6 @@
           <w:p>
             <w:pPr>
               <w:pStyle w:val="Compact"/>
-              <w:jc w:val="left"/>
             </w:pPr>
             <w:r>
               <w:t xml:space="preserve">Router ↔ Switch</w:t>
@@ -6677,7 +6380,6 @@
           <w:p>
             <w:pPr>
               <w:pStyle w:val="Compact"/>
-              <w:jc w:val="left"/>
             </w:pPr>
             <w:r>
               <w:t xml:space="preserve">Enlace a la red</w:t>
@@ -6691,7 +6393,6 @@
           <w:p>
             <w:pPr>
               <w:pStyle w:val="Compact"/>
-              <w:jc w:val="left"/>
             </w:pPr>
             <w:r>
               <w:t xml:space="preserve">PC ↔ Hub</w:t>
@@ -6703,7 +6404,6 @@
           <w:p>
             <w:pPr>
               <w:pStyle w:val="Compact"/>
-              <w:jc w:val="left"/>
             </w:pPr>
             <w:r>
               <w:t xml:space="preserve">Hub antiguo (mismo comportamiento que switch para esto)</w:t>
@@ -6727,8 +6427,8 @@
         </w:pict>
       </w:r>
     </w:p>
-    <w:bookmarkEnd w:id="74"/>
-    <w:bookmarkStart w:id="75" w:name="cable-cruzado-crossover"/>
+    <w:bookmarkEnd w:id="63"/>
+    <w:bookmarkStart w:id="64" w:name="cable-cruzado-crossover"/>
     <w:p>
       <w:pPr>
         <w:pStyle w:val="Heading2"/>
@@ -6769,7 +6469,6 @@
       <w:tblPr>
         <w:tblStyle w:val="Table"/>
         <w:tblW w:type="pct" w:w="5000"/>
-        <w:jc w:val="left"/>
         <w:tblLayout w:type="fixed"/>
         <w:tblLook w:firstRow="1" w:lastRow="0" w:firstColumn="0" w:lastColumn="0" w:noHBand="0" w:noVBand="0" w:val="0020"/>
       </w:tblPr>
@@ -6786,7 +6485,6 @@
           <w:p>
             <w:pPr>
               <w:pStyle w:val="Compact"/>
-              <w:jc w:val="left"/>
             </w:pPr>
             <w:r>
               <w:t xml:space="preserve">Cable cruzado conecta</w:t>
@@ -6798,7 +6496,6 @@
           <w:p>
             <w:pPr>
               <w:pStyle w:val="Compact"/>
-              <w:jc w:val="left"/>
             </w:pPr>
             <w:r>
               <w:t xml:space="preserve">Ejemplo</w:t>
@@ -6812,7 +6509,6 @@
           <w:p>
             <w:pPr>
               <w:pStyle w:val="Compact"/>
-              <w:jc w:val="left"/>
             </w:pPr>
             <w:r>
               <w:t xml:space="preserve">PC ↔ PC</w:t>
@@ -6824,7 +6520,6 @@
           <w:p>
             <w:pPr>
               <w:pStyle w:val="Compact"/>
-              <w:jc w:val="left"/>
             </w:pPr>
             <w:r>
               <w:t xml:space="preserve">Comunicación directa entre dos equipos</w:t>
@@ -6838,7 +6533,6 @@
           <w:p>
             <w:pPr>
               <w:pStyle w:val="Compact"/>
-              <w:jc w:val="left"/>
             </w:pPr>
             <w:r>
               <w:t xml:space="preserve">Switch ↔ Switch</w:t>
@@ -6850,7 +6544,6 @@
           <w:p>
             <w:pPr>
               <w:pStyle w:val="Compact"/>
-              <w:jc w:val="left"/>
             </w:pPr>
             <w:r>
               <w:t xml:space="preserve">Unir dos switches sin uplink automático</w:t>
@@ -6864,7 +6557,6 @@
           <w:p>
             <w:pPr>
               <w:pStyle w:val="Compact"/>
-              <w:jc w:val="left"/>
             </w:pPr>
             <w:r>
               <w:t xml:space="preserve">Router ↔ Router</w:t>
@@ -6876,7 +6568,6 @@
           <w:p>
             <w:pPr>
               <w:pStyle w:val="Compact"/>
-              <w:jc w:val="left"/>
             </w:pPr>
             <w:r>
               <w:t xml:space="preserve">Enlace directo entre routers</w:t>
@@ -6890,7 +6581,6 @@
           <w:p>
             <w:pPr>
               <w:pStyle w:val="Compact"/>
-              <w:jc w:val="left"/>
             </w:pPr>
             <w:r>
               <w:t xml:space="preserve">PC ↔ Router</w:t>
@@ -6902,7 +6592,6 @@
           <w:p>
             <w:pPr>
               <w:pStyle w:val="Compact"/>
-              <w:jc w:val="left"/>
             </w:pPr>
             <w:r>
               <w:t xml:space="preserve">Router con puerto Ethernet sin Auto MDI-X (caso clásico de examen)</w:t>
@@ -6922,13 +6611,7 @@
         <w:t xml:space="preserve"> </w:t>
       </w:r>
       <w:r>
-        <w:t xml:space="preserve">“</w:t>
-      </w:r>
-      <w:r>
-        <w:t xml:space="preserve">distintos</w:t>
-      </w:r>
-      <w:r>
-        <w:t xml:space="preserve">”</w:t>
+        <w:t xml:space="preserve">“distintos”</w:t>
       </w:r>
       <w:r>
         <w:t xml:space="preserve">, pero los dos transmiten por los mismos pines, así que necesitan cruzado (el mismo razonamiento que con dos switches).</w:t>
@@ -6981,8 +6664,8 @@
         </w:pict>
       </w:r>
     </w:p>
-    <w:bookmarkEnd w:id="75"/>
-    <w:bookmarkStart w:id="76" w:name="cable-de-consola-rollover"/>
+    <w:bookmarkEnd w:id="64"/>
+    <w:bookmarkStart w:id="65" w:name="cable-de-consola-rollover"/>
     <w:p>
       <w:pPr>
         <w:pStyle w:val="Heading2"/>
@@ -7112,8 +6795,8 @@
         </w:pict>
       </w:r>
     </w:p>
-    <w:bookmarkEnd w:id="76"/>
-    <w:bookmarkStart w:id="77" w:name="resumen-rápido-de-los-tres-cables"/>
+    <w:bookmarkEnd w:id="65"/>
+    <w:bookmarkStart w:id="66" w:name="resumen-rápido-de-los-tres-cables"/>
     <w:p>
       <w:pPr>
         <w:pStyle w:val="Heading2"/>
@@ -7126,7 +6809,6 @@
       <w:tblPr>
         <w:tblStyle w:val="Table"/>
         <w:tblW w:type="pct" w:w="5000"/>
-        <w:jc w:val="left"/>
         <w:tblLayout w:type="fixed"/>
         <w:tblLook w:firstRow="1" w:lastRow="0" w:firstColumn="0" w:lastColumn="0" w:noHBand="0" w:noVBand="0" w:val="0020"/>
       </w:tblPr>
@@ -7145,7 +6827,6 @@
           <w:p>
             <w:pPr>
               <w:pStyle w:val="Compact"/>
-              <w:jc w:val="left"/>
             </w:pPr>
             <w:r>
               <w:t xml:space="preserve">Tipo</w:t>
@@ -7157,7 +6838,6 @@
           <w:p>
             <w:pPr>
               <w:pStyle w:val="Compact"/>
-              <w:jc w:val="left"/>
             </w:pPr>
             <w:r>
               <w:t xml:space="preserve">Extremo A</w:t>
@@ -7169,7 +6849,6 @@
           <w:p>
             <w:pPr>
               <w:pStyle w:val="Compact"/>
-              <w:jc w:val="left"/>
             </w:pPr>
             <w:r>
               <w:t xml:space="preserve">Extremo B</w:t>
@@ -7181,7 +6860,6 @@
           <w:p>
             <w:pPr>
               <w:pStyle w:val="Compact"/>
-              <w:jc w:val="left"/>
             </w:pPr>
             <w:r>
               <w:t xml:space="preserve">Conecta</w:t>
@@ -7195,7 +6873,6 @@
           <w:p>
             <w:pPr>
               <w:pStyle w:val="Compact"/>
-              <w:jc w:val="left"/>
             </w:pPr>
             <w:r>
               <w:rPr>
@@ -7211,7 +6888,6 @@
           <w:p>
             <w:pPr>
               <w:pStyle w:val="Compact"/>
-              <w:jc w:val="left"/>
             </w:pPr>
             <w:r>
               <w:t xml:space="preserve">T568B</w:t>
@@ -7223,7 +6899,6 @@
           <w:p>
             <w:pPr>
               <w:pStyle w:val="Compact"/>
-              <w:jc w:val="left"/>
             </w:pPr>
             <w:r>
               <w:t xml:space="preserve">T568B</w:t>
@@ -7235,7 +6910,6 @@
           <w:p>
             <w:pPr>
               <w:pStyle w:val="Compact"/>
-              <w:jc w:val="left"/>
             </w:pPr>
             <w:r>
               <w:t xml:space="preserve">PC ↔ Switch, Router ↔ Switch</w:t>
@@ -7249,7 +6923,6 @@
           <w:p>
             <w:pPr>
               <w:pStyle w:val="Compact"/>
-              <w:jc w:val="left"/>
             </w:pPr>
             <w:r>
               <w:rPr>
@@ -7265,7 +6938,6 @@
           <w:p>
             <w:pPr>
               <w:pStyle w:val="Compact"/>
-              <w:jc w:val="left"/>
             </w:pPr>
             <w:r>
               <w:t xml:space="preserve">T568A</w:t>
@@ -7277,7 +6949,6 @@
           <w:p>
             <w:pPr>
               <w:pStyle w:val="Compact"/>
-              <w:jc w:val="left"/>
             </w:pPr>
             <w:r>
               <w:t xml:space="preserve">T568B</w:t>
@@ -7289,7 +6960,6 @@
           <w:p>
             <w:pPr>
               <w:pStyle w:val="Compact"/>
-              <w:jc w:val="left"/>
             </w:pPr>
             <w:r>
               <w:t xml:space="preserve">PC ↔ PC, Switch ↔ Switch, Router ↔ Router, PC ↔ Router</w:t>
@@ -7303,7 +6973,6 @@
           <w:p>
             <w:pPr>
               <w:pStyle w:val="Compact"/>
-              <w:jc w:val="left"/>
             </w:pPr>
             <w:r>
               <w:rPr>
@@ -7319,7 +6988,6 @@
           <w:p>
             <w:pPr>
               <w:pStyle w:val="Compact"/>
-              <w:jc w:val="left"/>
             </w:pPr>
             <w:r>
               <w:t xml:space="preserve">Rollover (1→8)</w:t>
@@ -7331,7 +6999,6 @@
           <w:p>
             <w:pPr>
               <w:pStyle w:val="Compact"/>
-              <w:jc w:val="left"/>
             </w:pPr>
             <w:r>
               <w:t xml:space="preserve">Rollover (8→1)</w:t>
@@ -7343,7 +7010,6 @@
           <w:p>
             <w:pPr>
               <w:pStyle w:val="Compact"/>
-              <w:jc w:val="left"/>
             </w:pPr>
             <w:r>
               <w:t xml:space="preserve">PC ↔ Consola de switch/router</w:t>
@@ -7379,13 +7045,7 @@
         <w:t xml:space="preserve"> </w:t>
       </w:r>
       <w:r>
-        <w:t xml:space="preserve">“</w:t>
-      </w:r>
-      <w:r>
-        <w:t xml:space="preserve">no funciona</w:t>
-      </w:r>
-      <w:r>
-        <w:t xml:space="preserve">”</w:t>
+        <w:t xml:space="preserve">“no funciona”</w:t>
       </w:r>
       <w:r>
         <w:t xml:space="preserve">. La respuesta no es</w:t>
@@ -7394,13 +7054,7 @@
         <w:t xml:space="preserve"> </w:t>
       </w:r>
       <w:r>
-        <w:t xml:space="preserve">“</w:t>
-      </w:r>
-      <w:r>
-        <w:t xml:space="preserve">el cable está mal</w:t>
-      </w:r>
-      <w:r>
-        <w:t xml:space="preserve">”</w:t>
+        <w:t xml:space="preserve">“el cable está mal”</w:t>
       </w:r>
       <w:r>
         <w:t xml:space="preserve"> </w:t>
@@ -7432,8 +7086,8 @@
         </w:pict>
       </w:r>
     </w:p>
-    <w:bookmarkEnd w:id="77"/>
-    <w:bookmarkStart w:id="78" w:name="mini-chequeo-2"/>
+    <w:bookmarkEnd w:id="66"/>
+    <w:bookmarkStart w:id="67" w:name="mini-chequeo-2"/>
     <w:p>
       <w:pPr>
         <w:pStyle w:val="Heading2"/>
@@ -7600,8 +7254,8 @@
         </w:pict>
       </w:r>
     </w:p>
-    <w:bookmarkEnd w:id="78"/>
-    <w:bookmarkStart w:id="79" w:name="resumen-en-3-frases-2"/>
+    <w:bookmarkEnd w:id="67"/>
+    <w:bookmarkStart w:id="68" w:name="resumen-en-3-frases-2"/>
     <w:p>
       <w:pPr>
         <w:pStyle w:val="Heading2"/>
@@ -7701,8 +7355,8 @@
         <w:t xml:space="preserve">(pines invertidos) es el cable de consola para configurar switches y routers Cisco desde el PC.</w:t>
       </w:r>
     </w:p>
-    <w:bookmarkEnd w:id="79"/>
-    <w:bookmarkStart w:id="80" w:name="vocabulario-rápido-2"/>
+    <w:bookmarkEnd w:id="68"/>
+    <w:bookmarkStart w:id="69" w:name="vocabulario-rápido-2"/>
     <w:p>
       <w:pPr>
         <w:pStyle w:val="Heading2"/>
@@ -7715,7 +7369,6 @@
       <w:tblPr>
         <w:tblStyle w:val="Table"/>
         <w:tblW w:type="pct" w:w="5000"/>
-        <w:jc w:val="left"/>
         <w:tblLayout w:type="fixed"/>
         <w:tblLook w:firstRow="1" w:lastRow="0" w:firstColumn="0" w:lastColumn="0" w:noHBand="0" w:noVBand="0" w:val="0020"/>
       </w:tblPr>
@@ -7732,7 +7385,6 @@
           <w:p>
             <w:pPr>
               <w:pStyle w:val="Compact"/>
-              <w:jc w:val="left"/>
             </w:pPr>
             <w:r>
               <w:t xml:space="preserve">Término</w:t>
@@ -7744,7 +7396,6 @@
           <w:p>
             <w:pPr>
               <w:pStyle w:val="Compact"/>
-              <w:jc w:val="left"/>
             </w:pPr>
             <w:r>
               <w:t xml:space="preserve">Idea general</w:t>
@@ -7758,7 +7409,6 @@
           <w:p>
             <w:pPr>
               <w:pStyle w:val="Compact"/>
-              <w:jc w:val="left"/>
             </w:pPr>
             <w:r>
               <w:t xml:space="preserve">Pinout</w:t>
@@ -7770,7 +7420,6 @@
           <w:p>
             <w:pPr>
               <w:pStyle w:val="Compact"/>
-              <w:jc w:val="left"/>
             </w:pPr>
             <w:r>
               <w:t xml:space="preserve">Asignación de cada hilo a cada pin del conector</w:t>
@@ -7784,7 +7433,6 @@
           <w:p>
             <w:pPr>
               <w:pStyle w:val="Compact"/>
-              <w:jc w:val="left"/>
             </w:pPr>
             <w:r>
               <w:t xml:space="preserve">T568A / T568B</w:t>
@@ -7796,7 +7444,6 @@
           <w:p>
             <w:pPr>
               <w:pStyle w:val="Compact"/>
-              <w:jc w:val="left"/>
             </w:pPr>
             <w:r>
               <w:t xml:space="preserve">Normas de orden de hilos (difieren en pares 2 y 3)</w:t>
@@ -7810,7 +7457,6 @@
           <w:p>
             <w:pPr>
               <w:pStyle w:val="Compact"/>
-              <w:jc w:val="left"/>
             </w:pPr>
             <w:r>
               <w:t xml:space="preserve">Straight-through</w:t>
@@ -7822,7 +7468,6 @@
           <w:p>
             <w:pPr>
               <w:pStyle w:val="Compact"/>
-              <w:jc w:val="left"/>
             </w:pPr>
             <w:r>
               <w:t xml:space="preserve">Cable directo, misma norma a ambos lados</w:t>
@@ -7836,7 +7481,6 @@
           <w:p>
             <w:pPr>
               <w:pStyle w:val="Compact"/>
-              <w:jc w:val="left"/>
             </w:pPr>
             <w:r>
               <w:t xml:space="preserve">Crossover</w:t>
@@ -7848,7 +7492,6 @@
           <w:p>
             <w:pPr>
               <w:pStyle w:val="Compact"/>
-              <w:jc w:val="left"/>
             </w:pPr>
             <w:r>
               <w:t xml:space="preserve">Cable cruzado, pares 2-3 intercambiados</w:t>
@@ -7862,7 +7505,6 @@
           <w:p>
             <w:pPr>
               <w:pStyle w:val="Compact"/>
-              <w:jc w:val="left"/>
             </w:pPr>
             <w:r>
               <w:t xml:space="preserve">Rollover</w:t>
@@ -7874,7 +7516,6 @@
           <w:p>
             <w:pPr>
               <w:pStyle w:val="Compact"/>
-              <w:jc w:val="left"/>
             </w:pPr>
             <w:r>
               <w:t xml:space="preserve">Cable de consola con todos los pines invertidos</w:t>
@@ -7888,7 +7529,6 @@
           <w:p>
             <w:pPr>
               <w:pStyle w:val="Compact"/>
-              <w:jc w:val="left"/>
             </w:pPr>
             <w:r>
               <w:t xml:space="preserve">Auto MDI-X</w:t>
@@ -7900,7 +7540,6 @@
           <w:p>
             <w:pPr>
               <w:pStyle w:val="Compact"/>
-              <w:jc w:val="left"/>
             </w:pPr>
             <w:r>
               <w:t xml:space="preserve">Detección automática del tipo de cable en puertos modernos</w:t>
@@ -7926,7 +7565,7 @@
       <w:r>
         <w:t xml:space="preserve"> </w:t>
       </w:r>
-      <w:hyperlink r:id="rId51">
+      <w:hyperlink r:id="rId40">
         <w:r>
           <w:rPr>
             <w:rStyle w:val="Hyperlink"/>
@@ -7953,7 +7592,7 @@
       <w:r>
         <w:t xml:space="preserve"> </w:t>
       </w:r>
-      <w:hyperlink r:id="rId22">
+      <w:hyperlink r:id="rId11">
         <w:r>
           <w:rPr>
             <w:rStyle w:val="Hyperlink"/>
@@ -7980,7 +7619,7 @@
       <w:r>
         <w:t xml:space="preserve"> </w:t>
       </w:r>
-      <w:hyperlink r:id="rId24">
+      <w:hyperlink r:id="rId13">
         <w:r>
           <w:rPr>
             <w:rStyle w:val="Hyperlink"/>
@@ -7989,9 +7628,9 @@
         </w:r>
       </w:hyperlink>
     </w:p>
-    <w:bookmarkEnd w:id="80"/>
-    <w:bookmarkEnd w:id="81"/>
-    <w:bookmarkStart w:id="97" w:name="crimpado-y-comprobación"/>
+    <w:bookmarkEnd w:id="69"/>
+    <w:bookmarkEnd w:id="70"/>
+    <w:bookmarkStart w:id="86" w:name="crimpado-y-comprobación"/>
     <w:p>
       <w:pPr>
         <w:pStyle w:val="Heading1"/>
@@ -8055,7 +7694,7 @@
         </w:pict>
       </w:r>
     </w:p>
-    <w:bookmarkStart w:id="82" w:name="la-idea-en-una-frase-3"/>
+    <w:bookmarkStart w:id="71" w:name="la-idea-en-una-frase-3"/>
     <w:p>
       <w:pPr>
         <w:pStyle w:val="Heading2"/>
@@ -8111,7 +7750,7 @@
       <w:r>
         <w:t xml:space="preserve"> </w:t>
       </w:r>
-      <w:hyperlink r:id="rId23">
+      <w:hyperlink r:id="rId12">
         <w:r>
           <w:rPr>
             <w:rStyle w:val="Hyperlink"/>
@@ -8133,8 +7772,8 @@
         </w:pict>
       </w:r>
     </w:p>
-    <w:bookmarkEnd w:id="82"/>
-    <w:bookmarkStart w:id="86" w:name="material-necesario"/>
+    <w:bookmarkEnd w:id="71"/>
+    <w:bookmarkStart w:id="75" w:name="material-necesario"/>
     <w:p>
       <w:pPr>
         <w:pStyle w:val="Heading2"/>
@@ -8286,18 +7925,18 @@
           <wp:inline>
             <wp:extent cx="5334000" cy="3556000"/>
             <wp:effectExtent b="0" l="0" r="0" t="0"/>
-            <wp:docPr descr="Conector RJ45 sobre el cable: la pieza que vas a crimpar" title="" id="84" name="Picture"/>
+            <wp:docPr descr="Conector RJ45 sobre el cable: la pieza que vas a crimpar" title="" id="73" name="Picture"/>
             <a:graphic>
               <a:graphicData uri="http://schemas.openxmlformats.org/drawingml/2006/picture">
                 <pic:pic>
                   <pic:nvPicPr>
-                    <pic:cNvPr descr="public/photos/u02-rj45.jpg" id="85" name="Picture"/>
+                    <pic:cNvPr descr="public/photos/u02-rj45.jpg" id="74" name="Picture"/>
                     <pic:cNvPicPr>
                       <a:picLocks noChangeArrowheads="1" noChangeAspect="1"/>
                     </pic:cNvPicPr>
                   </pic:nvPicPr>
                   <pic:blipFill>
-                    <a:blip r:embed="rId83"/>
+                    <a:blip r:embed="rId72"/>
                     <a:stretch>
                       <a:fillRect/>
                     </a:stretch>
@@ -8339,8 +7978,8 @@
         </w:pict>
       </w:r>
     </w:p>
-    <w:bookmarkEnd w:id="86"/>
-    <w:bookmarkStart w:id="90" w:name="el-crimpado-paso-a-paso-norma-t568b"/>
+    <w:bookmarkEnd w:id="75"/>
+    <w:bookmarkStart w:id="79" w:name="el-crimpado-paso-a-paso-norma-t568b"/>
     <w:p>
       <w:pPr>
         <w:pStyle w:val="Heading2"/>
@@ -8441,13 +8080,7 @@
         <w:t xml:space="preserve"> </w:t>
       </w:r>
       <w:r>
-        <w:t xml:space="preserve">“</w:t>
-      </w:r>
-      <w:r>
-        <w:t xml:space="preserve">arregles</w:t>
-      </w:r>
-      <w:r>
-        <w:t xml:space="preserve">”</w:t>
+        <w:t xml:space="preserve">“arregles”</w:t>
       </w:r>
       <w:r>
         <w:t xml:space="preserve"> </w:t>
@@ -8635,12 +8268,12 @@
           <wp:inline>
             <wp:extent cx="5334000" cy="3472690"/>
             <wp:effectExtent b="0" l="0" r="0" t="0"/>
-            <wp:docPr descr="Crimpado paso a paso (T568B): pelar, ordenar, cortar, insertar, crimpar y comprobar" title="" id="88" name="Picture"/>
+            <wp:docPr descr="Crimpado paso a paso (T568B): pelar, ordenar, cortar, insertar, crimpar y comprobar" title="" id="77" name="Picture"/>
             <a:graphic>
               <a:graphicData uri="http://schemas.openxmlformats.org/drawingml/2006/picture">
                 <pic:pic>
                   <pic:nvPicPr>
-                    <pic:cNvPr descr="public/diagrams/u02-crimpado-pasos.svg" id="89" name="Picture"/>
+                    <pic:cNvPr descr="public/diagrams/u02-crimpado-pasos.svg" id="78" name="Picture"/>
                     <pic:cNvPicPr>
                       <a:picLocks noChangeArrowheads="1" noChangeAspect="1"/>
                     </pic:cNvPicPr>
@@ -8652,7 +8285,7 @@
                           <a14:useLocalDpi xmlns:a14="http://schemas.microsoft.com/office/drawing/2010/main" val="0"/>
                         </a:ext>
                         <a:ext uri="{96DAC541-7B7A-43D3-8B79-37D633B846F1}">
-                          <asvg:svgBlip xmlns:asvg="http://schemas.microsoft.com/office/drawing/2016/SVG/main" r:embed="rId87"/>
+                          <asvg:svgBlip xmlns:asvg="http://schemas.microsoft.com/office/drawing/2016/SVG/main" r:embed="rId76"/>
                         </a:ext>
                       </a:extLst>
                     </a:blip>
@@ -8697,8 +8330,8 @@
         </w:pict>
       </w:r>
     </w:p>
-    <w:bookmarkEnd w:id="90"/>
-    <w:bookmarkStart w:id="91" w:name="el-tester-qué-te-dice-con-sus-leds"/>
+    <w:bookmarkEnd w:id="79"/>
+    <w:bookmarkStart w:id="80" w:name="el-tester-qué-te-dice-con-sus-leds"/>
     <w:p>
       <w:pPr>
         <w:pStyle w:val="Heading2"/>
@@ -8735,7 +8368,6 @@
       <w:tblPr>
         <w:tblStyle w:val="Table"/>
         <w:tblW w:type="pct" w:w="5000"/>
-        <w:jc w:val="left"/>
         <w:tblLayout w:type="fixed"/>
         <w:tblLook w:firstRow="1" w:lastRow="0" w:firstColumn="0" w:lastColumn="0" w:noHBand="0" w:noVBand="0" w:val="0020"/>
       </w:tblPr>
@@ -8752,7 +8384,6 @@
           <w:p>
             <w:pPr>
               <w:pStyle w:val="Compact"/>
-              <w:jc w:val="left"/>
             </w:pPr>
             <w:r>
               <w:t xml:space="preserve">Qué ves en el tester</w:t>
@@ -8764,7 +8395,6 @@
           <w:p>
             <w:pPr>
               <w:pStyle w:val="Compact"/>
-              <w:jc w:val="left"/>
             </w:pPr>
             <w:r>
               <w:t xml:space="preserve">Significado</w:t>
@@ -8778,7 +8408,6 @@
           <w:p>
             <w:pPr>
               <w:pStyle w:val="Compact"/>
-              <w:jc w:val="left"/>
             </w:pPr>
             <w:r>
               <w:t xml:space="preserve">LEDs 1-8 en orden en ambos lados</w:t>
@@ -8790,7 +8419,6 @@
           <w:p>
             <w:pPr>
               <w:pStyle w:val="Compact"/>
-              <w:jc w:val="left"/>
             </w:pPr>
             <w:r>
               <w:t xml:space="preserve">Cable</w:t>
@@ -8814,7 +8442,6 @@
           <w:p>
             <w:pPr>
               <w:pStyle w:val="Compact"/>
-              <w:jc w:val="left"/>
             </w:pPr>
             <w:r>
               <w:t xml:space="preserve">Un LED de un pin no enciende (en uno o ambos lados)</w:t>
@@ -8826,7 +8453,6 @@
           <w:p>
             <w:pPr>
               <w:pStyle w:val="Compact"/>
-              <w:jc w:val="left"/>
             </w:pPr>
             <w:r>
               <w:rPr>
@@ -8850,7 +8476,6 @@
           <w:p>
             <w:pPr>
               <w:pStyle w:val="Compact"/>
-              <w:jc w:val="left"/>
             </w:pPr>
             <w:r>
               <w:t xml:space="preserve">LEDs de dos pines intercambiados (ej. 1 y 2 cruzados)</w:t>
@@ -8862,7 +8487,6 @@
           <w:p>
             <w:pPr>
               <w:pStyle w:val="Compact"/>
-              <w:jc w:val="left"/>
             </w:pPr>
             <w:r>
               <w:rPr>
@@ -8880,7 +8504,6 @@
           <w:p>
             <w:pPr>
               <w:pStyle w:val="Compact"/>
-              <w:jc w:val="left"/>
             </w:pPr>
             <w:r>
               <w:t xml:space="preserve">Orden raro en los LEDs (en testers con detección de split)</w:t>
@@ -8892,7 +8515,6 @@
           <w:p>
             <w:pPr>
               <w:pStyle w:val="Compact"/>
-              <w:jc w:val="left"/>
             </w:pPr>
             <w:r>
               <w:rPr>
@@ -8913,7 +8535,6 @@
           <w:p>
             <w:pPr>
               <w:pStyle w:val="Compact"/>
-              <w:jc w:val="left"/>
             </w:pPr>
             <w:r>
               <w:t xml:space="preserve">LEDs 1-8 en orden pero en el lateral destino el orden es 8-1</w:t>
@@ -8925,7 +8546,6 @@
           <w:p>
             <w:pPr>
               <w:pStyle w:val="Compact"/>
-              <w:jc w:val="left"/>
             </w:pPr>
             <w:r>
               <w:rPr>
@@ -8949,7 +8569,6 @@
           <w:p>
             <w:pPr>
               <w:pStyle w:val="Compact"/>
-              <w:jc w:val="left"/>
             </w:pPr>
             <w:r>
               <w:t xml:space="preserve">LEDs 1-6 pero no 7-8</w:t>
@@ -8961,7 +8580,6 @@
           <w:p>
             <w:pPr>
               <w:pStyle w:val="Compact"/>
-              <w:jc w:val="left"/>
             </w:pPr>
             <w:r>
               <w:t xml:space="preserve">Solo 3 pares conectados:</w:t>
@@ -9009,7 +8627,7 @@
       <w:r>
         <w:t xml:space="preserve"> </w:t>
       </w:r>
-      <w:hyperlink r:id="rId26">
+      <w:hyperlink r:id="rId15">
         <w:r>
           <w:rPr>
             <w:rStyle w:val="Hyperlink"/>
@@ -9028,8 +8646,8 @@
         </w:pict>
       </w:r>
     </w:p>
-    <w:bookmarkEnd w:id="91"/>
-    <w:bookmarkStart w:id="92" w:name="X8bbc762308db20c6ee5873f0c6214c5d25e867c"/>
+    <w:bookmarkEnd w:id="80"/>
+    <w:bookmarkStart w:id="81" w:name="X8bbc762308db20c6ee5873f0c6214c5d25e867c"/>
     <w:p>
       <w:pPr>
         <w:pStyle w:val="Heading2"/>
@@ -9169,13 +8787,7 @@
         <w:t xml:space="preserve"> </w:t>
       </w:r>
       <w:r>
-        <w:t xml:space="preserve">“</w:t>
-      </w:r>
-      <w:r>
-        <w:t xml:space="preserve">funciona a 100 en vez de a 1000</w:t>
-      </w:r>
-      <w:r>
-        <w:t xml:space="preserve">”</w:t>
+        <w:t xml:space="preserve">“funciona a 100 en vez de a 1000”</w:t>
       </w:r>
       <w:r>
         <w:t xml:space="preserve">, sospecha de pares faltantes (hilos 7-8 muertos) o de un</w:t>
@@ -9201,8 +8813,8 @@
         </w:pict>
       </w:r>
     </w:p>
-    <w:bookmarkEnd w:id="92"/>
-    <w:bookmarkStart w:id="93" w:name="X4dd96a7f67c8ddd72b04952d578bd021e29cccb"/>
+    <w:bookmarkEnd w:id="81"/>
+    <w:bookmarkStart w:id="82" w:name="X4dd96a7f67c8ddd72b04952d578bd021e29cccb"/>
     <w:p>
       <w:pPr>
         <w:pStyle w:val="Heading2"/>
@@ -9385,8 +8997,8 @@
         </w:pict>
       </w:r>
     </w:p>
-    <w:bookmarkEnd w:id="93"/>
-    <w:bookmarkStart w:id="94" w:name="mini-chequeo-3"/>
+    <w:bookmarkEnd w:id="82"/>
+    <w:bookmarkStart w:id="83" w:name="mini-chequeo-3"/>
     <w:p>
       <w:pPr>
         <w:pStyle w:val="Heading2"/>
@@ -9614,8 +9226,8 @@
         </w:pict>
       </w:r>
     </w:p>
-    <w:bookmarkEnd w:id="94"/>
-    <w:bookmarkStart w:id="95" w:name="resumen-en-3-frases-3"/>
+    <w:bookmarkEnd w:id="83"/>
+    <w:bookmarkStart w:id="84" w:name="resumen-en-3-frases-3"/>
     <w:p>
       <w:pPr>
         <w:pStyle w:val="Heading2"/>
@@ -9699,8 +9311,8 @@
         <w:t xml:space="preserve">: el split pair y los problemas de interferencia requieren un ojo entrenado o un certificador.</w:t>
       </w:r>
     </w:p>
-    <w:bookmarkEnd w:id="95"/>
-    <w:bookmarkStart w:id="96" w:name="vocabulario-rápido-3"/>
+    <w:bookmarkEnd w:id="84"/>
+    <w:bookmarkStart w:id="85" w:name="vocabulario-rápido-3"/>
     <w:p>
       <w:pPr>
         <w:pStyle w:val="Heading2"/>
@@ -9713,7 +9325,6 @@
       <w:tblPr>
         <w:tblStyle w:val="Table"/>
         <w:tblW w:type="pct" w:w="5000"/>
-        <w:jc w:val="left"/>
         <w:tblLayout w:type="fixed"/>
         <w:tblLook w:firstRow="1" w:lastRow="0" w:firstColumn="0" w:lastColumn="0" w:noHBand="0" w:noVBand="0" w:val="0020"/>
       </w:tblPr>
@@ -9730,7 +9341,6 @@
           <w:p>
             <w:pPr>
               <w:pStyle w:val="Compact"/>
-              <w:jc w:val="left"/>
             </w:pPr>
             <w:r>
               <w:t xml:space="preserve">Término</w:t>
@@ -9742,7 +9352,6 @@
           <w:p>
             <w:pPr>
               <w:pStyle w:val="Compact"/>
-              <w:jc w:val="left"/>
             </w:pPr>
             <w:r>
               <w:t xml:space="preserve">Idea general</w:t>
@@ -9756,7 +9365,6 @@
           <w:p>
             <w:pPr>
               <w:pStyle w:val="Compact"/>
-              <w:jc w:val="left"/>
             </w:pPr>
             <w:r>
               <w:t xml:space="preserve">Crimpar</w:t>
@@ -9768,7 +9376,6 @@
           <w:p>
             <w:pPr>
               <w:pStyle w:val="Compact"/>
-              <w:jc w:val="left"/>
             </w:pPr>
             <w:r>
               <w:t xml:space="preserve">Fijar los hilos al conector con la crimpadora</w:t>
@@ -9782,7 +9389,6 @@
           <w:p>
             <w:pPr>
               <w:pStyle w:val="Compact"/>
-              <w:jc w:val="left"/>
             </w:pPr>
             <w:r>
               <w:t xml:space="preserve">Tester</w:t>
@@ -9794,7 +9400,6 @@
           <w:p>
             <w:pPr>
               <w:pStyle w:val="Compact"/>
-              <w:jc w:val="left"/>
             </w:pPr>
             <w:r>
               <w:t xml:space="preserve">Comprobador de continuidad y orden de pines</w:t>
@@ -9808,7 +9413,6 @@
           <w:p>
             <w:pPr>
               <w:pStyle w:val="Compact"/>
-              <w:jc w:val="left"/>
             </w:pPr>
             <w:r>
               <w:t xml:space="preserve">Split pair</w:t>
@@ -9820,7 +9424,6 @@
           <w:p>
             <w:pPr>
               <w:pStyle w:val="Compact"/>
-              <w:jc w:val="left"/>
             </w:pPr>
             <w:r>
               <w:t xml:space="preserve">Par que no respeta la pareja cancelativa (error traicionero)</w:t>
@@ -9834,7 +9437,6 @@
           <w:p>
             <w:pPr>
               <w:pStyle w:val="Compact"/>
-              <w:jc w:val="left"/>
             </w:pPr>
             <w:r>
               <w:t xml:space="preserve">Continuidad</w:t>
@@ -9846,7 +9448,6 @@
           <w:p>
             <w:pPr>
               <w:pStyle w:val="Compact"/>
-              <w:jc w:val="left"/>
             </w:pPr>
             <w:r>
               <w:t xml:space="preserve">Que cada pin tenga su hilo conectado de punta a punta</w:t>
@@ -9860,7 +9461,6 @@
           <w:p>
             <w:pPr>
               <w:pStyle w:val="Compact"/>
-              <w:jc w:val="left"/>
             </w:pPr>
             <w:r>
               <w:t xml:space="preserve">Latiguillo</w:t>
@@ -9872,7 +9472,6 @@
           <w:p>
             <w:pPr>
               <w:pStyle w:val="Compact"/>
-              <w:jc w:val="left"/>
             </w:pPr>
             <w:r>
               <w:t xml:space="preserve">Cable terminado con RJ45 en ambos extremos</w:t>
@@ -9898,7 +9497,7 @@
       <w:r>
         <w:t xml:space="preserve"> </w:t>
       </w:r>
-      <w:hyperlink r:id="rId51">
+      <w:hyperlink r:id="rId40">
         <w:r>
           <w:rPr>
             <w:rStyle w:val="Hyperlink"/>
@@ -9925,7 +9524,7 @@
       <w:r>
         <w:t xml:space="preserve"> </w:t>
       </w:r>
-      <w:hyperlink r:id="rId23">
+      <w:hyperlink r:id="rId12">
         <w:r>
           <w:rPr>
             <w:rStyle w:val="Hyperlink"/>
@@ -9952,7 +9551,7 @@
       <w:r>
         <w:t xml:space="preserve"> </w:t>
       </w:r>
-      <w:hyperlink r:id="rId25">
+      <w:hyperlink r:id="rId14">
         <w:r>
           <w:rPr>
             <w:rStyle w:val="Hyperlink"/>
@@ -9961,9 +9560,9 @@
         </w:r>
       </w:hyperlink>
     </w:p>
-    <w:bookmarkEnd w:id="96"/>
-    <w:bookmarkEnd w:id="97"/>
-    <w:bookmarkStart w:id="113" w:name="fibra-óptica"/>
+    <w:bookmarkEnd w:id="85"/>
+    <w:bookmarkEnd w:id="86"/>
+    <w:bookmarkStart w:id="102" w:name="fibra-óptica"/>
     <w:p>
       <w:pPr>
         <w:pStyle w:val="Heading1"/>
@@ -10027,7 +9626,7 @@
         </w:pict>
       </w:r>
     </w:p>
-    <w:bookmarkStart w:id="98" w:name="la-idea-en-una-frase-4"/>
+    <w:bookmarkStart w:id="87" w:name="la-idea-en-una-frase-4"/>
     <w:p>
       <w:pPr>
         <w:pStyle w:val="Heading2"/>
@@ -10086,7 +9685,7 @@
       <w:r>
         <w:t xml:space="preserve"> </w:t>
       </w:r>
-      <w:hyperlink r:id="rId21">
+      <w:hyperlink r:id="rId10">
         <w:r>
           <w:rPr>
             <w:rStyle w:val="Hyperlink"/>
@@ -10104,13 +9703,7 @@
         <w:t xml:space="preserve"> </w:t>
       </w:r>
       <w:r>
-        <w:t xml:space="preserve">“</w:t>
-      </w:r>
-      <w:r>
-        <w:t xml:space="preserve">cara y kilométrica</w:t>
-      </w:r>
-      <w:r>
-        <w:t xml:space="preserve">”</w:t>
+        <w:t xml:space="preserve">“cara y kilométrica”</w:t>
       </w:r>
       <w:r>
         <w:t xml:space="preserve">. Aquí toca el detalle fino: por qué, y cuándo justifica su precio.</w:t>
@@ -10123,8 +9716,8 @@
         </w:pict>
       </w:r>
     </w:p>
-    <w:bookmarkEnd w:id="98"/>
-    <w:bookmarkStart w:id="99" w:name="ventajas-frente-al-cobre"/>
+    <w:bookmarkEnd w:id="87"/>
+    <w:bookmarkStart w:id="88" w:name="ventajas-frente-al-cobre"/>
     <w:p>
       <w:pPr>
         <w:pStyle w:val="Heading2"/>
@@ -10137,7 +9730,6 @@
       <w:tblPr>
         <w:tblStyle w:val="Table"/>
         <w:tblW w:type="pct" w:w="5000"/>
-        <w:jc w:val="left"/>
         <w:tblLayout w:type="fixed"/>
         <w:tblLook w:firstRow="1" w:lastRow="0" w:firstColumn="0" w:lastColumn="0" w:noHBand="0" w:noVBand="0" w:val="0020"/>
       </w:tblPr>
@@ -10154,7 +9746,6 @@
           <w:p>
             <w:pPr>
               <w:pStyle w:val="Compact"/>
-              <w:jc w:val="left"/>
             </w:pPr>
             <w:r>
               <w:t xml:space="preserve">Ventaja</w:t>
@@ -10166,7 +9757,6 @@
           <w:p>
             <w:pPr>
               <w:pStyle w:val="Compact"/>
-              <w:jc w:val="left"/>
             </w:pPr>
             <w:r>
               <w:t xml:space="preserve">Qué significa en la práctica</w:t>
@@ -10180,7 +9770,6 @@
           <w:p>
             <w:pPr>
               <w:pStyle w:val="Compact"/>
-              <w:jc w:val="left"/>
             </w:pPr>
             <w:r>
               <w:rPr>
@@ -10196,7 +9785,6 @@
           <w:p>
             <w:pPr>
               <w:pStyle w:val="Compact"/>
-              <w:jc w:val="left"/>
             </w:pPr>
             <w:r>
               <w:t xml:space="preserve">Hasta 400 Gbps y más; el cobre se queda en 25-40 Gbps (Cat8) y solo a 30 m</w:t>
@@ -10210,7 +9798,6 @@
           <w:p>
             <w:pPr>
               <w:pStyle w:val="Compact"/>
-              <w:jc w:val="left"/>
             </w:pPr>
             <w:r>
               <w:rPr>
@@ -10226,7 +9813,6 @@
           <w:p>
             <w:pPr>
               <w:pStyle w:val="Compact"/>
-              <w:jc w:val="left"/>
             </w:pPr>
             <w:r>
               <w:t xml:space="preserve">Kilómetros sin repetidor; el cobre muere a 100 m</w:t>
@@ -10240,7 +9826,6 @@
           <w:p>
             <w:pPr>
               <w:pStyle w:val="Compact"/>
-              <w:jc w:val="left"/>
             </w:pPr>
             <w:r>
               <w:rPr>
@@ -10256,7 +9841,6 @@
           <w:p>
             <w:pPr>
               <w:pStyle w:val="Compact"/>
-              <w:jc w:val="left"/>
             </w:pPr>
             <w:r>
               <w:t xml:space="preserve">Motores, fluorescentes, rayos: a la luz le da igual</w:t>
@@ -10270,7 +9854,6 @@
           <w:p>
             <w:pPr>
               <w:pStyle w:val="Compact"/>
-              <w:jc w:val="left"/>
             </w:pPr>
             <w:r>
               <w:rPr>
@@ -10286,7 +9869,6 @@
           <w:p>
             <w:pPr>
               <w:pStyle w:val="Compact"/>
-              <w:jc w:val="left"/>
             </w:pPr>
             <w:r>
               <w:t xml:space="preserve">Interceptar un pulso de luz sin ser detectado es muy difícil</w:t>
@@ -10300,7 +9882,6 @@
           <w:p>
             <w:pPr>
               <w:pStyle w:val="Compact"/>
-              <w:jc w:val="left"/>
             </w:pPr>
             <w:r>
               <w:rPr>
@@ -10316,7 +9897,6 @@
           <w:p>
             <w:pPr>
               <w:pStyle w:val="Compact"/>
-              <w:jc w:val="left"/>
             </w:pPr>
             <w:r>
               <w:t xml:space="preserve">Lleva mucha más capacidad en un cable más fino</w:t>
@@ -10353,8 +9933,8 @@
         </w:pict>
       </w:r>
     </w:p>
-    <w:bookmarkEnd w:id="99"/>
-    <w:bookmarkStart w:id="103" w:name="monomodo-smf-vs-multimodo-mmf"/>
+    <w:bookmarkEnd w:id="88"/>
+    <w:bookmarkStart w:id="92" w:name="monomodo-smf-vs-multimodo-mmf"/>
     <w:p>
       <w:pPr>
         <w:pStyle w:val="Heading2"/>
@@ -10375,7 +9955,6 @@
       <w:tblPr>
         <w:tblStyle w:val="Table"/>
         <w:tblW w:type="auto" w:w="0"/>
-        <w:jc w:val="left"/>
         <w:tblLook w:firstRow="1" w:lastRow="0" w:firstColumn="0" w:lastColumn="0" w:noHBand="0" w:noVBand="0" w:val="0020"/>
       </w:tblPr>
       <w:tblGrid>
@@ -10392,7 +9971,6 @@
           <w:p>
             <w:pPr>
               <w:pStyle w:val="Compact"/>
-              <w:jc w:val="left"/>
             </w:pPr>
             <w:r>
               <w:t xml:space="preserve">Característica</w:t>
@@ -10404,7 +9982,6 @@
           <w:p>
             <w:pPr>
               <w:pStyle w:val="Compact"/>
-              <w:jc w:val="left"/>
             </w:pPr>
             <w:r>
               <w:t xml:space="preserve">Monomodo (SMF)</w:t>
@@ -10416,7 +9993,6 @@
           <w:p>
             <w:pPr>
               <w:pStyle w:val="Compact"/>
-              <w:jc w:val="left"/>
             </w:pPr>
             <w:r>
               <w:t xml:space="preserve">Multimodo (MMF)</w:t>
@@ -10430,7 +10006,6 @@
           <w:p>
             <w:pPr>
               <w:pStyle w:val="Compact"/>
-              <w:jc w:val="left"/>
             </w:pPr>
             <w:r>
               <w:t xml:space="preserve">Núcleo</w:t>
@@ -10442,7 +10017,6 @@
           <w:p>
             <w:pPr>
               <w:pStyle w:val="Compact"/>
-              <w:jc w:val="left"/>
             </w:pPr>
             <w:r>
               <w:t xml:space="preserve">9 µm (muy fino)</w:t>
@@ -10454,7 +10028,6 @@
           <w:p>
             <w:pPr>
               <w:pStyle w:val="Compact"/>
-              <w:jc w:val="left"/>
             </w:pPr>
             <w:r>
               <w:t xml:space="preserve">50-62,5 µm (más grueso)</w:t>
@@ -10468,7 +10041,6 @@
           <w:p>
             <w:pPr>
               <w:pStyle w:val="Compact"/>
-              <w:jc w:val="left"/>
             </w:pPr>
             <w:r>
               <w:t xml:space="preserve">Fuente de luz</w:t>
@@ -10480,7 +10052,6 @@
           <w:p>
             <w:pPr>
               <w:pStyle w:val="Compact"/>
-              <w:jc w:val="left"/>
             </w:pPr>
             <w:r>
               <w:t xml:space="preserve">Láser</w:t>
@@ -10492,7 +10063,6 @@
           <w:p>
             <w:pPr>
               <w:pStyle w:val="Compact"/>
-              <w:jc w:val="left"/>
             </w:pPr>
             <w:r>
               <w:t xml:space="preserve">LED (OM1/OM2) o VCSEL (OM3/OM4)</w:t>
@@ -10506,7 +10076,6 @@
           <w:p>
             <w:pPr>
               <w:pStyle w:val="Compact"/>
-              <w:jc w:val="left"/>
             </w:pPr>
             <w:r>
               <w:t xml:space="preserve">Distancia máx</w:t>
@@ -10518,7 +10087,6 @@
           <w:p>
             <w:pPr>
               <w:pStyle w:val="Compact"/>
-              <w:jc w:val="left"/>
             </w:pPr>
             <w:r>
               <w:t xml:space="preserve">40+ km</w:t>
@@ -10530,7 +10098,6 @@
           <w:p>
             <w:pPr>
               <w:pStyle w:val="Compact"/>
-              <w:jc w:val="left"/>
             </w:pPr>
             <w:r>
               <w:t xml:space="preserve">550 m (OM4; OM3 llega a 300 m)</w:t>
@@ -10544,7 +10111,6 @@
           <w:p>
             <w:pPr>
               <w:pStyle w:val="Compact"/>
-              <w:jc w:val="left"/>
             </w:pPr>
             <w:r>
               <w:t xml:space="preserve">Coste</w:t>
@@ -10556,7 +10122,6 @@
           <w:p>
             <w:pPr>
               <w:pStyle w:val="Compact"/>
-              <w:jc w:val="left"/>
             </w:pPr>
             <w:r>
               <w:t xml:space="preserve">Más caro (láser + conectores de precisión)</w:t>
@@ -10568,7 +10133,6 @@
           <w:p>
             <w:pPr>
               <w:pStyle w:val="Compact"/>
-              <w:jc w:val="left"/>
             </w:pPr>
             <w:r>
               <w:t xml:space="preserve">Más barato</w:t>
@@ -10582,7 +10146,6 @@
           <w:p>
             <w:pPr>
               <w:pStyle w:val="Compact"/>
-              <w:jc w:val="left"/>
             </w:pPr>
             <w:r>
               <w:t xml:space="preserve">Uso típico</w:t>
@@ -10594,7 +10157,6 @@
           <w:p>
             <w:pPr>
               <w:pStyle w:val="Compact"/>
-              <w:jc w:val="left"/>
             </w:pPr>
             <w:r>
               <w:t xml:space="preserve">WAN, ISP, larga distancia</w:t>
@@ -10606,7 +10168,6 @@
           <w:p>
             <w:pPr>
               <w:pStyle w:val="Compact"/>
-              <w:jc w:val="left"/>
             </w:pPr>
             <w:r>
               <w:t xml:space="preserve">LAN, datacenter, campus</w:t>
@@ -10658,12 +10219,12 @@
           <wp:inline>
             <wp:extent cx="5334000" cy="3129280"/>
             <wp:effectExtent b="0" l="0" r="0" t="0"/>
-            <wp:docPr descr="Fibra monomodo (SMF) vs multimodo (MMF): núcleo, fuente de luz, distancia y coste" title="" id="101" name="Picture"/>
+            <wp:docPr descr="Fibra monomodo (SMF) vs multimodo (MMF): núcleo, fuente de luz, distancia y coste" title="" id="90" name="Picture"/>
             <a:graphic>
               <a:graphicData uri="http://schemas.openxmlformats.org/drawingml/2006/picture">
                 <pic:pic>
                   <pic:nvPicPr>
-                    <pic:cNvPr descr="public/diagrams/u02-fibra-smf-mmf.svg" id="102" name="Picture"/>
+                    <pic:cNvPr descr="public/diagrams/u02-fibra-smf-mmf.svg" id="91" name="Picture"/>
                     <pic:cNvPicPr>
                       <a:picLocks noChangeArrowheads="1" noChangeAspect="1"/>
                     </pic:cNvPicPr>
@@ -10675,7 +10236,7 @@
                           <a14:useLocalDpi xmlns:a14="http://schemas.microsoft.com/office/drawing/2010/main" val="0"/>
                         </a:ext>
                         <a:ext uri="{96DAC541-7B7A-43D3-8B79-37D633B846F1}">
-                          <asvg:svgBlip xmlns:asvg="http://schemas.microsoft.com/office/drawing/2016/SVG/main" r:embed="rId100"/>
+                          <asvg:svgBlip xmlns:asvg="http://schemas.microsoft.com/office/drawing/2016/SVG/main" r:embed="rId89"/>
                         </a:ext>
                       </a:extLst>
                     </a:blip>
@@ -10720,8 +10281,8 @@
         </w:pict>
       </w:r>
     </w:p>
-    <w:bookmarkEnd w:id="103"/>
-    <w:bookmarkStart w:id="107" w:name="conectores-de-fibra"/>
+    <w:bookmarkEnd w:id="92"/>
+    <w:bookmarkStart w:id="96" w:name="conectores-de-fibra"/>
     <w:p>
       <w:pPr>
         <w:pStyle w:val="Heading2"/>
@@ -10742,7 +10303,6 @@
       <w:tblPr>
         <w:tblStyle w:val="Table"/>
         <w:tblW w:type="auto" w:w="0"/>
-        <w:jc w:val="left"/>
         <w:tblLook w:firstRow="1" w:lastRow="0" w:firstColumn="0" w:lastColumn="0" w:noHBand="0" w:noVBand="0" w:val="0020"/>
       </w:tblPr>
       <w:tblGrid>
@@ -10759,7 +10319,6 @@
           <w:p>
             <w:pPr>
               <w:pStyle w:val="Compact"/>
-              <w:jc w:val="left"/>
             </w:pPr>
             <w:r>
               <w:t xml:space="preserve">Conector</w:t>
@@ -10771,7 +10330,6 @@
           <w:p>
             <w:pPr>
               <w:pStyle w:val="Compact"/>
-              <w:jc w:val="left"/>
             </w:pPr>
             <w:r>
               <w:t xml:space="preserve">Tipo</w:t>
@@ -10783,7 +10341,6 @@
           <w:p>
             <w:pPr>
               <w:pStyle w:val="Compact"/>
-              <w:jc w:val="left"/>
             </w:pPr>
             <w:r>
               <w:t xml:space="preserve">Uso</w:t>
@@ -10797,7 +10354,6 @@
           <w:p>
             <w:pPr>
               <w:pStyle w:val="Compact"/>
-              <w:jc w:val="left"/>
             </w:pPr>
             <w:r>
               <w:rPr>
@@ -10813,7 +10369,6 @@
           <w:p>
             <w:pPr>
               <w:pStyle w:val="Compact"/>
-              <w:jc w:val="left"/>
             </w:pPr>
             <w:r>
               <w:t xml:space="preserve">Pequeño, push-pull</w:t>
@@ -10825,7 +10380,6 @@
           <w:p>
             <w:pPr>
               <w:pStyle w:val="Compact"/>
-              <w:jc w:val="left"/>
             </w:pPr>
             <w:r>
               <w:t xml:space="preserve">Estándar en datacenters y SFP</w:t>
@@ -10839,7 +10393,6 @@
           <w:p>
             <w:pPr>
               <w:pStyle w:val="Compact"/>
-              <w:jc w:val="left"/>
             </w:pPr>
             <w:r>
               <w:rPr>
@@ -10855,7 +10408,6 @@
           <w:p>
             <w:pPr>
               <w:pStyle w:val="Compact"/>
-              <w:jc w:val="left"/>
             </w:pPr>
             <w:r>
               <w:t xml:space="preserve">Cuadrado, push-pull</w:t>
@@ -10867,7 +10419,6 @@
           <w:p>
             <w:pPr>
               <w:pStyle w:val="Compact"/>
-              <w:jc w:val="left"/>
             </w:pPr>
             <w:r>
               <w:t xml:space="preserve">Redes de telecomunicaciones</w:t>
@@ -10881,7 +10432,6 @@
           <w:p>
             <w:pPr>
               <w:pStyle w:val="Compact"/>
-              <w:jc w:val="left"/>
             </w:pPr>
             <w:r>
               <w:rPr>
@@ -10897,7 +10447,6 @@
           <w:p>
             <w:pPr>
               <w:pStyle w:val="Compact"/>
-              <w:jc w:val="left"/>
             </w:pPr>
             <w:r>
               <w:t xml:space="preserve">Redondo, bayoneta</w:t>
@@ -10909,7 +10458,6 @@
           <w:p>
             <w:pPr>
               <w:pStyle w:val="Compact"/>
-              <w:jc w:val="left"/>
             </w:pPr>
             <w:r>
               <w:t xml:space="preserve">Redes legacy</w:t>
@@ -10923,7 +10471,6 @@
           <w:p>
             <w:pPr>
               <w:pStyle w:val="Compact"/>
-              <w:jc w:val="left"/>
             </w:pPr>
             <w:r>
               <w:rPr>
@@ -10939,7 +10486,6 @@
           <w:p>
             <w:pPr>
               <w:pStyle w:val="Compact"/>
-              <w:jc w:val="left"/>
             </w:pPr>
             <w:r>
               <w:t xml:space="preserve">Rosca</w:t>
@@ -10951,7 +10497,6 @@
           <w:p>
             <w:pPr>
               <w:pStyle w:val="Compact"/>
-              <w:jc w:val="left"/>
             </w:pPr>
             <w:r>
               <w:t xml:space="preserve">Entornos de vibración</w:t>
@@ -11009,18 +10554,18 @@
           <wp:inline>
             <wp:extent cx="5334000" cy="3556000"/>
             <wp:effectExtent b="0" l="0" r="0" t="0"/>
-            <wp:docPr descr="Conectores de fibra óptica de colores en un panel de datos" title="" id="105" name="Picture"/>
+            <wp:docPr descr="Conectores de fibra óptica de colores en un panel de datos" title="" id="94" name="Picture"/>
             <a:graphic>
               <a:graphicData uri="http://schemas.openxmlformats.org/drawingml/2006/picture">
                 <pic:pic>
                   <pic:nvPicPr>
-                    <pic:cNvPr descr="public/photos/u02-fibra-conectores.jpg" id="106" name="Picture"/>
+                    <pic:cNvPr descr="public/photos/u02-fibra-conectores.jpg" id="95" name="Picture"/>
                     <pic:cNvPicPr>
                       <a:picLocks noChangeArrowheads="1" noChangeAspect="1"/>
                     </pic:cNvPicPr>
                   </pic:nvPicPr>
                   <pic:blipFill>
-                    <a:blip r:embed="rId104"/>
+                    <a:blip r:embed="rId93"/>
                     <a:stretch>
                       <a:fillRect/>
                     </a:stretch>
@@ -11062,8 +10607,8 @@
         </w:pict>
       </w:r>
     </w:p>
-    <w:bookmarkEnd w:id="107"/>
-    <w:bookmarkStart w:id="108" w:name="sfp-el-puerto-que-cambia-de-piel"/>
+    <w:bookmarkEnd w:id="96"/>
+    <w:bookmarkStart w:id="97" w:name="sfp-el-puerto-que-cambia-de-piel"/>
     <w:p>
       <w:pPr>
         <w:pStyle w:val="Heading2"/>
@@ -11126,7 +10671,6 @@
       <w:tblPr>
         <w:tblStyle w:val="Table"/>
         <w:tblW w:type="auto" w:w="0"/>
-        <w:jc w:val="left"/>
         <w:tblLook w:firstRow="1" w:lastRow="0" w:firstColumn="0" w:lastColumn="0" w:noHBand="0" w:noVBand="0" w:val="0020"/>
       </w:tblPr>
       <w:tblGrid>
@@ -11144,7 +10688,6 @@
           <w:p>
             <w:pPr>
               <w:pStyle w:val="Compact"/>
-              <w:jc w:val="left"/>
             </w:pPr>
             <w:r>
               <w:t xml:space="preserve">Módulo SFP</w:t>
@@ -11156,7 +10699,6 @@
           <w:p>
             <w:pPr>
               <w:pStyle w:val="Compact"/>
-              <w:jc w:val="left"/>
             </w:pPr>
             <w:r>
               <w:t xml:space="preserve">Medio</w:t>
@@ -11168,7 +10710,6 @@
           <w:p>
             <w:pPr>
               <w:pStyle w:val="Compact"/>
-              <w:jc w:val="left"/>
             </w:pPr>
             <w:r>
               <w:t xml:space="preserve">Conector</w:t>
@@ -11180,7 +10721,6 @@
           <w:p>
             <w:pPr>
               <w:pStyle w:val="Compact"/>
-              <w:jc w:val="left"/>
             </w:pPr>
             <w:r>
               <w:t xml:space="preserve">Alcance típico</w:t>
@@ -11194,7 +10734,6 @@
           <w:p>
             <w:pPr>
               <w:pStyle w:val="Compact"/>
-              <w:jc w:val="left"/>
             </w:pPr>
             <w:r>
               <w:rPr>
@@ -11210,7 +10749,6 @@
           <w:p>
             <w:pPr>
               <w:pStyle w:val="Compact"/>
-              <w:jc w:val="left"/>
             </w:pPr>
             <w:r>
               <w:t xml:space="preserve">Cobre (UTP)</w:t>
@@ -11222,7 +10760,6 @@
           <w:p>
             <w:pPr>
               <w:pStyle w:val="Compact"/>
-              <w:jc w:val="left"/>
             </w:pPr>
             <w:r>
               <w:t xml:space="preserve">RJ45</w:t>
@@ -11234,7 +10771,6 @@
           <w:p>
             <w:pPr>
               <w:pStyle w:val="Compact"/>
-              <w:jc w:val="left"/>
             </w:pPr>
             <w:r>
               <w:t xml:space="preserve">100 m</w:t>
@@ -11248,7 +10784,6 @@
           <w:p>
             <w:pPr>
               <w:pStyle w:val="Compact"/>
-              <w:jc w:val="left"/>
             </w:pPr>
             <w:r>
               <w:rPr>
@@ -11264,7 +10799,6 @@
           <w:p>
             <w:pPr>
               <w:pStyle w:val="Compact"/>
-              <w:jc w:val="left"/>
             </w:pPr>
             <w:r>
               <w:t xml:space="preserve">Fibra monomodo/MMF</w:t>
@@ -11276,7 +10810,6 @@
           <w:p>
             <w:pPr>
               <w:pStyle w:val="Compact"/>
-              <w:jc w:val="left"/>
             </w:pPr>
             <w:r>
               <w:t xml:space="preserve">LC</w:t>
@@ -11288,7 +10821,6 @@
           <w:p>
             <w:pPr>
               <w:pStyle w:val="Compact"/>
-              <w:jc w:val="left"/>
             </w:pPr>
             <w:r>
               <w:t xml:space="preserve">hasta 10 km</w:t>
@@ -11325,8 +10857,8 @@
         </w:pict>
       </w:r>
     </w:p>
-    <w:bookmarkEnd w:id="108"/>
-    <w:bookmarkStart w:id="109" w:name="clases-de-fibra-las-siglas-om-y-os"/>
+    <w:bookmarkEnd w:id="97"/>
+    <w:bookmarkStart w:id="98" w:name="clases-de-fibra-las-siglas-om-y-os"/>
     <w:p>
       <w:pPr>
         <w:pStyle w:val="Heading2"/>
@@ -11399,7 +10931,6 @@
       <w:tblPr>
         <w:tblStyle w:val="Table"/>
         <w:tblW w:type="pct" w:w="5000"/>
-        <w:jc w:val="left"/>
         <w:tblLayout w:type="fixed"/>
         <w:tblLook w:firstRow="1" w:lastRow="0" w:firstColumn="0" w:lastColumn="0" w:noHBand="0" w:noVBand="0" w:val="0020"/>
       </w:tblPr>
@@ -11417,7 +10948,6 @@
           <w:p>
             <w:pPr>
               <w:pStyle w:val="Compact"/>
-              <w:jc w:val="left"/>
             </w:pPr>
             <w:r>
               <w:t xml:space="preserve">Clase</w:t>
@@ -11429,7 +10959,6 @@
           <w:p>
             <w:pPr>
               <w:pStyle w:val="Compact"/>
-              <w:jc w:val="left"/>
             </w:pPr>
             <w:r>
               <w:t xml:space="preserve">Tipo</w:t>
@@ -11441,7 +10970,6 @@
           <w:p>
             <w:pPr>
               <w:pStyle w:val="Compact"/>
-              <w:jc w:val="left"/>
             </w:pPr>
             <w:r>
               <w:t xml:space="preserve">Caudal y distancia típicos</w:t>
@@ -11455,7 +10983,6 @@
           <w:p>
             <w:pPr>
               <w:pStyle w:val="Compact"/>
-              <w:jc w:val="left"/>
             </w:pPr>
             <w:r>
               <w:t xml:space="preserve">OM1 / OM2</w:t>
@@ -11467,7 +10994,6 @@
           <w:p>
             <w:pPr>
               <w:pStyle w:val="Compact"/>
-              <w:jc w:val="left"/>
             </w:pPr>
             <w:r>
               <w:t xml:space="preserve">Multimodo antiguo</w:t>
@@ -11479,7 +11005,6 @@
           <w:p>
             <w:pPr>
               <w:pStyle w:val="Compact"/>
-              <w:jc w:val="left"/>
             </w:pPr>
             <w:r>
               <w:t xml:space="preserve">62,5 / 50 µm, 1 Gbps hasta 200-550 m según la clase</w:t>
@@ -11493,7 +11018,6 @@
           <w:p>
             <w:pPr>
               <w:pStyle w:val="Compact"/>
-              <w:jc w:val="left"/>
             </w:pPr>
             <w:r>
               <w:t xml:space="preserve">OM3</w:t>
@@ -11505,7 +11029,6 @@
           <w:p>
             <w:pPr>
               <w:pStyle w:val="Compact"/>
-              <w:jc w:val="left"/>
             </w:pPr>
             <w:r>
               <w:t xml:space="preserve">Multimodo (láser optimizado)</w:t>
@@ -11517,7 +11040,6 @@
           <w:p>
             <w:pPr>
               <w:pStyle w:val="Compact"/>
-              <w:jc w:val="left"/>
             </w:pPr>
             <w:r>
               <w:t xml:space="preserve">10 Gbps hasta 300 m (el estándar de los campus modernos)</w:t>
@@ -11531,7 +11053,6 @@
           <w:p>
             <w:pPr>
               <w:pStyle w:val="Compact"/>
-              <w:jc w:val="left"/>
             </w:pPr>
             <w:r>
               <w:t xml:space="preserve">OM4</w:t>
@@ -11543,7 +11064,6 @@
           <w:p>
             <w:pPr>
               <w:pStyle w:val="Compact"/>
-              <w:jc w:val="left"/>
             </w:pPr>
             <w:r>
               <w:t xml:space="preserve">Multimodo (láser optimizado)</w:t>
@@ -11555,7 +11075,6 @@
           <w:p>
             <w:pPr>
               <w:pStyle w:val="Compact"/>
-              <w:jc w:val="left"/>
             </w:pPr>
             <w:r>
               <w:t xml:space="preserve">10 Gbps hasta 550 m (datacenter y campus)</w:t>
@@ -11569,7 +11088,6 @@
           <w:p>
             <w:pPr>
               <w:pStyle w:val="Compact"/>
-              <w:jc w:val="left"/>
             </w:pPr>
             <w:r>
               <w:t xml:space="preserve">OS1 / OS2</w:t>
@@ -11581,7 +11099,6 @@
           <w:p>
             <w:pPr>
               <w:pStyle w:val="Compact"/>
-              <w:jc w:val="left"/>
             </w:pPr>
             <w:r>
               <w:t xml:space="preserve">Monomodo</w:t>
@@ -11593,7 +11110,6 @@
           <w:p>
             <w:pPr>
               <w:pStyle w:val="Compact"/>
-              <w:jc w:val="left"/>
             </w:pPr>
             <w:r>
               <w:t xml:space="preserve">10-400 Gbps, distancias de kilómetros (WAN, ISP)</w:t>
@@ -11661,13 +11177,7 @@
         <w:t xml:space="preserve"> </w:t>
       </w:r>
       <w:r>
-        <w:t xml:space="preserve">“</w:t>
-      </w:r>
-      <w:r>
-        <w:t xml:space="preserve">lejos</w:t>
-      </w:r>
-      <w:r>
-        <w:t xml:space="preserve">”</w:t>
+        <w:t xml:space="preserve">“lejos”</w:t>
       </w:r>
       <w:r>
         <w:t xml:space="preserve">. Todo lo demás son clases antiguas o de gama baja.</w:t>
@@ -11680,8 +11190,8 @@
         </w:pict>
       </w:r>
     </w:p>
-    <w:bookmarkEnd w:id="109"/>
-    <w:bookmarkStart w:id="110" w:name="mini-chequeo-4"/>
+    <w:bookmarkEnd w:id="98"/>
+    <w:bookmarkStart w:id="99" w:name="mini-chequeo-4"/>
     <w:p>
       <w:pPr>
         <w:pStyle w:val="Heading2"/>
@@ -11858,8 +11368,8 @@
         </w:pict>
       </w:r>
     </w:p>
-    <w:bookmarkEnd w:id="110"/>
-    <w:bookmarkStart w:id="111" w:name="resumen-en-3-frases-4"/>
+    <w:bookmarkEnd w:id="99"/>
+    <w:bookmarkStart w:id="100" w:name="resumen-en-3-frases-4"/>
     <w:p>
       <w:pPr>
         <w:pStyle w:val="Heading2"/>
@@ -11959,8 +11469,8 @@
         <w:t xml:space="preserve">hacen que un mismo puerto de switch sea de cobre o de fibra según el módulo: flexibilidad que el cobre no tiene.</w:t>
       </w:r>
     </w:p>
-    <w:bookmarkEnd w:id="111"/>
-    <w:bookmarkStart w:id="112" w:name="vocabulario-rápido-4"/>
+    <w:bookmarkEnd w:id="100"/>
+    <w:bookmarkStart w:id="101" w:name="vocabulario-rápido-4"/>
     <w:p>
       <w:pPr>
         <w:pStyle w:val="Heading2"/>
@@ -11973,7 +11483,6 @@
       <w:tblPr>
         <w:tblStyle w:val="Table"/>
         <w:tblW w:type="pct" w:w="5000"/>
-        <w:jc w:val="left"/>
         <w:tblLayout w:type="fixed"/>
         <w:tblLook w:firstRow="1" w:lastRow="0" w:firstColumn="0" w:lastColumn="0" w:noHBand="0" w:noVBand="0" w:val="0020"/>
       </w:tblPr>
@@ -11990,7 +11499,6 @@
           <w:p>
             <w:pPr>
               <w:pStyle w:val="Compact"/>
-              <w:jc w:val="left"/>
             </w:pPr>
             <w:r>
               <w:t xml:space="preserve">Término</w:t>
@@ -12002,7 +11510,6 @@
           <w:p>
             <w:pPr>
               <w:pStyle w:val="Compact"/>
-              <w:jc w:val="left"/>
             </w:pPr>
             <w:r>
               <w:t xml:space="preserve">Idea general</w:t>
@@ -12016,7 +11523,6 @@
           <w:p>
             <w:pPr>
               <w:pStyle w:val="Compact"/>
-              <w:jc w:val="left"/>
             </w:pPr>
             <w:r>
               <w:t xml:space="preserve">Fibra SMF / MMF</w:t>
@@ -12028,7 +11534,6 @@
           <w:p>
             <w:pPr>
               <w:pStyle w:val="Compact"/>
-              <w:jc w:val="left"/>
             </w:pPr>
             <w:r>
               <w:t xml:space="preserve">Monomodo (9 µm, láser, km) / Multimodo (50-62,5 µm, LED, 550 m)</w:t>
@@ -12042,7 +11547,6 @@
           <w:p>
             <w:pPr>
               <w:pStyle w:val="Compact"/>
-              <w:jc w:val="left"/>
             </w:pPr>
             <w:r>
               <w:t xml:space="preserve">Fusion splicer</w:t>
@@ -12054,7 +11558,6 @@
           <w:p>
             <w:pPr>
               <w:pStyle w:val="Compact"/>
-              <w:jc w:val="left"/>
             </w:pPr>
             <w:r>
               <w:t xml:space="preserve">Máquina que empalma fibras fundiendo el vidrio</w:t>
@@ -12068,7 +11571,6 @@
           <w:p>
             <w:pPr>
               <w:pStyle w:val="Compact"/>
-              <w:jc w:val="left"/>
             </w:pPr>
             <w:r>
               <w:t xml:space="preserve">Conector LC</w:t>
@@ -12080,7 +11582,6 @@
           <w:p>
             <w:pPr>
               <w:pStyle w:val="Compact"/>
-              <w:jc w:val="left"/>
             </w:pPr>
             <w:r>
               <w:t xml:space="preserve">Pequeño, push-pull, estándar en SFP</w:t>
@@ -12094,7 +11595,6 @@
           <w:p>
             <w:pPr>
               <w:pStyle w:val="Compact"/>
-              <w:jc w:val="left"/>
             </w:pPr>
             <w:r>
               <w:t xml:space="preserve">SFP</w:t>
@@ -12106,7 +11606,6 @@
           <w:p>
             <w:pPr>
               <w:pStyle w:val="Compact"/>
-              <w:jc w:val="left"/>
             </w:pPr>
             <w:r>
               <w:t xml:space="preserve">Módulo intercambiable que fija el medio del puerto</w:t>
@@ -12120,7 +11619,6 @@
           <w:p>
             <w:pPr>
               <w:pStyle w:val="Compact"/>
-              <w:jc w:val="left"/>
             </w:pPr>
             <w:r>
               <w:t xml:space="preserve">Láser / LED</w:t>
@@ -12132,7 +11630,6 @@
           <w:p>
             <w:pPr>
               <w:pStyle w:val="Compact"/>
-              <w:jc w:val="left"/>
             </w:pPr>
             <w:r>
               <w:t xml:space="preserve">Fuentes de luz de monomodo y multimodo</w:t>
@@ -12146,7 +11643,6 @@
           <w:p>
             <w:pPr>
               <w:pStyle w:val="Compact"/>
-              <w:jc w:val="left"/>
             </w:pPr>
             <w:r>
               <w:t xml:space="preserve">OM3 / OM4</w:t>
@@ -12158,7 +11654,6 @@
           <w:p>
             <w:pPr>
               <w:pStyle w:val="Compact"/>
-              <w:jc w:val="left"/>
             </w:pPr>
             <w:r>
               <w:t xml:space="preserve">Multimodo optimizada para láser (550 m a 10 Gbps)</w:t>
@@ -12172,7 +11667,6 @@
           <w:p>
             <w:pPr>
               <w:pStyle w:val="Compact"/>
-              <w:jc w:val="left"/>
             </w:pPr>
             <w:r>
               <w:t xml:space="preserve">OS2</w:t>
@@ -12184,7 +11678,6 @@
           <w:p>
             <w:pPr>
               <w:pStyle w:val="Compact"/>
-              <w:jc w:val="left"/>
             </w:pPr>
             <w:r>
               <w:t xml:space="preserve">Monomodo para largas distancias (WAN, ISP)</w:t>
@@ -12210,7 +11703,7 @@
       <w:r>
         <w:t xml:space="preserve"> </w:t>
       </w:r>
-      <w:hyperlink r:id="rId51">
+      <w:hyperlink r:id="rId40">
         <w:r>
           <w:rPr>
             <w:rStyle w:val="Hyperlink"/>
@@ -12237,7 +11730,7 @@
       <w:r>
         <w:t xml:space="preserve"> </w:t>
       </w:r>
-      <w:hyperlink r:id="rId24">
+      <w:hyperlink r:id="rId13">
         <w:r>
           <w:rPr>
             <w:rStyle w:val="Hyperlink"/>
@@ -12264,7 +11757,7 @@
       <w:r>
         <w:t xml:space="preserve"> </w:t>
       </w:r>
-      <w:hyperlink r:id="rId26">
+      <w:hyperlink r:id="rId15">
         <w:r>
           <w:rPr>
             <w:rStyle w:val="Hyperlink"/>
@@ -12273,9 +11766,9 @@
         </w:r>
       </w:hyperlink>
     </w:p>
-    <w:bookmarkEnd w:id="112"/>
-    <w:bookmarkEnd w:id="113"/>
-    <w:bookmarkStart w:id="127" w:name="conceptos-físicos-clave"/>
+    <w:bookmarkEnd w:id="101"/>
+    <w:bookmarkEnd w:id="102"/>
+    <w:bookmarkStart w:id="116" w:name="conceptos-físicos-clave"/>
     <w:p>
       <w:pPr>
         <w:pStyle w:val="Heading1"/>
@@ -12339,7 +11832,7 @@
         </w:pict>
       </w:r>
     </w:p>
-    <w:bookmarkStart w:id="114" w:name="la-idea-en-una-frase-5"/>
+    <w:bookmarkStart w:id="103" w:name="la-idea-en-una-frase-5"/>
     <w:p>
       <w:pPr>
         <w:pStyle w:val="Heading2"/>
@@ -12359,13 +11852,7 @@
         <w:t xml:space="preserve"> </w:t>
       </w:r>
       <w:r>
-        <w:t xml:space="preserve">“</w:t>
-      </w:r>
-      <w:r>
-        <w:t xml:space="preserve">va rápido o va lento</w:t>
-      </w:r>
-      <w:r>
-        <w:t xml:space="preserve">”</w:t>
+        <w:t xml:space="preserve">“va rápido o va lento”</w:t>
       </w:r>
       <w:r>
         <w:t xml:space="preserve">: se rige con</w:t>
@@ -12461,7 +11948,7 @@
       <w:r>
         <w:t xml:space="preserve"> </w:t>
       </w:r>
-      <w:hyperlink r:id="rId24">
+      <w:hyperlink r:id="rId13">
         <w:r>
           <w:rPr>
             <w:rStyle w:val="Hyperlink"/>
@@ -12478,7 +11965,7 @@
       <w:r>
         <w:t xml:space="preserve"> </w:t>
       </w:r>
-      <w:hyperlink r:id="rId27">
+      <w:hyperlink r:id="rId16">
         <w:r>
           <w:rPr>
             <w:rStyle w:val="Hyperlink"/>
@@ -12497,8 +11984,8 @@
         </w:pict>
       </w:r>
     </w:p>
-    <w:bookmarkEnd w:id="114"/>
-    <w:bookmarkStart w:id="115" w:name="ancho-de-banda-la-capacidad-máxima"/>
+    <w:bookmarkEnd w:id="103"/>
+    <w:bookmarkStart w:id="104" w:name="ancho-de-banda-la-capacidad-máxima"/>
     <w:p>
       <w:pPr>
         <w:pStyle w:val="Heading2"/>
@@ -12625,13 +12112,7 @@
         <w:t xml:space="preserve"> </w:t>
       </w:r>
       <w:r>
-        <w:t xml:space="preserve">“</w:t>
-      </w:r>
-      <w:r>
-        <w:t xml:space="preserve">ancho de banda</w:t>
-      </w:r>
-      <w:r>
-        <w:t xml:space="preserve">”</w:t>
+        <w:t xml:space="preserve">“ancho de banda”</w:t>
       </w:r>
       <w:r>
         <w:t xml:space="preserve">, habla de</w:t>
@@ -12657,8 +12138,8 @@
         </w:pict>
       </w:r>
     </w:p>
-    <w:bookmarkEnd w:id="115"/>
-    <w:bookmarkStart w:id="116" w:name="throughput-lo-que-de-verdad-te-llega"/>
+    <w:bookmarkEnd w:id="104"/>
+    <w:bookmarkStart w:id="105" w:name="throughput-lo-que-de-verdad-te-llega"/>
     <w:p>
       <w:pPr>
         <w:pStyle w:val="Heading2"/>
@@ -12814,8 +12295,8 @@
         </w:pict>
       </w:r>
     </w:p>
-    <w:bookmarkEnd w:id="116"/>
-    <w:bookmarkStart w:id="117" w:name="latencia-el-tiempo-de-viaje"/>
+    <w:bookmarkEnd w:id="105"/>
+    <w:bookmarkStart w:id="106" w:name="latencia-el-tiempo-de-viaje"/>
     <w:p>
       <w:pPr>
         <w:pStyle w:val="Heading2"/>
@@ -12849,7 +12330,6 @@
       <w:tblPr>
         <w:tblStyle w:val="Table"/>
         <w:tblW w:type="auto" w:w="0"/>
-        <w:jc w:val="left"/>
         <w:tblLook w:firstRow="1" w:lastRow="0" w:firstColumn="0" w:lastColumn="0" w:noHBand="0" w:noVBand="0" w:val="0020"/>
       </w:tblPr>
       <w:tblGrid>
@@ -12866,7 +12346,6 @@
           <w:p>
             <w:pPr>
               <w:pStyle w:val="Compact"/>
-              <w:jc w:val="left"/>
             </w:pPr>
             <w:r>
               <w:t xml:space="preserve">Tipo</w:t>
@@ -12878,7 +12357,6 @@
           <w:p>
             <w:pPr>
               <w:pStyle w:val="Compact"/>
-              <w:jc w:val="left"/>
             </w:pPr>
             <w:r>
               <w:t xml:space="preserve">Latencia</w:t>
@@ -12890,7 +12368,6 @@
           <w:p>
             <w:pPr>
               <w:pStyle w:val="Compact"/>
-              <w:jc w:val="left"/>
             </w:pPr>
             <w:r>
               <w:t xml:space="preserve">Ejemplo</w:t>
@@ -12904,7 +12381,6 @@
           <w:p>
             <w:pPr>
               <w:pStyle w:val="Compact"/>
-              <w:jc w:val="left"/>
             </w:pPr>
             <w:r>
               <w:t xml:space="preserve">LAN</w:t>
@@ -12916,7 +12392,6 @@
           <w:p>
             <w:pPr>
               <w:pStyle w:val="Compact"/>
-              <w:jc w:val="left"/>
             </w:pPr>
             <w:r>
               <w:t xml:space="preserve">&lt; 1 ms</w:t>
@@ -12928,7 +12403,6 @@
           <w:p>
             <w:pPr>
               <w:pStyle w:val="Compact"/>
-              <w:jc w:val="left"/>
             </w:pPr>
             <w:r>
               <w:t xml:space="preserve">Misma oficina</w:t>
@@ -12942,7 +12416,6 @@
           <w:p>
             <w:pPr>
               <w:pStyle w:val="Compact"/>
-              <w:jc w:val="left"/>
             </w:pPr>
             <w:r>
               <w:t xml:space="preserve">Campus</w:t>
@@ -12954,7 +12427,6 @@
           <w:p>
             <w:pPr>
               <w:pStyle w:val="Compact"/>
-              <w:jc w:val="left"/>
             </w:pPr>
             <w:r>
               <w:t xml:space="preserve">1-5 ms</w:t>
@@ -12966,7 +12438,6 @@
           <w:p>
             <w:pPr>
               <w:pStyle w:val="Compact"/>
-              <w:jc w:val="left"/>
             </w:pPr>
             <w:r>
               <w:t xml:space="preserve">Misma universidad</w:t>
@@ -12980,7 +12451,6 @@
           <w:p>
             <w:pPr>
               <w:pStyle w:val="Compact"/>
-              <w:jc w:val="left"/>
             </w:pPr>
             <w:r>
               <w:t xml:space="preserve">WAN</w:t>
@@ -12992,7 +12462,6 @@
           <w:p>
             <w:pPr>
               <w:pStyle w:val="Compact"/>
-              <w:jc w:val="left"/>
             </w:pPr>
             <w:r>
               <w:t xml:space="preserve">20-150 ms</w:t>
@@ -13004,7 +12473,6 @@
           <w:p>
             <w:pPr>
               <w:pStyle w:val="Compact"/>
-              <w:jc w:val="left"/>
             </w:pPr>
             <w:r>
               <w:t xml:space="preserve">España ↔ EE.UU.</w:t>
@@ -13018,7 +12486,6 @@
           <w:p>
             <w:pPr>
               <w:pStyle w:val="Compact"/>
-              <w:jc w:val="left"/>
             </w:pPr>
             <w:r>
               <w:t xml:space="preserve">Satélite</w:t>
@@ -13030,7 +12497,6 @@
           <w:p>
             <w:pPr>
               <w:pStyle w:val="Compact"/>
-              <w:jc w:val="left"/>
             </w:pPr>
             <w:r>
               <w:t xml:space="preserve">250-600 ms</w:t>
@@ -13042,7 +12508,6 @@
           <w:p>
             <w:pPr>
               <w:pStyle w:val="Compact"/>
-              <w:jc w:val="left"/>
             </w:pPr>
             <w:r>
               <w:t xml:space="preserve">Internet vía satélite</w:t>
@@ -13082,8 +12547,8 @@
         </w:pict>
       </w:r>
     </w:p>
-    <w:bookmarkEnd w:id="117"/>
-    <w:bookmarkStart w:id="118" w:name="atenuación-la-señal-que-se-apaga"/>
+    <w:bookmarkEnd w:id="106"/>
+    <w:bookmarkStart w:id="107" w:name="atenuación-la-señal-que-se-apaga"/>
     <w:p>
       <w:pPr>
         <w:pStyle w:val="Heading2"/>
@@ -13154,8 +12619,8 @@
         </w:pict>
       </w:r>
     </w:p>
-    <w:bookmarkEnd w:id="118"/>
-    <w:bookmarkStart w:id="122" w:name="Xa7868012743c671470d756963497d1dbd911e20"/>
+    <w:bookmarkEnd w:id="107"/>
+    <w:bookmarkStart w:id="111" w:name="Xa7868012743c671470d756963497d1dbd911e20"/>
     <w:p>
       <w:pPr>
         <w:pStyle w:val="Heading2"/>
@@ -13174,7 +12639,7 @@
       <w:r>
         <w:t xml:space="preserve"> </w:t>
       </w:r>
-      <w:hyperlink r:id="rId22">
+      <w:hyperlink r:id="rId11">
         <w:r>
           <w:rPr>
             <w:rStyle w:val="Hyperlink"/>
@@ -13190,7 +12655,6 @@
       <w:tblPr>
         <w:tblStyle w:val="Table"/>
         <w:tblW w:type="pct" w:w="5000"/>
-        <w:jc w:val="left"/>
         <w:tblLayout w:type="fixed"/>
         <w:tblLook w:firstRow="1" w:lastRow="0" w:firstColumn="0" w:lastColumn="0" w:noHBand="0" w:noVBand="0" w:val="0020"/>
       </w:tblPr>
@@ -13207,7 +12671,6 @@
           <w:p>
             <w:pPr>
               <w:pStyle w:val="Compact"/>
-              <w:jc w:val="left"/>
             </w:pPr>
             <w:r>
               <w:t xml:space="preserve">Tipo</w:t>
@@ -13219,7 +12682,6 @@
           <w:p>
             <w:pPr>
               <w:pStyle w:val="Compact"/>
-              <w:jc w:val="left"/>
             </w:pPr>
             <w:r>
               <w:t xml:space="preserve">Qué mide</w:t>
@@ -13233,7 +12695,6 @@
           <w:p>
             <w:pPr>
               <w:pStyle w:val="Compact"/>
-              <w:jc w:val="left"/>
             </w:pPr>
             <w:r>
               <w:rPr>
@@ -13249,7 +12710,6 @@
           <w:p>
             <w:pPr>
               <w:pStyle w:val="Compact"/>
-              <w:jc w:val="left"/>
             </w:pPr>
             <w:r>
               <w:t xml:space="preserve">Interferencia que un par provoca sobre otro,</w:t>
@@ -13279,7 +12739,6 @@
           <w:p>
             <w:pPr>
               <w:pStyle w:val="Compact"/>
-              <w:jc w:val="left"/>
             </w:pPr>
             <w:r>
               <w:rPr>
@@ -13295,7 +12754,6 @@
           <w:p>
             <w:pPr>
               <w:pStyle w:val="Compact"/>
-              <w:jc w:val="left"/>
             </w:pPr>
             <w:r>
               <w:t xml:space="preserve">Interferencia</w:t>
@@ -13325,7 +12783,6 @@
           <w:p>
             <w:pPr>
               <w:pStyle w:val="Compact"/>
-              <w:jc w:val="left"/>
             </w:pPr>
             <w:r>
               <w:rPr>
@@ -13341,7 +12798,6 @@
           <w:p>
             <w:pPr>
               <w:pStyle w:val="Compact"/>
-              <w:jc w:val="left"/>
             </w:pPr>
             <w:r>
               <w:t xml:space="preserve">La</w:t>
@@ -13393,13 +12849,7 @@
         <w:t xml:space="preserve"> </w:t>
       </w:r>
       <w:r>
-        <w:t xml:space="preserve">“</w:t>
-      </w:r>
-      <w:r>
-        <w:t xml:space="preserve">ok</w:t>
-      </w:r>
-      <w:r>
-        <w:t xml:space="preserve">”</w:t>
+        <w:t xml:space="preserve">“ok”</w:t>
       </w:r>
       <w:r>
         <w:t xml:space="preserve"> </w:t>
@@ -13417,12 +12867,12 @@
           <wp:inline>
             <wp:extent cx="5334000" cy="3022600"/>
             <wp:effectExtent b="0" l="0" r="0" t="0"/>
-            <wp:docPr descr="Atenuación y diafonía en el cobre: señal que se debilita y pares que se pisan" title="" id="120" name="Picture"/>
+            <wp:docPr descr="Atenuación y diafonía en el cobre: señal que se debilita y pares que se pisan" title="" id="109" name="Picture"/>
             <a:graphic>
               <a:graphicData uri="http://schemas.openxmlformats.org/drawingml/2006/picture">
                 <pic:pic>
                   <pic:nvPicPr>
-                    <pic:cNvPr descr="public/diagrams/u02-atenuacion-crosstalk.svg" id="121" name="Picture"/>
+                    <pic:cNvPr descr="public/diagrams/u02-atenuacion-crosstalk.svg" id="110" name="Picture"/>
                     <pic:cNvPicPr>
                       <a:picLocks noChangeArrowheads="1" noChangeAspect="1"/>
                     </pic:cNvPicPr>
@@ -13434,7 +12884,7 @@
                           <a14:useLocalDpi xmlns:a14="http://schemas.microsoft.com/office/drawing/2010/main" val="0"/>
                         </a:ext>
                         <a:ext uri="{96DAC541-7B7A-43D3-8B79-37D633B846F1}">
-                          <asvg:svgBlip xmlns:asvg="http://schemas.microsoft.com/office/drawing/2016/SVG/main" r:embed="rId119"/>
+                          <asvg:svgBlip xmlns:asvg="http://schemas.microsoft.com/office/drawing/2016/SVG/main" r:embed="rId108"/>
                         </a:ext>
                       </a:extLst>
                     </a:blip>
@@ -13479,8 +12929,8 @@
         </w:pict>
       </w:r>
     </w:p>
-    <w:bookmarkEnd w:id="122"/>
-    <w:bookmarkStart w:id="123" w:name="X7d9f3bdf8e92db77be211cc27a2193b66425ba7"/>
+    <w:bookmarkEnd w:id="111"/>
+    <w:bookmarkStart w:id="112" w:name="X7d9f3bdf8e92db77be211cc27a2193b66425ba7"/>
     <w:p>
       <w:pPr>
         <w:pStyle w:val="Heading2"/>
@@ -13558,7 +13008,6 @@
       <w:tblPr>
         <w:tblStyle w:val="Table"/>
         <w:tblW w:type="pct" w:w="5000"/>
-        <w:jc w:val="left"/>
         <w:tblLayout w:type="fixed"/>
         <w:tblLook w:firstRow="1" w:lastRow="0" w:firstColumn="0" w:lastColumn="0" w:noHBand="0" w:noVBand="0" w:val="0020"/>
       </w:tblPr>
@@ -13575,7 +13024,6 @@
           <w:p>
             <w:pPr>
               <w:pStyle w:val="Compact"/>
-              <w:jc w:val="left"/>
             </w:pPr>
             <w:r>
               <w:t xml:space="preserve">Síntoma en la práctica</w:t>
@@ -13587,7 +13035,6 @@
           <w:p>
             <w:pPr>
               <w:pStyle w:val="Compact"/>
-              <w:jc w:val="left"/>
             </w:pPr>
             <w:r>
               <w:t xml:space="preserve">Concepto culpable</w:t>
@@ -13601,7 +13048,6 @@
           <w:p>
             <w:pPr>
               <w:pStyle w:val="Compact"/>
-              <w:jc w:val="left"/>
             </w:pPr>
             <w:r>
               <w:t xml:space="preserve">Descarga lenta aunque el enlace es</w:t>
@@ -13610,22 +13056,15 @@
               <w:t xml:space="preserve"> </w:t>
             </w:r>
             <w:r>
-              <w:t xml:space="preserve">“</w:t>
-            </w:r>
-            <w:r>
-              <w:t xml:space="preserve">rápido</w:t>
-            </w:r>
-            <w:r>
-              <w:t xml:space="preserve">”</w:t>
-            </w:r>
-          </w:p>
-        </w:tc>
-        <w:tc>
-          <w:tcPr/>
-          <w:p>
-            <w:pPr>
-              <w:pStyle w:val="Compact"/>
-              <w:jc w:val="left"/>
+              <w:t xml:space="preserve">“rápido”</w:t>
+            </w:r>
+          </w:p>
+        </w:tc>
+        <w:tc>
+          <w:tcPr/>
+          <w:p>
+            <w:pPr>
+              <w:pStyle w:val="Compact"/>
             </w:pPr>
             <w:r>
               <w:t xml:space="preserve">Throughput &lt; ancho de banda</w:t>
@@ -13639,7 +13078,6 @@
           <w:p>
             <w:pPr>
               <w:pStyle w:val="Compact"/>
-              <w:jc w:val="left"/>
             </w:pPr>
             <w:r>
               <w:t xml:space="preserve">Ping alto y estable</w:t>
@@ -13651,7 +13089,6 @@
           <w:p>
             <w:pPr>
               <w:pStyle w:val="Compact"/>
-              <w:jc w:val="left"/>
             </w:pPr>
             <w:r>
               <w:rPr>
@@ -13675,7 +13112,6 @@
           <w:p>
             <w:pPr>
               <w:pStyle w:val="Compact"/>
-              <w:jc w:val="left"/>
             </w:pPr>
             <w:r>
               <w:t xml:space="preserve">Ping que sube y baja sin control</w:t>
@@ -13687,7 +13123,6 @@
           <w:p>
             <w:pPr>
               <w:pStyle w:val="Compact"/>
-              <w:jc w:val="left"/>
             </w:pPr>
             <w:r>
               <w:rPr>
@@ -13705,7 +13140,6 @@
           <w:p>
             <w:pPr>
               <w:pStyle w:val="Compact"/>
-              <w:jc w:val="left"/>
             </w:pPr>
             <w:r>
               <w:t xml:space="preserve">El cable pasa el tester pero hay CRC</w:t>
@@ -13717,7 +13151,6 @@
           <w:p>
             <w:pPr>
               <w:pStyle w:val="Compact"/>
-              <w:jc w:val="left"/>
             </w:pPr>
             <w:r>
               <w:rPr>
@@ -13741,7 +13174,6 @@
           <w:p>
             <w:pPr>
               <w:pStyle w:val="Compact"/>
-              <w:jc w:val="left"/>
             </w:pPr>
             <w:r>
               <w:t xml:space="preserve">El cable funciona a 90 m y a 110 m no</w:t>
@@ -13753,7 +13185,6 @@
           <w:p>
             <w:pPr>
               <w:pStyle w:val="Compact"/>
-              <w:jc w:val="left"/>
             </w:pPr>
             <w:r>
               <w:rPr>
@@ -13797,8 +13228,8 @@
         </w:pict>
       </w:r>
     </w:p>
-    <w:bookmarkEnd w:id="123"/>
-    <w:bookmarkStart w:id="124" w:name="mini-chequeo-5"/>
+    <w:bookmarkEnd w:id="112"/>
+    <w:bookmarkStart w:id="113" w:name="mini-chequeo-5"/>
     <w:p>
       <w:pPr>
         <w:pStyle w:val="Heading2"/>
@@ -13969,8 +13400,8 @@
         </w:pict>
       </w:r>
     </w:p>
-    <w:bookmarkEnd w:id="124"/>
-    <w:bookmarkStart w:id="125" w:name="resumen-en-3-frases-5"/>
+    <w:bookmarkEnd w:id="113"/>
+    <w:bookmarkStart w:id="114" w:name="resumen-en-3-frases-5"/>
     <w:p>
       <w:pPr>
         <w:pStyle w:val="Heading2"/>
@@ -14074,8 +13505,8 @@
         <w:t xml:space="preserve">(NEXT, FEXT, PS NEXT) es la interferencia entre pares: el culpable oculto de muchos cables con errores intermitentes.</w:t>
       </w:r>
     </w:p>
-    <w:bookmarkEnd w:id="125"/>
-    <w:bookmarkStart w:id="126" w:name="vocabulario-rápido-5"/>
+    <w:bookmarkEnd w:id="114"/>
+    <w:bookmarkStart w:id="115" w:name="vocabulario-rápido-5"/>
     <w:p>
       <w:pPr>
         <w:pStyle w:val="Heading2"/>
@@ -14088,7 +13519,6 @@
       <w:tblPr>
         <w:tblStyle w:val="Table"/>
         <w:tblW w:type="pct" w:w="5000"/>
-        <w:jc w:val="left"/>
         <w:tblLayout w:type="fixed"/>
         <w:tblLook w:firstRow="1" w:lastRow="0" w:firstColumn="0" w:lastColumn="0" w:noHBand="0" w:noVBand="0" w:val="0020"/>
       </w:tblPr>
@@ -14105,7 +13535,6 @@
           <w:p>
             <w:pPr>
               <w:pStyle w:val="Compact"/>
-              <w:jc w:val="left"/>
             </w:pPr>
             <w:r>
               <w:t xml:space="preserve">Término</w:t>
@@ -14117,7 +13546,6 @@
           <w:p>
             <w:pPr>
               <w:pStyle w:val="Compact"/>
-              <w:jc w:val="left"/>
             </w:pPr>
             <w:r>
               <w:t xml:space="preserve">Idea general</w:t>
@@ -14131,7 +13559,6 @@
           <w:p>
             <w:pPr>
               <w:pStyle w:val="Compact"/>
-              <w:jc w:val="left"/>
             </w:pPr>
             <w:r>
               <w:t xml:space="preserve">Ancho de banda</w:t>
@@ -14143,7 +13570,6 @@
           <w:p>
             <w:pPr>
               <w:pStyle w:val="Compact"/>
-              <w:jc w:val="left"/>
             </w:pPr>
             <w:r>
               <w:t xml:space="preserve">Capacidad máx de transmisión en bps</w:t>
@@ -14157,7 +13583,6 @@
           <w:p>
             <w:pPr>
               <w:pStyle w:val="Compact"/>
-              <w:jc w:val="left"/>
             </w:pPr>
             <w:r>
               <w:t xml:space="preserve">Throughput</w:t>
@@ -14169,7 +13594,6 @@
           <w:p>
             <w:pPr>
               <w:pStyle w:val="Compact"/>
-              <w:jc w:val="left"/>
             </w:pPr>
             <w:r>
               <w:t xml:space="preserve">Capacidad real (la realidad medida en bytes)</w:t>
@@ -14183,7 +13607,6 @@
           <w:p>
             <w:pPr>
               <w:pStyle w:val="Compact"/>
-              <w:jc w:val="left"/>
             </w:pPr>
             <w:r>
               <w:t xml:space="preserve">Latencia</w:t>
@@ -14195,7 +13618,6 @@
           <w:p>
             <w:pPr>
               <w:pStyle w:val="Compact"/>
-              <w:jc w:val="left"/>
             </w:pPr>
             <w:r>
               <w:t xml:space="preserve">Tiempo de viaje de un paquete (ms)</w:t>
@@ -14209,7 +13631,6 @@
           <w:p>
             <w:pPr>
               <w:pStyle w:val="Compact"/>
-              <w:jc w:val="left"/>
             </w:pPr>
             <w:r>
               <w:t xml:space="preserve">Atenuación</w:t>
@@ -14221,7 +13642,6 @@
           <w:p>
             <w:pPr>
               <w:pStyle w:val="Compact"/>
-              <w:jc w:val="left"/>
             </w:pPr>
             <w:r>
               <w:t xml:space="preserve">Pérdida de señal con la distancia (dB)</w:t>
@@ -14235,7 +13655,6 @@
           <w:p>
             <w:pPr>
               <w:pStyle w:val="Compact"/>
-              <w:jc w:val="left"/>
             </w:pPr>
             <w:r>
               <w:t xml:space="preserve">Diafonía / crosstalk</w:t>
@@ -14247,7 +13666,6 @@
           <w:p>
             <w:pPr>
               <w:pStyle w:val="Compact"/>
-              <w:jc w:val="left"/>
             </w:pPr>
             <w:r>
               <w:t xml:space="preserve">Interferencia entre pares (NEXT, FEXT, PS NEXT)</w:t>
@@ -14261,7 +13679,6 @@
           <w:p>
             <w:pPr>
               <w:pStyle w:val="Compact"/>
-              <w:jc w:val="left"/>
             </w:pPr>
             <w:r>
               <w:t xml:space="preserve">Jitter</w:t>
@@ -14273,7 +13690,6 @@
           <w:p>
             <w:pPr>
               <w:pStyle w:val="Compact"/>
-              <w:jc w:val="left"/>
             </w:pPr>
             <w:r>
               <w:t xml:space="preserve">Variación de la latencia (enemigo de VoIP)</w:t>
@@ -14287,7 +13703,6 @@
           <w:p>
             <w:pPr>
               <w:pStyle w:val="Compact"/>
-              <w:jc w:val="left"/>
             </w:pPr>
             <w:r>
               <w:t xml:space="preserve">SNR</w:t>
@@ -14299,7 +13714,6 @@
           <w:p>
             <w:pPr>
               <w:pStyle w:val="Compact"/>
-              <w:jc w:val="left"/>
             </w:pPr>
             <w:r>
               <w:t xml:space="preserve">Relación señal-ruido: margen de señal útil frente al ruido</w:t>
@@ -14325,7 +13739,7 @@
       <w:r>
         <w:t xml:space="preserve"> </w:t>
       </w:r>
-      <w:hyperlink r:id="rId51">
+      <w:hyperlink r:id="rId40">
         <w:r>
           <w:rPr>
             <w:rStyle w:val="Hyperlink"/>
@@ -14352,7 +13766,7 @@
       <w:r>
         <w:t xml:space="preserve"> </w:t>
       </w:r>
-      <w:hyperlink r:id="rId25">
+      <w:hyperlink r:id="rId14">
         <w:r>
           <w:rPr>
             <w:rStyle w:val="Hyperlink"/>
@@ -14379,7 +13793,7 @@
       <w:r>
         <w:t xml:space="preserve"> </w:t>
       </w:r>
-      <w:hyperlink r:id="rId27">
+      <w:hyperlink r:id="rId16">
         <w:r>
           <w:rPr>
             <w:rStyle w:val="Hyperlink"/>
@@ -14388,9 +13802,9 @@
         </w:r>
       </w:hyperlink>
     </w:p>
-    <w:bookmarkEnd w:id="126"/>
-    <w:bookmarkEnd w:id="127"/>
-    <w:bookmarkStart w:id="144" w:name="cableado-estructurado"/>
+    <w:bookmarkEnd w:id="115"/>
+    <w:bookmarkEnd w:id="116"/>
+    <w:bookmarkStart w:id="133" w:name="cableado-estructurado"/>
     <w:p>
       <w:pPr>
         <w:pStyle w:val="Heading1"/>
@@ -14454,7 +13868,7 @@
         </w:pict>
       </w:r>
     </w:p>
-    <w:bookmarkStart w:id="128" w:name="la-idea-en-una-frase-6"/>
+    <w:bookmarkStart w:id="117" w:name="la-idea-en-una-frase-6"/>
     <w:p>
       <w:pPr>
         <w:pStyle w:val="Heading2"/>
@@ -14539,7 +13953,7 @@
       <w:r>
         <w:t xml:space="preserve"> </w:t>
       </w:r>
-      <w:hyperlink r:id="rId26">
+      <w:hyperlink r:id="rId15">
         <w:r>
           <w:rPr>
             <w:rStyle w:val="Hyperlink"/>
@@ -14556,7 +13970,7 @@
       <w:r>
         <w:t xml:space="preserve"> </w:t>
       </w:r>
-      <w:hyperlink r:id="rId22">
+      <w:hyperlink r:id="rId11">
         <w:r>
           <w:rPr>
             <w:rStyle w:val="Hyperlink"/>
@@ -14578,8 +13992,8 @@
         </w:pict>
       </w:r>
     </w:p>
-    <w:bookmarkEnd w:id="128"/>
-    <w:bookmarkStart w:id="129" w:name="el-estándar-tiaeia-568"/>
+    <w:bookmarkEnd w:id="117"/>
+    <w:bookmarkStart w:id="118" w:name="el-estándar-tiaeia-568"/>
     <w:p>
       <w:pPr>
         <w:pStyle w:val="Heading2"/>
@@ -14653,13 +14067,7 @@
         <w:t xml:space="preserve"> </w:t>
       </w:r>
       <w:r>
-        <w:t xml:space="preserve">“</w:t>
-      </w:r>
-      <w:r>
-        <w:t xml:space="preserve">cadena</w:t>
-      </w:r>
-      <w:r>
-        <w:t xml:space="preserve">”</w:t>
+        <w:t xml:space="preserve">“cadena”</w:t>
       </w:r>
       <w:r>
         <w:t xml:space="preserve"> </w:t>
@@ -14713,8 +14121,8 @@
         </w:pict>
       </w:r>
     </w:p>
-    <w:bookmarkEnd w:id="129"/>
-    <w:bookmarkStart w:id="133" w:name="el-recorrido-completo-de-la-señal"/>
+    <w:bookmarkEnd w:id="118"/>
+    <w:bookmarkStart w:id="122" w:name="el-recorrido-completo-de-la-señal"/>
     <w:p>
       <w:pPr>
         <w:pStyle w:val="Heading2"/>
@@ -14845,12 +14253,12 @@
           <wp:inline>
             <wp:extent cx="5334000" cy="3683000"/>
             <wp:effectExtent b="0" l="0" r="0" t="0"/>
-            <wp:docPr descr="Recorrido de la señal en cableado estructurado: de la PC al switch" title="" id="131" name="Picture"/>
+            <wp:docPr descr="Recorrido de la señal en cableado estructurado: de la PC al switch" title="" id="120" name="Picture"/>
             <a:graphic>
               <a:graphicData uri="http://schemas.openxmlformats.org/drawingml/2006/picture">
                 <pic:pic>
                   <pic:nvPicPr>
-                    <pic:cNvPr descr="public/diagrams/u02-recorrido-senal.svg" id="132" name="Picture"/>
+                    <pic:cNvPr descr="public/diagrams/u02-recorrido-senal.svg" id="121" name="Picture"/>
                     <pic:cNvPicPr>
                       <a:picLocks noChangeArrowheads="1" noChangeAspect="1"/>
                     </pic:cNvPicPr>
@@ -14862,7 +14270,7 @@
                           <a14:useLocalDpi xmlns:a14="http://schemas.microsoft.com/office/drawing/2010/main" val="0"/>
                         </a:ext>
                         <a:ext uri="{96DAC541-7B7A-43D3-8B79-37D633B846F1}">
-                          <asvg:svgBlip xmlns:asvg="http://schemas.microsoft.com/office/drawing/2016/SVG/main" r:embed="rId130"/>
+                          <asvg:svgBlip xmlns:asvg="http://schemas.microsoft.com/office/drawing/2016/SVG/main" r:embed="rId119"/>
                         </a:ext>
                       </a:extLst>
                     </a:blip>
@@ -14907,8 +14315,8 @@
         </w:pict>
       </w:r>
     </w:p>
-    <w:bookmarkEnd w:id="133"/>
-    <w:bookmarkStart w:id="137" w:name="los-cuatro-elementos"/>
+    <w:bookmarkEnd w:id="122"/>
+    <w:bookmarkStart w:id="126" w:name="los-cuatro-elementos"/>
     <w:p>
       <w:pPr>
         <w:pStyle w:val="Heading2"/>
@@ -14921,7 +14329,6 @@
       <w:tblPr>
         <w:tblStyle w:val="Table"/>
         <w:tblW w:type="pct" w:w="5000"/>
-        <w:jc w:val="left"/>
         <w:tblLayout w:type="fixed"/>
         <w:tblLook w:firstRow="1" w:lastRow="0" w:firstColumn="0" w:lastColumn="0" w:noHBand="0" w:noVBand="0" w:val="0020"/>
       </w:tblPr>
@@ -14940,7 +14347,6 @@
           <w:p>
             <w:pPr>
               <w:pStyle w:val="Compact"/>
-              <w:jc w:val="left"/>
             </w:pPr>
             <w:r>
               <w:t xml:space="preserve">Elemento</w:t>
@@ -14952,7 +14358,6 @@
           <w:p>
             <w:pPr>
               <w:pStyle w:val="Compact"/>
-              <w:jc w:val="left"/>
             </w:pPr>
             <w:r>
               <w:t xml:space="preserve">Qué es</w:t>
@@ -14964,7 +14369,6 @@
           <w:p>
             <w:pPr>
               <w:pStyle w:val="Compact"/>
-              <w:jc w:val="left"/>
             </w:pPr>
             <w:r>
               <w:t xml:space="preserve">Dónde vive</w:t>
@@ -14976,7 +14380,6 @@
           <w:p>
             <w:pPr>
               <w:pStyle w:val="Compact"/>
-              <w:jc w:val="left"/>
             </w:pPr>
             <w:r>
               <w:t xml:space="preserve">Detalles</w:t>
@@ -14990,7 +14393,6 @@
           <w:p>
             <w:pPr>
               <w:pStyle w:val="Compact"/>
-              <w:jc w:val="left"/>
             </w:pPr>
             <w:r>
               <w:rPr>
@@ -15006,7 +14408,6 @@
           <w:p>
             <w:pPr>
               <w:pStyle w:val="Compact"/>
-              <w:jc w:val="left"/>
             </w:pPr>
             <w:r>
               <w:t xml:space="preserve">Cable flexible de 1-5 m</w:t>
@@ -15018,7 +14419,6 @@
           <w:p>
             <w:pPr>
               <w:pStyle w:val="Compact"/>
-              <w:jc w:val="left"/>
             </w:pPr>
             <w:r>
               <w:t xml:space="preserve">Del PC al keystone y del patch panel al switch</w:t>
@@ -15030,7 +14430,6 @@
           <w:p>
             <w:pPr>
               <w:pStyle w:val="Compact"/>
-              <w:jc w:val="left"/>
             </w:pPr>
             <w:r>
               <w:t xml:space="preserve">Se compra hecho o se</w:t>
@@ -15038,7 +14437,7 @@
             <w:r>
               <w:t xml:space="preserve"> </w:t>
             </w:r>
-            <w:hyperlink r:id="rId24">
+            <w:hyperlink r:id="rId13">
               <w:r>
                 <w:rPr>
                   <w:rStyle w:val="Hyperlink"/>
@@ -15058,7 +14457,6 @@
           <w:p>
             <w:pPr>
               <w:pStyle w:val="Compact"/>
-              <w:jc w:val="left"/>
             </w:pPr>
             <w:r>
               <w:rPr>
@@ -15074,7 +14472,6 @@
           <w:p>
             <w:pPr>
               <w:pStyle w:val="Compact"/>
-              <w:jc w:val="left"/>
             </w:pPr>
             <w:r>
               <w:t xml:space="preserve">Conector hembra RJ45</w:t>
@@ -15086,7 +14483,6 @@
           <w:p>
             <w:pPr>
               <w:pStyle w:val="Compact"/>
-              <w:jc w:val="left"/>
             </w:pPr>
             <w:r>
               <w:t xml:space="preserve">La roseta de pared</w:t>
@@ -15098,7 +14494,6 @@
           <w:p>
             <w:pPr>
               <w:pStyle w:val="Compact"/>
-              <w:jc w:val="left"/>
             </w:pPr>
             <w:r>
               <w:t xml:space="preserve">Donde termina el cable horizontal en el puesto</w:t>
@@ -15112,7 +14507,6 @@
           <w:p>
             <w:pPr>
               <w:pStyle w:val="Compact"/>
-              <w:jc w:val="left"/>
             </w:pPr>
             <w:r>
               <w:rPr>
@@ -15128,7 +14522,6 @@
           <w:p>
             <w:pPr>
               <w:pStyle w:val="Compact"/>
-              <w:jc w:val="left"/>
             </w:pPr>
             <w:r>
               <w:t xml:space="preserve">Panel con 12-48 puertos RJ45</w:t>
@@ -15140,7 +14533,6 @@
           <w:p>
             <w:pPr>
               <w:pStyle w:val="Compact"/>
-              <w:jc w:val="left"/>
             </w:pPr>
             <w:r>
               <w:t xml:space="preserve">El rack</w:t>
@@ -15152,7 +14544,6 @@
           <w:p>
             <w:pPr>
               <w:pStyle w:val="Compact"/>
-              <w:jc w:val="left"/>
             </w:pPr>
             <w:r>
               <w:t xml:space="preserve">Concentra todos los cables horizontales del edificio</w:t>
@@ -15166,7 +14557,6 @@
           <w:p>
             <w:pPr>
               <w:pStyle w:val="Compact"/>
-              <w:jc w:val="left"/>
             </w:pPr>
             <w:r>
               <w:rPr>
@@ -15182,7 +14572,6 @@
           <w:p>
             <w:pPr>
               <w:pStyle w:val="Compact"/>
-              <w:jc w:val="left"/>
             </w:pPr>
             <w:r>
               <w:t xml:space="preserve">UTP sólido (no flexible)</w:t>
@@ -15194,7 +14583,6 @@
           <w:p>
             <w:pPr>
               <w:pStyle w:val="Compact"/>
-              <w:jc w:val="left"/>
             </w:pPr>
             <w:r>
               <w:t xml:space="preserve">Empotrado: paredes, falsos techos</w:t>
@@ -15206,7 +14594,6 @@
           <w:p>
             <w:pPr>
               <w:pStyle w:val="Compact"/>
-              <w:jc w:val="left"/>
             </w:pPr>
             <w:r>
               <w:t xml:space="preserve">Va del patch panel al keystone; no se toca nunca</w:t>
@@ -15224,18 +14611,18 @@
           <wp:inline>
             <wp:extent cx="5334000" cy="3549689"/>
             <wp:effectExtent b="0" l="0" r="0" t="0"/>
-            <wp:docPr descr="Patch panel con latiguillos etiquetados en el rack" title="" id="135" name="Picture"/>
+            <wp:docPr descr="Patch panel con latiguillos etiquetados en el rack" title="" id="124" name="Picture"/>
             <a:graphic>
               <a:graphicData uri="http://schemas.openxmlformats.org/drawingml/2006/picture">
                 <pic:pic>
                   <pic:nvPicPr>
-                    <pic:cNvPr descr="public/photos/u02-patch-panel.jpg" id="136" name="Picture"/>
+                    <pic:cNvPr descr="public/photos/u02-patch-panel.jpg" id="125" name="Picture"/>
                     <pic:cNvPicPr>
                       <a:picLocks noChangeArrowheads="1" noChangeAspect="1"/>
                     </pic:cNvPicPr>
                   </pic:nvPicPr>
                   <pic:blipFill>
-                    <a:blip r:embed="rId134"/>
+                    <a:blip r:embed="rId123"/>
                     <a:stretch>
                       <a:fillRect/>
                     </a:stretch>
@@ -15301,8 +14688,8 @@
         </w:pict>
       </w:r>
     </w:p>
-    <w:bookmarkEnd w:id="137"/>
-    <w:bookmarkStart w:id="138" w:name="ventajas-de-hacerlo-bien"/>
+    <w:bookmarkEnd w:id="126"/>
+    <w:bookmarkStart w:id="127" w:name="ventajas-de-hacerlo-bien"/>
     <w:p>
       <w:pPr>
         <w:pStyle w:val="Heading2"/>
@@ -15315,7 +14702,6 @@
       <w:tblPr>
         <w:tblStyle w:val="Table"/>
         <w:tblW w:type="pct" w:w="5000"/>
-        <w:jc w:val="left"/>
         <w:tblLayout w:type="fixed"/>
         <w:tblLook w:firstRow="1" w:lastRow="0" w:firstColumn="0" w:lastColumn="0" w:noHBand="0" w:noVBand="0" w:val="0020"/>
       </w:tblPr>
@@ -15332,7 +14718,6 @@
           <w:p>
             <w:pPr>
               <w:pStyle w:val="Compact"/>
-              <w:jc w:val="left"/>
             </w:pPr>
             <w:r>
               <w:t xml:space="preserve">Ventaja</w:t>
@@ -15344,7 +14729,6 @@
           <w:p>
             <w:pPr>
               <w:pStyle w:val="Compact"/>
-              <w:jc w:val="left"/>
             </w:pPr>
             <w:r>
               <w:t xml:space="preserve">Qué ganas</w:t>
@@ -15358,7 +14742,6 @@
           <w:p>
             <w:pPr>
               <w:pStyle w:val="Compact"/>
-              <w:jc w:val="left"/>
             </w:pPr>
             <w:r>
               <w:rPr>
@@ -15374,7 +14757,6 @@
           <w:p>
             <w:pPr>
               <w:pStyle w:val="Compact"/>
-              <w:jc w:val="left"/>
             </w:pPr>
             <w:r>
               <w:t xml:space="preserve">Cada toma de red está identificada y etiquetada: sabes qué cable lleva a qué roseta</w:t>
@@ -15388,7 +14770,6 @@
           <w:p>
             <w:pPr>
               <w:pStyle w:val="Compact"/>
-              <w:jc w:val="left"/>
             </w:pPr>
             <w:r>
               <w:rPr>
@@ -15404,7 +14785,6 @@
           <w:p>
             <w:pPr>
               <w:pStyle w:val="Compact"/>
-              <w:jc w:val="left"/>
             </w:pPr>
             <w:r>
               <w:t xml:space="preserve">Cambiar un PC de ubicación requiere solo un latiguillo nuevo, no tocar obra</w:t>
@@ -15418,7 +14798,6 @@
           <w:p>
             <w:pPr>
               <w:pStyle w:val="Compact"/>
-              <w:jc w:val="left"/>
             </w:pPr>
             <w:r>
               <w:rPr>
@@ -15434,7 +14813,6 @@
           <w:p>
             <w:pPr>
               <w:pStyle w:val="Compact"/>
-              <w:jc w:val="left"/>
             </w:pPr>
             <w:r>
               <w:t xml:space="preserve">El cable horizontal fijo rara vez se estropea; los latiguillos se cambian en segundos</w:t>
@@ -15448,7 +14826,6 @@
           <w:p>
             <w:pPr>
               <w:pStyle w:val="Compact"/>
-              <w:jc w:val="left"/>
             </w:pPr>
             <w:r>
               <w:rPr>
@@ -15464,7 +14841,6 @@
           <w:p>
             <w:pPr>
               <w:pStyle w:val="Compact"/>
-              <w:jc w:val="left"/>
             </w:pPr>
             <w:r>
               <w:t xml:space="preserve">Se puede certificar que la instalación cumple la categoría (Cat6, etc.)</w:t>
@@ -15478,7 +14854,6 @@
           <w:p>
             <w:pPr>
               <w:pStyle w:val="Compact"/>
-              <w:jc w:val="left"/>
             </w:pPr>
             <w:r>
               <w:rPr>
@@ -15494,7 +14869,6 @@
           <w:p>
             <w:pPr>
               <w:pStyle w:val="Compact"/>
-              <w:jc w:val="left"/>
             </w:pPr>
             <w:r>
               <w:t xml:space="preserve">Obra una vez, cambios ilimitados: el ahorro aparece en el segundo año</w:t>
@@ -15510,8 +14884,8 @@
         </w:pict>
       </w:r>
     </w:p>
-    <w:bookmarkEnd w:id="138"/>
-    <w:bookmarkStart w:id="139" w:name="reglas-de-etiquetado-y-documentación"/>
+    <w:bookmarkEnd w:id="127"/>
+    <w:bookmarkStart w:id="128" w:name="reglas-de-etiquetado-y-documentación"/>
     <w:p>
       <w:pPr>
         <w:pStyle w:val="Heading2"/>
@@ -15597,13 +14971,7 @@
         <w:t xml:space="preserve"> </w:t>
       </w:r>
       <w:r>
-        <w:t xml:space="preserve">“</w:t>
-      </w:r>
-      <w:r>
-        <w:t xml:space="preserve">el verde es del pasillo</w:t>
-      </w:r>
-      <w:r>
-        <w:t xml:space="preserve">”</w:t>
+        <w:t xml:space="preserve">“el verde es del pasillo”</w:t>
       </w:r>
       <w:r>
         <w:t xml:space="preserve">. La documentación es el activo que se agradece a los tres años, no el primer día.</w:t>
@@ -15636,13 +15004,7 @@
         <w:t xml:space="preserve"> </w:t>
       </w:r>
       <w:r>
-        <w:t xml:space="preserve">“</w:t>
-      </w:r>
-      <w:r>
-        <w:t xml:space="preserve">estructurado</w:t>
-      </w:r>
-      <w:r>
-        <w:t xml:space="preserve">”</w:t>
+        <w:t xml:space="preserve">“estructurado”</w:t>
       </w:r>
       <w:r>
         <w:t xml:space="preserve"> </w:t>
@@ -15658,8 +15020,8 @@
         </w:pict>
       </w:r>
     </w:p>
-    <w:bookmarkEnd w:id="139"/>
-    <w:bookmarkStart w:id="140" w:name="el-cableado-estructurado-vs-la-chapuza"/>
+    <w:bookmarkEnd w:id="128"/>
+    <w:bookmarkStart w:id="129" w:name="el-cableado-estructurado-vs-la-chapuza"/>
     <w:p>
       <w:pPr>
         <w:pStyle w:val="Heading2"/>
@@ -15679,13 +15041,7 @@
         <w:t xml:space="preserve"> </w:t>
       </w:r>
       <w:r>
-        <w:t xml:space="preserve">“</w:t>
-      </w:r>
-      <w:r>
-        <w:t xml:space="preserve">tirar cables largos</w:t>
-      </w:r>
-      <w:r>
-        <w:t xml:space="preserve">”</w:t>
+        <w:t xml:space="preserve">“tirar cables largos”</w:t>
       </w:r>
       <w:r>
         <w:t xml:space="preserve"> </w:t>
@@ -15698,7 +15054,6 @@
       <w:tblPr>
         <w:tblStyle w:val="Table"/>
         <w:tblW w:type="pct" w:w="5000"/>
-        <w:jc w:val="left"/>
         <w:tblLayout w:type="fixed"/>
         <w:tblLook w:firstRow="1" w:lastRow="0" w:firstColumn="0" w:lastColumn="0" w:noHBand="0" w:noVBand="0" w:val="0020"/>
       </w:tblPr>
@@ -15716,7 +15071,6 @@
           <w:p>
             <w:pPr>
               <w:pStyle w:val="Compact"/>
-              <w:jc w:val="left"/>
             </w:pPr>
             <w:r>
               <w:t xml:space="preserve">Aspecto</w:t>
@@ -15728,7 +15082,6 @@
           <w:p>
             <w:pPr>
               <w:pStyle w:val="Compact"/>
-              <w:jc w:val="left"/>
             </w:pPr>
             <w:r>
               <w:t xml:space="preserve">Cableado improvisado (directo de PC a switch)</w:t>
@@ -15740,7 +15093,6 @@
           <w:p>
             <w:pPr>
               <w:pStyle w:val="Compact"/>
-              <w:jc w:val="left"/>
             </w:pPr>
             <w:r>
               <w:t xml:space="preserve">Cableado estructurado</w:t>
@@ -15754,7 +15106,6 @@
           <w:p>
             <w:pPr>
               <w:pStyle w:val="Compact"/>
-              <w:jc w:val="left"/>
             </w:pPr>
             <w:r>
               <w:t xml:space="preserve">Cambio de mesa</w:t>
@@ -15766,7 +15117,6 @@
           <w:p>
             <w:pPr>
               <w:pStyle w:val="Compact"/>
-              <w:jc w:val="left"/>
             </w:pPr>
             <w:r>
               <w:t xml:space="preserve">Rehacer tramos, pelar, crimpar, tiempo</w:t>
@@ -15778,7 +15128,6 @@
           <w:p>
             <w:pPr>
               <w:pStyle w:val="Compact"/>
-              <w:jc w:val="left"/>
             </w:pPr>
             <w:r>
               <w:t xml:space="preserve">Mover un latiguillo: 2 minutos</w:t>
@@ -15792,7 +15141,6 @@
           <w:p>
             <w:pPr>
               <w:pStyle w:val="Compact"/>
-              <w:jc w:val="left"/>
             </w:pPr>
             <w:r>
               <w:t xml:space="preserve">Fallo detectado</w:t>
@@ -15804,25 +15152,17 @@
           <w:p>
             <w:pPr>
               <w:pStyle w:val="Compact"/>
-              <w:jc w:val="left"/>
-            </w:pPr>
-            <w:r>
-              <w:t xml:space="preserve">“</w:t>
-            </w:r>
-            <w:r>
-              <w:t xml:space="preserve">No sé qué cable es este</w:t>
-            </w:r>
-            <w:r>
-              <w:t xml:space="preserve">”</w:t>
-            </w:r>
-          </w:p>
-        </w:tc>
-        <w:tc>
-          <w:tcPr/>
-          <w:p>
-            <w:pPr>
-              <w:pStyle w:val="Compact"/>
-              <w:jc w:val="left"/>
+            </w:pPr>
+            <w:r>
+              <w:t xml:space="preserve">“No sé qué cable es este”</w:t>
+            </w:r>
+          </w:p>
+        </w:tc>
+        <w:tc>
+          <w:tcPr/>
+          <w:p>
+            <w:pPr>
+              <w:pStyle w:val="Compact"/>
             </w:pPr>
             <w:r>
               <w:t xml:space="preserve">Puertos etiquetados y localizables</w:t>
@@ -15836,7 +15176,6 @@
           <w:p>
             <w:pPr>
               <w:pStyle w:val="Compact"/>
-              <w:jc w:val="left"/>
             </w:pPr>
             <w:r>
               <w:t xml:space="preserve">Ampliación</w:t>
@@ -15848,7 +15187,6 @@
           <w:p>
             <w:pPr>
               <w:pStyle w:val="Compact"/>
-              <w:jc w:val="left"/>
             </w:pPr>
             <w:r>
               <w:t xml:space="preserve">Hay que abrir paredes otra vez</w:t>
@@ -15860,7 +15198,6 @@
           <w:p>
             <w:pPr>
               <w:pStyle w:val="Compact"/>
-              <w:jc w:val="left"/>
             </w:pPr>
             <w:r>
               <w:t xml:space="preserve">El cable horizontal ya está → solo latiguillos y puerto libre</w:t>
@@ -15874,7 +15211,6 @@
           <w:p>
             <w:pPr>
               <w:pStyle w:val="Compact"/>
-              <w:jc w:val="left"/>
             </w:pPr>
             <w:r>
               <w:t xml:space="preserve">Crecimiento ordenado</w:t>
@@ -15886,7 +15222,6 @@
           <w:p>
             <w:pPr>
               <w:pStyle w:val="Compact"/>
-              <w:jc w:val="left"/>
             </w:pPr>
             <w:r>
               <w:t xml:space="preserve">Mar de cables en el rack</w:t>
@@ -15898,7 +15233,6 @@
           <w:p>
             <w:pPr>
               <w:pStyle w:val="Compact"/>
-              <w:jc w:val="left"/>
             </w:pPr>
             <w:r>
               <w:t xml:space="preserve">Patch panels y etiquetas: todo en su sitio</w:t>
@@ -15912,7 +15246,6 @@
           <w:p>
             <w:pPr>
               <w:pStyle w:val="Compact"/>
-              <w:jc w:val="left"/>
             </w:pPr>
             <w:r>
               <w:t xml:space="preserve">Certificación</w:t>
@@ -15924,7 +15257,6 @@
           <w:p>
             <w:pPr>
               <w:pStyle w:val="Compact"/>
-              <w:jc w:val="left"/>
             </w:pPr>
             <w:r>
               <w:t xml:space="preserve">Imposible</w:t>
@@ -15936,7 +15268,6 @@
           <w:p>
             <w:pPr>
               <w:pStyle w:val="Compact"/>
-              <w:jc w:val="left"/>
             </w:pPr>
             <w:r>
               <w:t xml:space="preserve">Ruta clara para certificar categoría</w:t>
@@ -15976,8 +15307,8 @@
         </w:pict>
       </w:r>
     </w:p>
-    <w:bookmarkEnd w:id="140"/>
-    <w:bookmarkStart w:id="141" w:name="mini-chequeo-6"/>
+    <w:bookmarkEnd w:id="129"/>
+    <w:bookmarkStart w:id="130" w:name="mini-chequeo-6"/>
     <w:p>
       <w:pPr>
         <w:pStyle w:val="Heading2"/>
@@ -16173,8 +15504,8 @@
         </w:pict>
       </w:r>
     </w:p>
-    <w:bookmarkEnd w:id="141"/>
-    <w:bookmarkStart w:id="142" w:name="resumen-en-3-frases-6"/>
+    <w:bookmarkEnd w:id="130"/>
+    <w:bookmarkStart w:id="131" w:name="resumen-en-3-frases-6"/>
     <w:p>
       <w:pPr>
         <w:pStyle w:val="Heading2"/>
@@ -16274,8 +15605,8 @@
         <w:t xml:space="preserve">a lo largo de la vida del edificio.</w:t>
       </w:r>
     </w:p>
-    <w:bookmarkEnd w:id="142"/>
-    <w:bookmarkStart w:id="143" w:name="vocabulario-rápido-6"/>
+    <w:bookmarkEnd w:id="131"/>
+    <w:bookmarkStart w:id="132" w:name="vocabulario-rápido-6"/>
     <w:p>
       <w:pPr>
         <w:pStyle w:val="Heading2"/>
@@ -16288,7 +15619,6 @@
       <w:tblPr>
         <w:tblStyle w:val="Table"/>
         <w:tblW w:type="pct" w:w="5000"/>
-        <w:jc w:val="left"/>
         <w:tblLayout w:type="fixed"/>
         <w:tblLook w:firstRow="1" w:lastRow="0" w:firstColumn="0" w:lastColumn="0" w:noHBand="0" w:noVBand="0" w:val="0020"/>
       </w:tblPr>
@@ -16305,7 +15635,6 @@
           <w:p>
             <w:pPr>
               <w:pStyle w:val="Compact"/>
-              <w:jc w:val="left"/>
             </w:pPr>
             <w:r>
               <w:t xml:space="preserve">Término</w:t>
@@ -16317,7 +15646,6 @@
           <w:p>
             <w:pPr>
               <w:pStyle w:val="Compact"/>
-              <w:jc w:val="left"/>
             </w:pPr>
             <w:r>
               <w:t xml:space="preserve">Idea general</w:t>
@@ -16331,7 +15659,6 @@
           <w:p>
             <w:pPr>
               <w:pStyle w:val="Compact"/>
-              <w:jc w:val="left"/>
             </w:pPr>
             <w:r>
               <w:t xml:space="preserve">Cableado estructurado</w:t>
@@ -16343,7 +15670,6 @@
           <w:p>
             <w:pPr>
               <w:pStyle w:val="Compact"/>
-              <w:jc w:val="left"/>
             </w:pPr>
             <w:r>
               <w:t xml:space="preserve">Cableado profesional según TIA/EIA-568</w:t>
@@ -16357,7 +15683,6 @@
           <w:p>
             <w:pPr>
               <w:pStyle w:val="Compact"/>
-              <w:jc w:val="left"/>
             </w:pPr>
             <w:r>
               <w:t xml:space="preserve">Cable horizontal</w:t>
@@ -16369,7 +15694,6 @@
           <w:p>
             <w:pPr>
               <w:pStyle w:val="Compact"/>
-              <w:jc w:val="left"/>
             </w:pPr>
             <w:r>
               <w:t xml:space="preserve">Cable sólido empotrado (patch panel ↔ keystone)</w:t>
@@ -16383,7 +15707,6 @@
           <w:p>
             <w:pPr>
               <w:pStyle w:val="Compact"/>
-              <w:jc w:val="left"/>
             </w:pPr>
             <w:r>
               <w:t xml:space="preserve">Latiguillo</w:t>
@@ -16395,7 +15718,6 @@
           <w:p>
             <w:pPr>
               <w:pStyle w:val="Compact"/>
-              <w:jc w:val="left"/>
             </w:pPr>
             <w:r>
               <w:t xml:space="preserve">Cable flexible de 1-5 m en los extremos</w:t>
@@ -16409,7 +15731,6 @@
           <w:p>
             <w:pPr>
               <w:pStyle w:val="Compact"/>
-              <w:jc w:val="left"/>
             </w:pPr>
             <w:r>
               <w:t xml:space="preserve">Keystone / Roseta</w:t>
@@ -16421,7 +15742,6 @@
           <w:p>
             <w:pPr>
               <w:pStyle w:val="Compact"/>
-              <w:jc w:val="left"/>
             </w:pPr>
             <w:r>
               <w:t xml:space="preserve">Conector hembra RJ45 en la pared</w:t>
@@ -16435,7 +15755,6 @@
           <w:p>
             <w:pPr>
               <w:pStyle w:val="Compact"/>
-              <w:jc w:val="left"/>
             </w:pPr>
             <w:r>
               <w:t xml:space="preserve">Patch panel</w:t>
@@ -16447,7 +15766,6 @@
           <w:p>
             <w:pPr>
               <w:pStyle w:val="Compact"/>
-              <w:jc w:val="left"/>
             </w:pPr>
             <w:r>
               <w:t xml:space="preserve">Concentrador RJ45 en el rack (12-48 puertos)</w:t>
@@ -16461,7 +15779,6 @@
           <w:p>
             <w:pPr>
               <w:pStyle w:val="Compact"/>
-              <w:jc w:val="left"/>
             </w:pPr>
             <w:r>
               <w:t xml:space="preserve">Etiquetado</w:t>
@@ -16473,7 +15790,6 @@
           <w:p>
             <w:pPr>
               <w:pStyle w:val="Compact"/>
-              <w:jc w:val="left"/>
             </w:pPr>
             <w:r>
               <w:t xml:space="preserve">Identificar puertos con el mismo código en ambos extremos</w:t>
@@ -16487,7 +15803,6 @@
           <w:p>
             <w:pPr>
               <w:pStyle w:val="Compact"/>
-              <w:jc w:val="left"/>
             </w:pPr>
             <w:r>
               <w:t xml:space="preserve">TIA/EIA-568</w:t>
@@ -16499,7 +15814,6 @@
           <w:p>
             <w:pPr>
               <w:pStyle w:val="Compact"/>
-              <w:jc w:val="left"/>
             </w:pPr>
             <w:r>
               <w:t xml:space="preserve">Estándar que define el cableado estructurado</w:t>
@@ -16525,7 +15839,7 @@
       <w:r>
         <w:t xml:space="preserve"> </w:t>
       </w:r>
-      <w:hyperlink r:id="rId51">
+      <w:hyperlink r:id="rId40">
         <w:r>
           <w:rPr>
             <w:rStyle w:val="Hyperlink"/>
@@ -16552,7 +15866,7 @@
       <w:r>
         <w:t xml:space="preserve"> </w:t>
       </w:r>
-      <w:hyperlink r:id="rId26">
+      <w:hyperlink r:id="rId15">
         <w:r>
           <w:rPr>
             <w:rStyle w:val="Hyperlink"/>
@@ -16579,7 +15893,7 @@
       <w:r>
         <w:t xml:space="preserve"> </w:t>
       </w:r>
-      <w:hyperlink r:id="rId28">
+      <w:hyperlink r:id="rId17">
         <w:r>
           <w:rPr>
             <w:rStyle w:val="Hyperlink"/>
@@ -16588,9 +15902,9 @@
         </w:r>
       </w:hyperlink>
     </w:p>
-    <w:bookmarkEnd w:id="143"/>
-    <w:bookmarkEnd w:id="144"/>
-    <w:bookmarkStart w:id="174" w:name="topologías-de-red"/>
+    <w:bookmarkEnd w:id="132"/>
+    <w:bookmarkEnd w:id="133"/>
+    <w:bookmarkStart w:id="163" w:name="topologías-de-red"/>
     <w:p>
       <w:pPr>
         <w:pStyle w:val="Heading1"/>
@@ -16654,7 +15968,7 @@
         </w:pict>
       </w:r>
     </w:p>
-    <w:bookmarkStart w:id="145" w:name="la-idea-en-una-frase-7"/>
+    <w:bookmarkStart w:id="134" w:name="la-idea-en-una-frase-7"/>
     <w:p>
       <w:pPr>
         <w:pStyle w:val="Heading2"/>
@@ -16705,7 +16019,7 @@
       <w:r>
         <w:t xml:space="preserve"> </w:t>
       </w:r>
-      <w:hyperlink r:id="rId22">
+      <w:hyperlink r:id="rId11">
         <w:r>
           <w:rPr>
             <w:rStyle w:val="Hyperlink"/>
@@ -16748,8 +16062,8 @@
         </w:pict>
       </w:r>
     </w:p>
-    <w:bookmarkEnd w:id="145"/>
-    <w:bookmarkStart w:id="149" w:name="punto-a-punto"/>
+    <w:bookmarkEnd w:id="134"/>
+    <w:bookmarkStart w:id="138" w:name="punto-a-punto"/>
     <w:p>
       <w:pPr>
         <w:pStyle w:val="Heading2"/>
@@ -16868,12 +16182,12 @@
           <wp:inline>
             <wp:extent cx="5334000" cy="2558357"/>
             <wp:effectExtent b="0" l="0" r="0" t="0"/>
-            <wp:docPr descr="Topología punto a punto: dos dispositivos con un único enlace entre ellos" title="" id="147" name="Picture"/>
+            <wp:docPr descr="Topología punto a punto: dos dispositivos con un único enlace entre ellos" title="" id="136" name="Picture"/>
             <a:graphic>
               <a:graphicData uri="http://schemas.openxmlformats.org/drawingml/2006/picture">
                 <pic:pic>
                   <pic:nvPicPr>
-                    <pic:cNvPr descr="public/diagrams/u02-topologia-punto-a-punto.svg" id="148" name="Picture"/>
+                    <pic:cNvPr descr="public/diagrams/u02-topologia-punto-a-punto.svg" id="137" name="Picture"/>
                     <pic:cNvPicPr>
                       <a:picLocks noChangeArrowheads="1" noChangeAspect="1"/>
                     </pic:cNvPicPr>
@@ -16885,7 +16199,7 @@
                           <a14:useLocalDpi xmlns:a14="http://schemas.microsoft.com/office/drawing/2010/main" val="0"/>
                         </a:ext>
                         <a:ext uri="{96DAC541-7B7A-43D3-8B79-37D633B846F1}">
-                          <asvg:svgBlip xmlns:asvg="http://schemas.microsoft.com/office/drawing/2016/SVG/main" r:embed="rId146"/>
+                          <asvg:svgBlip xmlns:asvg="http://schemas.microsoft.com/office/drawing/2016/SVG/main" r:embed="rId135"/>
                         </a:ext>
                       </a:extLst>
                     </a:blip>
@@ -16930,8 +16244,8 @@
         </w:pict>
       </w:r>
     </w:p>
-    <w:bookmarkEnd w:id="149"/>
-    <w:bookmarkStart w:id="153" w:name="bus"/>
+    <w:bookmarkEnd w:id="138"/>
+    <w:bookmarkStart w:id="142" w:name="bus"/>
     <w:p>
       <w:pPr>
         <w:pStyle w:val="Heading2"/>
@@ -17131,12 +16445,12 @@
           <wp:inline>
             <wp:extent cx="5334000" cy="2409496"/>
             <wp:effectExtent b="0" l="0" r="0" t="0"/>
-            <wp:docPr descr="Topología de bus: un cable central al que se enganchan todos los dispositivos" title="" id="151" name="Picture"/>
+            <wp:docPr descr="Topología de bus: un cable central al que se enganchan todos los dispositivos" title="" id="140" name="Picture"/>
             <a:graphic>
               <a:graphicData uri="http://schemas.openxmlformats.org/drawingml/2006/picture">
                 <pic:pic>
                   <pic:nvPicPr>
-                    <pic:cNvPr descr="public/diagrams/u02-topologia-bus.svg" id="152" name="Picture"/>
+                    <pic:cNvPr descr="public/diagrams/u02-topologia-bus.svg" id="141" name="Picture"/>
                     <pic:cNvPicPr>
                       <a:picLocks noChangeArrowheads="1" noChangeAspect="1"/>
                     </pic:cNvPicPr>
@@ -17148,7 +16462,7 @@
                           <a14:useLocalDpi xmlns:a14="http://schemas.microsoft.com/office/drawing/2010/main" val="0"/>
                         </a:ext>
                         <a:ext uri="{96DAC541-7B7A-43D3-8B79-37D633B846F1}">
-                          <asvg:svgBlip xmlns:asvg="http://schemas.microsoft.com/office/drawing/2016/SVG/main" r:embed="rId150"/>
+                          <asvg:svgBlip xmlns:asvg="http://schemas.microsoft.com/office/drawing/2016/SVG/main" r:embed="rId139"/>
                         </a:ext>
                       </a:extLst>
                     </a:blip>
@@ -17193,8 +16507,8 @@
         </w:pict>
       </w:r>
     </w:p>
-    <w:bookmarkEnd w:id="153"/>
-    <w:bookmarkStart w:id="157" w:name="anillo"/>
+    <w:bookmarkEnd w:id="142"/>
+    <w:bookmarkStart w:id="146" w:name="anillo"/>
     <w:p>
       <w:pPr>
         <w:pStyle w:val="Heading2"/>
@@ -17369,12 +16683,12 @@
           <wp:inline>
             <wp:extent cx="5334000" cy="3139440"/>
             <wp:effectExtent b="0" l="0" r="0" t="0"/>
-            <wp:docPr descr="Topología en anillo: los dispositivos forman un circuito cerrado" title="" id="155" name="Picture"/>
+            <wp:docPr descr="Topología en anillo: los dispositivos forman un circuito cerrado" title="" id="144" name="Picture"/>
             <a:graphic>
               <a:graphicData uri="http://schemas.openxmlformats.org/drawingml/2006/picture">
                 <pic:pic>
                   <pic:nvPicPr>
-                    <pic:cNvPr descr="public/diagrams/u02-topologia-anillo.svg" id="156" name="Picture"/>
+                    <pic:cNvPr descr="public/diagrams/u02-topologia-anillo.svg" id="145" name="Picture"/>
                     <pic:cNvPicPr>
                       <a:picLocks noChangeArrowheads="1" noChangeAspect="1"/>
                     </pic:cNvPicPr>
@@ -17386,7 +16700,7 @@
                           <a14:useLocalDpi xmlns:a14="http://schemas.microsoft.com/office/drawing/2010/main" val="0"/>
                         </a:ext>
                         <a:ext uri="{96DAC541-7B7A-43D3-8B79-37D633B846F1}">
-                          <asvg:svgBlip xmlns:asvg="http://schemas.microsoft.com/office/drawing/2016/SVG/main" r:embed="rId154"/>
+                          <asvg:svgBlip xmlns:asvg="http://schemas.microsoft.com/office/drawing/2016/SVG/main" r:embed="rId143"/>
                         </a:ext>
                       </a:extLst>
                     </a:blip>
@@ -17431,8 +16745,8 @@
         </w:pict>
       </w:r>
     </w:p>
-    <w:bookmarkEnd w:id="157"/>
-    <w:bookmarkStart w:id="161" w:name="estrella"/>
+    <w:bookmarkEnd w:id="146"/>
+    <w:bookmarkStart w:id="150" w:name="estrella"/>
     <w:p>
       <w:pPr>
         <w:pStyle w:val="Heading2"/>
@@ -17616,7 +16930,7 @@
       <w:r>
         <w:t xml:space="preserve"> </w:t>
       </w:r>
-      <w:hyperlink r:id="rId27">
+      <w:hyperlink r:id="rId16">
         <w:r>
           <w:rPr>
             <w:rStyle w:val="Hyperlink"/>
@@ -17640,12 +16954,12 @@
           <wp:inline>
             <wp:extent cx="5334000" cy="3841750"/>
             <wp:effectExtent b="0" l="0" r="0" t="0"/>
-            <wp:docPr descr="Topología en estrella: cada dispositivo con su cable al switch central" title="" id="159" name="Picture"/>
+            <wp:docPr descr="Topología en estrella: cada dispositivo con su cable al switch central" title="" id="148" name="Picture"/>
             <a:graphic>
               <a:graphicData uri="http://schemas.openxmlformats.org/drawingml/2006/picture">
                 <pic:pic>
                   <pic:nvPicPr>
-                    <pic:cNvPr descr="public/diagrams/u02-topologia-estrella.svg" id="160" name="Picture"/>
+                    <pic:cNvPr descr="public/diagrams/u02-topologia-estrella.svg" id="149" name="Picture"/>
                     <pic:cNvPicPr>
                       <a:picLocks noChangeArrowheads="1" noChangeAspect="1"/>
                     </pic:cNvPicPr>
@@ -17657,7 +16971,7 @@
                           <a14:useLocalDpi xmlns:a14="http://schemas.microsoft.com/office/drawing/2010/main" val="0"/>
                         </a:ext>
                         <a:ext uri="{96DAC541-7B7A-43D3-8B79-37D633B846F1}">
-                          <asvg:svgBlip xmlns:asvg="http://schemas.microsoft.com/office/drawing/2016/SVG/main" r:embed="rId158"/>
+                          <asvg:svgBlip xmlns:asvg="http://schemas.microsoft.com/office/drawing/2016/SVG/main" r:embed="rId147"/>
                         </a:ext>
                       </a:extLst>
                     </a:blip>
@@ -17702,8 +17016,8 @@
         </w:pict>
       </w:r>
     </w:p>
-    <w:bookmarkEnd w:id="161"/>
-    <w:bookmarkStart w:id="165" w:name="malla"/>
+    <w:bookmarkEnd w:id="150"/>
+    <w:bookmarkStart w:id="154" w:name="malla"/>
     <w:p>
       <w:pPr>
         <w:pStyle w:val="Heading2"/>
@@ -17846,12 +17160,12 @@
           <wp:inline>
             <wp:extent cx="5334000" cy="3767137"/>
             <wp:effectExtent b="0" l="0" r="0" t="0"/>
-            <wp:docPr descr="Topología en malla: enlaces directos entre varios dispositivos con caminos alternativos" title="" id="163" name="Picture"/>
+            <wp:docPr descr="Topología en malla: enlaces directos entre varios dispositivos con caminos alternativos" title="" id="152" name="Picture"/>
             <a:graphic>
               <a:graphicData uri="http://schemas.openxmlformats.org/drawingml/2006/picture">
                 <pic:pic>
                   <pic:nvPicPr>
-                    <pic:cNvPr descr="public/diagrams/u02-topologia-malla.svg" id="164" name="Picture"/>
+                    <pic:cNvPr descr="public/diagrams/u02-topologia-malla.svg" id="153" name="Picture"/>
                     <pic:cNvPicPr>
                       <a:picLocks noChangeArrowheads="1" noChangeAspect="1"/>
                     </pic:cNvPicPr>
@@ -17863,7 +17177,7 @@
                           <a14:useLocalDpi xmlns:a14="http://schemas.microsoft.com/office/drawing/2010/main" val="0"/>
                         </a:ext>
                         <a:ext uri="{96DAC541-7B7A-43D3-8B79-37D633B846F1}">
-                          <asvg:svgBlip xmlns:asvg="http://schemas.microsoft.com/office/drawing/2016/SVG/main" r:embed="rId162"/>
+                          <asvg:svgBlip xmlns:asvg="http://schemas.microsoft.com/office/drawing/2016/SVG/main" r:embed="rId151"/>
                         </a:ext>
                       </a:extLst>
                     </a:blip>
@@ -17908,8 +17222,8 @@
         </w:pict>
       </w:r>
     </w:p>
-    <w:bookmarkEnd w:id="165"/>
-    <w:bookmarkStart w:id="169" w:name="híbrida-árbol"/>
+    <w:bookmarkEnd w:id="154"/>
+    <w:bookmarkStart w:id="158" w:name="híbrida-árbol"/>
     <w:p>
       <w:pPr>
         <w:pStyle w:val="Heading2"/>
@@ -18092,12 +17406,12 @@
           <wp:inline>
             <wp:extent cx="5334000" cy="3364056"/>
             <wp:effectExtent b="0" l="0" r="0" t="0"/>
-            <wp:docPr descr="Topología híbrida en árbol: estrellas de acceso agrupadas bajo un core jerárquico" title="" id="167" name="Picture"/>
+            <wp:docPr descr="Topología híbrida en árbol: estrellas de acceso agrupadas bajo un core jerárquico" title="" id="156" name="Picture"/>
             <a:graphic>
               <a:graphicData uri="http://schemas.openxmlformats.org/drawingml/2006/picture">
                 <pic:pic>
                   <pic:nvPicPr>
-                    <pic:cNvPr descr="public/diagrams/u02-topologia-hibrida.svg" id="168" name="Picture"/>
+                    <pic:cNvPr descr="public/diagrams/u02-topologia-hibrida.svg" id="157" name="Picture"/>
                     <pic:cNvPicPr>
                       <a:picLocks noChangeArrowheads="1" noChangeAspect="1"/>
                     </pic:cNvPicPr>
@@ -18109,7 +17423,7 @@
                           <a14:useLocalDpi xmlns:a14="http://schemas.microsoft.com/office/drawing/2010/main" val="0"/>
                         </a:ext>
                         <a:ext uri="{96DAC541-7B7A-43D3-8B79-37D633B846F1}">
-                          <asvg:svgBlip xmlns:asvg="http://schemas.microsoft.com/office/drawing/2016/SVG/main" r:embed="rId166"/>
+                          <asvg:svgBlip xmlns:asvg="http://schemas.microsoft.com/office/drawing/2016/SVG/main" r:embed="rId155"/>
                         </a:ext>
                       </a:extLst>
                     </a:blip>
@@ -18154,8 +17468,8 @@
         </w:pict>
       </w:r>
     </w:p>
-    <w:bookmarkEnd w:id="169"/>
-    <w:bookmarkStart w:id="170" w:name="tabla-resumen"/>
+    <w:bookmarkEnd w:id="158"/>
+    <w:bookmarkStart w:id="159" w:name="tabla-resumen"/>
     <w:p>
       <w:pPr>
         <w:pStyle w:val="Heading2"/>
@@ -18168,7 +17482,6 @@
       <w:tblPr>
         <w:tblStyle w:val="Table"/>
         <w:tblW w:type="pct" w:w="5000"/>
-        <w:jc w:val="left"/>
         <w:tblLayout w:type="fixed"/>
         <w:tblLook w:firstRow="1" w:lastRow="0" w:firstColumn="0" w:lastColumn="0" w:noHBand="0" w:noVBand="0" w:val="0020"/>
       </w:tblPr>
@@ -18187,7 +17500,6 @@
           <w:p>
             <w:pPr>
               <w:pStyle w:val="Compact"/>
-              <w:jc w:val="left"/>
             </w:pPr>
             <w:r>
               <w:t xml:space="preserve">Topología</w:t>
@@ -18199,7 +17511,6 @@
           <w:p>
             <w:pPr>
               <w:pStyle w:val="Compact"/>
-              <w:jc w:val="left"/>
             </w:pPr>
             <w:r>
               <w:t xml:space="preserve">Ventaja clave</w:t>
@@ -18211,7 +17522,6 @@
           <w:p>
             <w:pPr>
               <w:pStyle w:val="Compact"/>
-              <w:jc w:val="left"/>
             </w:pPr>
             <w:r>
               <w:t xml:space="preserve">Punto débil</w:t>
@@ -18223,7 +17533,6 @@
           <w:p>
             <w:pPr>
               <w:pStyle w:val="Compact"/>
-              <w:jc w:val="left"/>
             </w:pPr>
             <w:r>
               <w:t xml:space="preserve">Dónde la ves</w:t>
@@ -18237,7 +17546,6 @@
           <w:p>
             <w:pPr>
               <w:pStyle w:val="Compact"/>
-              <w:jc w:val="left"/>
             </w:pPr>
             <w:r>
               <w:rPr>
@@ -18253,7 +17561,6 @@
           <w:p>
             <w:pPr>
               <w:pStyle w:val="Compact"/>
-              <w:jc w:val="left"/>
             </w:pPr>
             <w:r>
               <w:t xml:space="preserve">Simple y privada</w:t>
@@ -18265,7 +17572,6 @@
           <w:p>
             <w:pPr>
               <w:pStyle w:val="Compact"/>
-              <w:jc w:val="left"/>
             </w:pPr>
             <w:r>
               <w:t xml:space="preserve">Sin alternativa si se cae</w:t>
@@ -18277,7 +17583,6 @@
           <w:p>
             <w:pPr>
               <w:pStyle w:val="Compact"/>
-              <w:jc w:val="left"/>
             </w:pPr>
             <w:r>
               <w:t xml:space="preserve">Enlaces de acceso, fibra entre edificios</w:t>
@@ -18291,7 +17596,6 @@
           <w:p>
             <w:pPr>
               <w:pStyle w:val="Compact"/>
-              <w:jc w:val="left"/>
             </w:pPr>
             <w:r>
               <w:rPr>
@@ -18307,7 +17611,6 @@
           <w:p>
             <w:pPr>
               <w:pStyle w:val="Compact"/>
-              <w:jc w:val="left"/>
             </w:pPr>
             <w:r>
               <w:t xml:space="preserve">Pocos cables</w:t>
@@ -18319,7 +17622,6 @@
           <w:p>
             <w:pPr>
               <w:pStyle w:val="Compact"/>
-              <w:jc w:val="left"/>
             </w:pPr>
             <w:r>
               <w:t xml:space="preserve">Cable central = red entera caída</w:t>
@@ -18331,7 +17633,6 @@
           <w:p>
             <w:pPr>
               <w:pStyle w:val="Compact"/>
-              <w:jc w:val="left"/>
             </w:pPr>
             <w:r>
               <w:t xml:space="preserve">Redes antiguas (coaxial)</w:t>
@@ -18345,7 +17646,6 @@
           <w:p>
             <w:pPr>
               <w:pStyle w:val="Compact"/>
-              <w:jc w:val="left"/>
             </w:pPr>
             <w:r>
               <w:rPr>
@@ -18361,7 +17661,6 @@
           <w:p>
             <w:pPr>
               <w:pStyle w:val="Compact"/>
-              <w:jc w:val="left"/>
             </w:pPr>
             <w:r>
               <w:t xml:space="preserve">Orden y prioridad</w:t>
@@ -18373,7 +17672,6 @@
           <w:p>
             <w:pPr>
               <w:pStyle w:val="Compact"/>
-              <w:jc w:val="left"/>
             </w:pPr>
             <w:r>
               <w:t xml:space="preserve">Un corte puede parar el anillo</w:t>
@@ -18385,7 +17683,6 @@
           <w:p>
             <w:pPr>
               <w:pStyle w:val="Compact"/>
-              <w:jc w:val="left"/>
             </w:pPr>
             <w:r>
               <w:t xml:space="preserve">Operadores, datacenters, redes antiguas</w:t>
@@ -18399,7 +17696,6 @@
           <w:p>
             <w:pPr>
               <w:pStyle w:val="Compact"/>
-              <w:jc w:val="left"/>
             </w:pPr>
             <w:r>
               <w:rPr>
@@ -18415,7 +17711,6 @@
           <w:p>
             <w:pPr>
               <w:pStyle w:val="Compact"/>
-              <w:jc w:val="left"/>
             </w:pPr>
             <w:r>
               <w:t xml:space="preserve">Fallo aislado a un puesto</w:t>
@@ -18427,7 +17722,6 @@
           <w:p>
             <w:pPr>
               <w:pStyle w:val="Compact"/>
-              <w:jc w:val="left"/>
             </w:pPr>
             <w:r>
               <w:t xml:space="preserve">El switch central es punto único</w:t>
@@ -18439,7 +17733,6 @@
           <w:p>
             <w:pPr>
               <w:pStyle w:val="Compact"/>
-              <w:jc w:val="left"/>
             </w:pPr>
             <w:r>
               <w:rPr>
@@ -18457,7 +17750,6 @@
           <w:p>
             <w:pPr>
               <w:pStyle w:val="Compact"/>
-              <w:jc w:val="left"/>
             </w:pPr>
             <w:r>
               <w:rPr>
@@ -18473,7 +17765,6 @@
           <w:p>
             <w:pPr>
               <w:pStyle w:val="Compact"/>
-              <w:jc w:val="left"/>
             </w:pPr>
             <w:r>
               <w:t xml:space="preserve">Caminos alternativos</w:t>
@@ -18485,7 +17776,6 @@
           <w:p>
             <w:pPr>
               <w:pStyle w:val="Compact"/>
-              <w:jc w:val="left"/>
             </w:pPr>
             <w:r>
               <w:t xml:space="preserve">Coste y cantidad de enlaces</w:t>
@@ -18497,7 +17787,6 @@
           <w:p>
             <w:pPr>
               <w:pStyle w:val="Compact"/>
-              <w:jc w:val="left"/>
             </w:pPr>
             <w:r>
               <w:t xml:space="preserve">Núcleos de operadores, datacenters</w:t>
@@ -18511,7 +17800,6 @@
           <w:p>
             <w:pPr>
               <w:pStyle w:val="Compact"/>
-              <w:jc w:val="left"/>
             </w:pPr>
             <w:r>
               <w:rPr>
@@ -18527,7 +17815,6 @@
           <w:p>
             <w:pPr>
               <w:pStyle w:val="Compact"/>
-              <w:jc w:val="left"/>
             </w:pPr>
             <w:r>
               <w:t xml:space="preserve">Escala por capas</w:t>
@@ -18539,7 +17826,6 @@
           <w:p>
             <w:pPr>
               <w:pStyle w:val="Compact"/>
-              <w:jc w:val="left"/>
             </w:pPr>
             <w:r>
               <w:t xml:space="preserve">Requiere planificación</w:t>
@@ -18551,7 +17837,6 @@
           <w:p>
             <w:pPr>
               <w:pStyle w:val="Compact"/>
-              <w:jc w:val="left"/>
             </w:pPr>
             <w:r>
               <w:t xml:space="preserve">Redes de empresa reales</w:t>
@@ -18567,8 +17852,8 @@
         </w:pict>
       </w:r>
     </w:p>
-    <w:bookmarkEnd w:id="170"/>
-    <w:bookmarkStart w:id="171" w:name="mini-chequeo-7"/>
+    <w:bookmarkEnd w:id="159"/>
+    <w:bookmarkStart w:id="160" w:name="mini-chequeo-7"/>
     <w:p>
       <w:pPr>
         <w:pStyle w:val="Heading2"/>
@@ -18697,8 +17982,8 @@
         </w:pict>
       </w:r>
     </w:p>
-    <w:bookmarkEnd w:id="171"/>
-    <w:bookmarkStart w:id="172" w:name="resumen-en-3-frases-7"/>
+    <w:bookmarkEnd w:id="160"/>
+    <w:bookmarkStart w:id="161" w:name="resumen-en-3-frases-7"/>
     <w:p>
       <w:pPr>
         <w:pStyle w:val="Heading2"/>
@@ -18782,8 +18067,8 @@
         <w:t xml:space="preserve">: estrellas de acceso por planta, capas de distribución y un core, con redundancia donde importa.</w:t>
       </w:r>
     </w:p>
-    <w:bookmarkEnd w:id="172"/>
-    <w:bookmarkStart w:id="173" w:name="vocabulario-rápido-7"/>
+    <w:bookmarkEnd w:id="161"/>
+    <w:bookmarkStart w:id="162" w:name="vocabulario-rápido-7"/>
     <w:p>
       <w:pPr>
         <w:pStyle w:val="Heading2"/>
@@ -18796,7 +18081,6 @@
       <w:tblPr>
         <w:tblStyle w:val="Table"/>
         <w:tblW w:type="pct" w:w="5000"/>
-        <w:jc w:val="left"/>
         <w:tblLayout w:type="fixed"/>
         <w:tblLook w:firstRow="1" w:lastRow="0" w:firstColumn="0" w:lastColumn="0" w:noHBand="0" w:noVBand="0" w:val="0020"/>
       </w:tblPr>
@@ -18813,7 +18097,6 @@
           <w:p>
             <w:pPr>
               <w:pStyle w:val="Compact"/>
-              <w:jc w:val="left"/>
             </w:pPr>
             <w:r>
               <w:t xml:space="preserve">Término</w:t>
@@ -18825,7 +18108,6 @@
           <w:p>
             <w:pPr>
               <w:pStyle w:val="Compact"/>
-              <w:jc w:val="left"/>
             </w:pPr>
             <w:r>
               <w:t xml:space="preserve">Idea general</w:t>
@@ -18839,7 +18121,6 @@
           <w:p>
             <w:pPr>
               <w:pStyle w:val="Compact"/>
-              <w:jc w:val="left"/>
             </w:pPr>
             <w:r>
               <w:t xml:space="preserve">Topología</w:t>
@@ -18851,7 +18132,6 @@
           <w:p>
             <w:pPr>
               <w:pStyle w:val="Compact"/>
-              <w:jc w:val="left"/>
             </w:pPr>
             <w:r>
               <w:t xml:space="preserve">Plano de cómo se conectan los dispositivos</w:t>
@@ -18865,7 +18145,6 @@
           <w:p>
             <w:pPr>
               <w:pStyle w:val="Compact"/>
-              <w:jc w:val="left"/>
             </w:pPr>
             <w:r>
               <w:t xml:space="preserve">Punto a punto</w:t>
@@ -18877,7 +18156,6 @@
           <w:p>
             <w:pPr>
               <w:pStyle w:val="Compact"/>
-              <w:jc w:val="left"/>
             </w:pPr>
             <w:r>
               <w:t xml:space="preserve">Un solo enlace entre dos dispositivos</w:t>
@@ -18891,7 +18169,6 @@
           <w:p>
             <w:pPr>
               <w:pStyle w:val="Compact"/>
-              <w:jc w:val="left"/>
             </w:pPr>
             <w:r>
               <w:t xml:space="preserve">Bus</w:t>
@@ -18903,7 +18180,6 @@
           <w:p>
             <w:pPr>
               <w:pStyle w:val="Compact"/>
-              <w:jc w:val="left"/>
             </w:pPr>
             <w:r>
               <w:t xml:space="preserve">Cable central compartido por todos (obsoleto)</w:t>
@@ -18917,7 +18193,6 @@
           <w:p>
             <w:pPr>
               <w:pStyle w:val="Compact"/>
-              <w:jc w:val="left"/>
             </w:pPr>
             <w:r>
               <w:t xml:space="preserve">Anillo</w:t>
@@ -18929,7 +18204,6 @@
           <w:p>
             <w:pPr>
               <w:pStyle w:val="Compact"/>
-              <w:jc w:val="left"/>
             </w:pPr>
             <w:r>
               <w:t xml:space="preserve">Circuito cerrado con un vecino a cada lado</w:t>
@@ -18943,7 +18217,6 @@
           <w:p>
             <w:pPr>
               <w:pStyle w:val="Compact"/>
-              <w:jc w:val="left"/>
             </w:pPr>
             <w:r>
               <w:t xml:space="preserve">Estrella</w:t>
@@ -18955,7 +18228,6 @@
           <w:p>
             <w:pPr>
               <w:pStyle w:val="Compact"/>
-              <w:jc w:val="left"/>
             </w:pPr>
             <w:r>
               <w:t xml:space="preserve">Cada dispositivo con su cable al punto central (switch)</w:t>
@@ -18969,7 +18241,6 @@
           <w:p>
             <w:pPr>
               <w:pStyle w:val="Compact"/>
-              <w:jc w:val="left"/>
             </w:pPr>
             <w:r>
               <w:t xml:space="preserve">Malla</w:t>
@@ -18981,7 +18252,6 @@
           <w:p>
             <w:pPr>
               <w:pStyle w:val="Compact"/>
-              <w:jc w:val="left"/>
             </w:pPr>
             <w:r>
               <w:t xml:space="preserve">Muchos enlaces directos; completa o parcial</w:t>
@@ -18995,7 +18265,6 @@
           <w:p>
             <w:pPr>
               <w:pStyle w:val="Compact"/>
-              <w:jc w:val="left"/>
             </w:pPr>
             <w:r>
               <w:t xml:space="preserve">Híbrida / árbol</w:t>
@@ -19007,7 +18276,6 @@
           <w:p>
             <w:pPr>
               <w:pStyle w:val="Compact"/>
-              <w:jc w:val="left"/>
             </w:pPr>
             <w:r>
               <w:t xml:space="preserve">Combinación jerárquica de topologías</w:t>
@@ -19021,7 +18289,6 @@
           <w:p>
             <w:pPr>
               <w:pStyle w:val="Compact"/>
-              <w:jc w:val="left"/>
             </w:pPr>
             <w:r>
               <w:t xml:space="preserve">Punto único de fallo</w:t>
@@ -19033,7 +18300,6 @@
           <w:p>
             <w:pPr>
               <w:pStyle w:val="Compact"/>
-              <w:jc w:val="left"/>
             </w:pPr>
             <w:r>
               <w:t xml:space="preserve">Componente cuya caída deja sin servicio a muchos</w:t>
@@ -19059,7 +18325,7 @@
       <w:r>
         <w:t xml:space="preserve"> </w:t>
       </w:r>
-      <w:hyperlink r:id="rId51">
+      <w:hyperlink r:id="rId40">
         <w:r>
           <w:rPr>
             <w:rStyle w:val="Hyperlink"/>
@@ -19086,7 +18352,7 @@
       <w:r>
         <w:t xml:space="preserve"> </w:t>
       </w:r>
-      <w:hyperlink r:id="rId27">
+      <w:hyperlink r:id="rId16">
         <w:r>
           <w:rPr>
             <w:rStyle w:val="Hyperlink"/>
@@ -19113,7 +18379,7 @@
       <w:r>
         <w:t xml:space="preserve"> </w:t>
       </w:r>
-      <w:hyperlink r:id="rId29">
+      <w:hyperlink r:id="rId18">
         <w:r>
           <w:rPr>
             <w:rStyle w:val="Hyperlink"/>
@@ -19122,9 +18388,9 @@
         </w:r>
       </w:hyperlink>
     </w:p>
-    <w:bookmarkEnd w:id="173"/>
-    <w:bookmarkEnd w:id="174"/>
-    <w:bookmarkStart w:id="187" w:name="cierre-consolida-lo-aprendido"/>
+    <w:bookmarkEnd w:id="162"/>
+    <w:bookmarkEnd w:id="163"/>
+    <w:bookmarkStart w:id="176" w:name="cierre-consolida-lo-aprendido"/>
     <w:p>
       <w:pPr>
         <w:pStyle w:val="Heading1"/>
@@ -19198,7 +18464,7 @@
       <w:r>
         <w:t xml:space="preserve"> </w:t>
       </w:r>
-      <w:hyperlink r:id="rId28">
+      <w:hyperlink r:id="rId17">
         <w:r>
           <w:rPr>
             <w:rStyle w:val="Hyperlink"/>
@@ -19220,7 +18486,7 @@
         </w:pict>
       </w:r>
     </w:p>
-    <w:bookmarkStart w:id="175" w:name="sé-el-bit"/>
+    <w:bookmarkStart w:id="164" w:name="sé-el-bit"/>
     <w:p>
       <w:pPr>
         <w:pStyle w:val="Heading2"/>
@@ -19402,13 +18668,7 @@
         <w:t xml:space="preserve"> </w:t>
       </w:r>
       <w:r>
-        <w:t xml:space="preserve">“</w:t>
-      </w:r>
-      <w:r>
-        <w:t xml:space="preserve">débil</w:t>
-      </w:r>
-      <w:r>
-        <w:t xml:space="preserve">”</w:t>
+        <w:t xml:space="preserve">“débil”</w:t>
       </w:r>
       <w:r>
         <w:t xml:space="preserve">. El síntoma es de capa 1, no de configuración.</w:t>
@@ -19480,8 +18740,8 @@
         </w:pict>
       </w:r>
     </w:p>
-    <w:bookmarkEnd w:id="175"/>
-    <w:bookmarkStart w:id="176" w:name="fireside-chat-cobre-vs-fibra"/>
+    <w:bookmarkEnd w:id="164"/>
+    <w:bookmarkStart w:id="165" w:name="fireside-chat-cobre-vs-fibra"/>
     <w:p>
       <w:pPr>
         <w:pStyle w:val="Heading2"/>
@@ -19631,13 +18891,7 @@
         <w:t xml:space="preserve"> </w:t>
       </w:r>
       <w:r>
-        <w:t xml:space="preserve">“</w:t>
-      </w:r>
-      <w:r>
-        <w:t xml:space="preserve">tropieza</w:t>
-      </w:r>
-      <w:r>
-        <w:t xml:space="preserve">”</w:t>
+        <w:t xml:space="preserve">“tropieza”</w:t>
       </w:r>
       <w:r>
         <w:t xml:space="preserve">, es más barato reemplazarme a mí.</w:t>
@@ -19824,8 +19078,8 @@
         </w:pict>
       </w:r>
     </w:p>
-    <w:bookmarkEnd w:id="176"/>
-    <w:bookmarkStart w:id="177" w:name="quién-soy"/>
+    <w:bookmarkEnd w:id="165"/>
+    <w:bookmarkStart w:id="166" w:name="quién-soy"/>
     <w:p>
       <w:pPr>
         <w:pStyle w:val="Heading2"/>
@@ -20047,8 +19301,8 @@
         </w:pict>
       </w:r>
     </w:p>
-    <w:bookmarkEnd w:id="177"/>
-    <w:bookmarkStart w:id="178" w:name="Xc775dd408edefa1e4319b2d9518478d03e3b6ba"/>
+    <w:bookmarkEnd w:id="166"/>
+    <w:bookmarkStart w:id="167" w:name="Xc775dd408edefa1e4319b2d9518478d03e3b6ba"/>
     <w:p>
       <w:pPr>
         <w:pStyle w:val="Heading2"/>
@@ -20060,13 +19314,7 @@
         <w:t xml:space="preserve"> </w:t>
       </w:r>
       <w:r>
-        <w:t xml:space="preserve">“</w:t>
-      </w:r>
-      <w:r>
-        <w:t xml:space="preserve">El LED del switch se enciende pero no hay conectividad</w:t>
-      </w:r>
-      <w:r>
-        <w:t xml:space="preserve">”</w:t>
+        <w:t xml:space="preserve">“El LED del switch se enciende pero no hay conectividad”</w:t>
       </w:r>
     </w:p>
     <w:p>
@@ -20160,13 +19408,7 @@
         <w:t xml:space="preserve"> </w:t>
       </w:r>
       <w:r>
-        <w:t xml:space="preserve">“</w:t>
-      </w:r>
-      <w:r>
-        <w:t xml:space="preserve">pero si el LED parpadea, la luz verde está preciosa</w:t>
-      </w:r>
-      <w:r>
-        <w:t xml:space="preserve">”</w:t>
+        <w:t xml:space="preserve">“pero si el LED parpadea, la luz verde está preciosa”</w:t>
       </w:r>
       <w:r>
         <w:t xml:space="preserve">. El</w:t>
@@ -20175,13 +19417,7 @@
         <w:t xml:space="preserve"> </w:t>
       </w:r>
       <w:r>
-        <w:t xml:space="preserve">“</w:t>
-      </w:r>
-      <w:r>
-        <w:t xml:space="preserve">link LED</w:t>
-      </w:r>
-      <w:r>
-        <w:t xml:space="preserve">”</w:t>
+        <w:t xml:space="preserve">“link LED”</w:t>
       </w:r>
       <w:r>
         <w:t xml:space="preserve"> </w:t>
@@ -20320,8 +19556,8 @@
         </w:pict>
       </w:r>
     </w:p>
-    <w:bookmarkEnd w:id="178"/>
-    <w:bookmarkStart w:id="179" w:name="X8761c630f505b3d8996577ee9d4574070c69e44"/>
+    <w:bookmarkEnd w:id="167"/>
+    <w:bookmarkStart w:id="168" w:name="X8761c630f505b3d8996577ee9d4574070c69e44"/>
     <w:p>
       <w:pPr>
         <w:pStyle w:val="Heading2"/>
@@ -20482,13 +19718,7 @@
         <w:t xml:space="preserve"> </w:t>
       </w:r>
       <w:r>
-        <w:t xml:space="preserve">“</w:t>
-      </w:r>
-      <w:r>
-        <w:t xml:space="preserve">sin querer</w:t>
-      </w:r>
-      <w:r>
-        <w:t xml:space="preserve">”</w:t>
+        <w:t xml:space="preserve">“sin querer”</w:t>
       </w:r>
       <w:r>
         <w:t xml:space="preserve"> </w:t>
@@ -20518,13 +19748,7 @@
         <w:t xml:space="preserve"> </w:t>
       </w:r>
       <w:r>
-        <w:t xml:space="preserve">“</w:t>
-      </w:r>
-      <w:r>
-        <w:t xml:space="preserve">los 8 LEDs encienden</w:t>
-      </w:r>
-      <w:r>
-        <w:t xml:space="preserve">”</w:t>
+        <w:t xml:space="preserve">“los 8 LEDs encienden”</w:t>
       </w:r>
       <w:r>
         <w:t xml:space="preserve">. Comprueba que</w:t>
@@ -20580,13 +19804,7 @@
         <w:t xml:space="preserve"> </w:t>
       </w:r>
       <w:r>
-        <w:t xml:space="preserve">“</w:t>
-      </w:r>
-      <w:r>
-        <w:t xml:space="preserve">funcionar</w:t>
-      </w:r>
-      <w:r>
-        <w:t xml:space="preserve">”</w:t>
+        <w:t xml:space="preserve">“funcionar”</w:t>
       </w:r>
       <w:r>
         <w:t xml:space="preserve"> </w:t>
@@ -20616,13 +19834,7 @@
         <w:t xml:space="preserve"> </w:t>
       </w:r>
       <w:r>
-        <w:t xml:space="preserve">“</w:t>
-      </w:r>
-      <w:r>
-        <w:t xml:space="preserve">conecta</w:t>
-      </w:r>
-      <w:r>
-        <w:t xml:space="preserve">”</w:t>
+        <w:t xml:space="preserve">“conecta”</w:t>
       </w:r>
       <w:r>
         <w:t xml:space="preserve"> </w:t>
@@ -20634,13 +19846,7 @@
         <w:t xml:space="preserve"> </w:t>
       </w:r>
       <w:r>
-        <w:t xml:space="preserve">“</w:t>
-      </w:r>
-      <w:r>
-        <w:t xml:space="preserve">nada</w:t>
-      </w:r>
-      <w:r>
-        <w:t xml:space="preserve">”</w:t>
+        <w:t xml:space="preserve">“nada”</w:t>
       </w:r>
       <w:r>
         <w:t xml:space="preserve">.</w:t>
@@ -20653,8 +19859,8 @@
         </w:pict>
       </w:r>
     </w:p>
-    <w:bookmarkEnd w:id="179"/>
-    <w:bookmarkStart w:id="180" w:name="logros-de-esta-unidad"/>
+    <w:bookmarkEnd w:id="168"/>
+    <w:bookmarkStart w:id="169" w:name="logros-de-esta-unidad"/>
     <w:p>
       <w:pPr>
         <w:pStyle w:val="Heading2"/>
@@ -20667,7 +19873,6 @@
       <w:tblPr>
         <w:tblStyle w:val="Table"/>
         <w:tblW w:type="pct" w:w="5000"/>
-        <w:jc w:val="left"/>
         <w:tblLayout w:type="fixed"/>
         <w:tblLook w:firstRow="1" w:lastRow="0" w:firstColumn="0" w:lastColumn="0" w:noHBand="0" w:noVBand="0" w:val="0020"/>
       </w:tblPr>
@@ -20684,7 +19889,6 @@
           <w:p>
             <w:pPr>
               <w:pStyle w:val="Compact"/>
-              <w:jc w:val="left"/>
             </w:pPr>
             <w:r>
               <w:t xml:space="preserve">Logro</w:t>
@@ -20696,7 +19900,6 @@
           <w:p>
             <w:pPr>
               <w:pStyle w:val="Compact"/>
-              <w:jc w:val="left"/>
             </w:pPr>
             <w:r>
               <w:t xml:space="preserve">Cómo conseguirlo</w:t>
@@ -20710,7 +19913,6 @@
           <w:p>
             <w:pPr>
               <w:pStyle w:val="Compact"/>
-              <w:jc w:val="left"/>
             </w:pPr>
             <w:r>
               <w:t xml:space="preserve">🏅</w:t>
@@ -20732,7 +19934,6 @@
           <w:p>
             <w:pPr>
               <w:pStyle w:val="Compact"/>
-              <w:jc w:val="left"/>
             </w:pPr>
             <w:r>
               <w:t xml:space="preserve">Crimpar un cable directo perfecto a la primera</w:t>
@@ -20746,7 +19947,6 @@
           <w:p>
             <w:pPr>
               <w:pStyle w:val="Compact"/>
-              <w:jc w:val="left"/>
             </w:pPr>
             <w:r>
               <w:t xml:space="preserve">🏅</w:t>
@@ -20768,7 +19968,6 @@
           <w:p>
             <w:pPr>
               <w:pStyle w:val="Compact"/>
-              <w:jc w:val="left"/>
             </w:pPr>
             <w:r>
               <w:t xml:space="preserve">Encontrar el fallo intencionado del laboratorio sin comprobador</w:t>
@@ -20782,7 +19981,6 @@
           <w:p>
             <w:pPr>
               <w:pStyle w:val="Compact"/>
-              <w:jc w:val="left"/>
             </w:pPr>
             <w:r>
               <w:t xml:space="preserve">🏅</w:t>
@@ -20804,7 +20002,6 @@
           <w:p>
             <w:pPr>
               <w:pStyle w:val="Compact"/>
-              <w:jc w:val="left"/>
             </w:pPr>
             <w:r>
               <w:t xml:space="preserve">Recitar de memoria el pinout T568B</w:t>
@@ -20818,7 +20015,6 @@
           <w:p>
             <w:pPr>
               <w:pStyle w:val="Compact"/>
-              <w:jc w:val="left"/>
             </w:pPr>
             <w:r>
               <w:t xml:space="preserve">🏅</w:t>
@@ -20840,7 +20036,6 @@
           <w:p>
             <w:pPr>
               <w:pStyle w:val="Compact"/>
-              <w:jc w:val="left"/>
             </w:pPr>
             <w:r>
               <w:t xml:space="preserve">Explicar 3 diferencias entre monomodo y multimodo sin apuntes</w:t>
@@ -20856,8 +20051,8 @@
         </w:pict>
       </w:r>
     </w:p>
-    <w:bookmarkEnd w:id="180"/>
-    <w:bookmarkStart w:id="181" w:name="atrévete-a-pensar"/>
+    <w:bookmarkEnd w:id="169"/>
+    <w:bookmarkStart w:id="170" w:name="atrévete-a-pensar"/>
     <w:p>
       <w:pPr>
         <w:pStyle w:val="Heading2"/>
@@ -21097,8 +20292,8 @@
         </w:pict>
       </w:r>
     </w:p>
-    <w:bookmarkEnd w:id="181"/>
-    <w:bookmarkStart w:id="182" w:name="crucigrama-de-bits"/>
+    <w:bookmarkEnd w:id="170"/>
+    <w:bookmarkStart w:id="171" w:name="crucigrama-de-bits"/>
     <w:p>
       <w:pPr>
         <w:pStyle w:val="Heading2"/>
@@ -21253,8 +20448,8 @@
         </w:pict>
       </w:r>
     </w:p>
-    <w:bookmarkEnd w:id="182"/>
-    <w:bookmarkStart w:id="183" w:name="preguntas-de-entrevista-de-trabajo"/>
+    <w:bookmarkEnd w:id="171"/>
+    <w:bookmarkStart w:id="172" w:name="preguntas-de-entrevista-de-trabajo"/>
     <w:p>
       <w:pPr>
         <w:pStyle w:val="Heading2"/>
@@ -21276,21 +20471,7 @@
           <w:b/>
           <w:bCs/>
         </w:rPr>
-        <w:t xml:space="preserve">“</w:t>
-      </w:r>
-      <w:r>
-        <w:rPr>
-          <w:b/>
-          <w:bCs/>
-        </w:rPr>
-        <w:t xml:space="preserve">¿Me crimpas un cable directo? Explícame qué haces paso a paso.</w:t>
-      </w:r>
-      <w:r>
-        <w:rPr>
-          <w:b/>
-          <w:bCs/>
-        </w:rPr>
-        <w:t xml:space="preserve">”</w:t>
+        <w:t xml:space="preserve">“¿Me crimpas un cable directo? Explícame qué haces paso a paso.”</w:t>
       </w:r>
     </w:p>
     <w:p>
@@ -21306,21 +20487,7 @@
           <w:b/>
           <w:bCs/>
         </w:rPr>
-        <w:t xml:space="preserve">“</w:t>
-      </w:r>
-      <w:r>
-        <w:rPr>
-          <w:b/>
-          <w:bCs/>
-        </w:rPr>
-        <w:t xml:space="preserve">¿Cuándo usarías fibra óptica y cuándo cobre?</w:t>
-      </w:r>
-      <w:r>
-        <w:rPr>
-          <w:b/>
-          <w:bCs/>
-        </w:rPr>
-        <w:t xml:space="preserve">”</w:t>
+        <w:t xml:space="preserve">“¿Cuándo usarías fibra óptica y cuándo cobre?”</w:t>
       </w:r>
     </w:p>
     <w:p>
@@ -21336,21 +20503,7 @@
           <w:b/>
           <w:bCs/>
         </w:rPr>
-        <w:t xml:space="preserve">“</w:t>
-      </w:r>
-      <w:r>
-        <w:rPr>
-          <w:b/>
-          <w:bCs/>
-        </w:rPr>
-        <w:t xml:space="preserve">¿Qué significa que un cable sea Cat6? ¿Qué lo diferencia de Cat5e?</w:t>
-      </w:r>
-      <w:r>
-        <w:rPr>
-          <w:b/>
-          <w:bCs/>
-        </w:rPr>
-        <w:t xml:space="preserve">”</w:t>
+        <w:t xml:space="preserve">“¿Qué significa que un cable sea Cat6? ¿Qué lo diferencia de Cat5e?”</w:t>
       </w:r>
     </w:p>
     <w:p>
@@ -21366,21 +20519,7 @@
           <w:b/>
           <w:bCs/>
         </w:rPr>
-        <w:t xml:space="preserve">“</w:t>
-      </w:r>
-      <w:r>
-        <w:rPr>
-          <w:b/>
-          <w:bCs/>
-        </w:rPr>
-        <w:t xml:space="preserve">Un usuario reporta lentitud en la red. Sospechas del cableado. ¿Qué pruebas haces?</w:t>
-      </w:r>
-      <w:r>
-        <w:rPr>
-          <w:b/>
-          <w:bCs/>
-        </w:rPr>
-        <w:t xml:space="preserve">”</w:t>
+        <w:t xml:space="preserve">“Un usuario reporta lentitud en la red. Sospechas del cableado. ¿Qué pruebas haces?”</w:t>
       </w:r>
     </w:p>
     <w:p>
@@ -21396,21 +20535,7 @@
           <w:b/>
           <w:bCs/>
         </w:rPr>
-        <w:t xml:space="preserve">“</w:t>
-      </w:r>
-      <w:r>
-        <w:rPr>
-          <w:b/>
-          <w:bCs/>
-        </w:rPr>
-        <w:t xml:space="preserve">¿Qué es el cableado estructurado? ¿Qué ventajas tiene frente a cablear sin planificar?</w:t>
-      </w:r>
-      <w:r>
-        <w:rPr>
-          <w:b/>
-          <w:bCs/>
-        </w:rPr>
-        <w:t xml:space="preserve">”</w:t>
+        <w:t xml:space="preserve">“¿Qué es el cableado estructurado? ¿Qué ventajas tiene frente a cablear sin planificar?”</w:t>
       </w:r>
     </w:p>
     <w:p>
@@ -21440,13 +20565,7 @@
         <w:t xml:space="preserve"> </w:t>
       </w:r>
       <w:r>
-        <w:t xml:space="preserve">“</w:t>
-      </w:r>
-      <w:r>
-        <w:t xml:space="preserve">pregunta de examen práctico</w:t>
-      </w:r>
-      <w:r>
-        <w:t xml:space="preserve">”</w:t>
+        <w:t xml:space="preserve">“pregunta de examen práctico”</w:t>
       </w:r>
       <w:r>
         <w:t xml:space="preserve">: narra los 6 pasos (pelar, ordenar T568B, cortar, insertar, crimpar, comprobar) y menciona el tester. La 2 es de criterio: distancias cortas → cobre/WiFi; kilómetros, interferencias o datacenter → fibra. La 3 cae en el detalle: Cat6 es 250 MHz (vs 100 de Cat5e), llega a 10 Gbps hasta 55 m, y Cat6a lo hace a 100. La 4 exige método: tester de pares, velocidad negociada, categoría y longitud. La 5 demuestra que has visto un rack de verdad: TIA/EIA-568, cable horizontal + patch panels + latiguillos y sus ventajas de mantenimiento.</w:t>
@@ -21459,8 +20578,8 @@
         </w:pict>
       </w:r>
     </w:p>
-    <w:bookmarkEnd w:id="183"/>
-    <w:bookmarkStart w:id="184" w:name="no-hay-preguntas-tontas"/>
+    <w:bookmarkEnd w:id="172"/>
+    <w:bookmarkStart w:id="173" w:name="no-hay-preguntas-tontas"/>
     <w:p>
       <w:pPr>
         <w:pStyle w:val="Heading2"/>
@@ -21641,8 +20760,8 @@
         </w:pict>
       </w:r>
     </w:p>
-    <w:bookmarkEnd w:id="184"/>
-    <w:bookmarkStart w:id="185" w:name="poscréditos"/>
+    <w:bookmarkEnd w:id="173"/>
+    <w:bookmarkStart w:id="174" w:name="poscréditos"/>
     <w:p>
       <w:pPr>
         <w:pStyle w:val="Heading2"/>
@@ -21666,21 +20785,7 @@
           <w:i/>
           <w:iCs/>
         </w:rPr>
-        <w:t xml:space="preserve">“</w:t>
-      </w:r>
-      <w:r>
-        <w:rPr>
-          <w:i/>
-          <w:iCs/>
-        </w:rPr>
-        <w:t xml:space="preserve">El cable lo dice todo. Cuando el paquete se rompe, mirad los pines antes que el router.</w:t>
-      </w:r>
-      <w:r>
-        <w:rPr>
-          <w:i/>
-          <w:iCs/>
-        </w:rPr>
-        <w:t xml:space="preserve">”</w:t>
+        <w:t xml:space="preserve">“El cable lo dice todo. Cuando el paquete se rompe, mirad los pines antes que el router.”</w:t>
       </w:r>
     </w:p>
     <w:p>
@@ -21708,8 +20813,8 @@
         </w:pict>
       </w:r>
     </w:p>
-    <w:bookmarkEnd w:id="185"/>
-    <w:bookmarkStart w:id="186" w:name="Xe5c9652d70275eff18ae7b599d66bd50ec929a5"/>
+    <w:bookmarkEnd w:id="174"/>
+    <w:bookmarkStart w:id="175" w:name="Xe5c9652d70275eff18ae7b599d66bd50ec929a5"/>
     <w:p>
       <w:pPr>
         <w:pStyle w:val="Heading2"/>
@@ -21734,7 +20839,6 @@
       <w:tblPr>
         <w:tblStyle w:val="Table"/>
         <w:tblW w:type="pct" w:w="5000"/>
-        <w:jc w:val="left"/>
         <w:tblLayout w:type="fixed"/>
         <w:tblLook w:firstRow="1" w:lastRow="0" w:firstColumn="0" w:lastColumn="0" w:noHBand="0" w:noVBand="0" w:val="0020"/>
       </w:tblPr>
@@ -21752,7 +20856,6 @@
           <w:p>
             <w:pPr>
               <w:pStyle w:val="Compact"/>
-              <w:jc w:val="left"/>
             </w:pPr>
             <w:r>
               <w:t xml:space="preserve">CE</w:t>
@@ -21764,7 +20867,6 @@
           <w:p>
             <w:pPr>
               <w:pStyle w:val="Compact"/>
-              <w:jc w:val="left"/>
             </w:pPr>
             <w:r>
               <w:t xml:space="preserve">Criterio</w:t>
@@ -21776,7 +20878,6 @@
           <w:p>
             <w:pPr>
               <w:pStyle w:val="Compact"/>
-              <w:jc w:val="left"/>
             </w:pPr>
             <w:r>
               <w:t xml:space="preserve">Cubierto</w:t>
@@ -21790,7 +20891,6 @@
           <w:p>
             <w:pPr>
               <w:pStyle w:val="Compact"/>
-              <w:jc w:val="left"/>
             </w:pPr>
             <w:r>
               <w:t xml:space="preserve">RA1·b)</w:t>
@@ -21802,7 +20902,6 @@
           <w:p>
             <w:pPr>
               <w:pStyle w:val="Compact"/>
-              <w:jc w:val="left"/>
             </w:pPr>
             <w:r>
               <w:t xml:space="preserve">Medios de transmisión</w:t>
@@ -21814,7 +20913,6 @@
           <w:p>
             <w:pPr>
               <w:pStyle w:val="Compact"/>
-              <w:jc w:val="left"/>
             </w:pPr>
             <w:r>
               <w:t xml:space="preserve">✅ Puntos 1, 2 y 5</w:t>
@@ -21828,7 +20926,6 @@
           <w:p>
             <w:pPr>
               <w:pStyle w:val="Compact"/>
-              <w:jc w:val="left"/>
             </w:pPr>
             <w:r>
               <w:t xml:space="preserve">RA2·a)</w:t>
@@ -21840,7 +20937,6 @@
           <w:p>
             <w:pPr>
               <w:pStyle w:val="Compact"/>
-              <w:jc w:val="left"/>
             </w:pPr>
             <w:r>
               <w:t xml:space="preserve">Estándares para redes cableadas</w:t>
@@ -21852,7 +20948,6 @@
           <w:p>
             <w:pPr>
               <w:pStyle w:val="Compact"/>
-              <w:jc w:val="left"/>
             </w:pPr>
             <w:r>
               <w:t xml:space="preserve">✅ Puntos 2-3 y 7</w:t>
@@ -21866,7 +20961,6 @@
           <w:p>
             <w:pPr>
               <w:pStyle w:val="Compact"/>
-              <w:jc w:val="left"/>
             </w:pPr>
             <w:r>
               <w:t xml:space="preserve">RA2·b)</w:t>
@@ -21878,7 +20972,6 @@
           <w:p>
             <w:pPr>
               <w:pStyle w:val="Compact"/>
-              <w:jc w:val="left"/>
             </w:pPr>
             <w:r>
               <w:t xml:space="preserve">Montaje de cables</w:t>
@@ -21890,7 +20983,6 @@
           <w:p>
             <w:pPr>
               <w:pStyle w:val="Compact"/>
-              <w:jc w:val="left"/>
             </w:pPr>
             <w:r>
               <w:t xml:space="preserve">✅ Punto 4 + ⚡ Laboratorio (punto 9)</w:t>
@@ -21904,7 +20996,6 @@
           <w:p>
             <w:pPr>
               <w:pStyle w:val="Compact"/>
-              <w:jc w:val="left"/>
             </w:pPr>
             <w:r>
               <w:t xml:space="preserve">RA2·c)</w:t>
@@ -21916,7 +21007,6 @@
           <w:p>
             <w:pPr>
               <w:pStyle w:val="Compact"/>
-              <w:jc w:val="left"/>
             </w:pPr>
             <w:r>
               <w:t xml:space="preserve">Comprobadores de conectividad</w:t>
@@ -21928,7 +21018,6 @@
           <w:p>
             <w:pPr>
               <w:pStyle w:val="Compact"/>
-              <w:jc w:val="left"/>
             </w:pPr>
             <w:r>
               <w:t xml:space="preserve">✅ Puntos 4 y 6</w:t>
@@ -21942,7 +21031,6 @@
           <w:p>
             <w:pPr>
               <w:pStyle w:val="Compact"/>
-              <w:jc w:val="left"/>
             </w:pPr>
             <w:r>
               <w:t xml:space="preserve">RA1·d)</w:t>
@@ -21954,7 +21042,6 @@
           <w:p>
             <w:pPr>
               <w:pStyle w:val="Compact"/>
-              <w:jc w:val="left"/>
             </w:pPr>
             <w:r>
               <w:t xml:space="preserve">Trama y encapsulación Ethernet</w:t>
@@ -21966,7 +21053,6 @@
           <w:p>
             <w:pPr>
               <w:pStyle w:val="Compact"/>
-              <w:jc w:val="left"/>
             </w:pPr>
             <w:r>
               <w:t xml:space="preserve">→ Se verá en la unidad de capa de enlace y trama</w:t>
@@ -21980,7 +21066,6 @@
           <w:p>
             <w:pPr>
               <w:pStyle w:val="Compact"/>
-              <w:jc w:val="left"/>
             </w:pPr>
             <w:r>
               <w:t xml:space="preserve">RA2·d)</w:t>
@@ -21992,7 +21077,6 @@
           <w:p>
             <w:pPr>
               <w:pStyle w:val="Compact"/>
-              <w:jc w:val="left"/>
             </w:pPr>
             <w:r>
               <w:t xml:space="preserve">Direccionamiento lógico IP</w:t>
@@ -22004,7 +21088,6 @@
           <w:p>
             <w:pPr>
               <w:pStyle w:val="Compact"/>
-              <w:jc w:val="left"/>
             </w:pPr>
             <w:r>
               <w:t xml:space="preserve">→ Se verá en la unidad de dirección IP</w:t>
@@ -22018,7 +21101,6 @@
           <w:p>
             <w:pPr>
               <w:pStyle w:val="Compact"/>
-              <w:jc w:val="left"/>
             </w:pPr>
             <w:r>
               <w:t xml:space="preserve">RA2·e)</w:t>
@@ -22030,7 +21112,6 @@
           <w:p>
             <w:pPr>
               <w:pStyle w:val="Compact"/>
-              <w:jc w:val="left"/>
             </w:pPr>
             <w:r>
               <w:t xml:space="preserve">Adaptadores de red</w:t>
@@ -22042,7 +21123,6 @@
           <w:p>
             <w:pPr>
               <w:pStyle w:val="Compact"/>
-              <w:jc w:val="left"/>
             </w:pPr>
             <w:r>
               <w:t xml:space="preserve">→ Se verá en dirección IP y en redes inalámbricas</w:t>
@@ -22056,7 +21136,6 @@
           <w:p>
             <w:pPr>
               <w:pStyle w:val="Compact"/>
-              <w:jc w:val="left"/>
             </w:pPr>
             <w:r>
               <w:t xml:space="preserve">RA2·f)</w:t>
@@ -22068,7 +21147,6 @@
           <w:p>
             <w:pPr>
               <w:pStyle w:val="Compact"/>
-              <w:jc w:val="left"/>
             </w:pPr>
             <w:r>
               <w:t xml:space="preserve">Integración de dispositivos</w:t>
@@ -22080,7 +21158,6 @@
           <w:p>
             <w:pPr>
               <w:pStyle w:val="Compact"/>
-              <w:jc w:val="left"/>
             </w:pPr>
             <w:r>
               <w:t xml:space="preserve">✅ Cableado estructurado (punto 7) + ⚡ Laboratorio (punto 9)</w:t>
@@ -22106,7 +21183,7 @@
       <w:r>
         <w:t xml:space="preserve"> </w:t>
       </w:r>
-      <w:hyperlink r:id="rId51">
+      <w:hyperlink r:id="rId40">
         <w:r>
           <w:rPr>
             <w:rStyle w:val="Hyperlink"/>
@@ -22133,7 +21210,7 @@
       <w:r>
         <w:t xml:space="preserve"> </w:t>
       </w:r>
-      <w:hyperlink r:id="rId28">
+      <w:hyperlink r:id="rId17">
         <w:r>
           <w:rPr>
             <w:rStyle w:val="Hyperlink"/>
@@ -22160,7 +21237,7 @@
       <w:r>
         <w:t xml:space="preserve"> </w:t>
       </w:r>
-      <w:hyperlink r:id="rId33">
+      <w:hyperlink r:id="rId22">
         <w:r>
           <w:rPr>
             <w:rStyle w:val="Hyperlink"/>
@@ -22169,9 +21246,13 @@
         </w:r>
       </w:hyperlink>
     </w:p>
-    <w:bookmarkEnd w:id="186"/>
-    <w:bookmarkEnd w:id="187"/>
-    <w:sectPr/>
+    <w:bookmarkEnd w:id="175"/>
+    <w:bookmarkEnd w:id="176"/>
+    <w:sectPr>
+      <w:footnotePr>
+        <w:numRestart w:val="eachSect"/>
+      </w:footnotePr>
+    </w:sectPr>
   </w:body>
 </w:document>
 </file>
@@ -22209,7 +21290,7 @@
       <w:lvlText w:val=" "/>
       <w:lvlJc w:val="left"/>
       <w:pPr>
-        <w:ind w:left="720" w:hanging="480"/>
+        <w:ind w:left="720" w:hanging="360"/>
       </w:pPr>
     </w:lvl>
     <w:lvl w:ilvl="1">
@@ -22217,7 +21298,7 @@
       <w:lvlText w:val=" "/>
       <w:lvlJc w:val="left"/>
       <w:pPr>
-        <w:ind w:left="1440" w:hanging="480"/>
+        <w:ind w:left="1440" w:hanging="360"/>
       </w:pPr>
     </w:lvl>
     <w:lvl w:ilvl="2">
@@ -22225,7 +21306,7 @@
       <w:lvlText w:val=" "/>
       <w:lvlJc w:val="left"/>
       <w:pPr>
-        <w:ind w:left="2160" w:hanging="480"/>
+        <w:ind w:left="2160" w:hanging="360"/>
       </w:pPr>
     </w:lvl>
     <w:lvl w:ilvl="3">
@@ -22233,7 +21314,7 @@
       <w:lvlText w:val=" "/>
       <w:lvlJc w:val="left"/>
       <w:pPr>
-        <w:ind w:left="2880" w:hanging="480"/>
+        <w:ind w:left="2880" w:hanging="360"/>
       </w:pPr>
     </w:lvl>
     <w:lvl w:ilvl="4">
@@ -22241,7 +21322,7 @@
       <w:lvlText w:val=" "/>
       <w:lvlJc w:val="left"/>
       <w:pPr>
-        <w:ind w:left="3600" w:hanging="480"/>
+        <w:ind w:left="3600" w:hanging="360"/>
       </w:pPr>
     </w:lvl>
     <w:lvl w:ilvl="5">
@@ -22249,7 +21330,7 @@
       <w:lvlText w:val=" "/>
       <w:lvlJc w:val="left"/>
       <w:pPr>
-        <w:ind w:left="4320" w:hanging="480"/>
+        <w:ind w:left="4320" w:hanging="360"/>
       </w:pPr>
     </w:lvl>
     <w:lvl w:ilvl="6">
@@ -22257,7 +21338,7 @@
       <w:lvlText w:val=" "/>
       <w:lvlJc w:val="left"/>
       <w:pPr>
-        <w:ind w:left="5040" w:hanging="480"/>
+        <w:ind w:left="5040" w:hanging="360"/>
       </w:pPr>
     </w:lvl>
     <w:lvl w:ilvl="7">
@@ -22265,7 +21346,7 @@
       <w:lvlText w:val=" "/>
       <w:lvlJc w:val="left"/>
       <w:pPr>
-        <w:ind w:left="5760" w:hanging="480"/>
+        <w:ind w:left="5760" w:hanging="360"/>
       </w:pPr>
     </w:lvl>
     <w:lvl w:ilvl="8">
@@ -22273,7 +21354,7 @@
       <w:lvlText w:val=" "/>
       <w:lvlJc w:val="left"/>
       <w:pPr>
-        <w:ind w:left="6480" w:hanging="480"/>
+        <w:ind w:left="6480" w:hanging="360"/>
       </w:pPr>
     </w:lvl>
   </w:abstractNum>
@@ -22282,75 +21363,102 @@
     <w:multiLevelType w:val="multilevel"/>
     <w:lvl w:ilvl="0">
       <w:numFmt w:val="bullet"/>
-      <w:lvlText w:val="•"/>
+      <w:lvlText w:val=""/>
       <w:lvlJc w:val="left"/>
       <w:pPr>
-        <w:ind w:left="720" w:hanging="480"/>
-      </w:pPr>
+        <w:ind w:left="720" w:hanging="360"/>
+      </w:pPr>
+      <w:rPr>
+        <w:rFonts w:ascii="Symbol" w:hAnsi="Symbol" w:cs="Symbol" w:hint="default"/>
+      </w:rPr>
     </w:lvl>
     <w:lvl w:ilvl="1">
       <w:numFmt w:val="bullet"/>
-      <w:lvlText w:val="–"/>
+      <w:lvlText w:val="o"/>
       <w:lvlJc w:val="left"/>
       <w:pPr>
-        <w:ind w:left="1440" w:hanging="480"/>
-      </w:pPr>
+        <w:ind w:left="1440" w:hanging="360"/>
+      </w:pPr>
+      <w:rPr>
+        <w:rFonts w:ascii="Courier New" w:hAnsi="Courier New" w:cs="Courier New" w:hint="default"/>
+      </w:rPr>
     </w:lvl>
     <w:lvl w:ilvl="2">
       <w:numFmt w:val="bullet"/>
-      <w:lvlText w:val="•"/>
+      <w:lvlText w:val=""/>
       <w:lvlJc w:val="left"/>
       <w:pPr>
-        <w:ind w:left="2160" w:hanging="480"/>
-      </w:pPr>
+        <w:ind w:left="2160" w:hanging="360"/>
+      </w:pPr>
+      <w:rPr>
+        <w:rFonts w:ascii="Wingdings" w:hAnsi="Wingdings" w:cs="Wingdings" w:hint="default"/>
+      </w:rPr>
     </w:lvl>
     <w:lvl w:ilvl="3">
       <w:numFmt w:val="bullet"/>
-      <w:lvlText w:val="–"/>
+      <w:lvlText w:val=""/>
       <w:lvlJc w:val="left"/>
       <w:pPr>
-        <w:ind w:left="2880" w:hanging="480"/>
-      </w:pPr>
+        <w:ind w:left="2880" w:hanging="360"/>
+      </w:pPr>
+      <w:rPr>
+        <w:rFonts w:ascii="Symbol" w:hAnsi="Symbol" w:cs="Symbol" w:hint="default"/>
+      </w:rPr>
     </w:lvl>
     <w:lvl w:ilvl="4">
       <w:numFmt w:val="bullet"/>
-      <w:lvlText w:val="•"/>
+      <w:lvlText w:val="o"/>
       <w:lvlJc w:val="left"/>
       <w:pPr>
-        <w:ind w:left="3600" w:hanging="480"/>
-      </w:pPr>
+        <w:ind w:left="3600" w:hanging="360"/>
+      </w:pPr>
+      <w:rPr>
+        <w:rFonts w:ascii="Courier New" w:hAnsi="Courier New" w:cs="Courier New" w:hint="default"/>
+      </w:rPr>
     </w:lvl>
     <w:lvl w:ilvl="5">
       <w:numFmt w:val="bullet"/>
-      <w:lvlText w:val="–"/>
+      <w:lvlText w:val=""/>
       <w:lvlJc w:val="left"/>
       <w:pPr>
-        <w:ind w:left="4320" w:hanging="480"/>
-      </w:pPr>
+        <w:ind w:left="4320" w:hanging="360"/>
+      </w:pPr>
+      <w:rPr>
+        <w:rFonts w:ascii="Wingdings" w:hAnsi="Wingdings" w:cs="Wingdings" w:hint="default"/>
+      </w:rPr>
     </w:lvl>
     <w:lvl w:ilvl="6">
       <w:numFmt w:val="bullet"/>
-      <w:lvlText w:val="•"/>
+      <w:lvlText w:val=""/>
       <w:lvlJc w:val="left"/>
       <w:pPr>
-        <w:ind w:left="5040" w:hanging="480"/>
-      </w:pPr>
+        <w:ind w:left="5040" w:hanging="360"/>
+      </w:pPr>
+      <w:rPr>
+        <w:rFonts w:ascii="Symbol" w:hAnsi="Symbol" w:cs="Symbol" w:hint="default"/>
+      </w:rPr>
     </w:lvl>
     <w:lvl w:ilvl="7">
       <w:numFmt w:val="bullet"/>
-      <w:lvlText w:val="–"/>
+      <w:lvlText w:val="o"/>
       <w:lvlJc w:val="left"/>
       <w:pPr>
-        <w:ind w:left="5760" w:hanging="480"/>
-      </w:pPr>
+        <w:ind w:left="5760" w:hanging="360"/>
+      </w:pPr>
+      <w:rPr>
+        <w:rFonts w:ascii="Courier New" w:hAnsi="Courier New" w:cs="Courier New" w:hint="default"/>
+      </w:rPr>
     </w:lvl>
     <w:lvl w:ilvl="8">
       <w:numFmt w:val="bullet"/>
-      <w:lvlText w:val="•"/>
+      <w:lvlText w:val=""/>
       <w:lvlJc w:val="left"/>
       <w:pPr>
-        <w:ind w:left="6480" w:hanging="480"/>
-      </w:pPr>
+        <w:ind w:left="6480" w:hanging="360"/>
+      </w:pPr>
+      <w:rPr>
+        <w:rFonts w:ascii="Wingdings" w:hAnsi="Wingdings" w:cs="Wingdings" w:hint="default"/>
+      </w:rPr>
     </w:lvl>
   </w:abstractNum>
   <w:abstractNum w:abstractNumId="99411">
@@ -22362,7 +21470,7 @@
       <w:lvlText w:val="%1."/>
       <w:lvlJc w:val="left"/>
       <w:pPr>
-        <w:ind w:left="720" w:hanging="480"/>
+        <w:ind w:left="720" w:hanging="360"/>
       </w:pPr>
     </w:lvl>
     <w:lvl w:ilvl="1">
@@ -22371,7 +21479,7 @@
       <w:lvlText w:val="%2."/>
       <w:lvlJc w:val="left"/>
       <w:pPr>
-        <w:ind w:left="1440" w:hanging="480"/>
+        <w:ind w:left="1440" w:hanging="360"/>
       </w:pPr>
     </w:lvl>
     <w:lvl w:ilvl="2">
@@ -22380,7 +21488,7 @@
       <w:lvlText w:val="%3."/>
       <w:lvlJc w:val="left"/>
       <w:pPr>
-        <w:ind w:left="2160" w:hanging="480"/>
+        <w:ind w:left="2160" w:hanging="360"/>
       </w:pPr>
     </w:lvl>
     <w:lvl w:ilvl="3">
@@ -22389,7 +21497,7 @@
       <w:lvlText w:val="%4."/>
       <w:lvlJc w:val="left"/>
       <w:pPr>
-        <w:ind w:left="2880" w:hanging="480"/>
+        <w:ind w:left="2880" w:hanging="360"/>
       </w:pPr>
     </w:lvl>
     <w:lvl w:ilvl="4">
@@ -22398,7 +21506,7 @@
       <w:lvlText w:val="%5."/>
       <w:lvlJc w:val="left"/>
       <w:pPr>
-        <w:ind w:left="3600" w:hanging="480"/>
+        <w:ind w:left="3600" w:hanging="360"/>
       </w:pPr>
     </w:lvl>
     <w:lvl w:ilvl="5">
@@ -22407,7 +21515,7 @@
       <w:lvlText w:val="%6."/>
       <w:lvlJc w:val="left"/>
       <w:pPr>
-        <w:ind w:left="4320" w:hanging="480"/>
+        <w:ind w:left="4320" w:hanging="360"/>
       </w:pPr>
     </w:lvl>
     <w:lvl w:ilvl="6">
@@ -22416,7 +21524,7 @@
       <w:lvlText w:val="%7."/>
       <w:lvlJc w:val="left"/>
       <w:pPr>
-        <w:ind w:left="5040" w:hanging="480"/>
+        <w:ind w:left="5040" w:hanging="360"/>
       </w:pPr>
     </w:lvl>
     <w:lvl w:ilvl="7">
@@ -22425,7 +21533,7 @@
       <w:lvlText w:val="%8."/>
       <w:lvlJc w:val="left"/>
       <w:pPr>
-        <w:ind w:left="5760" w:hanging="480"/>
+        <w:ind w:left="5760" w:hanging="360"/>
       </w:pPr>
     </w:lvl>
     <w:lvl w:ilvl="8">
@@ -22434,7 +21542,7 @@
       <w:lvlText w:val="%9."/>
       <w:lvlJc w:val="left"/>
       <w:pPr>
-        <w:ind w:left="6480" w:hanging="480"/>
+        <w:ind w:left="6480" w:hanging="360"/>
       </w:pPr>
     </w:lvl>
   </w:abstractNum>
@@ -23247,10 +22355,10 @@
   <w:docDefaults>
     <w:rPrDefault>
       <w:rPr>
-        <w:rFonts w:asciiTheme="minorHAnsi" w:cstheme="minorBidi" w:eastAsiaTheme="minorHAnsi" w:hAnsiTheme="minorHAnsi"/>
+        <w:rFonts w:asciiTheme="minorHAnsi" w:cstheme="minorBidi" w:eastAsiaTheme="minorEastAsia" w:hAnsiTheme="minorHAnsi"/>
         <w:sz w:val="24"/>
         <w:szCs w:val="24"/>
-        <w:lang w:bidi="ar-SA" w:eastAsia="en-US" w:val="es-ES"/>
+        <w:lang w:bidi="ar-SA" w:eastAsia="zh-CN" w:val="es-ES"/>
       </w:rPr>
     </w:rPrDefault>
     <w:pPrDefault>
@@ -23291,57 +22399,94 @@
     <w:name w:val="Title"/>
     <w:basedOn w:val="Normal"/>
     <w:next w:val="BodyText"/>
+    <w:link w:val="TitleChar"/>
+    <w:uiPriority w:val="10"/>
     <w:qFormat/>
+    <w:rsid w:val="00A10FD9"/>
     <w:pPr>
-      <w:keepNext/>
-      <w:keepLines/>
-      <w:spacing w:after="240" w:before="480"/>
+      <w:spacing w:after="80" w:line="240" w:lineRule="auto"/>
+      <w:contextualSpacing/>
       <w:jc w:val="center"/>
     </w:pPr>
     <w:rPr>
       <w:rFonts w:asciiTheme="majorHAnsi" w:cstheme="majorBidi" w:eastAsiaTheme="majorEastAsia" w:hAnsiTheme="majorHAnsi"/>
-      <w:b/>
-      <w:bCs/>
-      <w:color w:themeColor="accent1" w:themeShade="B5" w:val="345A8A"/>
-      <w:sz w:val="36"/>
-      <w:szCs w:val="36"/>
+      <w:sz w:val="56"/>
+      <w:szCs w:val="56"/>
+    </w:rPr>
+  </w:style>
+  <w:style w:customStyle="1" w:styleId="TitleChar" w:type="character">
+    <w:name w:val="Title Char"/>
+    <w:basedOn w:val="DefaultParagraphFont"/>
+    <w:link w:val="Title"/>
+    <w:uiPriority w:val="10"/>
+    <w:rsid w:val="00A10FD9"/>
+    <w:rPr>
+      <w:rFonts w:asciiTheme="majorHAnsi" w:cstheme="majorBidi" w:eastAsiaTheme="majorEastAsia" w:hAnsiTheme="majorHAnsi"/>
+      <w:sz w:val="56"/>
+      <w:szCs w:val="56"/>
     </w:rPr>
   </w:style>
   <w:style w:styleId="Subtitle" w:type="paragraph">
     <w:name w:val="Subtitle"/>
     <w:basedOn w:val="Title"/>
     <w:next w:val="BodyText"/>
+    <w:link w:val="SubtitleChar"/>
+    <w:uiPriority w:val="11"/>
     <w:qFormat/>
+    <w:rsid w:val="00A10FD9"/>
     <w:pPr>
-      <w:keepNext/>
-      <w:keepLines/>
-      <w:spacing w:after="240" w:before="240"/>
-      <w:jc w:val="center"/>
+      <w:numPr>
+        <w:ilvl w:val="1"/>
+      </w:numPr>
     </w:pPr>
     <w:rPr>
-      <w:sz w:val="30"/>
-      <w:szCs w:val="30"/>
+      <w:rFonts w:cstheme="majorBidi" w:eastAsiaTheme="majorEastAsia"/>
+      <w:spacing w:val="15"/>
+      <w:sz w:val="28"/>
+      <w:szCs w:val="28"/>
+    </w:rPr>
+  </w:style>
+  <w:style w:customStyle="1" w:styleId="SubtitleChar" w:type="character">
+    <w:name w:val="Subtitle Char"/>
+    <w:basedOn w:val="DefaultParagraphFont"/>
+    <w:link w:val="Subtitle"/>
+    <w:uiPriority w:val="11"/>
+    <w:rsid w:val="00A10FD9"/>
+    <w:rPr>
+      <w:rFonts w:cstheme="majorBidi" w:eastAsiaTheme="majorEastAsia"/>
+      <w:color w:themeColor="text1" w:themeTint="A6" w:val="595959"/>
+      <w:spacing w:val="15"/>
+      <w:sz w:val="28"/>
+      <w:szCs w:val="28"/>
     </w:rPr>
   </w:style>
   <w:style w:customStyle="1" w:styleId="Author" w:type="paragraph">
     <w:name w:val="Author"/>
+    <w:basedOn w:val="Title"/>
     <w:next w:val="BodyText"/>
     <w:qFormat/>
     <w:pPr>
       <w:keepNext/>
       <w:keepLines/>
-      <w:jc w:val="center"/>
     </w:pPr>
+    <w:rPr>
+      <w:sz w:val="24"/>
+      <w:szCs w:val="24"/>
+    </w:rPr>
   </w:style>
   <w:style w:styleId="Date" w:type="paragraph">
     <w:name w:val="Date"/>
+    <w:basedOn w:val="Title"/>
     <w:next w:val="BodyText"/>
     <w:qFormat/>
     <w:pPr>
       <w:keepNext/>
       <w:keepLines/>
-      <w:jc w:val="center"/>
     </w:pPr>
+    <w:rPr>
+      <w:sz w:val="24"/>
+      <w:szCs w:val="24"/>
+    </w:rPr>
   </w:style>
   <w:style w:customStyle="1" w:styleId="AbstractTitle" w:type="paragraph">
     <w:name w:val="Abstract Title"/>
@@ -23356,7 +22501,6 @@
     </w:pPr>
     <w:rPr>
       <w:b/>
-      <w:color w:val="345A8A"/>
       <w:sz w:val="20"/>
       <w:szCs w:val="20"/>
     </w:rPr>
@@ -23385,191 +22529,321 @@
     <w:rPr/>
   </w:style>
   <w:style w:styleId="Heading1" w:type="paragraph">
-    <w:name w:val="Heading 1"/>
+    <w:name w:val="heading 1"/>
     <w:basedOn w:val="Normal"/>
     <w:next w:val="BodyText"/>
+    <w:link w:val="Heading1Char"/>
     <w:uiPriority w:val="9"/>
     <w:qFormat/>
+    <w:rsid w:val="00A10FD9"/>
     <w:pPr>
       <w:keepNext/>
       <w:keepLines/>
-      <w:spacing w:after="0" w:before="480"/>
+      <w:spacing w:after="80" w:before="360"/>
       <w:outlineLvl w:val="0"/>
     </w:pPr>
     <w:rPr>
       <w:rFonts w:asciiTheme="majorHAnsi" w:cstheme="majorBidi" w:eastAsiaTheme="majorEastAsia" w:hAnsiTheme="majorHAnsi"/>
-      <w:b/>
-      <w:bCs/>
-      <w:color w:themeColor="accent1" w:val="4F81BD"/>
+      <w:color w:themeColor="accent1" w:themeShade="BF" w:val="0F4761"/>
+      <w:sz w:val="40"/>
+      <w:szCs w:val="40"/>
+    </w:rPr>
+  </w:style>
+  <w:style w:styleId="Heading2" w:type="paragraph">
+    <w:name w:val="heading 2"/>
+    <w:basedOn w:val="Normal"/>
+    <w:next w:val="BodyText"/>
+    <w:link w:val="Heading2Char"/>
+    <w:uiPriority w:val="9"/>
+    <w:semiHidden/>
+    <w:unhideWhenUsed/>
+    <w:qFormat/>
+    <w:rsid w:val="00A10FD9"/>
+    <w:pPr>
+      <w:keepNext/>
+      <w:keepLines/>
+      <w:spacing w:after="80" w:before="160"/>
+      <w:outlineLvl w:val="1"/>
+    </w:pPr>
+    <w:rPr>
+      <w:rFonts w:asciiTheme="majorHAnsi" w:cstheme="majorBidi" w:eastAsiaTheme="majorEastAsia" w:hAnsiTheme="majorHAnsi"/>
+      <w:color w:themeColor="accent1" w:themeShade="BF" w:val="0F4761"/>
       <w:sz w:val="32"/>
       <w:szCs w:val="32"/>
     </w:rPr>
   </w:style>
-  <w:style w:styleId="Heading2" w:type="paragraph">
-    <w:name w:val="Heading 2"/>
+  <w:style w:styleId="Heading3" w:type="paragraph">
+    <w:name w:val="heading 3"/>
     <w:basedOn w:val="Normal"/>
     <w:next w:val="BodyText"/>
+    <w:link w:val="Heading3Char"/>
     <w:uiPriority w:val="9"/>
+    <w:semiHidden/>
     <w:unhideWhenUsed/>
     <w:qFormat/>
+    <w:rsid w:val="00A10FD9"/>
     <w:pPr>
       <w:keepNext/>
       <w:keepLines/>
-      <w:spacing w:after="0" w:before="200"/>
-      <w:outlineLvl w:val="1"/>
+      <w:spacing w:after="80" w:before="160"/>
+      <w:outlineLvl w:val="2"/>
     </w:pPr>
     <w:rPr>
-      <w:rFonts w:asciiTheme="majorHAnsi" w:cstheme="majorBidi" w:eastAsiaTheme="majorEastAsia" w:hAnsiTheme="majorHAnsi"/>
-      <w:b/>
-      <w:bCs/>
-      <w:color w:themeColor="accent1" w:val="4F81BD"/>
+      <w:rFonts w:cstheme="majorBidi" w:eastAsiaTheme="majorEastAsia"/>
+      <w:color w:themeColor="accent1" w:themeShade="BF" w:val="0F4761"/>
       <w:sz w:val="28"/>
       <w:szCs w:val="28"/>
     </w:rPr>
   </w:style>
-  <w:style w:styleId="Heading3" w:type="paragraph">
-    <w:name w:val="Heading 3"/>
+  <w:style w:styleId="Heading4" w:type="paragraph">
+    <w:name w:val="heading 4"/>
     <w:basedOn w:val="Normal"/>
     <w:next w:val="BodyText"/>
+    <w:link w:val="Heading4Char"/>
     <w:uiPriority w:val="9"/>
+    <w:semiHidden/>
     <w:unhideWhenUsed/>
     <w:qFormat/>
+    <w:rsid w:val="00A10FD9"/>
     <w:pPr>
       <w:keepNext/>
       <w:keepLines/>
-      <w:spacing w:after="0" w:before="200"/>
-      <w:outlineLvl w:val="2"/>
+      <w:spacing w:after="40" w:before="80"/>
+      <w:outlineLvl w:val="3"/>
     </w:pPr>
     <w:rPr>
-      <w:rFonts w:asciiTheme="majorHAnsi" w:cstheme="majorBidi" w:eastAsiaTheme="majorEastAsia" w:hAnsiTheme="majorHAnsi"/>
-      <w:b/>
-      <w:bCs/>
-      <w:color w:themeColor="accent1" w:val="4F81BD"/>
-      <w:sz w:val="24"/>
-      <w:szCs w:val="24"/>
+      <w:rFonts w:cstheme="majorBidi" w:eastAsiaTheme="majorEastAsia"/>
+      <w:i/>
+      <w:iCs/>
+      <w:color w:themeColor="accent1" w:themeShade="BF" w:val="0F4761"/>
     </w:rPr>
   </w:style>
-  <w:style w:styleId="Heading4" w:type="paragraph">
-    <w:name w:val="Heading 4"/>
+  <w:style w:styleId="Heading5" w:type="paragraph">
+    <w:name w:val="heading 5"/>
     <w:basedOn w:val="Normal"/>
     <w:next w:val="BodyText"/>
+    <w:link w:val="Heading5Char"/>
     <w:uiPriority w:val="9"/>
+    <w:semiHidden/>
     <w:unhideWhenUsed/>
     <w:qFormat/>
+    <w:rsid w:val="00A10FD9"/>
     <w:pPr>
       <w:keepNext/>
       <w:keepLines/>
-      <w:spacing w:after="0" w:before="200"/>
-      <w:outlineLvl w:val="3"/>
+      <w:spacing w:after="40" w:before="80"/>
+      <w:outlineLvl w:val="4"/>
     </w:pPr>
     <w:rPr>
-      <w:rFonts w:asciiTheme="majorHAnsi" w:cstheme="majorBidi" w:eastAsiaTheme="majorEastAsia" w:hAnsiTheme="majorHAnsi"/>
-      <w:bCs/>
-      <w:i/>
-      <w:color w:themeColor="accent1" w:val="4F81BD"/>
-      <w:sz w:val="24"/>
-      <w:szCs w:val="24"/>
+      <w:rFonts w:cstheme="majorBidi" w:eastAsiaTheme="majorEastAsia"/>
+      <w:color w:themeColor="accent1" w:themeShade="BF" w:val="0F4761"/>
     </w:rPr>
   </w:style>
-  <w:style w:styleId="Heading5" w:type="paragraph">
-    <w:name w:val="Heading 5"/>
+  <w:style w:styleId="Heading6" w:type="paragraph">
+    <w:name w:val="heading 6"/>
     <w:basedOn w:val="Normal"/>
     <w:next w:val="BodyText"/>
+    <w:link w:val="Heading6Char"/>
     <w:uiPriority w:val="9"/>
+    <w:semiHidden/>
     <w:unhideWhenUsed/>
     <w:qFormat/>
+    <w:rsid w:val="00A10FD9"/>
     <w:pPr>
       <w:keepNext/>
       <w:keepLines/>
-      <w:spacing w:after="0" w:before="200"/>
-      <w:outlineLvl w:val="4"/>
+      <w:spacing w:after="0" w:before="40"/>
+      <w:outlineLvl w:val="5"/>
     </w:pPr>
     <w:rPr>
-      <w:rFonts w:asciiTheme="majorHAnsi" w:cstheme="majorBidi" w:eastAsiaTheme="majorEastAsia" w:hAnsiTheme="majorHAnsi"/>
+      <w:rFonts w:cstheme="majorBidi" w:eastAsiaTheme="majorEastAsia"/>
+      <w:i/>
       <w:iCs/>
-      <w:color w:themeColor="accent1" w:val="4F81BD"/>
-      <w:sz w:val="24"/>
-      <w:szCs w:val="24"/>
+      <w:color w:themeColor="text1" w:themeTint="A6" w:val="595959"/>
     </w:rPr>
   </w:style>
-  <w:style w:styleId="Heading6" w:type="paragraph">
-    <w:name w:val="Heading 6"/>
+  <w:style w:styleId="Heading7" w:type="paragraph">
+    <w:name w:val="heading 7"/>
     <w:basedOn w:val="Normal"/>
     <w:next w:val="BodyText"/>
+    <w:link w:val="Heading7Char"/>
     <w:uiPriority w:val="9"/>
+    <w:semiHidden/>
     <w:unhideWhenUsed/>
     <w:qFormat/>
+    <w:rsid w:val="00A10FD9"/>
     <w:pPr>
       <w:keepNext/>
       <w:keepLines/>
-      <w:spacing w:after="0" w:before="200"/>
-      <w:outlineLvl w:val="5"/>
+      <w:spacing w:after="0" w:before="40"/>
+      <w:outlineLvl w:val="6"/>
     </w:pPr>
     <w:rPr>
-      <w:rFonts w:asciiTheme="majorHAnsi" w:cstheme="majorBidi" w:eastAsiaTheme="majorEastAsia" w:hAnsiTheme="majorHAnsi"/>
-      <w:color w:themeColor="accent1" w:val="4F81BD"/>
-      <w:sz w:val="24"/>
-      <w:szCs w:val="24"/>
+      <w:rFonts w:cstheme="majorBidi" w:eastAsiaTheme="majorEastAsia"/>
+      <w:color w:themeColor="text1" w:themeTint="A6" w:val="595959"/>
     </w:rPr>
   </w:style>
-  <w:style w:styleId="Heading7" w:type="paragraph">
-    <w:name w:val="Heading 7"/>
+  <w:style w:styleId="Heading8" w:type="paragraph">
+    <w:name w:val="heading 8"/>
     <w:basedOn w:val="Normal"/>
     <w:next w:val="BodyText"/>
+    <w:link w:val="Heading8Char"/>
     <w:uiPriority w:val="9"/>
+    <w:semiHidden/>
     <w:unhideWhenUsed/>
     <w:qFormat/>
+    <w:rsid w:val="00A10FD9"/>
     <w:pPr>
       <w:keepNext/>
       <w:keepLines/>
-      <w:spacing w:after="0" w:before="200"/>
-      <w:outlineLvl w:val="6"/>
+      <w:spacing w:after="0"/>
+      <w:outlineLvl w:val="7"/>
     </w:pPr>
     <w:rPr>
-      <w:rFonts w:asciiTheme="majorHAnsi" w:cstheme="majorBidi" w:eastAsiaTheme="majorEastAsia" w:hAnsiTheme="majorHAnsi"/>
-      <w:color w:themeColor="accent1" w:val="4F81BD"/>
-      <w:sz w:val="24"/>
-      <w:szCs w:val="24"/>
+      <w:rFonts w:cstheme="majorBidi" w:eastAsiaTheme="majorEastAsia"/>
+      <w:i/>
+      <w:iCs/>
+      <w:color w:themeColor="text1" w:themeTint="D8" w:val="272727"/>
     </w:rPr>
   </w:style>
-  <w:style w:styleId="Heading8" w:type="paragraph">
-    <w:name w:val="Heading 8"/>
+  <w:style w:styleId="Heading9" w:type="paragraph">
+    <w:name w:val="heading 9"/>
     <w:basedOn w:val="Normal"/>
     <w:next w:val="BodyText"/>
+    <w:link w:val="Heading9Char"/>
     <w:uiPriority w:val="9"/>
+    <w:semiHidden/>
     <w:unhideWhenUsed/>
     <w:qFormat/>
+    <w:rsid w:val="00A10FD9"/>
     <w:pPr>
       <w:keepNext/>
       <w:keepLines/>
-      <w:spacing w:after="0" w:before="200"/>
-      <w:outlineLvl w:val="7"/>
-    </w:pPr>
-    <w:rPr>
-      <w:rFonts w:asciiTheme="majorHAnsi" w:cstheme="majorBidi" w:eastAsiaTheme="majorEastAsia" w:hAnsiTheme="majorHAnsi"/>
-      <w:color w:themeColor="accent1" w:val="4F81BD"/>
-      <w:sz w:val="24"/>
-      <w:szCs w:val="24"/>
-    </w:rPr>
-  </w:style>
-  <w:style w:styleId="Heading9" w:type="paragraph">
-    <w:name w:val="Heading 9"/>
-    <w:basedOn w:val="Normal"/>
-    <w:next w:val="BodyText"/>
-    <w:uiPriority w:val="9"/>
-    <w:unhideWhenUsed/>
-    <w:qFormat/>
-    <w:pPr>
-      <w:keepNext/>
-      <w:keepLines/>
-      <w:spacing w:after="0" w:before="200"/>
+      <w:spacing w:after="0"/>
       <w:outlineLvl w:val="8"/>
     </w:pPr>
     <w:rPr>
+      <w:rFonts w:cstheme="majorBidi" w:eastAsiaTheme="majorEastAsia"/>
+      <w:color w:themeColor="text1" w:themeTint="D8" w:val="272727"/>
+    </w:rPr>
+  </w:style>
+  <w:style w:customStyle="1" w:styleId="Heading1Char" w:type="character">
+    <w:name w:val="Heading 1 Char"/>
+    <w:basedOn w:val="DefaultParagraphFont"/>
+    <w:link w:val="Heading1"/>
+    <w:uiPriority w:val="9"/>
+    <w:rsid w:val="00A10FD9"/>
+    <w:rPr>
       <w:rFonts w:asciiTheme="majorHAnsi" w:cstheme="majorBidi" w:eastAsiaTheme="majorEastAsia" w:hAnsiTheme="majorHAnsi"/>
-      <w:color w:themeColor="accent1" w:val="4F81BD"/>
-      <w:sz w:val="24"/>
-      <w:szCs w:val="24"/>
+      <w:color w:themeColor="accent1" w:themeShade="BF" w:val="0F4761"/>
+      <w:sz w:val="40"/>
+      <w:szCs w:val="40"/>
+    </w:rPr>
+  </w:style>
+  <w:style w:customStyle="1" w:styleId="Heading2Char" w:type="character">
+    <w:name w:val="Heading 2 Char"/>
+    <w:basedOn w:val="DefaultParagraphFont"/>
+    <w:link w:val="Heading2"/>
+    <w:uiPriority w:val="9"/>
+    <w:semiHidden/>
+    <w:rsid w:val="00A10FD9"/>
+    <w:rPr>
+      <w:rFonts w:asciiTheme="majorHAnsi" w:cstheme="majorBidi" w:eastAsiaTheme="majorEastAsia" w:hAnsiTheme="majorHAnsi"/>
+      <w:color w:themeColor="accent1" w:themeShade="BF" w:val="0F4761"/>
+      <w:sz w:val="32"/>
+      <w:szCs w:val="32"/>
+    </w:rPr>
+  </w:style>
+  <w:style w:customStyle="1" w:styleId="Heading3Char" w:type="character">
+    <w:name w:val="Heading 3 Char"/>
+    <w:basedOn w:val="DefaultParagraphFont"/>
+    <w:link w:val="Heading3"/>
+    <w:uiPriority w:val="9"/>
+    <w:semiHidden/>
+    <w:rsid w:val="00A10FD9"/>
+    <w:rPr>
+      <w:rFonts w:cstheme="majorBidi" w:eastAsiaTheme="majorEastAsia"/>
+      <w:color w:themeColor="accent1" w:themeShade="BF" w:val="0F4761"/>
+      <w:sz w:val="28"/>
+      <w:szCs w:val="28"/>
+    </w:rPr>
+  </w:style>
+  <w:style w:customStyle="1" w:styleId="Heading4Char" w:type="character">
+    <w:name w:val="Heading 4 Char"/>
+    <w:basedOn w:val="DefaultParagraphFont"/>
+    <w:link w:val="Heading4"/>
+    <w:uiPriority w:val="9"/>
+    <w:semiHidden/>
+    <w:rsid w:val="00A10FD9"/>
+    <w:rPr>
+      <w:rFonts w:cstheme="majorBidi" w:eastAsiaTheme="majorEastAsia"/>
+      <w:i/>
+      <w:iCs/>
+      <w:color w:themeColor="accent1" w:themeShade="BF" w:val="0F4761"/>
+    </w:rPr>
+  </w:style>
+  <w:style w:customStyle="1" w:styleId="Heading5Char" w:type="character">
+    <w:name w:val="Heading 5 Char"/>
+    <w:basedOn w:val="DefaultParagraphFont"/>
+    <w:link w:val="Heading5"/>
+    <w:uiPriority w:val="9"/>
+    <w:semiHidden/>
+    <w:rsid w:val="00A10FD9"/>
+    <w:rPr>
+      <w:rFonts w:cstheme="majorBidi" w:eastAsiaTheme="majorEastAsia"/>
+      <w:color w:themeColor="accent1" w:themeShade="BF" w:val="0F4761"/>
+    </w:rPr>
+  </w:style>
+  <w:style w:customStyle="1" w:styleId="Heading6Char" w:type="character">
+    <w:name w:val="Heading 6 Char"/>
+    <w:basedOn w:val="DefaultParagraphFont"/>
+    <w:link w:val="Heading6"/>
+    <w:uiPriority w:val="9"/>
+    <w:semiHidden/>
+    <w:rsid w:val="00A10FD9"/>
+    <w:rPr>
+      <w:rFonts w:cstheme="majorBidi" w:eastAsiaTheme="majorEastAsia"/>
+      <w:i/>
+      <w:iCs/>
+      <w:color w:themeColor="text1" w:themeTint="A6" w:val="595959"/>
+    </w:rPr>
+  </w:style>
+  <w:style w:customStyle="1" w:styleId="Heading7Char" w:type="character">
+    <w:name w:val="Heading 7 Char"/>
+    <w:basedOn w:val="DefaultParagraphFont"/>
+    <w:link w:val="Heading7"/>
+    <w:uiPriority w:val="9"/>
+    <w:semiHidden/>
+    <w:rsid w:val="00A10FD9"/>
+    <w:rPr>
+      <w:rFonts w:cstheme="majorBidi" w:eastAsiaTheme="majorEastAsia"/>
+      <w:color w:themeColor="text1" w:themeTint="A6" w:val="595959"/>
+    </w:rPr>
+  </w:style>
+  <w:style w:customStyle="1" w:styleId="Heading8Char" w:type="character">
+    <w:name w:val="Heading 8 Char"/>
+    <w:basedOn w:val="DefaultParagraphFont"/>
+    <w:link w:val="Heading8"/>
+    <w:uiPriority w:val="9"/>
+    <w:semiHidden/>
+    <w:rsid w:val="00A10FD9"/>
+    <w:rPr>
+      <w:rFonts w:cstheme="majorBidi" w:eastAsiaTheme="majorEastAsia"/>
+      <w:i/>
+      <w:iCs/>
+      <w:color w:themeColor="text1" w:themeTint="D8" w:val="272727"/>
+    </w:rPr>
+  </w:style>
+  <w:style w:customStyle="1" w:styleId="Heading9Char" w:type="character">
+    <w:name w:val="Heading 9 Char"/>
+    <w:basedOn w:val="DefaultParagraphFont"/>
+    <w:link w:val="Heading9"/>
+    <w:uiPriority w:val="9"/>
+    <w:semiHidden/>
+    <w:rsid w:val="00A10FD9"/>
+    <w:rPr>
+      <w:rFonts w:cstheme="majorBidi" w:eastAsiaTheme="majorEastAsia"/>
+      <w:color w:themeColor="text1" w:themeTint="D8" w:val="272727"/>
     </w:rPr>
   </w:style>
   <w:style w:styleId="BlockText" w:type="paragraph">
@@ -23594,8 +22868,8 @@
   </w:style>
   <w:style w:styleId="FootnoteBlockText" w:type="paragraph">
     <w:name w:val="Footnote Block Text"/>
-    <w:basedOn w:val="Footnote Text"/>
-    <w:next w:val="Footnote Text"/>
+    <w:basedOn w:val="FootnoteText"/>
+    <w:next w:val="FootnoteText"/>
     <w:uiPriority w:val="9"/>
     <w:unhideWhenUsed/>
     <w:qFormat/>
@@ -23625,13 +22899,6 @@
       </w:tblCellMar>
     </w:tblPr>
     <w:tblStylePr w:type="firstRow">
-      <w:tblPr>
-        <w:jc w:val="left"/>
-        <w:tblInd w:type="dxa" w:w="0"/>
-      </w:tblPr>
-      <w:trPr>
-        <w:jc w:val="left"/>
-      </w:trPr>
       <w:tcPr>
         <w:tcBorders>
           <w:bottom w:val="single"/>
@@ -23987,44 +23254,44 @@
         <a:sysClr val="window" lastClr="FFFFFF"/>
       </a:lt1>
       <a:dk2>
-        <a:srgbClr val="1F497D"/>
+        <a:srgbClr val="0E2841"/>
       </a:dk2>
       <a:lt2>
-        <a:srgbClr val="EEECE1"/>
+        <a:srgbClr val="E8E8E8"/>
       </a:lt2>
       <a:accent1>
-        <a:srgbClr val="4F81BD"/>
+        <a:srgbClr val="156082"/>
       </a:accent1>
       <a:accent2>
-        <a:srgbClr val="C0504D"/>
+        <a:srgbClr val="E97132"/>
       </a:accent2>
       <a:accent3>
-        <a:srgbClr val="9BBB59"/>
+        <a:srgbClr val="196B24"/>
       </a:accent3>
       <a:accent4>
-        <a:srgbClr val="8064A2"/>
+        <a:srgbClr val="0F9ED5"/>
       </a:accent4>
       <a:accent5>
-        <a:srgbClr val="4BACC6"/>
+        <a:srgbClr val="A02B93"/>
       </a:accent5>
       <a:accent6>
-        <a:srgbClr val="F79646"/>
+        <a:srgbClr val="4EA72E"/>
       </a:accent6>
       <a:hlink>
-        <a:srgbClr val="0000FF"/>
+        <a:srgbClr val="467886"/>
       </a:hlink>
       <a:folHlink>
-        <a:srgbClr val="800080"/>
+        <a:srgbClr val="96607D"/>
       </a:folHlink>
     </a:clrScheme>
     <a:fontScheme name="Office">
       <a:majorFont>
-        <a:latin typeface="Calibri"/>
+        <a:latin typeface="Aptos Display" panose="02110004020202020204"/>
         <a:ea typeface=""/>
         <a:cs typeface=""/>
-        <a:font script="Jpan" typeface="ＭＳ ゴシック"/>
+        <a:font script="Jpan" typeface="游ゴシック Light"/>
         <a:font script="Hang" typeface="맑은 고딕"/>
-        <a:font script="Hans" typeface="宋体"/>
+        <a:font script="Hans" typeface="等线 Light"/>
         <a:font script="Hant" typeface="新細明體"/>
         <a:font script="Arab" typeface="Times New Roman"/>
         <a:font script="Hebr" typeface="Times New Roman"/>
@@ -24051,14 +23318,32 @@
         <a:font script="Mong" typeface="Mongolian Baiti"/>
         <a:font script="Viet" typeface="Times New Roman"/>
         <a:font script="Uigh" typeface="Microsoft Uighur"/>
+        <a:font script="Geor" typeface="Sylfaen"/>
+        <a:font script="Armn" typeface="Arial"/>
+        <a:font script="Bugi" typeface="Leelawadee UI"/>
+        <a:font script="Bopo" typeface="Microsoft JhengHei"/>
+        <a:font script="Java" typeface="Javanese Text"/>
+        <a:font script="Lisu" typeface="Segoe UI"/>
+        <a:font script="Mymr" typeface="Myanmar Text"/>
+        <a:font script="Nkoo" typeface="Ebrima"/>
+        <a:font script="Olck" typeface="Nirmala UI"/>
+        <a:font script="Osma" typeface="Ebrima"/>
+        <a:font script="Phag" typeface="Phagspa"/>
+        <a:font script="Syrn" typeface="Estrangelo Edessa"/>
+        <a:font script="Syrj" typeface="Estrangelo Edessa"/>
+        <a:font script="Syre" typeface="Estrangelo Edessa"/>
+        <a:font script="Sora" typeface="Nirmala UI"/>
+        <a:font script="Tale" typeface="Microsoft Tai Le"/>
+        <a:font script="Talu" typeface="Microsoft New Tai Lue"/>
+        <a:font script="Tfng" typeface="Ebrima"/>
       </a:majorFont>
       <a:minorFont>
-        <a:latin typeface="Cambria"/>
+        <a:latin typeface="Aptos" panose="02110004020202020204"/>
         <a:ea typeface=""/>
         <a:cs typeface=""/>
-        <a:font script="Jpan" typeface="ＭＳ 明朝"/>
+        <a:font script="Jpan" typeface="游明朝"/>
         <a:font script="Hang" typeface="맑은 고딕"/>
-        <a:font script="Hans" typeface="宋体"/>
+        <a:font script="Hans" typeface="等线"/>
         <a:font script="Hant" typeface="新細明體"/>
         <a:font script="Arab" typeface="Arial"/>
         <a:font script="Hebr" typeface="Arial"/>
@@ -24085,6 +23370,24 @@
         <a:font script="Mong" typeface="Mongolian Baiti"/>
         <a:font script="Viet" typeface="Arial"/>
         <a:font script="Uigh" typeface="Microsoft Uighur"/>
+        <a:font script="Geor" typeface="Sylfaen"/>
+        <a:font script="Armn" typeface="Arial"/>
+        <a:font script="Bugi" typeface="Leelawadee UI"/>
+        <a:font script="Bopo" typeface="Microsoft JhengHei"/>
+        <a:font script="Java" typeface="Javanese Text"/>
+        <a:font script="Lisu" typeface="Segoe UI"/>
+        <a:font script="Mymr" typeface="Myanmar Text"/>
+        <a:font script="Nkoo" typeface="Ebrima"/>
+        <a:font script="Olck" typeface="Nirmala UI"/>
+        <a:font script="Osma" typeface="Ebrima"/>
+        <a:font script="Phag" typeface="Phagspa"/>
+        <a:font script="Syrn" typeface="Estrangelo Edessa"/>
+        <a:font script="Syrj" typeface="Estrangelo Edessa"/>
+        <a:font script="Syre" typeface="Estrangelo Edessa"/>
+        <a:font script="Sora" typeface="Nirmala UI"/>
+        <a:font script="Tale" typeface="Microsoft Tai Le"/>
+        <a:font script="Talu" typeface="Microsoft New Tai Lue"/>
+        <a:font script="Tfng" typeface="Ebrima"/>
       </a:minorFont>
     </a:fontScheme>
     <a:fmtScheme name="Office">
@@ -24096,200 +23399,141 @@
           <a:gsLst>
             <a:gs pos="0">
               <a:schemeClr val="phClr">
-                <a:tint val="50000"/>
-                <a:satMod val="300000"/>
+                <a:lumMod val="110000"/>
+                <a:satMod val="105000"/>
+                <a:tint val="67000"/>
               </a:schemeClr>
             </a:gs>
-            <a:gs pos="35000">
+            <a:gs pos="50000">
               <a:schemeClr val="phClr">
-                <a:tint val="37000"/>
-                <a:satMod val="300000"/>
+                <a:lumMod val="105000"/>
+                <a:satMod val="103000"/>
+                <a:tint val="73000"/>
               </a:schemeClr>
             </a:gs>
             <a:gs pos="100000">
               <a:schemeClr val="phClr">
-                <a:tint val="15000"/>
-                <a:satMod val="350000"/>
+                <a:lumMod val="105000"/>
+                <a:satMod val="109000"/>
+                <a:tint val="81000"/>
               </a:schemeClr>
             </a:gs>
           </a:gsLst>
-          <a:lin ang="16200000" scaled="1"/>
+          <a:lin ang="5400000" scaled="0"/>
         </a:gradFill>
         <a:gradFill rotWithShape="1">
           <a:gsLst>
             <a:gs pos="0">
               <a:schemeClr val="phClr">
-                <a:tint val="100000"/>
+                <a:satMod val="103000"/>
+                <a:lumMod val="102000"/>
+                <a:tint val="94000"/>
+              </a:schemeClr>
+            </a:gs>
+            <a:gs pos="50000">
+              <a:schemeClr val="phClr">
+                <a:satMod val="110000"/>
+                <a:lumMod val="100000"/>
                 <a:shade val="100000"/>
-                <a:satMod val="130000"/>
               </a:schemeClr>
             </a:gs>
             <a:gs pos="100000">
               <a:schemeClr val="phClr">
-                <a:tint val="50000"/>
-                <a:shade val="100000"/>
-                <a:satMod val="350000"/>
+                <a:lumMod val="99000"/>
+                <a:satMod val="120000"/>
+                <a:shade val="78000"/>
               </a:schemeClr>
             </a:gs>
           </a:gsLst>
-          <a:lin ang="16200000" scaled="0"/>
+          <a:lin ang="5400000" scaled="0"/>
         </a:gradFill>
       </a:fillStyleLst>
       <a:lnStyleLst>
-        <a:ln w="9525" cap="flat" cmpd="sng" algn="ctr">
-          <a:solidFill>
-            <a:schemeClr val="phClr">
-              <a:shade val="95000"/>
-              <a:satMod val="105000"/>
-            </a:schemeClr>
-          </a:solidFill>
-          <a:prstDash val="solid"/>
-        </a:ln>
-        <a:ln w="25400" cap="flat" cmpd="sng" algn="ctr">
+        <a:ln w="6350" cap="flat" cmpd="sng" algn="ctr">
           <a:solidFill>
             <a:schemeClr val="phClr"/>
           </a:solidFill>
           <a:prstDash val="solid"/>
+          <a:miter lim="800000"/>
         </a:ln>
-        <a:ln w="38100" cap="flat" cmpd="sng" algn="ctr">
+        <a:ln w="12700" cap="flat" cmpd="sng" algn="ctr">
           <a:solidFill>
             <a:schemeClr val="phClr"/>
           </a:solidFill>
           <a:prstDash val="solid"/>
+          <a:miter lim="800000"/>
+        </a:ln>
+        <a:ln w="19050" cap="flat" cmpd="sng" algn="ctr">
+          <a:solidFill>
+            <a:schemeClr val="phClr"/>
+          </a:solidFill>
+          <a:prstDash val="solid"/>
+          <a:miter lim="800000"/>
         </a:ln>
       </a:lnStyleLst>
       <a:effectStyleLst>
         <a:effectStyle>
+          <a:effectLst/>
+        </a:effectStyle>
+        <a:effectStyle>
+          <a:effectLst/>
+        </a:effectStyle>
+        <a:effectStyle>
           <a:effectLst>
-            <a:outerShdw blurRad="40000" dist="20000" dir="5400000" rotWithShape="0">
+            <a:outerShdw blurRad="57150" dist="19050" dir="5400000" algn="ctr" rotWithShape="0">
               <a:srgbClr val="000000">
-                <a:alpha val="38000"/>
+                <a:alpha val="63000"/>
               </a:srgbClr>
             </a:outerShdw>
           </a:effectLst>
-        </a:effectStyle>
-        <a:effectStyle>
-          <a:effectLst>
-            <a:outerShdw blurRad="40000" dist="23000" dir="5400000" rotWithShape="0">
-              <a:srgbClr val="000000">
-                <a:alpha val="35000"/>
-              </a:srgbClr>
-            </a:outerShdw>
-          </a:effectLst>
-        </a:effectStyle>
-        <a:effectStyle>
-          <a:effectLst>
-            <a:outerShdw blurRad="40000" dist="23000" dir="5400000" rotWithShape="0">
-              <a:srgbClr val="000000">
-                <a:alpha val="35000"/>
-              </a:srgbClr>
-            </a:outerShdw>
-          </a:effectLst>
-          <a:scene3d>
-            <a:camera prst="orthographicFront">
-              <a:rot lat="0" lon="0" rev="0"/>
-            </a:camera>
-            <a:lightRig rig="threePt" dir="t">
-              <a:rot lat="0" lon="0" rev="1200000"/>
-            </a:lightRig>
-          </a:scene3d>
-          <a:sp3d>
-            <a:bevelT w="63500" h="25400"/>
-          </a:sp3d>
         </a:effectStyle>
       </a:effectStyleLst>
       <a:bgFillStyleLst>
         <a:solidFill>
           <a:schemeClr val="phClr"/>
         </a:solidFill>
+        <a:solidFill>
+          <a:schemeClr val="phClr">
+            <a:tint val="95000"/>
+            <a:satMod val="170000"/>
+          </a:schemeClr>
+        </a:solidFill>
         <a:gradFill rotWithShape="1">
           <a:gsLst>
             <a:gs pos="0">
               <a:schemeClr val="phClr">
-                <a:tint val="40000"/>
-                <a:satMod val="350000"/>
+                <a:tint val="93000"/>
+                <a:satMod val="150000"/>
+                <a:shade val="98000"/>
+                <a:lumMod val="102000"/>
               </a:schemeClr>
             </a:gs>
-            <a:gs pos="40000">
+            <a:gs pos="50000">
               <a:schemeClr val="phClr">
-                <a:tint val="45000"/>
-                <a:shade val="99000"/>
-                <a:satMod val="350000"/>
+                <a:tint val="98000"/>
+                <a:satMod val="130000"/>
+                <a:shade val="90000"/>
+                <a:lumMod val="103000"/>
               </a:schemeClr>
             </a:gs>
             <a:gs pos="100000">
               <a:schemeClr val="phClr">
-                <a:shade val="20000"/>
-                <a:satMod val="255000"/>
+                <a:shade val="63000"/>
+                <a:satMod val="120000"/>
               </a:schemeClr>
             </a:gs>
           </a:gsLst>
-          <a:path path="circle">
-            <a:fillToRect l="50000" t="-80000" r="50000" b="180000"/>
-          </a:path>
-        </a:gradFill>
-        <a:gradFill rotWithShape="1">
-          <a:gsLst>
-            <a:gs pos="0">
-              <a:schemeClr val="phClr">
-                <a:tint val="80000"/>
-                <a:satMod val="300000"/>
-              </a:schemeClr>
-            </a:gs>
-            <a:gs pos="100000">
-              <a:schemeClr val="phClr">
-                <a:shade val="30000"/>
-                <a:satMod val="200000"/>
-              </a:schemeClr>
-            </a:gs>
-          </a:gsLst>
-          <a:path path="circle">
-            <a:fillToRect l="50000" t="50000" r="50000" b="50000"/>
-          </a:path>
+          <a:lin ang="5400000" scaled="0"/>
         </a:gradFill>
       </a:bgFillStyleLst>
     </a:fmtScheme>
   </a:themeElements>
-  <a:objectDefaults>
-    <a:spDef>
-      <a:spPr/>
-      <a:bodyPr/>
-      <a:lstStyle/>
-      <a:style>
-        <a:lnRef idx="1">
-          <a:schemeClr val="accent1"/>
-        </a:lnRef>
-        <a:fillRef idx="3">
-          <a:schemeClr val="accent1"/>
-        </a:fillRef>
-        <a:effectRef idx="2">
-          <a:schemeClr val="accent1"/>
-        </a:effectRef>
-        <a:fontRef idx="minor">
-          <a:schemeClr val="lt1"/>
-        </a:fontRef>
-      </a:style>
-    </a:spDef>
-    <a:lnDef>
-      <a:spPr/>
-      <a:bodyPr/>
-      <a:lstStyle/>
-      <a:style>
-        <a:lnRef idx="2">
-          <a:schemeClr val="accent1"/>
-        </a:lnRef>
-        <a:fillRef idx="0">
-          <a:schemeClr val="accent1"/>
-        </a:fillRef>
-        <a:effectRef idx="1">
-          <a:schemeClr val="accent1"/>
-        </a:effectRef>
-        <a:fontRef idx="minor">
-          <a:schemeClr val="tx1"/>
-        </a:fontRef>
-      </a:style>
-    </a:lnDef>
-  </a:objectDefaults>
+  <a:objectDefaults/>
   <a:extraClrSchemeLst/>
+  <a:extLst>
+    <a:ext uri="{05A4C25C-085E-4340-85A3-A5531E510DB2}">
+      <thm15:themeFamily xmlns:thm15="http://schemas.microsoft.com/office/thememl/2012/main" name="Office Theme" id="{2E142A2C-CD16-42D6-873A-C26D2A0506FA}" vid="{1BDDFF52-6CD6-40A5-AB3C-68EB2F1E4D0A}"/>
+    </a:ext>
+  </a:extLst>
 </a:theme>
 </file>
--- a/docx/02-medios-y-cableado/02-medios-y-cableado.docx
+++ b/docx/02-medios-y-cableado/02-medios-y-cableado.docx
@@ -28,7 +28,7 @@
         </w:p>
       </w:sdtContent>
     </w:sdt>
-    <w:bookmarkStart w:id="24" w:name="medios-de-transmisión-y-cableado"/>
+    <w:bookmarkStart w:id="35" w:name="medios-de-transmisión-y-cableado"/>
     <w:p>
       <w:pPr>
         <w:pStyle w:val="Heading1"/>
@@ -127,7 +127,7 @@
         </w:pict>
       </w:r>
     </w:p>
-    <w:bookmarkStart w:id="9" w:name="objetivo-de-la-unidad"/>
+    <w:bookmarkStart w:id="20" w:name="objetivo-de-la-unidad"/>
     <w:p>
       <w:pPr>
         <w:pStyle w:val="Heading2"/>
@@ -247,8 +247,8 @@
         </w:pict>
       </w:r>
     </w:p>
-    <w:bookmarkEnd w:id="9"/>
-    <w:bookmarkStart w:id="19" w:name="mapa-de-la-unidad"/>
+    <w:bookmarkEnd w:id="20"/>
+    <w:bookmarkStart w:id="30" w:name="mapa-de-la-unidad"/>
     <w:p>
       <w:pPr>
         <w:pStyle w:val="Heading2"/>
@@ -261,6 +261,7 @@
       <w:tblPr>
         <w:tblStyle w:val="Table"/>
         <w:tblW w:type="pct" w:w="5000"/>
+        <w:jc w:val="left"/>
         <w:tblLayout w:type="fixed"/>
         <w:tblLook w:firstRow="1" w:lastRow="0" w:firstColumn="0" w:lastColumn="0" w:noHBand="0" w:noVBand="0" w:val="0020"/>
       </w:tblPr>
@@ -278,6 +279,7 @@
           <w:p>
             <w:pPr>
               <w:pStyle w:val="Compact"/>
+              <w:jc w:val="left"/>
             </w:pPr>
             <w:r>
               <w:t xml:space="preserve">Punto</w:t>
@@ -289,6 +291,7 @@
           <w:p>
             <w:pPr>
               <w:pStyle w:val="Compact"/>
+              <w:jc w:val="left"/>
             </w:pPr>
             <w:r>
               <w:t xml:space="preserve">Qué aprenderás</w:t>
@@ -300,6 +303,7 @@
           <w:p>
             <w:pPr>
               <w:pStyle w:val="Compact"/>
+              <w:jc w:val="left"/>
             </w:pPr>
             <w:r>
               <w:t xml:space="preserve">Nivel</w:t>
@@ -313,8 +317,9 @@
           <w:p>
             <w:pPr>
               <w:pStyle w:val="Compact"/>
-            </w:pPr>
-            <w:hyperlink r:id="rId10">
+              <w:jc w:val="left"/>
+            </w:pPr>
+            <w:hyperlink r:id="rId21">
               <w:r>
                 <w:rPr>
                   <w:rStyle w:val="Hyperlink"/>
@@ -329,6 +334,7 @@
           <w:p>
             <w:pPr>
               <w:pStyle w:val="Compact"/>
+              <w:jc w:val="left"/>
             </w:pPr>
             <w:r>
               <w:t xml:space="preserve">Cobre, coaxial, fibra y aire a vista de pájaro</w:t>
@@ -340,6 +346,7 @@
           <w:p>
             <w:pPr>
               <w:pStyle w:val="Compact"/>
+              <w:jc w:val="left"/>
             </w:pPr>
             <w:r>
               <w:t xml:space="preserve">Todos</w:t>
@@ -353,8 +360,9 @@
           <w:p>
             <w:pPr>
               <w:pStyle w:val="Compact"/>
-            </w:pPr>
-            <w:hyperlink r:id="rId11">
+              <w:jc w:val="left"/>
+            </w:pPr>
+            <w:hyperlink r:id="rId22">
               <w:r>
                 <w:rPr>
                   <w:rStyle w:val="Hyperlink"/>
@@ -369,6 +377,7 @@
           <w:p>
             <w:pPr>
               <w:pStyle w:val="Compact"/>
+              <w:jc w:val="left"/>
             </w:pPr>
             <w:r>
               <w:t xml:space="preserve">Categorías, pares y trenzado</w:t>
@@ -380,6 +389,7 @@
           <w:p>
             <w:pPr>
               <w:pStyle w:val="Compact"/>
+              <w:jc w:val="left"/>
             </w:pPr>
             <w:r>
               <w:t xml:space="preserve">Todos</w:t>
@@ -393,8 +403,9 @@
           <w:p>
             <w:pPr>
               <w:pStyle w:val="Compact"/>
-            </w:pPr>
-            <w:hyperlink r:id="rId12">
+              <w:jc w:val="left"/>
+            </w:pPr>
+            <w:hyperlink r:id="rId23">
               <w:r>
                 <w:rPr>
                   <w:rStyle w:val="Hyperlink"/>
@@ -409,6 +420,7 @@
           <w:p>
             <w:pPr>
               <w:pStyle w:val="Compact"/>
+              <w:jc w:val="left"/>
             </w:pPr>
             <w:r>
               <w:t xml:space="preserve">Pinouts T568A/B y cuándo usar cada cable</w:t>
@@ -420,6 +432,7 @@
           <w:p>
             <w:pPr>
               <w:pStyle w:val="Compact"/>
+              <w:jc w:val="left"/>
             </w:pPr>
             <w:r>
               <w:t xml:space="preserve">Todos</w:t>
@@ -433,8 +446,9 @@
           <w:p>
             <w:pPr>
               <w:pStyle w:val="Compact"/>
-            </w:pPr>
-            <w:hyperlink r:id="rId13">
+              <w:jc w:val="left"/>
+            </w:pPr>
+            <w:hyperlink r:id="rId24">
               <w:r>
                 <w:rPr>
                   <w:rStyle w:val="Hyperlink"/>
@@ -449,6 +463,7 @@
           <w:p>
             <w:pPr>
               <w:pStyle w:val="Compact"/>
+              <w:jc w:val="left"/>
             </w:pPr>
             <w:r>
               <w:t xml:space="preserve">El laboratorio real: crimpar y tester</w:t>
@@ -460,6 +475,7 @@
           <w:p>
             <w:pPr>
               <w:pStyle w:val="Compact"/>
+              <w:jc w:val="left"/>
             </w:pPr>
             <w:r>
               <w:t xml:space="preserve">Práctico</w:t>
@@ -473,8 +489,9 @@
           <w:p>
             <w:pPr>
               <w:pStyle w:val="Compact"/>
-            </w:pPr>
-            <w:hyperlink r:id="rId14">
+              <w:jc w:val="left"/>
+            </w:pPr>
+            <w:hyperlink r:id="rId25">
               <w:r>
                 <w:rPr>
                   <w:rStyle w:val="Hyperlink"/>
@@ -489,6 +506,7 @@
           <w:p>
             <w:pPr>
               <w:pStyle w:val="Compact"/>
+              <w:jc w:val="left"/>
             </w:pPr>
             <w:r>
               <w:t xml:space="preserve">Monomodo vs multimodo, conectores y usos</w:t>
@@ -500,6 +518,7 @@
           <w:p>
             <w:pPr>
               <w:pStyle w:val="Compact"/>
+              <w:jc w:val="left"/>
             </w:pPr>
             <w:r>
               <w:t xml:space="preserve">Todos</w:t>
@@ -513,8 +532,9 @@
           <w:p>
             <w:pPr>
               <w:pStyle w:val="Compact"/>
-            </w:pPr>
-            <w:hyperlink r:id="rId15">
+              <w:jc w:val="left"/>
+            </w:pPr>
+            <w:hyperlink r:id="rId26">
               <w:r>
                 <w:rPr>
                   <w:rStyle w:val="Hyperlink"/>
@@ -529,6 +549,7 @@
           <w:p>
             <w:pPr>
               <w:pStyle w:val="Compact"/>
+              <w:jc w:val="left"/>
             </w:pPr>
             <w:r>
               <w:t xml:space="preserve">Atenuación, diafonía, Mbps vs MHz</w:t>
@@ -540,6 +561,7 @@
           <w:p>
             <w:pPr>
               <w:pStyle w:val="Compact"/>
+              <w:jc w:val="left"/>
             </w:pPr>
             <w:r>
               <w:t xml:space="preserve">Clave</w:t>
@@ -553,8 +575,9 @@
           <w:p>
             <w:pPr>
               <w:pStyle w:val="Compact"/>
-            </w:pPr>
-            <w:hyperlink r:id="rId16">
+              <w:jc w:val="left"/>
+            </w:pPr>
+            <w:hyperlink r:id="rId27">
               <w:r>
                 <w:rPr>
                   <w:rStyle w:val="Hyperlink"/>
@@ -569,6 +592,7 @@
           <w:p>
             <w:pPr>
               <w:pStyle w:val="Compact"/>
+              <w:jc w:val="left"/>
             </w:pPr>
             <w:r>
               <w:t xml:space="preserve">TIA/EIA-568: rack, patch panel, horizontal</w:t>
@@ -580,6 +604,7 @@
           <w:p>
             <w:pPr>
               <w:pStyle w:val="Compact"/>
+              <w:jc w:val="left"/>
             </w:pPr>
             <w:r>
               <w:t xml:space="preserve">Todos</w:t>
@@ -593,8 +618,9 @@
           <w:p>
             <w:pPr>
               <w:pStyle w:val="Compact"/>
-            </w:pPr>
-            <w:hyperlink r:id="rId17">
+              <w:jc w:val="left"/>
+            </w:pPr>
+            <w:hyperlink r:id="rId28">
               <w:r>
                 <w:rPr>
                   <w:rStyle w:val="Hyperlink"/>
@@ -609,6 +635,7 @@
           <w:p>
             <w:pPr>
               <w:pStyle w:val="Compact"/>
+              <w:jc w:val="left"/>
             </w:pPr>
             <w:r>
               <w:t xml:space="preserve">Punto a punto, bus, anillo, estrella, malla e híbrida</w:t>
@@ -620,6 +647,7 @@
           <w:p>
             <w:pPr>
               <w:pStyle w:val="Compact"/>
+              <w:jc w:val="left"/>
             </w:pPr>
             <w:r>
               <w:t xml:space="preserve">Todos</w:t>
@@ -633,8 +661,9 @@
           <w:p>
             <w:pPr>
               <w:pStyle w:val="Compact"/>
-            </w:pPr>
-            <w:hyperlink r:id="rId18">
+              <w:jc w:val="left"/>
+            </w:pPr>
+            <w:hyperlink r:id="rId29">
               <w:r>
                 <w:rPr>
                   <w:rStyle w:val="Hyperlink"/>
@@ -649,6 +678,7 @@
           <w:p>
             <w:pPr>
               <w:pStyle w:val="Compact"/>
+              <w:jc w:val="left"/>
             </w:pPr>
             <w:r>
               <w:t xml:space="preserve">Sé el Bit, Fireside, Laboratorio, Crucigrama…</w:t>
@@ -660,6 +690,7 @@
           <w:p>
             <w:pPr>
               <w:pStyle w:val="Compact"/>
+              <w:jc w:val="left"/>
             </w:pPr>
             <w:r>
               <w:t xml:space="preserve">Todos</w:t>
@@ -699,8 +730,8 @@
         </w:pict>
       </w:r>
     </w:p>
-    <w:bookmarkEnd w:id="19"/>
-    <w:bookmarkStart w:id="20" w:name="boletines-de-la-unidad"/>
+    <w:bookmarkEnd w:id="30"/>
+    <w:bookmarkStart w:id="31" w:name="boletines-de-la-unidad"/>
     <w:p>
       <w:pPr>
         <w:pStyle w:val="Heading2"/>
@@ -750,8 +781,8 @@
         </w:pict>
       </w:r>
     </w:p>
-    <w:bookmarkEnd w:id="20"/>
-    <w:bookmarkStart w:id="21" w:name="criterios-de-evaluación-cubiertos-ra1ra2"/>
+    <w:bookmarkEnd w:id="31"/>
+    <w:bookmarkStart w:id="32" w:name="criterios-de-evaluación-cubiertos-ra1ra2"/>
     <w:p>
       <w:pPr>
         <w:pStyle w:val="Heading2"/>
@@ -764,6 +795,7 @@
       <w:tblPr>
         <w:tblStyle w:val="Table"/>
         <w:tblW w:type="pct" w:w="5000"/>
+        <w:jc w:val="left"/>
         <w:tblLayout w:type="fixed"/>
         <w:tblLook w:firstRow="1" w:lastRow="0" w:firstColumn="0" w:lastColumn="0" w:noHBand="0" w:noVBand="0" w:val="0020"/>
       </w:tblPr>
@@ -781,6 +813,7 @@
           <w:p>
             <w:pPr>
               <w:pStyle w:val="Compact"/>
+              <w:jc w:val="left"/>
             </w:pPr>
             <w:r>
               <w:t xml:space="preserve">CE</w:t>
@@ -792,6 +825,7 @@
           <w:p>
             <w:pPr>
               <w:pStyle w:val="Compact"/>
+              <w:jc w:val="left"/>
             </w:pPr>
             <w:r>
               <w:t xml:space="preserve">Criterio</w:t>
@@ -803,6 +837,7 @@
           <w:p>
             <w:pPr>
               <w:pStyle w:val="Compact"/>
+              <w:jc w:val="left"/>
             </w:pPr>
             <w:r>
               <w:t xml:space="preserve">Dónde se cubre</w:t>
@@ -816,6 +851,7 @@
           <w:p>
             <w:pPr>
               <w:pStyle w:val="Compact"/>
+              <w:jc w:val="left"/>
             </w:pPr>
             <w:r>
               <w:t xml:space="preserve">RA1·b)</w:t>
@@ -827,6 +863,7 @@
           <w:p>
             <w:pPr>
               <w:pStyle w:val="Compact"/>
+              <w:jc w:val="left"/>
             </w:pPr>
             <w:r>
               <w:t xml:space="preserve">Medios de transmisión</w:t>
@@ -838,6 +875,7 @@
           <w:p>
             <w:pPr>
               <w:pStyle w:val="Compact"/>
+              <w:jc w:val="left"/>
             </w:pPr>
             <w:r>
               <w:t xml:space="preserve">✅ Puntos 1, 2 y 5</w:t>
@@ -851,6 +889,7 @@
           <w:p>
             <w:pPr>
               <w:pStyle w:val="Compact"/>
+              <w:jc w:val="left"/>
             </w:pPr>
             <w:r>
               <w:t xml:space="preserve">RA2·a)</w:t>
@@ -862,6 +901,7 @@
           <w:p>
             <w:pPr>
               <w:pStyle w:val="Compact"/>
+              <w:jc w:val="left"/>
             </w:pPr>
             <w:r>
               <w:t xml:space="preserve">Estándares para redes cableadas</w:t>
@@ -873,6 +913,7 @@
           <w:p>
             <w:pPr>
               <w:pStyle w:val="Compact"/>
+              <w:jc w:val="left"/>
             </w:pPr>
             <w:r>
               <w:t xml:space="preserve">✅ Puntos 2-3 y 7</w:t>
@@ -886,6 +927,7 @@
           <w:p>
             <w:pPr>
               <w:pStyle w:val="Compact"/>
+              <w:jc w:val="left"/>
             </w:pPr>
             <w:r>
               <w:t xml:space="preserve">RA2·b)</w:t>
@@ -897,6 +939,7 @@
           <w:p>
             <w:pPr>
               <w:pStyle w:val="Compact"/>
+              <w:jc w:val="left"/>
             </w:pPr>
             <w:r>
               <w:t xml:space="preserve">Montaje de cables</w:t>
@@ -908,6 +951,7 @@
           <w:p>
             <w:pPr>
               <w:pStyle w:val="Compact"/>
+              <w:jc w:val="left"/>
             </w:pPr>
             <w:r>
               <w:t xml:space="preserve">✅ Punto 4 + ⚡ Laboratorio (punto 9)</w:t>
@@ -921,6 +965,7 @@
           <w:p>
             <w:pPr>
               <w:pStyle w:val="Compact"/>
+              <w:jc w:val="left"/>
             </w:pPr>
             <w:r>
               <w:t xml:space="preserve">RA2·c)</w:t>
@@ -932,6 +977,7 @@
           <w:p>
             <w:pPr>
               <w:pStyle w:val="Compact"/>
+              <w:jc w:val="left"/>
             </w:pPr>
             <w:r>
               <w:t xml:space="preserve">Comprobadores de conectividad</w:t>
@@ -943,6 +989,7 @@
           <w:p>
             <w:pPr>
               <w:pStyle w:val="Compact"/>
+              <w:jc w:val="left"/>
             </w:pPr>
             <w:r>
               <w:t xml:space="preserve">✅ Puntos 4 y 6</w:t>
@@ -956,6 +1003,7 @@
           <w:p>
             <w:pPr>
               <w:pStyle w:val="Compact"/>
+              <w:jc w:val="left"/>
             </w:pPr>
             <w:r>
               <w:t xml:space="preserve">RA1·d)</w:t>
@@ -967,6 +1015,7 @@
           <w:p>
             <w:pPr>
               <w:pStyle w:val="Compact"/>
+              <w:jc w:val="left"/>
             </w:pPr>
             <w:r>
               <w:t xml:space="preserve">Trama y encapsulación Ethernet</w:t>
@@ -978,6 +1027,7 @@
           <w:p>
             <w:pPr>
               <w:pStyle w:val="Compact"/>
+              <w:jc w:val="left"/>
             </w:pPr>
             <w:r>
               <w:t xml:space="preserve">→ Se verá en la unidad de capa de enlace y trama</w:t>
@@ -991,6 +1041,7 @@
           <w:p>
             <w:pPr>
               <w:pStyle w:val="Compact"/>
+              <w:jc w:val="left"/>
             </w:pPr>
             <w:r>
               <w:t xml:space="preserve">RA2·d)</w:t>
@@ -1002,6 +1053,7 @@
           <w:p>
             <w:pPr>
               <w:pStyle w:val="Compact"/>
+              <w:jc w:val="left"/>
             </w:pPr>
             <w:r>
               <w:t xml:space="preserve">Direccionamiento lógico IP</w:t>
@@ -1013,6 +1065,7 @@
           <w:p>
             <w:pPr>
               <w:pStyle w:val="Compact"/>
+              <w:jc w:val="left"/>
             </w:pPr>
             <w:r>
               <w:t xml:space="preserve">→ Se verá en la unidad de dirección IP</w:t>
@@ -1026,6 +1079,7 @@
           <w:p>
             <w:pPr>
               <w:pStyle w:val="Compact"/>
+              <w:jc w:val="left"/>
             </w:pPr>
             <w:r>
               <w:t xml:space="preserve">RA2·e)</w:t>
@@ -1037,6 +1091,7 @@
           <w:p>
             <w:pPr>
               <w:pStyle w:val="Compact"/>
+              <w:jc w:val="left"/>
             </w:pPr>
             <w:r>
               <w:t xml:space="preserve">Adaptadores de red</w:t>
@@ -1048,6 +1103,7 @@
           <w:p>
             <w:pPr>
               <w:pStyle w:val="Compact"/>
+              <w:jc w:val="left"/>
             </w:pPr>
             <w:r>
               <w:t xml:space="preserve">→ Se verá en dirección IP y en redes inalámbricas</w:t>
@@ -1061,6 +1117,7 @@
           <w:p>
             <w:pPr>
               <w:pStyle w:val="Compact"/>
+              <w:jc w:val="left"/>
             </w:pPr>
             <w:r>
               <w:t xml:space="preserve">RA2·f)</w:t>
@@ -1072,6 +1129,7 @@
           <w:p>
             <w:pPr>
               <w:pStyle w:val="Compact"/>
+              <w:jc w:val="left"/>
             </w:pPr>
             <w:r>
               <w:t xml:space="preserve">Integración de dispositivos</w:t>
@@ -1083,6 +1141,7 @@
           <w:p>
             <w:pPr>
               <w:pStyle w:val="Compact"/>
+              <w:jc w:val="left"/>
             </w:pPr>
             <w:r>
               <w:t xml:space="preserve">✅ Cableado estructurado (punto 7) + ⚡ Laboratorio (punto 9)</w:t>
@@ -1098,8 +1157,8 @@
         </w:pict>
       </w:r>
     </w:p>
-    <w:bookmarkEnd w:id="21"/>
-    <w:bookmarkStart w:id="23" w:name="por-dónde-empiezo"/>
+    <w:bookmarkEnd w:id="32"/>
+    <w:bookmarkStart w:id="34" w:name="por-dónde-empiezo"/>
     <w:p>
       <w:pPr>
         <w:pStyle w:val="Heading2"/>
@@ -1134,7 +1193,7 @@
       <w:r>
         <w:t xml:space="preserve"> </w:t>
       </w:r>
-      <w:hyperlink r:id="rId14">
+      <w:hyperlink r:id="rId25">
         <w:r>
           <w:rPr>
             <w:rStyle w:val="Hyperlink"/>
@@ -1151,7 +1210,7 @@
       <w:r>
         <w:t xml:space="preserve"> </w:t>
       </w:r>
-      <w:hyperlink r:id="rId15">
+      <w:hyperlink r:id="rId26">
         <w:r>
           <w:rPr>
             <w:rStyle w:val="Hyperlink"/>
@@ -1166,7 +1225,13 @@
         <w:t xml:space="preserve"> </w:t>
       </w:r>
       <w:r>
-        <w:t xml:space="preserve">“examen”</w:t>
+        <w:t xml:space="preserve">“</w:t>
+      </w:r>
+      <w:r>
+        <w:t xml:space="preserve">examen</w:t>
+      </w:r>
+      <w:r>
+        <w:t xml:space="preserve">”</w:t>
       </w:r>
       <w:r>
         <w:t xml:space="preserve"> </w:t>
@@ -1189,7 +1254,7 @@
       <w:r>
         <w:t xml:space="preserve"> </w:t>
       </w:r>
-      <w:hyperlink r:id="rId10">
+      <w:hyperlink r:id="rId21">
         <w:r>
           <w:rPr>
             <w:rStyle w:val="Hyperlink"/>
@@ -1214,7 +1279,7 @@
         </w:rPr>
         <w:t xml:space="preserve"> </w:t>
       </w:r>
-      <w:hyperlink r:id="rId22">
+      <w:hyperlink r:id="rId33">
         <w:r>
           <w:rPr>
             <w:rStyle w:val="Hyperlink"/>
@@ -1232,9 +1297,9 @@
         <w:t xml:space="preserve">.</w:t>
       </w:r>
     </w:p>
-    <w:bookmarkEnd w:id="23"/>
-    <w:bookmarkEnd w:id="24"/>
-    <w:bookmarkStart w:id="42" w:name="medios-de-transmisión"/>
+    <w:bookmarkEnd w:id="34"/>
+    <w:bookmarkEnd w:id="35"/>
+    <w:bookmarkStart w:id="53" w:name="medios-de-transmisión"/>
     <w:p>
       <w:pPr>
         <w:pStyle w:val="Heading1"/>
@@ -1298,7 +1363,7 @@
         </w:pict>
       </w:r>
     </w:p>
-    <w:bookmarkStart w:id="26" w:name="la-idea-en-una-frase"/>
+    <w:bookmarkStart w:id="37" w:name="la-idea-en-una-frase"/>
     <w:p>
       <w:pPr>
         <w:pStyle w:val="Heading2"/>
@@ -1338,7 +1403,7 @@
       <w:r>
         <w:t xml:space="preserve"> </w:t>
       </w:r>
-      <w:hyperlink r:id="rId25">
+      <w:hyperlink r:id="rId36">
         <w:r>
           <w:rPr>
             <w:rStyle w:val="Hyperlink"/>
@@ -1369,7 +1434,13 @@
         <w:t xml:space="preserve"> </w:t>
       </w:r>
       <w:r>
-        <w:t xml:space="preserve">“algo”</w:t>
+        <w:t xml:space="preserve">“</w:t>
+      </w:r>
+      <w:r>
+        <w:t xml:space="preserve">algo</w:t>
+      </w:r>
+      <w:r>
+        <w:t xml:space="preserve">”</w:t>
       </w:r>
       <w:r>
         <w:t xml:space="preserve"> </w:t>
@@ -1385,8 +1456,8 @@
         </w:pict>
       </w:r>
     </w:p>
-    <w:bookmarkEnd w:id="26"/>
-    <w:bookmarkStart w:id="30" w:name="los-tres-medios-a-vista-de-pájaro"/>
+    <w:bookmarkEnd w:id="37"/>
+    <w:bookmarkStart w:id="41" w:name="los-tres-medios-a-vista-de-pájaro"/>
     <w:p>
       <w:pPr>
         <w:pStyle w:val="Heading2"/>
@@ -1407,6 +1478,7 @@
       <w:tblPr>
         <w:tblStyle w:val="Table"/>
         <w:tblW w:type="pct" w:w="5000"/>
+        <w:jc w:val="left"/>
         <w:tblLayout w:type="fixed"/>
         <w:tblLook w:firstRow="1" w:lastRow="0" w:firstColumn="0" w:lastColumn="0" w:noHBand="0" w:noVBand="0" w:val="0020"/>
       </w:tblPr>
@@ -1426,6 +1498,7 @@
           <w:p>
             <w:pPr>
               <w:pStyle w:val="Compact"/>
+              <w:jc w:val="left"/>
             </w:pPr>
             <w:r>
               <w:t xml:space="preserve">Medio</w:t>
@@ -1437,6 +1510,7 @@
           <w:p>
             <w:pPr>
               <w:pStyle w:val="Compact"/>
+              <w:jc w:val="left"/>
             </w:pPr>
             <w:r>
               <w:t xml:space="preserve">Material</w:t>
@@ -1448,6 +1522,7 @@
           <w:p>
             <w:pPr>
               <w:pStyle w:val="Compact"/>
+              <w:jc w:val="left"/>
             </w:pPr>
             <w:r>
               <w:t xml:space="preserve">Velocidad típica</w:t>
@@ -1459,6 +1534,7 @@
           <w:p>
             <w:pPr>
               <w:pStyle w:val="Compact"/>
+              <w:jc w:val="left"/>
             </w:pPr>
             <w:r>
               <w:t xml:space="preserve">Distancia máxima</w:t>
@@ -1470,6 +1546,7 @@
           <w:p>
             <w:pPr>
               <w:pStyle w:val="Compact"/>
+              <w:jc w:val="left"/>
             </w:pPr>
             <w:r>
               <w:t xml:space="preserve">Coste</w:t>
@@ -1483,6 +1560,7 @@
           <w:p>
             <w:pPr>
               <w:pStyle w:val="Compact"/>
+              <w:jc w:val="left"/>
             </w:pPr>
             <w:r>
               <w:rPr>
@@ -1504,6 +1582,7 @@
           <w:p>
             <w:pPr>
               <w:pStyle w:val="Compact"/>
+              <w:jc w:val="left"/>
             </w:pPr>
             <w:r>
               <w:t xml:space="preserve">Hilos de cobre (trenzados o coaxiales)</w:t>
@@ -1515,6 +1594,7 @@
           <w:p>
             <w:pPr>
               <w:pStyle w:val="Compact"/>
+              <w:jc w:val="left"/>
             </w:pPr>
             <w:r>
               <w:t xml:space="preserve">1-10 Gbps</w:t>
@@ -1526,6 +1606,7 @@
           <w:p>
             <w:pPr>
               <w:pStyle w:val="Compact"/>
+              <w:jc w:val="left"/>
             </w:pPr>
             <w:r>
               <w:t xml:space="preserve">100 m</w:t>
@@ -1537,6 +1618,7 @@
           <w:p>
             <w:pPr>
               <w:pStyle w:val="Compact"/>
+              <w:jc w:val="left"/>
             </w:pPr>
             <w:r>
               <w:t xml:space="preserve">Bajo</w:t>
@@ -1550,6 +1632,7 @@
           <w:p>
             <w:pPr>
               <w:pStyle w:val="Compact"/>
+              <w:jc w:val="left"/>
             </w:pPr>
             <w:r>
               <w:rPr>
@@ -1565,6 +1648,7 @@
           <w:p>
             <w:pPr>
               <w:pStyle w:val="Compact"/>
+              <w:jc w:val="left"/>
             </w:pPr>
             <w:r>
               <w:t xml:space="preserve">Vidrio o plástico</w:t>
@@ -1576,6 +1660,7 @@
           <w:p>
             <w:pPr>
               <w:pStyle w:val="Compact"/>
+              <w:jc w:val="left"/>
             </w:pPr>
             <w:r>
               <w:t xml:space="preserve">10-400 Gbps</w:t>
@@ -1587,6 +1672,7 @@
           <w:p>
             <w:pPr>
               <w:pStyle w:val="Compact"/>
+              <w:jc w:val="left"/>
             </w:pPr>
             <w:r>
               <w:t xml:space="preserve">40+ km</w:t>
@@ -1598,6 +1684,7 @@
           <w:p>
             <w:pPr>
               <w:pStyle w:val="Compact"/>
+              <w:jc w:val="left"/>
             </w:pPr>
             <w:r>
               <w:t xml:space="preserve">Alto</w:t>
@@ -1611,6 +1698,7 @@
           <w:p>
             <w:pPr>
               <w:pStyle w:val="Compact"/>
+              <w:jc w:val="left"/>
             </w:pPr>
             <w:r>
               <w:rPr>
@@ -1632,6 +1720,7 @@
           <w:p>
             <w:pPr>
               <w:pStyle w:val="Compact"/>
+              <w:jc w:val="left"/>
             </w:pPr>
             <w:r>
               <w:t xml:space="preserve">Ondas electromagnéticas</w:t>
@@ -1643,6 +1732,7 @@
           <w:p>
             <w:pPr>
               <w:pStyle w:val="Compact"/>
+              <w:jc w:val="left"/>
             </w:pPr>
             <w:r>
               <w:t xml:space="preserve">hasta 46 Gbps (WiFi 7)</w:t>
@@ -1654,6 +1744,7 @@
           <w:p>
             <w:pPr>
               <w:pStyle w:val="Compact"/>
+              <w:jc w:val="left"/>
             </w:pPr>
             <w:r>
               <w:t xml:space="preserve">Variable (10-100 m)</w:t>
@@ -1665,6 +1756,7 @@
           <w:p>
             <w:pPr>
               <w:pStyle w:val="Compact"/>
+              <w:jc w:val="left"/>
             </w:pPr>
             <w:r>
               <w:t xml:space="preserve">Medio</w:t>
@@ -1706,12 +1798,12 @@
           <wp:inline>
             <wp:extent cx="5334000" cy="2967789"/>
             <wp:effectExtent b="0" l="0" r="0" t="0"/>
-            <wp:docPr descr="Los tres medios de transmisión (cobre, fibra y aire) con sus características principales" title="" id="28" name="Picture"/>
+            <wp:docPr descr="Los tres medios de transmisión (cobre, fibra y aire) con sus características principales" title="" id="39" name="Picture"/>
             <a:graphic>
               <a:graphicData uri="http://schemas.openxmlformats.org/drawingml/2006/picture">
                 <pic:pic>
                   <pic:nvPicPr>
-                    <pic:cNvPr descr="public/diagrams/u02-tres-medios.svg" id="29" name="Picture"/>
+                    <pic:cNvPr descr="public/diagrams/u02-tres-medios.svg" id="40" name="Picture"/>
                     <pic:cNvPicPr>
                       <a:picLocks noChangeArrowheads="1" noChangeAspect="1"/>
                     </pic:cNvPicPr>
@@ -1723,7 +1815,7 @@
                           <a14:useLocalDpi xmlns:a14="http://schemas.microsoft.com/office/drawing/2010/main" val="0"/>
                         </a:ext>
                         <a:ext uri="{96DAC541-7B7A-43D3-8B79-37D633B846F1}">
-                          <asvg:svgBlip xmlns:asvg="http://schemas.microsoft.com/office/drawing/2016/SVG/main" r:embed="rId27"/>
+                          <asvg:svgBlip xmlns:asvg="http://schemas.microsoft.com/office/drawing/2016/SVG/main" r:embed="rId38"/>
                         </a:ext>
                       </a:extLst>
                     </a:blip>
@@ -1768,8 +1860,8 @@
         </w:pict>
       </w:r>
     </w:p>
-    <w:bookmarkEnd w:id="30"/>
-    <w:bookmarkStart w:id="31" w:name="el-cobre-el-rey-de-las-lan"/>
+    <w:bookmarkEnd w:id="41"/>
+    <w:bookmarkStart w:id="42" w:name="el-cobre-el-rey-de-las-lan"/>
     <w:p>
       <w:pPr>
         <w:pStyle w:val="Heading2"/>
@@ -1848,7 +1940,7 @@
       <w:r>
         <w:t xml:space="preserve"> </w:t>
       </w:r>
-      <w:hyperlink r:id="rId15">
+      <w:hyperlink r:id="rId26">
         <w:r>
           <w:rPr>
             <w:rStyle w:val="Hyperlink"/>
@@ -1885,8 +1977,8 @@
         </w:pict>
       </w:r>
     </w:p>
-    <w:bookmarkEnd w:id="31"/>
-    <w:bookmarkStart w:id="32" w:name="el-coaxial-el-abuelo-que-aún-trabaja"/>
+    <w:bookmarkEnd w:id="42"/>
+    <w:bookmarkStart w:id="43" w:name="el-coaxial-el-abuelo-que-aún-trabaja"/>
     <w:p>
       <w:pPr>
         <w:pStyle w:val="Heading2"/>
@@ -1995,6 +2087,7 @@
       <w:tblPr>
         <w:tblStyle w:val="Table"/>
         <w:tblW w:type="pct" w:w="5000"/>
+        <w:jc w:val="left"/>
         <w:tblLayout w:type="fixed"/>
         <w:tblLook w:firstRow="1" w:lastRow="0" w:firstColumn="0" w:lastColumn="0" w:noHBand="0" w:noVBand="0" w:val="0020"/>
       </w:tblPr>
@@ -2020,6 +2113,7 @@
           <w:p>
             <w:pPr>
               <w:pStyle w:val="Compact"/>
+              <w:jc w:val="left"/>
             </w:pPr>
             <w:r>
               <w:rPr>
@@ -2035,6 +2129,7 @@
           <w:p>
             <w:pPr>
               <w:pStyle w:val="Compact"/>
+              <w:jc w:val="left"/>
             </w:pPr>
             <w:r>
               <w:rPr>
@@ -2052,6 +2147,7 @@
           <w:p>
             <w:pPr>
               <w:pStyle w:val="Compact"/>
+              <w:jc w:val="left"/>
             </w:pPr>
             <w:r>
               <w:t xml:space="preserve">Construcción</w:t>
@@ -2063,6 +2159,7 @@
           <w:p>
             <w:pPr>
               <w:pStyle w:val="Compact"/>
+              <w:jc w:val="left"/>
             </w:pPr>
             <w:r>
               <w:t xml:space="preserve">1 conductor + malla de apantallamiento</w:t>
@@ -2074,6 +2171,7 @@
           <w:p>
             <w:pPr>
               <w:pStyle w:val="Compact"/>
+              <w:jc w:val="left"/>
             </w:pPr>
             <w:r>
               <w:t xml:space="preserve">4 pares trenzados, sin malla</w:t>
@@ -2087,6 +2185,7 @@
           <w:p>
             <w:pPr>
               <w:pStyle w:val="Compact"/>
+              <w:jc w:val="left"/>
             </w:pPr>
             <w:r>
               <w:t xml:space="preserve">Interferencias</w:t>
@@ -2098,6 +2197,7 @@
           <w:p>
             <w:pPr>
               <w:pStyle w:val="Compact"/>
+              <w:jc w:val="left"/>
             </w:pPr>
             <w:r>
               <w:t xml:space="preserve">✅ Blindado nativo</w:t>
@@ -2109,6 +2209,7 @@
           <w:p>
             <w:pPr>
               <w:pStyle w:val="Compact"/>
+              <w:jc w:val="left"/>
             </w:pPr>
             <w:r>
               <w:t xml:space="preserve">❌ Se defiende con el trenzado</w:t>
@@ -2122,6 +2223,7 @@
           <w:p>
             <w:pPr>
               <w:pStyle w:val="Compact"/>
+              <w:jc w:val="left"/>
             </w:pPr>
             <w:r>
               <w:t xml:space="preserve">Instalación</w:t>
@@ -2133,6 +2235,7 @@
           <w:p>
             <w:pPr>
               <w:pStyle w:val="Compact"/>
+              <w:jc w:val="left"/>
             </w:pPr>
             <w:r>
               <w:t xml:space="preserve">Conectores F o BNC, apriete especial</w:t>
@@ -2144,6 +2247,7 @@
           <w:p>
             <w:pPr>
               <w:pStyle w:val="Compact"/>
+              <w:jc w:val="left"/>
             </w:pPr>
             <w:r>
               <w:t xml:space="preserve">Crimpadora barata, cualquiera aprende</w:t>
@@ -2157,6 +2261,7 @@
           <w:p>
             <w:pPr>
               <w:pStyle w:val="Compact"/>
+              <w:jc w:val="left"/>
             </w:pPr>
             <w:r>
               <w:t xml:space="preserve">Coste por metro</w:t>
@@ -2168,6 +2273,7 @@
           <w:p>
             <w:pPr>
               <w:pStyle w:val="Compact"/>
+              <w:jc w:val="left"/>
             </w:pPr>
             <w:r>
               <w:t xml:space="preserve">Medio</w:t>
@@ -2179,6 +2285,7 @@
           <w:p>
             <w:pPr>
               <w:pStyle w:val="Compact"/>
+              <w:jc w:val="left"/>
             </w:pPr>
             <w:r>
               <w:t xml:space="preserve">Bajo</w:t>
@@ -2192,6 +2299,7 @@
           <w:p>
             <w:pPr>
               <w:pStyle w:val="Compact"/>
+              <w:jc w:val="left"/>
             </w:pPr>
             <w:r>
               <w:t xml:space="preserve">Uso hoy</w:t>
@@ -2203,6 +2311,7 @@
           <w:p>
             <w:pPr>
               <w:pStyle w:val="Compact"/>
+              <w:jc w:val="left"/>
             </w:pPr>
             <w:r>
               <w:t xml:space="preserve">TV por cable, ISP hasta el modem, CCTV</w:t>
@@ -2214,6 +2323,7 @@
           <w:p>
             <w:pPr>
               <w:pStyle w:val="Compact"/>
+              <w:jc w:val="left"/>
             </w:pPr>
             <w:r>
               <w:t xml:space="preserve">LANs de oficina: el estándar</w:t>
@@ -2263,8 +2373,8 @@
         </w:pict>
       </w:r>
     </w:p>
-    <w:bookmarkEnd w:id="32"/>
-    <w:bookmarkStart w:id="33" w:name="la-fibra-óptica-luz-con-superpoderes"/>
+    <w:bookmarkEnd w:id="43"/>
+    <w:bookmarkStart w:id="44" w:name="la-fibra-óptica-luz-con-superpoderes"/>
     <w:p>
       <w:pPr>
         <w:pStyle w:val="Heading2"/>
@@ -2405,7 +2515,7 @@
       <w:r>
         <w:t xml:space="preserve"> </w:t>
       </w:r>
-      <w:hyperlink r:id="rId14">
+      <w:hyperlink r:id="rId25">
         <w:r>
           <w:rPr>
             <w:rStyle w:val="Hyperlink"/>
@@ -2424,8 +2534,8 @@
         </w:pict>
       </w:r>
     </w:p>
-    <w:bookmarkEnd w:id="33"/>
-    <w:bookmarkStart w:id="35" w:name="el-aire-cuando-el-cable-no-llega"/>
+    <w:bookmarkEnd w:id="44"/>
+    <w:bookmarkStart w:id="46" w:name="el-aire-cuando-el-cable-no-llega"/>
     <w:p>
       <w:pPr>
         <w:pStyle w:val="Heading2"/>
@@ -2560,7 +2670,7 @@
       <w:r>
         <w:t xml:space="preserve"> </w:t>
       </w:r>
-      <w:hyperlink r:id="rId34">
+      <w:hyperlink r:id="rId45">
         <w:r>
           <w:rPr>
             <w:rStyle w:val="Hyperlink"/>
@@ -2579,8 +2689,8 @@
         </w:pict>
       </w:r>
     </w:p>
-    <w:bookmarkEnd w:id="35"/>
-    <w:bookmarkStart w:id="36" w:name="cómo-decidir-en-tres-preguntas"/>
+    <w:bookmarkEnd w:id="46"/>
+    <w:bookmarkStart w:id="47" w:name="cómo-decidir-en-tres-preguntas"/>
     <w:p>
       <w:pPr>
         <w:pStyle w:val="Heading2"/>
@@ -2694,8 +2804,8 @@
         </w:pict>
       </w:r>
     </w:p>
-    <w:bookmarkEnd w:id="36"/>
-    <w:bookmarkStart w:id="37" w:name="misma-capa-distintos-actores"/>
+    <w:bookmarkEnd w:id="47"/>
+    <w:bookmarkStart w:id="48" w:name="misma-capa-distintos-actores"/>
     <w:p>
       <w:pPr>
         <w:pStyle w:val="Heading2"/>
@@ -2729,6 +2839,7 @@
       <w:tblPr>
         <w:tblStyle w:val="Table"/>
         <w:tblW w:type="pct" w:w="5000"/>
+        <w:jc w:val="left"/>
         <w:tblLayout w:type="fixed"/>
         <w:tblLook w:firstRow="1" w:lastRow="0" w:firstColumn="0" w:lastColumn="0" w:noHBand="0" w:noVBand="0" w:val="0020"/>
       </w:tblPr>
@@ -2746,6 +2857,7 @@
           <w:p>
             <w:pPr>
               <w:pStyle w:val="Compact"/>
+              <w:jc w:val="left"/>
             </w:pPr>
             <w:r>
               <w:t xml:space="preserve">Medio</w:t>
@@ -2757,6 +2869,7 @@
           <w:p>
             <w:pPr>
               <w:pStyle w:val="Compact"/>
+              <w:jc w:val="left"/>
             </w:pPr>
             <w:r>
               <w:t xml:space="preserve">Cómo transporta un bit</w:t>
@@ -2768,6 +2881,7 @@
           <w:p>
             <w:pPr>
               <w:pStyle w:val="Compact"/>
+              <w:jc w:val="left"/>
             </w:pPr>
             <w:r>
               <w:t xml:space="preserve">Quién lo modula</w:t>
@@ -2781,6 +2895,7 @@
           <w:p>
             <w:pPr>
               <w:pStyle w:val="Compact"/>
+              <w:jc w:val="left"/>
             </w:pPr>
             <w:r>
               <w:t xml:space="preserve">Cobre</w:t>
@@ -2792,6 +2907,7 @@
           <w:p>
             <w:pPr>
               <w:pStyle w:val="Compact"/>
+              <w:jc w:val="left"/>
             </w:pPr>
             <w:r>
               <w:t xml:space="preserve">Cambios de tensión eléctrica en los hilos</w:t>
@@ -2803,6 +2919,7 @@
           <w:p>
             <w:pPr>
               <w:pStyle w:val="Compact"/>
+              <w:jc w:val="left"/>
             </w:pPr>
             <w:r>
               <w:t xml:space="preserve">La tarjeta de red (PHY)</w:t>
@@ -2816,6 +2933,7 @@
           <w:p>
             <w:pPr>
               <w:pStyle w:val="Compact"/>
+              <w:jc w:val="left"/>
             </w:pPr>
             <w:r>
               <w:t xml:space="preserve">Fibra</w:t>
@@ -2827,6 +2945,7 @@
           <w:p>
             <w:pPr>
               <w:pStyle w:val="Compact"/>
+              <w:jc w:val="left"/>
             </w:pPr>
             <w:r>
               <w:t xml:space="preserve">Pulsos de luz encendido/apagado</w:t>
@@ -2838,6 +2957,7 @@
           <w:p>
             <w:pPr>
               <w:pStyle w:val="Compact"/>
+              <w:jc w:val="left"/>
             </w:pPr>
             <w:r>
               <w:t xml:space="preserve">El láser/LED del transceptor</w:t>
@@ -2851,6 +2971,7 @@
           <w:p>
             <w:pPr>
               <w:pStyle w:val="Compact"/>
+              <w:jc w:val="left"/>
             </w:pPr>
             <w:r>
               <w:t xml:space="preserve">Aire</w:t>
@@ -2862,6 +2983,7 @@
           <w:p>
             <w:pPr>
               <w:pStyle w:val="Compact"/>
+              <w:jc w:val="left"/>
             </w:pPr>
             <w:r>
               <w:t xml:space="preserve">Variación de ondas de radio</w:t>
@@ -2873,6 +2995,7 @@
           <w:p>
             <w:pPr>
               <w:pStyle w:val="Compact"/>
+              <w:jc w:val="left"/>
             </w:pPr>
             <w:r>
               <w:t xml:space="preserve">El chip WiFi del router y del cliente</w:t>
@@ -2925,8 +3048,8 @@
         </w:pict>
       </w:r>
     </w:p>
-    <w:bookmarkEnd w:id="37"/>
-    <w:bookmarkStart w:id="38" w:name="mini-chequeo"/>
+    <w:bookmarkEnd w:id="48"/>
+    <w:bookmarkStart w:id="49" w:name="mini-chequeo"/>
     <w:p>
       <w:pPr>
         <w:pStyle w:val="Heading2"/>
@@ -3081,8 +3204,8 @@
         </w:pict>
       </w:r>
     </w:p>
-    <w:bookmarkEnd w:id="38"/>
-    <w:bookmarkStart w:id="39" w:name="resumen-en-3-frases"/>
+    <w:bookmarkEnd w:id="49"/>
+    <w:bookmarkStart w:id="50" w:name="resumen-en-3-frases"/>
     <w:p>
       <w:pPr>
         <w:pStyle w:val="Heading2"/>
@@ -3201,8 +3324,8 @@
         <w:t xml:space="preserve">, y fibra siempre que la distancia o el caudal lo exijan.</w:t>
       </w:r>
     </w:p>
-    <w:bookmarkEnd w:id="39"/>
-    <w:bookmarkStart w:id="41" w:name="vocabulario-rápido"/>
+    <w:bookmarkEnd w:id="50"/>
+    <w:bookmarkStart w:id="52" w:name="vocabulario-rápido"/>
     <w:p>
       <w:pPr>
         <w:pStyle w:val="Heading2"/>
@@ -3215,6 +3338,7 @@
       <w:tblPr>
         <w:tblStyle w:val="Table"/>
         <w:tblW w:type="auto" w:w="0"/>
+        <w:jc w:val="left"/>
         <w:tblLook w:firstRow="1" w:lastRow="0" w:firstColumn="0" w:lastColumn="0" w:noHBand="0" w:noVBand="0" w:val="0020"/>
       </w:tblPr>
       <w:tblGrid>
@@ -3230,6 +3354,7 @@
           <w:p>
             <w:pPr>
               <w:pStyle w:val="Compact"/>
+              <w:jc w:val="left"/>
             </w:pPr>
             <w:r>
               <w:t xml:space="preserve">Término</w:t>
@@ -3241,6 +3366,7 @@
           <w:p>
             <w:pPr>
               <w:pStyle w:val="Compact"/>
+              <w:jc w:val="left"/>
             </w:pPr>
             <w:r>
               <w:t xml:space="preserve">Idea general</w:t>
@@ -3254,6 +3380,7 @@
           <w:p>
             <w:pPr>
               <w:pStyle w:val="Compact"/>
+              <w:jc w:val="left"/>
             </w:pPr>
             <w:r>
               <w:t xml:space="preserve">UTP / STP</w:t>
@@ -3265,6 +3392,7 @@
           <w:p>
             <w:pPr>
               <w:pStyle w:val="Compact"/>
+              <w:jc w:val="left"/>
             </w:pPr>
             <w:r>
               <w:t xml:space="preserve">Cable de cobre sin/con apantallamiento</w:t>
@@ -3278,6 +3406,7 @@
           <w:p>
             <w:pPr>
               <w:pStyle w:val="Compact"/>
+              <w:jc w:val="left"/>
             </w:pPr>
             <w:r>
               <w:t xml:space="preserve">Coaxial</w:t>
@@ -3289,6 +3418,7 @@
           <w:p>
             <w:pPr>
               <w:pStyle w:val="Compact"/>
+              <w:jc w:val="left"/>
             </w:pPr>
             <w:r>
               <w:t xml:space="preserve">Cobre con malla blindada: TV por cable, ISP y CCTV</w:t>
@@ -3302,6 +3432,7 @@
           <w:p>
             <w:pPr>
               <w:pStyle w:val="Compact"/>
+              <w:jc w:val="left"/>
             </w:pPr>
             <w:r>
               <w:t xml:space="preserve">Medio de transmisión</w:t>
@@ -3313,6 +3444,7 @@
           <w:p>
             <w:pPr>
               <w:pStyle w:val="Compact"/>
+              <w:jc w:val="left"/>
             </w:pPr>
             <w:r>
               <w:t xml:space="preserve">El soporte físico por el que viajan los bits</w:t>
@@ -3326,6 +3458,7 @@
           <w:p>
             <w:pPr>
               <w:pStyle w:val="Compact"/>
+              <w:jc w:val="left"/>
             </w:pPr>
             <w:r>
               <w:t xml:space="preserve">Fibra óptica</w:t>
@@ -3337,6 +3470,7 @@
           <w:p>
             <w:pPr>
               <w:pStyle w:val="Compact"/>
+              <w:jc w:val="left"/>
             </w:pPr>
             <w:r>
               <w:t xml:space="preserve">Medio que transmite luz por vidrio/plástico</w:t>
@@ -3350,6 +3484,7 @@
           <w:p>
             <w:pPr>
               <w:pStyle w:val="Compact"/>
+              <w:jc w:val="left"/>
             </w:pPr>
             <w:r>
               <w:t xml:space="preserve">Aire / inalámbrico</w:t>
@@ -3361,6 +3496,7 @@
           <w:p>
             <w:pPr>
               <w:pStyle w:val="Compact"/>
+              <w:jc w:val="left"/>
             </w:pPr>
             <w:r>
               <w:t xml:space="preserve">Ondas electromagnéticas sin conductor</w:t>
@@ -3374,6 +3510,7 @@
           <w:p>
             <w:pPr>
               <w:pStyle w:val="Compact"/>
+              <w:jc w:val="left"/>
             </w:pPr>
             <w:r>
               <w:t xml:space="preserve">100 m</w:t>
@@ -3385,6 +3522,7 @@
           <w:p>
             <w:pPr>
               <w:pStyle w:val="Compact"/>
+              <w:jc w:val="left"/>
             </w:pPr>
             <w:r>
               <w:t xml:space="preserve">Límite práctico del cobre en Ethernet (atenuación)</w:t>
@@ -3410,7 +3548,7 @@
       <w:r>
         <w:t xml:space="preserve"> </w:t>
       </w:r>
-      <w:hyperlink r:id="rId40">
+      <w:hyperlink r:id="rId51">
         <w:r>
           <w:rPr>
             <w:rStyle w:val="Hyperlink"/>
@@ -3437,7 +3575,7 @@
       <w:r>
         <w:t xml:space="preserve"> </w:t>
       </w:r>
-      <w:hyperlink r:id="rId40">
+      <w:hyperlink r:id="rId51">
         <w:r>
           <w:rPr>
             <w:rStyle w:val="Hyperlink"/>
@@ -3464,7 +3602,7 @@
       <w:r>
         <w:t xml:space="preserve"> </w:t>
       </w:r>
-      <w:hyperlink r:id="rId11">
+      <w:hyperlink r:id="rId22">
         <w:r>
           <w:rPr>
             <w:rStyle w:val="Hyperlink"/>
@@ -3473,9 +3611,9 @@
         </w:r>
       </w:hyperlink>
     </w:p>
-    <w:bookmarkEnd w:id="41"/>
-    <w:bookmarkEnd w:id="42"/>
-    <w:bookmarkStart w:id="57" w:name="el-cable-utp"/>
+    <w:bookmarkEnd w:id="52"/>
+    <w:bookmarkEnd w:id="53"/>
+    <w:bookmarkStart w:id="68" w:name="el-cable-utp"/>
     <w:p>
       <w:pPr>
         <w:pStyle w:val="Heading1"/>
@@ -3539,7 +3677,7 @@
         </w:pict>
       </w:r>
     </w:p>
-    <w:bookmarkStart w:id="49" w:name="la-idea-en-una-frase-1"/>
+    <w:bookmarkStart w:id="60" w:name="la-idea-en-una-frase-1"/>
     <w:p>
       <w:pPr>
         <w:pStyle w:val="Heading2"/>
@@ -3612,18 +3750,18 @@
           <wp:inline>
             <wp:extent cx="5334000" cy="3547110"/>
             <wp:effectExtent b="0" l="0" r="0" t="0"/>
-            <wp:docPr descr="Cable Ethernet UTP azul con conector RJ45 en primer plano" title="" id="44" name="Picture"/>
+            <wp:docPr descr="Cable Ethernet UTP azul con conector RJ45 en primer plano" title="" id="55" name="Picture"/>
             <a:graphic>
               <a:graphicData uri="http://schemas.openxmlformats.org/drawingml/2006/picture">
                 <pic:pic>
                   <pic:nvPicPr>
-                    <pic:cNvPr descr="public/photos/u02-cable-utp.jpg" id="45" name="Picture"/>
+                    <pic:cNvPr descr="public/photos/u02-cable-utp.jpg" id="56" name="Picture"/>
                     <pic:cNvPicPr>
                       <a:picLocks noChangeArrowheads="1" noChangeAspect="1"/>
                     </pic:cNvPicPr>
                   </pic:nvPicPr>
                   <pic:blipFill>
-                    <a:blip r:embed="rId43"/>
+                    <a:blip r:embed="rId54"/>
                     <a:stretch>
                       <a:fillRect/>
                     </a:stretch>
@@ -3667,12 +3805,12 @@
           <wp:inline>
             <wp:extent cx="5334000" cy="3336851"/>
             <wp:effectExtent b="0" l="0" r="0" t="0"/>
-            <wp:docPr descr="Anatomía del cable UTP: funda, 4 pares trenzados y sus colores T568B" title="" id="47" name="Picture"/>
+            <wp:docPr descr="Anatomía del cable UTP: funda, 4 pares trenzados y sus colores T568B" title="" id="58" name="Picture"/>
             <a:graphic>
               <a:graphicData uri="http://schemas.openxmlformats.org/drawingml/2006/picture">
                 <pic:pic>
                   <pic:nvPicPr>
-                    <pic:cNvPr descr="public/diagrams/u02-anatomia-utp.svg" id="48" name="Picture"/>
+                    <pic:cNvPr descr="public/diagrams/u02-anatomia-utp.svg" id="59" name="Picture"/>
                     <pic:cNvPicPr>
                       <a:picLocks noChangeArrowheads="1" noChangeAspect="1"/>
                     </pic:cNvPicPr>
@@ -3684,7 +3822,7 @@
                           <a14:useLocalDpi xmlns:a14="http://schemas.microsoft.com/office/drawing/2010/main" val="0"/>
                         </a:ext>
                         <a:ext uri="{96DAC541-7B7A-43D3-8B79-37D633B846F1}">
-                          <asvg:svgBlip xmlns:asvg="http://schemas.microsoft.com/office/drawing/2016/SVG/main" r:embed="rId46"/>
+                          <asvg:svgBlip xmlns:asvg="http://schemas.microsoft.com/office/drawing/2016/SVG/main" r:embed="rId57"/>
                         </a:ext>
                       </a:extLst>
                     </a:blip>
@@ -3729,8 +3867,8 @@
         </w:pict>
       </w:r>
     </w:p>
-    <w:bookmarkEnd w:id="49"/>
-    <w:bookmarkStart w:id="50" w:name="los-8-hilos-y-sus-colores"/>
+    <w:bookmarkEnd w:id="60"/>
+    <w:bookmarkStart w:id="61" w:name="los-8-hilos-y-sus-colores"/>
     <w:p>
       <w:pPr>
         <w:pStyle w:val="Heading2"/>
@@ -3766,7 +3904,13 @@
         <w:t xml:space="preserve"> </w:t>
       </w:r>
       <w:r>
-        <w:t xml:space="preserve">“blanco/de color”</w:t>
+        <w:t xml:space="preserve">“</w:t>
+      </w:r>
+      <w:r>
+        <w:t xml:space="preserve">blanco/de color</w:t>
+      </w:r>
+      <w:r>
+        <w:t xml:space="preserve">”</w:t>
       </w:r>
       <w:r>
         <w:t xml:space="preserve">) y cada par tiene un</w:t>
@@ -3814,7 +3958,7 @@
       <w:r>
         <w:t xml:space="preserve"> </w:t>
       </w:r>
-      <w:hyperlink r:id="rId12">
+      <w:hyperlink r:id="rId23">
         <w:r>
           <w:rPr>
             <w:rStyle w:val="Hyperlink"/>
@@ -3833,6 +3977,7 @@
       <w:tblPr>
         <w:tblStyle w:val="Table"/>
         <w:tblW w:type="auto" w:w="0"/>
+        <w:jc w:val="left"/>
         <w:tblLook w:firstRow="1" w:lastRow="0" w:firstColumn="0" w:lastColumn="0" w:noHBand="0" w:noVBand="0" w:val="0020"/>
       </w:tblPr>
       <w:tblGrid>
@@ -3850,6 +3995,7 @@
           <w:p>
             <w:pPr>
               <w:pStyle w:val="Compact"/>
+              <w:jc w:val="left"/>
             </w:pPr>
             <w:r>
               <w:t xml:space="preserve">Pin</w:t>
@@ -3861,6 +4007,7 @@
           <w:p>
             <w:pPr>
               <w:pStyle w:val="Compact"/>
+              <w:jc w:val="left"/>
             </w:pPr>
             <w:r>
               <w:t xml:space="preserve">Par</w:t>
@@ -3872,6 +4019,7 @@
           <w:p>
             <w:pPr>
               <w:pStyle w:val="Compact"/>
+              <w:jc w:val="left"/>
             </w:pPr>
             <w:r>
               <w:t xml:space="preserve">Color (T568B)</w:t>
@@ -3883,6 +4031,7 @@
           <w:p>
             <w:pPr>
               <w:pStyle w:val="Compact"/>
+              <w:jc w:val="left"/>
             </w:pPr>
             <w:r>
               <w:t xml:space="preserve">Color (T568A)</w:t>
@@ -3896,6 +4045,7 @@
           <w:p>
             <w:pPr>
               <w:pStyle w:val="Compact"/>
+              <w:jc w:val="left"/>
             </w:pPr>
             <w:r>
               <w:t xml:space="preserve">1</w:t>
@@ -3907,6 +4057,7 @@
           <w:p>
             <w:pPr>
               <w:pStyle w:val="Compact"/>
+              <w:jc w:val="left"/>
             </w:pPr>
             <w:r>
               <w:t xml:space="preserve">2</w:t>
@@ -3918,6 +4069,7 @@
           <w:p>
             <w:pPr>
               <w:pStyle w:val="Compact"/>
+              <w:jc w:val="left"/>
             </w:pPr>
             <w:r>
               <w:t xml:space="preserve">Blanco/Naranja</w:t>
@@ -3929,6 +4081,7 @@
           <w:p>
             <w:pPr>
               <w:pStyle w:val="Compact"/>
+              <w:jc w:val="left"/>
             </w:pPr>
             <w:r>
               <w:t xml:space="preserve">Blanco/Verde</w:t>
@@ -3942,6 +4095,7 @@
           <w:p>
             <w:pPr>
               <w:pStyle w:val="Compact"/>
+              <w:jc w:val="left"/>
             </w:pPr>
             <w:r>
               <w:t xml:space="preserve">2</w:t>
@@ -3953,6 +4107,7 @@
           <w:p>
             <w:pPr>
               <w:pStyle w:val="Compact"/>
+              <w:jc w:val="left"/>
             </w:pPr>
             <w:r>
               <w:t xml:space="preserve">2</w:t>
@@ -3964,6 +4119,7 @@
           <w:p>
             <w:pPr>
               <w:pStyle w:val="Compact"/>
+              <w:jc w:val="left"/>
             </w:pPr>
             <w:r>
               <w:t xml:space="preserve">Naranja</w:t>
@@ -3975,6 +4131,7 @@
           <w:p>
             <w:pPr>
               <w:pStyle w:val="Compact"/>
+              <w:jc w:val="left"/>
             </w:pPr>
             <w:r>
               <w:t xml:space="preserve">Verde</w:t>
@@ -3988,6 +4145,7 @@
           <w:p>
             <w:pPr>
               <w:pStyle w:val="Compact"/>
+              <w:jc w:val="left"/>
             </w:pPr>
             <w:r>
               <w:t xml:space="preserve">3</w:t>
@@ -3999,6 +4157,7 @@
           <w:p>
             <w:pPr>
               <w:pStyle w:val="Compact"/>
+              <w:jc w:val="left"/>
             </w:pPr>
             <w:r>
               <w:t xml:space="preserve">3</w:t>
@@ -4010,6 +4169,7 @@
           <w:p>
             <w:pPr>
               <w:pStyle w:val="Compact"/>
+              <w:jc w:val="left"/>
             </w:pPr>
             <w:r>
               <w:t xml:space="preserve">Blanco/Verde</w:t>
@@ -4021,6 +4181,7 @@
           <w:p>
             <w:pPr>
               <w:pStyle w:val="Compact"/>
+              <w:jc w:val="left"/>
             </w:pPr>
             <w:r>
               <w:t xml:space="preserve">Blanco/Naranja</w:t>
@@ -4034,6 +4195,7 @@
           <w:p>
             <w:pPr>
               <w:pStyle w:val="Compact"/>
+              <w:jc w:val="left"/>
             </w:pPr>
             <w:r>
               <w:t xml:space="preserve">4</w:t>
@@ -4045,6 +4207,7 @@
           <w:p>
             <w:pPr>
               <w:pStyle w:val="Compact"/>
+              <w:jc w:val="left"/>
             </w:pPr>
             <w:r>
               <w:t xml:space="preserve">1</w:t>
@@ -4056,6 +4219,7 @@
           <w:p>
             <w:pPr>
               <w:pStyle w:val="Compact"/>
+              <w:jc w:val="left"/>
             </w:pPr>
             <w:r>
               <w:t xml:space="preserve">Azul</w:t>
@@ -4067,6 +4231,7 @@
           <w:p>
             <w:pPr>
               <w:pStyle w:val="Compact"/>
+              <w:jc w:val="left"/>
             </w:pPr>
             <w:r>
               <w:t xml:space="preserve">Azul</w:t>
@@ -4080,6 +4245,7 @@
           <w:p>
             <w:pPr>
               <w:pStyle w:val="Compact"/>
+              <w:jc w:val="left"/>
             </w:pPr>
             <w:r>
               <w:t xml:space="preserve">5</w:t>
@@ -4091,6 +4257,7 @@
           <w:p>
             <w:pPr>
               <w:pStyle w:val="Compact"/>
+              <w:jc w:val="left"/>
             </w:pPr>
             <w:r>
               <w:t xml:space="preserve">1</w:t>
@@ -4102,6 +4269,7 @@
           <w:p>
             <w:pPr>
               <w:pStyle w:val="Compact"/>
+              <w:jc w:val="left"/>
             </w:pPr>
             <w:r>
               <w:t xml:space="preserve">Blanco/Azul</w:t>
@@ -4113,6 +4281,7 @@
           <w:p>
             <w:pPr>
               <w:pStyle w:val="Compact"/>
+              <w:jc w:val="left"/>
             </w:pPr>
             <w:r>
               <w:t xml:space="preserve">Blanco/Azul</w:t>
@@ -4126,6 +4295,7 @@
           <w:p>
             <w:pPr>
               <w:pStyle w:val="Compact"/>
+              <w:jc w:val="left"/>
             </w:pPr>
             <w:r>
               <w:t xml:space="preserve">6</w:t>
@@ -4137,6 +4307,7 @@
           <w:p>
             <w:pPr>
               <w:pStyle w:val="Compact"/>
+              <w:jc w:val="left"/>
             </w:pPr>
             <w:r>
               <w:t xml:space="preserve">3</w:t>
@@ -4148,6 +4319,7 @@
           <w:p>
             <w:pPr>
               <w:pStyle w:val="Compact"/>
+              <w:jc w:val="left"/>
             </w:pPr>
             <w:r>
               <w:t xml:space="preserve">Verde</w:t>
@@ -4159,6 +4331,7 @@
           <w:p>
             <w:pPr>
               <w:pStyle w:val="Compact"/>
+              <w:jc w:val="left"/>
             </w:pPr>
             <w:r>
               <w:t xml:space="preserve">Naranja</w:t>
@@ -4172,6 +4345,7 @@
           <w:p>
             <w:pPr>
               <w:pStyle w:val="Compact"/>
+              <w:jc w:val="left"/>
             </w:pPr>
             <w:r>
               <w:t xml:space="preserve">7</w:t>
@@ -4183,6 +4357,7 @@
           <w:p>
             <w:pPr>
               <w:pStyle w:val="Compact"/>
+              <w:jc w:val="left"/>
             </w:pPr>
             <w:r>
               <w:t xml:space="preserve">4</w:t>
@@ -4194,6 +4369,7 @@
           <w:p>
             <w:pPr>
               <w:pStyle w:val="Compact"/>
+              <w:jc w:val="left"/>
             </w:pPr>
             <w:r>
               <w:t xml:space="preserve">Blanco/Marrón</w:t>
@@ -4205,6 +4381,7 @@
           <w:p>
             <w:pPr>
               <w:pStyle w:val="Compact"/>
+              <w:jc w:val="left"/>
             </w:pPr>
             <w:r>
               <w:t xml:space="preserve">Blanco/Marrón</w:t>
@@ -4218,6 +4395,7 @@
           <w:p>
             <w:pPr>
               <w:pStyle w:val="Compact"/>
+              <w:jc w:val="left"/>
             </w:pPr>
             <w:r>
               <w:t xml:space="preserve">8</w:t>
@@ -4229,6 +4407,7 @@
           <w:p>
             <w:pPr>
               <w:pStyle w:val="Compact"/>
+              <w:jc w:val="left"/>
             </w:pPr>
             <w:r>
               <w:t xml:space="preserve">4</w:t>
@@ -4240,6 +4419,7 @@
           <w:p>
             <w:pPr>
               <w:pStyle w:val="Compact"/>
+              <w:jc w:val="left"/>
             </w:pPr>
             <w:r>
               <w:t xml:space="preserve">Marrón</w:t>
@@ -4251,6 +4431,7 @@
           <w:p>
             <w:pPr>
               <w:pStyle w:val="Compact"/>
+              <w:jc w:val="left"/>
             </w:pPr>
             <w:r>
               <w:t xml:space="preserve">Marrón</w:t>
@@ -4323,7 +4504,13 @@
         <w:t xml:space="preserve"> </w:t>
       </w:r>
       <w:r>
-        <w:t xml:space="preserve">“salta”</w:t>
+        <w:t xml:space="preserve">“</w:t>
+      </w:r>
+      <w:r>
+        <w:t xml:space="preserve">salta</w:t>
+      </w:r>
+      <w:r>
+        <w:t xml:space="preserve">”</w:t>
       </w:r>
       <w:r>
         <w:t xml:space="preserve"> </w:t>
@@ -4339,8 +4526,8 @@
         </w:pict>
       </w:r>
     </w:p>
-    <w:bookmarkEnd w:id="50"/>
-    <w:bookmarkStart w:id="51" w:name="por-qué-se-trenzan-los-pares"/>
+    <w:bookmarkEnd w:id="61"/>
+    <w:bookmarkStart w:id="62" w:name="por-qué-se-trenzan-los-pares"/>
     <w:p>
       <w:pPr>
         <w:pStyle w:val="Heading2"/>
@@ -4391,7 +4578,13 @@
         <w:t xml:space="preserve"> </w:t>
       </w:r>
       <w:r>
-        <w:t xml:space="preserve">“ruido en modo común”</w:t>
+        <w:t xml:space="preserve">“</w:t>
+      </w:r>
+      <w:r>
+        <w:t xml:space="preserve">ruido en modo común</w:t>
+      </w:r>
+      <w:r>
+        <w:t xml:space="preserve">”</w:t>
       </w:r>
       <w:r>
         <w:t xml:space="preserve">.</w:t>
@@ -4434,7 +4627,13 @@
         <w:t xml:space="preserve"> </w:t>
       </w:r>
       <w:r>
-        <w:t xml:space="preserve">“acopla”</w:t>
+        <w:t xml:space="preserve">“</w:t>
+      </w:r>
+      <w:r>
+        <w:t xml:space="preserve">acopla</w:t>
+      </w:r>
+      <w:r>
+        <w:t xml:space="preserve">”</w:t>
       </w:r>
       <w:r>
         <w:t xml:space="preserve"> </w:t>
@@ -4474,8 +4673,8 @@
         </w:pict>
       </w:r>
     </w:p>
-    <w:bookmarkEnd w:id="51"/>
-    <w:bookmarkStart w:id="52" w:name="categorías-cat5e-cat6-cat6a-cat7-cat8"/>
+    <w:bookmarkEnd w:id="62"/>
+    <w:bookmarkStart w:id="63" w:name="categorías-cat5e-cat6-cat6a-cat7-cat8"/>
     <w:p>
       <w:pPr>
         <w:pStyle w:val="Heading2"/>
@@ -4512,6 +4711,7 @@
       <w:tblPr>
         <w:tblStyle w:val="Table"/>
         <w:tblW w:type="pct" w:w="5000"/>
+        <w:jc w:val="left"/>
         <w:tblLayout w:type="fixed"/>
         <w:tblLook w:firstRow="1" w:lastRow="0" w:firstColumn="0" w:lastColumn="0" w:noHBand="0" w:noVBand="0" w:val="0020"/>
       </w:tblPr>
@@ -4531,6 +4731,7 @@
           <w:p>
             <w:pPr>
               <w:pStyle w:val="Compact"/>
+              <w:jc w:val="left"/>
             </w:pPr>
             <w:r>
               <w:t xml:space="preserve">Categoría</w:t>
@@ -4542,6 +4743,7 @@
           <w:p>
             <w:pPr>
               <w:pStyle w:val="Compact"/>
+              <w:jc w:val="left"/>
             </w:pPr>
             <w:r>
               <w:t xml:space="preserve">Frecuencia máx</w:t>
@@ -4553,6 +4755,7 @@
           <w:p>
             <w:pPr>
               <w:pStyle w:val="Compact"/>
+              <w:jc w:val="left"/>
             </w:pPr>
             <w:r>
               <w:t xml:space="preserve">Velocidad máx</w:t>
@@ -4564,6 +4767,7 @@
           <w:p>
             <w:pPr>
               <w:pStyle w:val="Compact"/>
+              <w:jc w:val="left"/>
             </w:pPr>
             <w:r>
               <w:t xml:space="preserve">Distancia</w:t>
@@ -4575,6 +4779,7 @@
           <w:p>
             <w:pPr>
               <w:pStyle w:val="Compact"/>
+              <w:jc w:val="left"/>
             </w:pPr>
             <w:r>
               <w:t xml:space="preserve">Uso típico</w:t>
@@ -4588,6 +4793,7 @@
           <w:p>
             <w:pPr>
               <w:pStyle w:val="Compact"/>
+              <w:jc w:val="left"/>
             </w:pPr>
             <w:r>
               <w:rPr>
@@ -4603,6 +4809,7 @@
           <w:p>
             <w:pPr>
               <w:pStyle w:val="Compact"/>
+              <w:jc w:val="left"/>
             </w:pPr>
             <w:r>
               <w:t xml:space="preserve">100 MHz</w:t>
@@ -4614,6 +4821,7 @@
           <w:p>
             <w:pPr>
               <w:pStyle w:val="Compact"/>
+              <w:jc w:val="left"/>
             </w:pPr>
             <w:r>
               <w:t xml:space="preserve">1 Gbps</w:t>
@@ -4625,6 +4833,7 @@
           <w:p>
             <w:pPr>
               <w:pStyle w:val="Compact"/>
+              <w:jc w:val="left"/>
             </w:pPr>
             <w:r>
               <w:t xml:space="preserve">100 m</w:t>
@@ -4636,6 +4845,7 @@
           <w:p>
             <w:pPr>
               <w:pStyle w:val="Compact"/>
+              <w:jc w:val="left"/>
             </w:pPr>
             <w:r>
               <w:t xml:space="preserve">Oficinas antiguas, aún funcional</w:t>
@@ -4649,6 +4859,7 @@
           <w:p>
             <w:pPr>
               <w:pStyle w:val="Compact"/>
+              <w:jc w:val="left"/>
             </w:pPr>
             <w:r>
               <w:rPr>
@@ -4664,6 +4875,7 @@
           <w:p>
             <w:pPr>
               <w:pStyle w:val="Compact"/>
+              <w:jc w:val="left"/>
             </w:pPr>
             <w:r>
               <w:t xml:space="preserve">250 MHz</w:t>
@@ -4675,6 +4887,7 @@
           <w:p>
             <w:pPr>
               <w:pStyle w:val="Compact"/>
+              <w:jc w:val="left"/>
             </w:pPr>
             <w:r>
               <w:t xml:space="preserve">1 Gbps (10 Gbps hasta 55 m)</w:t>
@@ -4686,6 +4899,7 @@
           <w:p>
             <w:pPr>
               <w:pStyle w:val="Compact"/>
+              <w:jc w:val="left"/>
             </w:pPr>
             <w:r>
               <w:t xml:space="preserve">100 m</w:t>
@@ -4697,6 +4911,7 @@
           <w:p>
             <w:pPr>
               <w:pStyle w:val="Compact"/>
+              <w:jc w:val="left"/>
             </w:pPr>
             <w:r>
               <w:t xml:space="preserve">Estándar actual en oficinas</w:t>
@@ -4710,6 +4925,7 @@
           <w:p>
             <w:pPr>
               <w:pStyle w:val="Compact"/>
+              <w:jc w:val="left"/>
             </w:pPr>
             <w:r>
               <w:rPr>
@@ -4725,6 +4941,7 @@
           <w:p>
             <w:pPr>
               <w:pStyle w:val="Compact"/>
+              <w:jc w:val="left"/>
             </w:pPr>
             <w:r>
               <w:t xml:space="preserve">500 MHz</w:t>
@@ -4736,6 +4953,7 @@
           <w:p>
             <w:pPr>
               <w:pStyle w:val="Compact"/>
+              <w:jc w:val="left"/>
             </w:pPr>
             <w:r>
               <w:t xml:space="preserve">10 Gbps</w:t>
@@ -4747,6 +4965,7 @@
           <w:p>
             <w:pPr>
               <w:pStyle w:val="Compact"/>
+              <w:jc w:val="left"/>
             </w:pPr>
             <w:r>
               <w:t xml:space="preserve">100 m</w:t>
@@ -4758,6 +4977,7 @@
           <w:p>
             <w:pPr>
               <w:pStyle w:val="Compact"/>
+              <w:jc w:val="left"/>
             </w:pPr>
             <w:r>
               <w:t xml:space="preserve">Datacenters, redes de alta velocidad</w:t>
@@ -4771,6 +4991,7 @@
           <w:p>
             <w:pPr>
               <w:pStyle w:val="Compact"/>
+              <w:jc w:val="left"/>
             </w:pPr>
             <w:r>
               <w:rPr>
@@ -4786,6 +5007,7 @@
           <w:p>
             <w:pPr>
               <w:pStyle w:val="Compact"/>
+              <w:jc w:val="left"/>
             </w:pPr>
             <w:r>
               <w:t xml:space="preserve">600 MHz</w:t>
@@ -4797,6 +5019,7 @@
           <w:p>
             <w:pPr>
               <w:pStyle w:val="Compact"/>
+              <w:jc w:val="left"/>
             </w:pPr>
             <w:r>
               <w:t xml:space="preserve">10 Gbps</w:t>
@@ -4808,6 +5031,7 @@
           <w:p>
             <w:pPr>
               <w:pStyle w:val="Compact"/>
+              <w:jc w:val="left"/>
             </w:pPr>
             <w:r>
               <w:t xml:space="preserve">100 m</w:t>
@@ -4819,6 +5043,7 @@
           <w:p>
             <w:pPr>
               <w:pStyle w:val="Compact"/>
+              <w:jc w:val="left"/>
             </w:pPr>
             <w:r>
               <w:t xml:space="preserve">Entornos con alta interferencia (STP)</w:t>
@@ -4832,6 +5057,7 @@
           <w:p>
             <w:pPr>
               <w:pStyle w:val="Compact"/>
+              <w:jc w:val="left"/>
             </w:pPr>
             <w:r>
               <w:rPr>
@@ -4847,6 +5073,7 @@
           <w:p>
             <w:pPr>
               <w:pStyle w:val="Compact"/>
+              <w:jc w:val="left"/>
             </w:pPr>
             <w:r>
               <w:t xml:space="preserve">2000 MHz</w:t>
@@ -4858,6 +5085,7 @@
           <w:p>
             <w:pPr>
               <w:pStyle w:val="Compact"/>
+              <w:jc w:val="left"/>
             </w:pPr>
             <w:r>
               <w:t xml:space="preserve">25-40 Gbps</w:t>
@@ -4869,6 +5097,7 @@
           <w:p>
             <w:pPr>
               <w:pStyle w:val="Compact"/>
+              <w:jc w:val="left"/>
             </w:pPr>
             <w:r>
               <w:t xml:space="preserve">30 m</w:t>
@@ -4880,6 +5109,7 @@
           <w:p>
             <w:pPr>
               <w:pStyle w:val="Compact"/>
+              <w:jc w:val="left"/>
             </w:pPr>
             <w:r>
               <w:t xml:space="preserve">Datacenters, cortas distancias</w:t>
@@ -4941,8 +5171,8 @@
         </w:pict>
       </w:r>
     </w:p>
-    <w:bookmarkEnd w:id="52"/>
-    <w:bookmarkStart w:id="53" w:name="cat5e-cat6-qué-compro"/>
+    <w:bookmarkEnd w:id="63"/>
+    <w:bookmarkStart w:id="64" w:name="cat5e-cat6-qué-compro"/>
     <w:p>
       <w:pPr>
         <w:pStyle w:val="Heading2"/>
@@ -5078,7 +5308,7 @@
       <w:r>
         <w:t xml:space="preserve"> </w:t>
       </w:r>
-      <w:hyperlink r:id="rId14">
+      <w:hyperlink r:id="rId25">
         <w:r>
           <w:rPr>
             <w:rStyle w:val="Hyperlink"/>
@@ -5116,7 +5346,7 @@
       <w:r>
         <w:t xml:space="preserve"> </w:t>
       </w:r>
-      <w:hyperlink r:id="rId13">
+      <w:hyperlink r:id="rId24">
         <w:r>
           <w:rPr>
             <w:rStyle w:val="Hyperlink"/>
@@ -5135,8 +5365,8 @@
         </w:pict>
       </w:r>
     </w:p>
-    <w:bookmarkEnd w:id="53"/>
-    <w:bookmarkStart w:id="54" w:name="mini-chequeo-1"/>
+    <w:bookmarkEnd w:id="64"/>
+    <w:bookmarkStart w:id="65" w:name="mini-chequeo-1"/>
     <w:p>
       <w:pPr>
         <w:pStyle w:val="Heading2"/>
@@ -5275,8 +5505,8 @@
         </w:pict>
       </w:r>
     </w:p>
-    <w:bookmarkEnd w:id="54"/>
-    <w:bookmarkStart w:id="55" w:name="resumen-en-3-frases-1"/>
+    <w:bookmarkEnd w:id="65"/>
+    <w:bookmarkStart w:id="66" w:name="resumen-en-3-frases-1"/>
     <w:p>
       <w:pPr>
         <w:pStyle w:val="Heading2"/>
@@ -5366,8 +5596,8 @@
         <w:t xml:space="preserve">(Cat5e → Cat8) marca la velocidad y distancia máximas; para 10 Gbps a 100 m hace falta Cat6a.</w:t>
       </w:r>
     </w:p>
-    <w:bookmarkEnd w:id="55"/>
-    <w:bookmarkStart w:id="56" w:name="vocabulario-rápido-1"/>
+    <w:bookmarkEnd w:id="66"/>
+    <w:bookmarkStart w:id="67" w:name="vocabulario-rápido-1"/>
     <w:p>
       <w:pPr>
         <w:pStyle w:val="Heading2"/>
@@ -5380,6 +5610,7 @@
       <w:tblPr>
         <w:tblStyle w:val="Table"/>
         <w:tblW w:type="pct" w:w="5000"/>
+        <w:jc w:val="left"/>
         <w:tblLayout w:type="fixed"/>
         <w:tblLook w:firstRow="1" w:lastRow="0" w:firstColumn="0" w:lastColumn="0" w:noHBand="0" w:noVBand="0" w:val="0020"/>
       </w:tblPr>
@@ -5396,6 +5627,7 @@
           <w:p>
             <w:pPr>
               <w:pStyle w:val="Compact"/>
+              <w:jc w:val="left"/>
             </w:pPr>
             <w:r>
               <w:t xml:space="preserve">Término</w:t>
@@ -5407,6 +5639,7 @@
           <w:p>
             <w:pPr>
               <w:pStyle w:val="Compact"/>
+              <w:jc w:val="left"/>
             </w:pPr>
             <w:r>
               <w:t xml:space="preserve">Idea general</w:t>
@@ -5420,6 +5653,7 @@
           <w:p>
             <w:pPr>
               <w:pStyle w:val="Compact"/>
+              <w:jc w:val="left"/>
             </w:pPr>
             <w:r>
               <w:t xml:space="preserve">UTP</w:t>
@@ -5431,6 +5665,7 @@
           <w:p>
             <w:pPr>
               <w:pStyle w:val="Compact"/>
+              <w:jc w:val="left"/>
             </w:pPr>
             <w:r>
               <w:t xml:space="preserve">Par trenzado sin apantallar</w:t>
@@ -5444,6 +5679,7 @@
           <w:p>
             <w:pPr>
               <w:pStyle w:val="Compact"/>
+              <w:jc w:val="left"/>
             </w:pPr>
             <w:r>
               <w:t xml:space="preserve">Par cancelativo</w:t>
@@ -5455,6 +5691,7 @@
           <w:p>
             <w:pPr>
               <w:pStyle w:val="Compact"/>
+              <w:jc w:val="left"/>
             </w:pPr>
             <w:r>
               <w:t xml:space="preserve">Pareja de hilos que transmite la señal y su inversa</w:t>
@@ -5468,6 +5705,7 @@
           <w:p>
             <w:pPr>
               <w:pStyle w:val="Compact"/>
+              <w:jc w:val="left"/>
             </w:pPr>
             <w:r>
               <w:t xml:space="preserve">Diafonía (crosstalk)</w:t>
@@ -5479,6 +5717,7 @@
           <w:p>
             <w:pPr>
               <w:pStyle w:val="Compact"/>
+              <w:jc w:val="left"/>
             </w:pPr>
             <w:r>
               <w:t xml:space="preserve">Interferencia de un par sobre otro adyacente</w:t>
@@ -5492,6 +5731,7 @@
           <w:p>
             <w:pPr>
               <w:pStyle w:val="Compact"/>
+              <w:jc w:val="left"/>
             </w:pPr>
             <w:r>
               <w:t xml:space="preserve">Paso de trenzado</w:t>
@@ -5503,6 +5743,7 @@
           <w:p>
             <w:pPr>
               <w:pStyle w:val="Compact"/>
+              <w:jc w:val="left"/>
             </w:pPr>
             <w:r>
               <w:t xml:space="preserve">Número de vueltas por metro, distinto en cada par</w:t>
@@ -5516,6 +5757,7 @@
           <w:p>
             <w:pPr>
               <w:pStyle w:val="Compact"/>
+              <w:jc w:val="left"/>
             </w:pPr>
             <w:r>
               <w:t xml:space="preserve">Categoría</w:t>
@@ -5527,6 +5769,7 @@
           <w:p>
             <w:pPr>
               <w:pStyle w:val="Compact"/>
+              <w:jc w:val="left"/>
             </w:pPr>
             <w:r>
               <w:t xml:space="preserve">Especificación de frecuencia y velocidad del cable</w:t>
@@ -5552,7 +5795,7 @@
       <w:r>
         <w:t xml:space="preserve"> </w:t>
       </w:r>
-      <w:hyperlink r:id="rId40">
+      <w:hyperlink r:id="rId51">
         <w:r>
           <w:rPr>
             <w:rStyle w:val="Hyperlink"/>
@@ -5579,7 +5822,7 @@
       <w:r>
         <w:t xml:space="preserve"> </w:t>
       </w:r>
-      <w:hyperlink r:id="rId10">
+      <w:hyperlink r:id="rId21">
         <w:r>
           <w:rPr>
             <w:rStyle w:val="Hyperlink"/>
@@ -5606,7 +5849,7 @@
       <w:r>
         <w:t xml:space="preserve"> </w:t>
       </w:r>
-      <w:hyperlink r:id="rId12">
+      <w:hyperlink r:id="rId23">
         <w:r>
           <w:rPr>
             <w:rStyle w:val="Hyperlink"/>
@@ -5615,9 +5858,9 @@
         </w:r>
       </w:hyperlink>
     </w:p>
-    <w:bookmarkEnd w:id="56"/>
-    <w:bookmarkEnd w:id="57"/>
-    <w:bookmarkStart w:id="70" w:name="directo-cruzado-y-consola"/>
+    <w:bookmarkEnd w:id="67"/>
+    <w:bookmarkEnd w:id="68"/>
+    <w:bookmarkStart w:id="81" w:name="directo-cruzado-y-consola"/>
     <w:p>
       <w:pPr>
         <w:pStyle w:val="Heading1"/>
@@ -5681,7 +5924,7 @@
         </w:pict>
       </w:r>
     </w:p>
-    <w:bookmarkStart w:id="58" w:name="la-idea-en-una-frase-2"/>
+    <w:bookmarkStart w:id="69" w:name="la-idea-en-una-frase-2"/>
     <w:p>
       <w:pPr>
         <w:pStyle w:val="Heading2"/>
@@ -5756,7 +5999,7 @@
       <w:r>
         <w:t xml:space="preserve"> </w:t>
       </w:r>
-      <w:hyperlink r:id="rId11">
+      <w:hyperlink r:id="rId22">
         <w:r>
           <w:rPr>
             <w:rStyle w:val="Hyperlink"/>
@@ -5778,8 +6021,8 @@
         </w:pict>
       </w:r>
     </w:p>
-    <w:bookmarkEnd w:id="58"/>
-    <w:bookmarkStart w:id="62" w:name="las-dos-normas-t568a-y-t568b"/>
+    <w:bookmarkEnd w:id="69"/>
+    <w:bookmarkStart w:id="73" w:name="las-dos-normas-t568a-y-t568b"/>
     <w:p>
       <w:pPr>
         <w:pStyle w:val="Heading2"/>
@@ -5800,6 +6043,7 @@
       <w:tblPr>
         <w:tblStyle w:val="Table"/>
         <w:tblW w:type="auto" w:w="0"/>
+        <w:jc w:val="left"/>
         <w:tblLook w:firstRow="1" w:lastRow="0" w:firstColumn="0" w:lastColumn="0" w:noHBand="0" w:noVBand="0" w:val="0020"/>
       </w:tblPr>
       <w:tblGrid>
@@ -5816,6 +6060,7 @@
           <w:p>
             <w:pPr>
               <w:pStyle w:val="Compact"/>
+              <w:jc w:val="left"/>
             </w:pPr>
             <w:r>
               <w:t xml:space="preserve">Pin</w:t>
@@ -5827,6 +6072,7 @@
           <w:p>
             <w:pPr>
               <w:pStyle w:val="Compact"/>
+              <w:jc w:val="left"/>
             </w:pPr>
             <w:r>
               <w:t xml:space="preserve">T568A</w:t>
@@ -5838,6 +6084,7 @@
           <w:p>
             <w:pPr>
               <w:pStyle w:val="Compact"/>
+              <w:jc w:val="left"/>
             </w:pPr>
             <w:r>
               <w:t xml:space="preserve">T568B</w:t>
@@ -5851,6 +6098,7 @@
           <w:p>
             <w:pPr>
               <w:pStyle w:val="Compact"/>
+              <w:jc w:val="left"/>
             </w:pPr>
             <w:r>
               <w:t xml:space="preserve">1</w:t>
@@ -5862,6 +6110,7 @@
           <w:p>
             <w:pPr>
               <w:pStyle w:val="Compact"/>
+              <w:jc w:val="left"/>
             </w:pPr>
             <w:r>
               <w:t xml:space="preserve">Blanco/Verde</w:t>
@@ -5873,6 +6122,7 @@
           <w:p>
             <w:pPr>
               <w:pStyle w:val="Compact"/>
+              <w:jc w:val="left"/>
             </w:pPr>
             <w:r>
               <w:t xml:space="preserve">Blanco/Naranja</w:t>
@@ -5886,6 +6136,7 @@
           <w:p>
             <w:pPr>
               <w:pStyle w:val="Compact"/>
+              <w:jc w:val="left"/>
             </w:pPr>
             <w:r>
               <w:t xml:space="preserve">2</w:t>
@@ -5897,6 +6148,7 @@
           <w:p>
             <w:pPr>
               <w:pStyle w:val="Compact"/>
+              <w:jc w:val="left"/>
             </w:pPr>
             <w:r>
               <w:t xml:space="preserve">Verde</w:t>
@@ -5908,6 +6160,7 @@
           <w:p>
             <w:pPr>
               <w:pStyle w:val="Compact"/>
+              <w:jc w:val="left"/>
             </w:pPr>
             <w:r>
               <w:t xml:space="preserve">Naranja</w:t>
@@ -5921,6 +6174,7 @@
           <w:p>
             <w:pPr>
               <w:pStyle w:val="Compact"/>
+              <w:jc w:val="left"/>
             </w:pPr>
             <w:r>
               <w:t xml:space="preserve">3</w:t>
@@ -5932,6 +6186,7 @@
           <w:p>
             <w:pPr>
               <w:pStyle w:val="Compact"/>
+              <w:jc w:val="left"/>
             </w:pPr>
             <w:r>
               <w:t xml:space="preserve">Blanco/Naranja</w:t>
@@ -5943,6 +6198,7 @@
           <w:p>
             <w:pPr>
               <w:pStyle w:val="Compact"/>
+              <w:jc w:val="left"/>
             </w:pPr>
             <w:r>
               <w:t xml:space="preserve">Blanco/Verde</w:t>
@@ -5956,6 +6212,7 @@
           <w:p>
             <w:pPr>
               <w:pStyle w:val="Compact"/>
+              <w:jc w:val="left"/>
             </w:pPr>
             <w:r>
               <w:t xml:space="preserve">4</w:t>
@@ -5967,6 +6224,7 @@
           <w:p>
             <w:pPr>
               <w:pStyle w:val="Compact"/>
+              <w:jc w:val="left"/>
             </w:pPr>
             <w:r>
               <w:t xml:space="preserve">Azul</w:t>
@@ -5978,6 +6236,7 @@
           <w:p>
             <w:pPr>
               <w:pStyle w:val="Compact"/>
+              <w:jc w:val="left"/>
             </w:pPr>
             <w:r>
               <w:t xml:space="preserve">Azul</w:t>
@@ -5991,6 +6250,7 @@
           <w:p>
             <w:pPr>
               <w:pStyle w:val="Compact"/>
+              <w:jc w:val="left"/>
             </w:pPr>
             <w:r>
               <w:t xml:space="preserve">5</w:t>
@@ -6002,6 +6262,7 @@
           <w:p>
             <w:pPr>
               <w:pStyle w:val="Compact"/>
+              <w:jc w:val="left"/>
             </w:pPr>
             <w:r>
               <w:t xml:space="preserve">Blanco/Azul</w:t>
@@ -6013,6 +6274,7 @@
           <w:p>
             <w:pPr>
               <w:pStyle w:val="Compact"/>
+              <w:jc w:val="left"/>
             </w:pPr>
             <w:r>
               <w:t xml:space="preserve">Blanco/Azul</w:t>
@@ -6026,6 +6288,7 @@
           <w:p>
             <w:pPr>
               <w:pStyle w:val="Compact"/>
+              <w:jc w:val="left"/>
             </w:pPr>
             <w:r>
               <w:t xml:space="preserve">6</w:t>
@@ -6037,6 +6300,7 @@
           <w:p>
             <w:pPr>
               <w:pStyle w:val="Compact"/>
+              <w:jc w:val="left"/>
             </w:pPr>
             <w:r>
               <w:t xml:space="preserve">Naranja</w:t>
@@ -6048,6 +6312,7 @@
           <w:p>
             <w:pPr>
               <w:pStyle w:val="Compact"/>
+              <w:jc w:val="left"/>
             </w:pPr>
             <w:r>
               <w:t xml:space="preserve">Verde</w:t>
@@ -6061,6 +6326,7 @@
           <w:p>
             <w:pPr>
               <w:pStyle w:val="Compact"/>
+              <w:jc w:val="left"/>
             </w:pPr>
             <w:r>
               <w:t xml:space="preserve">7</w:t>
@@ -6072,6 +6338,7 @@
           <w:p>
             <w:pPr>
               <w:pStyle w:val="Compact"/>
+              <w:jc w:val="left"/>
             </w:pPr>
             <w:r>
               <w:t xml:space="preserve">Blanco/Marrón</w:t>
@@ -6083,6 +6350,7 @@
           <w:p>
             <w:pPr>
               <w:pStyle w:val="Compact"/>
+              <w:jc w:val="left"/>
             </w:pPr>
             <w:r>
               <w:t xml:space="preserve">Blanco/Marrón</w:t>
@@ -6096,6 +6364,7 @@
           <w:p>
             <w:pPr>
               <w:pStyle w:val="Compact"/>
+              <w:jc w:val="left"/>
             </w:pPr>
             <w:r>
               <w:t xml:space="preserve">8</w:t>
@@ -6107,6 +6376,7 @@
           <w:p>
             <w:pPr>
               <w:pStyle w:val="Compact"/>
+              <w:jc w:val="left"/>
             </w:pPr>
             <w:r>
               <w:t xml:space="preserve">Marrón</w:t>
@@ -6118,6 +6388,7 @@
           <w:p>
             <w:pPr>
               <w:pStyle w:val="Compact"/>
+              <w:jc w:val="left"/>
             </w:pPr>
             <w:r>
               <w:t xml:space="preserve">Marrón</w:t>
@@ -6175,7 +6446,21 @@
           <w:i/>
           <w:iCs/>
         </w:rPr>
-        <w:t xml:space="preserve">“BlancoNaranja, Naranja, BlancoVerde, Azul, BlancoAzul, Verde, BlancoMarrón, Marrón”</w:t>
+        <w:t xml:space="preserve">“</w:t>
+      </w:r>
+      <w:r>
+        <w:rPr>
+          <w:i/>
+          <w:iCs/>
+        </w:rPr>
+        <w:t xml:space="preserve">BlancoNaranja, Naranja, BlancoVerde, Azul, BlancoAzul, Verde, BlancoMarrón, Marrón</w:t>
+      </w:r>
+      <w:r>
+        <w:rPr>
+          <w:i/>
+          <w:iCs/>
+        </w:rPr>
+        <w:t xml:space="preserve">”</w:t>
       </w:r>
       <w:r>
         <w:t xml:space="preserve">. Con el clip del RJ45 hacia abajo y los contactos mirando hacia ti, el hilo 1 queda a la izquierda.</w:t>
@@ -6190,12 +6475,12 @@
           <wp:inline>
             <wp:extent cx="5334000" cy="3247813"/>
             <wp:effectExtent b="0" l="0" r="0" t="0"/>
-            <wp:docPr descr="Pinout T568B: orden de los 8 hilos en el conector RJ45" title="" id="60" name="Picture"/>
+            <wp:docPr descr="Pinout T568B: orden de los 8 hilos en el conector RJ45" title="" id="71" name="Picture"/>
             <a:graphic>
               <a:graphicData uri="http://schemas.openxmlformats.org/drawingml/2006/picture">
                 <pic:pic>
                   <pic:nvPicPr>
-                    <pic:cNvPr descr="public/diagrams/u02-pinout-t568.svg" id="61" name="Picture"/>
+                    <pic:cNvPr descr="public/diagrams/u02-pinout-t568.svg" id="72" name="Picture"/>
                     <pic:cNvPicPr>
                       <a:picLocks noChangeArrowheads="1" noChangeAspect="1"/>
                     </pic:cNvPicPr>
@@ -6207,7 +6492,7 @@
                           <a14:useLocalDpi xmlns:a14="http://schemas.microsoft.com/office/drawing/2010/main" val="0"/>
                         </a:ext>
                         <a:ext uri="{96DAC541-7B7A-43D3-8B79-37D633B846F1}">
-                          <asvg:svgBlip xmlns:asvg="http://schemas.microsoft.com/office/drawing/2016/SVG/main" r:embed="rId59"/>
+                          <asvg:svgBlip xmlns:asvg="http://schemas.microsoft.com/office/drawing/2016/SVG/main" r:embed="rId70"/>
                         </a:ext>
                       </a:extLst>
                     </a:blip>
@@ -6252,8 +6537,8 @@
         </w:pict>
       </w:r>
     </w:p>
-    <w:bookmarkEnd w:id="62"/>
-    <w:bookmarkStart w:id="63" w:name="cable-directo-straight-through"/>
+    <w:bookmarkEnd w:id="73"/>
+    <w:bookmarkStart w:id="74" w:name="cable-directo-straight-through"/>
     <w:p>
       <w:pPr>
         <w:pStyle w:val="Heading2"/>
@@ -6296,7 +6581,13 @@
         <w:t xml:space="preserve"> </w:t>
       </w:r>
       <w:r>
-        <w:t xml:space="preserve">“iguales entre sí”</w:t>
+        <w:t xml:space="preserve">“</w:t>
+      </w:r>
+      <w:r>
+        <w:t xml:space="preserve">iguales entre sí</w:t>
+      </w:r>
+      <w:r>
+        <w:t xml:space="preserve">”</w:t>
       </w:r>
       <w:r>
         <w:t xml:space="preserve">:</w:t>
@@ -6306,6 +6597,7 @@
       <w:tblPr>
         <w:tblStyle w:val="Table"/>
         <w:tblW w:type="auto" w:w="0"/>
+        <w:jc w:val="left"/>
         <w:tblLook w:firstRow="1" w:lastRow="0" w:firstColumn="0" w:lastColumn="0" w:noHBand="0" w:noVBand="0" w:val="0020"/>
       </w:tblPr>
       <w:tblGrid>
@@ -6321,6 +6613,7 @@
           <w:p>
             <w:pPr>
               <w:pStyle w:val="Compact"/>
+              <w:jc w:val="left"/>
             </w:pPr>
             <w:r>
               <w:t xml:space="preserve">Cable directo conecta</w:t>
@@ -6332,6 +6625,7 @@
           <w:p>
             <w:pPr>
               <w:pStyle w:val="Compact"/>
+              <w:jc w:val="left"/>
             </w:pPr>
             <w:r>
               <w:t xml:space="preserve">Ejemplo</w:t>
@@ -6345,6 +6639,7 @@
           <w:p>
             <w:pPr>
               <w:pStyle w:val="Compact"/>
+              <w:jc w:val="left"/>
             </w:pPr>
             <w:r>
               <w:t xml:space="preserve">PC ↔ Switch</w:t>
@@ -6356,6 +6651,7 @@
           <w:p>
             <w:pPr>
               <w:pStyle w:val="Compact"/>
+              <w:jc w:val="left"/>
             </w:pPr>
             <w:r>
               <w:t xml:space="preserve">El caso más común del mundo</w:t>
@@ -6369,6 +6665,7 @@
           <w:p>
             <w:pPr>
               <w:pStyle w:val="Compact"/>
+              <w:jc w:val="left"/>
             </w:pPr>
             <w:r>
               <w:t xml:space="preserve">Router ↔ Switch</w:t>
@@ -6380,6 +6677,7 @@
           <w:p>
             <w:pPr>
               <w:pStyle w:val="Compact"/>
+              <w:jc w:val="left"/>
             </w:pPr>
             <w:r>
               <w:t xml:space="preserve">Enlace a la red</w:t>
@@ -6393,6 +6691,7 @@
           <w:p>
             <w:pPr>
               <w:pStyle w:val="Compact"/>
+              <w:jc w:val="left"/>
             </w:pPr>
             <w:r>
               <w:t xml:space="preserve">PC ↔ Hub</w:t>
@@ -6404,6 +6703,7 @@
           <w:p>
             <w:pPr>
               <w:pStyle w:val="Compact"/>
+              <w:jc w:val="left"/>
             </w:pPr>
             <w:r>
               <w:t xml:space="preserve">Hub antiguo (mismo comportamiento que switch para esto)</w:t>
@@ -6427,8 +6727,8 @@
         </w:pict>
       </w:r>
     </w:p>
-    <w:bookmarkEnd w:id="63"/>
-    <w:bookmarkStart w:id="64" w:name="cable-cruzado-crossover"/>
+    <w:bookmarkEnd w:id="74"/>
+    <w:bookmarkStart w:id="75" w:name="cable-cruzado-crossover"/>
     <w:p>
       <w:pPr>
         <w:pStyle w:val="Heading2"/>
@@ -6469,6 +6769,7 @@
       <w:tblPr>
         <w:tblStyle w:val="Table"/>
         <w:tblW w:type="pct" w:w="5000"/>
+        <w:jc w:val="left"/>
         <w:tblLayout w:type="fixed"/>
         <w:tblLook w:firstRow="1" w:lastRow="0" w:firstColumn="0" w:lastColumn="0" w:noHBand="0" w:noVBand="0" w:val="0020"/>
       </w:tblPr>
@@ -6485,6 +6786,7 @@
           <w:p>
             <w:pPr>
               <w:pStyle w:val="Compact"/>
+              <w:jc w:val="left"/>
             </w:pPr>
             <w:r>
               <w:t xml:space="preserve">Cable cruzado conecta</w:t>
@@ -6496,6 +6798,7 @@
           <w:p>
             <w:pPr>
               <w:pStyle w:val="Compact"/>
+              <w:jc w:val="left"/>
             </w:pPr>
             <w:r>
               <w:t xml:space="preserve">Ejemplo</w:t>
@@ -6509,6 +6812,7 @@
           <w:p>
             <w:pPr>
               <w:pStyle w:val="Compact"/>
+              <w:jc w:val="left"/>
             </w:pPr>
             <w:r>
               <w:t xml:space="preserve">PC ↔ PC</w:t>
@@ -6520,6 +6824,7 @@
           <w:p>
             <w:pPr>
               <w:pStyle w:val="Compact"/>
+              <w:jc w:val="left"/>
             </w:pPr>
             <w:r>
               <w:t xml:space="preserve">Comunicación directa entre dos equipos</w:t>
@@ -6533,6 +6838,7 @@
           <w:p>
             <w:pPr>
               <w:pStyle w:val="Compact"/>
+              <w:jc w:val="left"/>
             </w:pPr>
             <w:r>
               <w:t xml:space="preserve">Switch ↔ Switch</w:t>
@@ -6544,6 +6850,7 @@
           <w:p>
             <w:pPr>
               <w:pStyle w:val="Compact"/>
+              <w:jc w:val="left"/>
             </w:pPr>
             <w:r>
               <w:t xml:space="preserve">Unir dos switches sin uplink automático</w:t>
@@ -6557,6 +6864,7 @@
           <w:p>
             <w:pPr>
               <w:pStyle w:val="Compact"/>
+              <w:jc w:val="left"/>
             </w:pPr>
             <w:r>
               <w:t xml:space="preserve">Router ↔ Router</w:t>
@@ -6568,6 +6876,7 @@
           <w:p>
             <w:pPr>
               <w:pStyle w:val="Compact"/>
+              <w:jc w:val="left"/>
             </w:pPr>
             <w:r>
               <w:t xml:space="preserve">Enlace directo entre routers</w:t>
@@ -6581,6 +6890,7 @@
           <w:p>
             <w:pPr>
               <w:pStyle w:val="Compact"/>
+              <w:jc w:val="left"/>
             </w:pPr>
             <w:r>
               <w:t xml:space="preserve">PC ↔ Router</w:t>
@@ -6592,6 +6902,7 @@
           <w:p>
             <w:pPr>
               <w:pStyle w:val="Compact"/>
+              <w:jc w:val="left"/>
             </w:pPr>
             <w:r>
               <w:t xml:space="preserve">Router con puerto Ethernet sin Auto MDI-X (caso clásico de examen)</w:t>
@@ -6611,7 +6922,13 @@
         <w:t xml:space="preserve"> </w:t>
       </w:r>
       <w:r>
-        <w:t xml:space="preserve">“distintos”</w:t>
+        <w:t xml:space="preserve">“</w:t>
+      </w:r>
+      <w:r>
+        <w:t xml:space="preserve">distintos</w:t>
+      </w:r>
+      <w:r>
+        <w:t xml:space="preserve">”</w:t>
       </w:r>
       <w:r>
         <w:t xml:space="preserve">, pero los dos transmiten por los mismos pines, así que necesitan cruzado (el mismo razonamiento que con dos switches).</w:t>
@@ -6664,8 +6981,8 @@
         </w:pict>
       </w:r>
     </w:p>
-    <w:bookmarkEnd w:id="64"/>
-    <w:bookmarkStart w:id="65" w:name="cable-de-consola-rollover"/>
+    <w:bookmarkEnd w:id="75"/>
+    <w:bookmarkStart w:id="76" w:name="cable-de-consola-rollover"/>
     <w:p>
       <w:pPr>
         <w:pStyle w:val="Heading2"/>
@@ -6795,8 +7112,8 @@
         </w:pict>
       </w:r>
     </w:p>
-    <w:bookmarkEnd w:id="65"/>
-    <w:bookmarkStart w:id="66" w:name="resumen-rápido-de-los-tres-cables"/>
+    <w:bookmarkEnd w:id="76"/>
+    <w:bookmarkStart w:id="77" w:name="resumen-rápido-de-los-tres-cables"/>
     <w:p>
       <w:pPr>
         <w:pStyle w:val="Heading2"/>
@@ -6809,6 +7126,7 @@
       <w:tblPr>
         <w:tblStyle w:val="Table"/>
         <w:tblW w:type="pct" w:w="5000"/>
+        <w:jc w:val="left"/>
         <w:tblLayout w:type="fixed"/>
         <w:tblLook w:firstRow="1" w:lastRow="0" w:firstColumn="0" w:lastColumn="0" w:noHBand="0" w:noVBand="0" w:val="0020"/>
       </w:tblPr>
@@ -6827,6 +7145,7 @@
           <w:p>
             <w:pPr>
               <w:pStyle w:val="Compact"/>
+              <w:jc w:val="left"/>
             </w:pPr>
             <w:r>
               <w:t xml:space="preserve">Tipo</w:t>
@@ -6838,6 +7157,7 @@
           <w:p>
             <w:pPr>
               <w:pStyle w:val="Compact"/>
+              <w:jc w:val="left"/>
             </w:pPr>
             <w:r>
               <w:t xml:space="preserve">Extremo A</w:t>
@@ -6849,6 +7169,7 @@
           <w:p>
             <w:pPr>
               <w:pStyle w:val="Compact"/>
+              <w:jc w:val="left"/>
             </w:pPr>
             <w:r>
               <w:t xml:space="preserve">Extremo B</w:t>
@@ -6860,6 +7181,7 @@
           <w:p>
             <w:pPr>
               <w:pStyle w:val="Compact"/>
+              <w:jc w:val="left"/>
             </w:pPr>
             <w:r>
               <w:t xml:space="preserve">Conecta</w:t>
@@ -6873,6 +7195,7 @@
           <w:p>
             <w:pPr>
               <w:pStyle w:val="Compact"/>
+              <w:jc w:val="left"/>
             </w:pPr>
             <w:r>
               <w:rPr>
@@ -6888,6 +7211,7 @@
           <w:p>
             <w:pPr>
               <w:pStyle w:val="Compact"/>
+              <w:jc w:val="left"/>
             </w:pPr>
             <w:r>
               <w:t xml:space="preserve">T568B</w:t>
@@ -6899,6 +7223,7 @@
           <w:p>
             <w:pPr>
               <w:pStyle w:val="Compact"/>
+              <w:jc w:val="left"/>
             </w:pPr>
             <w:r>
               <w:t xml:space="preserve">T568B</w:t>
@@ -6910,6 +7235,7 @@
           <w:p>
             <w:pPr>
               <w:pStyle w:val="Compact"/>
+              <w:jc w:val="left"/>
             </w:pPr>
             <w:r>
               <w:t xml:space="preserve">PC ↔ Switch, Router ↔ Switch</w:t>
@@ -6923,6 +7249,7 @@
           <w:p>
             <w:pPr>
               <w:pStyle w:val="Compact"/>
+              <w:jc w:val="left"/>
             </w:pPr>
             <w:r>
               <w:rPr>
@@ -6938,6 +7265,7 @@
           <w:p>
             <w:pPr>
               <w:pStyle w:val="Compact"/>
+              <w:jc w:val="left"/>
             </w:pPr>
             <w:r>
               <w:t xml:space="preserve">T568A</w:t>
@@ -6949,6 +7277,7 @@
           <w:p>
             <w:pPr>
               <w:pStyle w:val="Compact"/>
+              <w:jc w:val="left"/>
             </w:pPr>
             <w:r>
               <w:t xml:space="preserve">T568B</w:t>
@@ -6960,6 +7289,7 @@
           <w:p>
             <w:pPr>
               <w:pStyle w:val="Compact"/>
+              <w:jc w:val="left"/>
             </w:pPr>
             <w:r>
               <w:t xml:space="preserve">PC ↔ PC, Switch ↔ Switch, Router ↔ Router, PC ↔ Router</w:t>
@@ -6973,6 +7303,7 @@
           <w:p>
             <w:pPr>
               <w:pStyle w:val="Compact"/>
+              <w:jc w:val="left"/>
             </w:pPr>
             <w:r>
               <w:rPr>
@@ -6988,6 +7319,7 @@
           <w:p>
             <w:pPr>
               <w:pStyle w:val="Compact"/>
+              <w:jc w:val="left"/>
             </w:pPr>
             <w:r>
               <w:t xml:space="preserve">Rollover (1→8)</w:t>
@@ -6999,6 +7331,7 @@
           <w:p>
             <w:pPr>
               <w:pStyle w:val="Compact"/>
+              <w:jc w:val="left"/>
             </w:pPr>
             <w:r>
               <w:t xml:space="preserve">Rollover (8→1)</w:t>
@@ -7010,6 +7343,7 @@
           <w:p>
             <w:pPr>
               <w:pStyle w:val="Compact"/>
+              <w:jc w:val="left"/>
             </w:pPr>
             <w:r>
               <w:t xml:space="preserve">PC ↔ Consola de switch/router</w:t>
@@ -7045,7 +7379,13 @@
         <w:t xml:space="preserve"> </w:t>
       </w:r>
       <w:r>
-        <w:t xml:space="preserve">“no funciona”</w:t>
+        <w:t xml:space="preserve">“</w:t>
+      </w:r>
+      <w:r>
+        <w:t xml:space="preserve">no funciona</w:t>
+      </w:r>
+      <w:r>
+        <w:t xml:space="preserve">”</w:t>
       </w:r>
       <w:r>
         <w:t xml:space="preserve">. La respuesta no es</w:t>
@@ -7054,7 +7394,13 @@
         <w:t xml:space="preserve"> </w:t>
       </w:r>
       <w:r>
-        <w:t xml:space="preserve">“el cable está mal”</w:t>
+        <w:t xml:space="preserve">“</w:t>
+      </w:r>
+      <w:r>
+        <w:t xml:space="preserve">el cable está mal</w:t>
+      </w:r>
+      <w:r>
+        <w:t xml:space="preserve">”</w:t>
       </w:r>
       <w:r>
         <w:t xml:space="preserve"> </w:t>
@@ -7086,8 +7432,8 @@
         </w:pict>
       </w:r>
     </w:p>
-    <w:bookmarkEnd w:id="66"/>
-    <w:bookmarkStart w:id="67" w:name="mini-chequeo-2"/>
+    <w:bookmarkEnd w:id="77"/>
+    <w:bookmarkStart w:id="78" w:name="mini-chequeo-2"/>
     <w:p>
       <w:pPr>
         <w:pStyle w:val="Heading2"/>
@@ -7254,8 +7600,8 @@
         </w:pict>
       </w:r>
     </w:p>
-    <w:bookmarkEnd w:id="67"/>
-    <w:bookmarkStart w:id="68" w:name="resumen-en-3-frases-2"/>
+    <w:bookmarkEnd w:id="78"/>
+    <w:bookmarkStart w:id="79" w:name="resumen-en-3-frases-2"/>
     <w:p>
       <w:pPr>
         <w:pStyle w:val="Heading2"/>
@@ -7355,8 +7701,8 @@
         <w:t xml:space="preserve">(pines invertidos) es el cable de consola para configurar switches y routers Cisco desde el PC.</w:t>
       </w:r>
     </w:p>
-    <w:bookmarkEnd w:id="68"/>
-    <w:bookmarkStart w:id="69" w:name="vocabulario-rápido-2"/>
+    <w:bookmarkEnd w:id="79"/>
+    <w:bookmarkStart w:id="80" w:name="vocabulario-rápido-2"/>
     <w:p>
       <w:pPr>
         <w:pStyle w:val="Heading2"/>
@@ -7369,6 +7715,7 @@
       <w:tblPr>
         <w:tblStyle w:val="Table"/>
         <w:tblW w:type="pct" w:w="5000"/>
+        <w:jc w:val="left"/>
         <w:tblLayout w:type="fixed"/>
         <w:tblLook w:firstRow="1" w:lastRow="0" w:firstColumn="0" w:lastColumn="0" w:noHBand="0" w:noVBand="0" w:val="0020"/>
       </w:tblPr>
@@ -7385,6 +7732,7 @@
           <w:p>
             <w:pPr>
               <w:pStyle w:val="Compact"/>
+              <w:jc w:val="left"/>
             </w:pPr>
             <w:r>
               <w:t xml:space="preserve">Término</w:t>
@@ -7396,6 +7744,7 @@
           <w:p>
             <w:pPr>
               <w:pStyle w:val="Compact"/>
+              <w:jc w:val="left"/>
             </w:pPr>
             <w:r>
               <w:t xml:space="preserve">Idea general</w:t>
@@ -7409,6 +7758,7 @@
           <w:p>
             <w:pPr>
               <w:pStyle w:val="Compact"/>
+              <w:jc w:val="left"/>
             </w:pPr>
             <w:r>
               <w:t xml:space="preserve">Pinout</w:t>
@@ -7420,6 +7770,7 @@
           <w:p>
             <w:pPr>
               <w:pStyle w:val="Compact"/>
+              <w:jc w:val="left"/>
             </w:pPr>
             <w:r>
               <w:t xml:space="preserve">Asignación de cada hilo a cada pin del conector</w:t>
@@ -7433,6 +7784,7 @@
           <w:p>
             <w:pPr>
               <w:pStyle w:val="Compact"/>
+              <w:jc w:val="left"/>
             </w:pPr>
             <w:r>
               <w:t xml:space="preserve">T568A / T568B</w:t>
@@ -7444,6 +7796,7 @@
           <w:p>
             <w:pPr>
               <w:pStyle w:val="Compact"/>
+              <w:jc w:val="left"/>
             </w:pPr>
             <w:r>
               <w:t xml:space="preserve">Normas de orden de hilos (difieren en pares 2 y 3)</w:t>
@@ -7457,6 +7810,7 @@
           <w:p>
             <w:pPr>
               <w:pStyle w:val="Compact"/>
+              <w:jc w:val="left"/>
             </w:pPr>
             <w:r>
               <w:t xml:space="preserve">Straight-through</w:t>
@@ -7468,6 +7822,7 @@
           <w:p>
             <w:pPr>
               <w:pStyle w:val="Compact"/>
+              <w:jc w:val="left"/>
             </w:pPr>
             <w:r>
               <w:t xml:space="preserve">Cable directo, misma norma a ambos lados</w:t>
@@ -7481,6 +7836,7 @@
           <w:p>
             <w:pPr>
               <w:pStyle w:val="Compact"/>
+              <w:jc w:val="left"/>
             </w:pPr>
             <w:r>
               <w:t xml:space="preserve">Crossover</w:t>
@@ -7492,6 +7848,7 @@
           <w:p>
             <w:pPr>
               <w:pStyle w:val="Compact"/>
+              <w:jc w:val="left"/>
             </w:pPr>
             <w:r>
               <w:t xml:space="preserve">Cable cruzado, pares 2-3 intercambiados</w:t>
@@ -7505,6 +7862,7 @@
           <w:p>
             <w:pPr>
               <w:pStyle w:val="Compact"/>
+              <w:jc w:val="left"/>
             </w:pPr>
             <w:r>
               <w:t xml:space="preserve">Rollover</w:t>
@@ -7516,6 +7874,7 @@
           <w:p>
             <w:pPr>
               <w:pStyle w:val="Compact"/>
+              <w:jc w:val="left"/>
             </w:pPr>
             <w:r>
               <w:t xml:space="preserve">Cable de consola con todos los pines invertidos</w:t>
@@ -7529,6 +7888,7 @@
           <w:p>
             <w:pPr>
               <w:pStyle w:val="Compact"/>
+              <w:jc w:val="left"/>
             </w:pPr>
             <w:r>
               <w:t xml:space="preserve">Auto MDI-X</w:t>
@@ -7540,6 +7900,7 @@
           <w:p>
             <w:pPr>
               <w:pStyle w:val="Compact"/>
+              <w:jc w:val="left"/>
             </w:pPr>
             <w:r>
               <w:t xml:space="preserve">Detección automática del tipo de cable en puertos modernos</w:t>
@@ -7565,7 +7926,7 @@
       <w:r>
         <w:t xml:space="preserve"> </w:t>
       </w:r>
-      <w:hyperlink r:id="rId40">
+      <w:hyperlink r:id="rId51">
         <w:r>
           <w:rPr>
             <w:rStyle w:val="Hyperlink"/>
@@ -7592,7 +7953,7 @@
       <w:r>
         <w:t xml:space="preserve"> </w:t>
       </w:r>
-      <w:hyperlink r:id="rId11">
+      <w:hyperlink r:id="rId22">
         <w:r>
           <w:rPr>
             <w:rStyle w:val="Hyperlink"/>
@@ -7619,7 +7980,7 @@
       <w:r>
         <w:t xml:space="preserve"> </w:t>
       </w:r>
-      <w:hyperlink r:id="rId13">
+      <w:hyperlink r:id="rId24">
         <w:r>
           <w:rPr>
             <w:rStyle w:val="Hyperlink"/>
@@ -7628,9 +7989,9 @@
         </w:r>
       </w:hyperlink>
     </w:p>
-    <w:bookmarkEnd w:id="69"/>
-    <w:bookmarkEnd w:id="70"/>
-    <w:bookmarkStart w:id="86" w:name="crimpado-y-comprobación"/>
+    <w:bookmarkEnd w:id="80"/>
+    <w:bookmarkEnd w:id="81"/>
+    <w:bookmarkStart w:id="97" w:name="crimpado-y-comprobación"/>
     <w:p>
       <w:pPr>
         <w:pStyle w:val="Heading1"/>
@@ -7694,7 +8055,7 @@
         </w:pict>
       </w:r>
     </w:p>
-    <w:bookmarkStart w:id="71" w:name="la-idea-en-una-frase-3"/>
+    <w:bookmarkStart w:id="82" w:name="la-idea-en-una-frase-3"/>
     <w:p>
       <w:pPr>
         <w:pStyle w:val="Heading2"/>
@@ -7750,7 +8111,7 @@
       <w:r>
         <w:t xml:space="preserve"> </w:t>
       </w:r>
-      <w:hyperlink r:id="rId12">
+      <w:hyperlink r:id="rId23">
         <w:r>
           <w:rPr>
             <w:rStyle w:val="Hyperlink"/>
@@ -7772,8 +8133,8 @@
         </w:pict>
       </w:r>
     </w:p>
-    <w:bookmarkEnd w:id="71"/>
-    <w:bookmarkStart w:id="75" w:name="material-necesario"/>
+    <w:bookmarkEnd w:id="82"/>
+    <w:bookmarkStart w:id="86" w:name="material-necesario"/>
     <w:p>
       <w:pPr>
         <w:pStyle w:val="Heading2"/>
@@ -7925,18 +8286,18 @@
           <wp:inline>
             <wp:extent cx="5334000" cy="3556000"/>
             <wp:effectExtent b="0" l="0" r="0" t="0"/>
-            <wp:docPr descr="Conector RJ45 sobre el cable: la pieza que vas a crimpar" title="" id="73" name="Picture"/>
+            <wp:docPr descr="Conector RJ45 sobre el cable: la pieza que vas a crimpar" title="" id="84" name="Picture"/>
             <a:graphic>
               <a:graphicData uri="http://schemas.openxmlformats.org/drawingml/2006/picture">
                 <pic:pic>
                   <pic:nvPicPr>
-                    <pic:cNvPr descr="public/photos/u02-rj45.jpg" id="74" name="Picture"/>
+                    <pic:cNvPr descr="public/photos/u02-rj45.jpg" id="85" name="Picture"/>
                     <pic:cNvPicPr>
                       <a:picLocks noChangeArrowheads="1" noChangeAspect="1"/>
                     </pic:cNvPicPr>
                   </pic:nvPicPr>
                   <pic:blipFill>
-                    <a:blip r:embed="rId72"/>
+                    <a:blip r:embed="rId83"/>
                     <a:stretch>
                       <a:fillRect/>
                     </a:stretch>
@@ -7978,8 +8339,8 @@
         </w:pict>
       </w:r>
     </w:p>
-    <w:bookmarkEnd w:id="75"/>
-    <w:bookmarkStart w:id="79" w:name="el-crimpado-paso-a-paso-norma-t568b"/>
+    <w:bookmarkEnd w:id="86"/>
+    <w:bookmarkStart w:id="90" w:name="el-crimpado-paso-a-paso-norma-t568b"/>
     <w:p>
       <w:pPr>
         <w:pStyle w:val="Heading2"/>
@@ -8080,7 +8441,13 @@
         <w:t xml:space="preserve"> </w:t>
       </w:r>
       <w:r>
-        <w:t xml:space="preserve">“arregles”</w:t>
+        <w:t xml:space="preserve">“</w:t>
+      </w:r>
+      <w:r>
+        <w:t xml:space="preserve">arregles</w:t>
+      </w:r>
+      <w:r>
+        <w:t xml:space="preserve">”</w:t>
       </w:r>
       <w:r>
         <w:t xml:space="preserve"> </w:t>
@@ -8268,12 +8635,12 @@
           <wp:inline>
             <wp:extent cx="5334000" cy="3472690"/>
             <wp:effectExtent b="0" l="0" r="0" t="0"/>
-            <wp:docPr descr="Crimpado paso a paso (T568B): pelar, ordenar, cortar, insertar, crimpar y comprobar" title="" id="77" name="Picture"/>
+            <wp:docPr descr="Crimpado paso a paso (T568B): pelar, ordenar, cortar, insertar, crimpar y comprobar" title="" id="88" name="Picture"/>
             <a:graphic>
               <a:graphicData uri="http://schemas.openxmlformats.org/drawingml/2006/picture">
                 <pic:pic>
                   <pic:nvPicPr>
-                    <pic:cNvPr descr="public/diagrams/u02-crimpado-pasos.svg" id="78" name="Picture"/>
+                    <pic:cNvPr descr="public/diagrams/u02-crimpado-pasos.svg" id="89" name="Picture"/>
                     <pic:cNvPicPr>
                       <a:picLocks noChangeArrowheads="1" noChangeAspect="1"/>
                     </pic:cNvPicPr>
@@ -8285,7 +8652,7 @@
                           <a14:useLocalDpi xmlns:a14="http://schemas.microsoft.com/office/drawing/2010/main" val="0"/>
                         </a:ext>
                         <a:ext uri="{96DAC541-7B7A-43D3-8B79-37D633B846F1}">
-                          <asvg:svgBlip xmlns:asvg="http://schemas.microsoft.com/office/drawing/2016/SVG/main" r:embed="rId76"/>
+                          <asvg:svgBlip xmlns:asvg="http://schemas.microsoft.com/office/drawing/2016/SVG/main" r:embed="rId87"/>
                         </a:ext>
                       </a:extLst>
                     </a:blip>
@@ -8330,8 +8697,8 @@
         </w:pict>
       </w:r>
     </w:p>
-    <w:bookmarkEnd w:id="79"/>
-    <w:bookmarkStart w:id="80" w:name="el-tester-qué-te-dice-con-sus-leds"/>
+    <w:bookmarkEnd w:id="90"/>
+    <w:bookmarkStart w:id="91" w:name="el-tester-qué-te-dice-con-sus-leds"/>
     <w:p>
       <w:pPr>
         <w:pStyle w:val="Heading2"/>
@@ -8368,6 +8735,7 @@
       <w:tblPr>
         <w:tblStyle w:val="Table"/>
         <w:tblW w:type="pct" w:w="5000"/>
+        <w:jc w:val="left"/>
         <w:tblLayout w:type="fixed"/>
         <w:tblLook w:firstRow="1" w:lastRow="0" w:firstColumn="0" w:lastColumn="0" w:noHBand="0" w:noVBand="0" w:val="0020"/>
       </w:tblPr>
@@ -8384,6 +8752,7 @@
           <w:p>
             <w:pPr>
               <w:pStyle w:val="Compact"/>
+              <w:jc w:val="left"/>
             </w:pPr>
             <w:r>
               <w:t xml:space="preserve">Qué ves en el tester</w:t>
@@ -8395,6 +8764,7 @@
           <w:p>
             <w:pPr>
               <w:pStyle w:val="Compact"/>
+              <w:jc w:val="left"/>
             </w:pPr>
             <w:r>
               <w:t xml:space="preserve">Significado</w:t>
@@ -8408,6 +8778,7 @@
           <w:p>
             <w:pPr>
               <w:pStyle w:val="Compact"/>
+              <w:jc w:val="left"/>
             </w:pPr>
             <w:r>
               <w:t xml:space="preserve">LEDs 1-8 en orden en ambos lados</w:t>
@@ -8419,6 +8790,7 @@
           <w:p>
             <w:pPr>
               <w:pStyle w:val="Compact"/>
+              <w:jc w:val="left"/>
             </w:pPr>
             <w:r>
               <w:t xml:space="preserve">Cable</w:t>
@@ -8442,6 +8814,7 @@
           <w:p>
             <w:pPr>
               <w:pStyle w:val="Compact"/>
+              <w:jc w:val="left"/>
             </w:pPr>
             <w:r>
               <w:t xml:space="preserve">Un LED de un pin no enciende (en uno o ambos lados)</w:t>
@@ -8453,6 +8826,7 @@
           <w:p>
             <w:pPr>
               <w:pStyle w:val="Compact"/>
+              <w:jc w:val="left"/>
             </w:pPr>
             <w:r>
               <w:rPr>
@@ -8476,6 +8850,7 @@
           <w:p>
             <w:pPr>
               <w:pStyle w:val="Compact"/>
+              <w:jc w:val="left"/>
             </w:pPr>
             <w:r>
               <w:t xml:space="preserve">LEDs de dos pines intercambiados (ej. 1 y 2 cruzados)</w:t>
@@ -8487,6 +8862,7 @@
           <w:p>
             <w:pPr>
               <w:pStyle w:val="Compact"/>
+              <w:jc w:val="left"/>
             </w:pPr>
             <w:r>
               <w:rPr>
@@ -8504,6 +8880,7 @@
           <w:p>
             <w:pPr>
               <w:pStyle w:val="Compact"/>
+              <w:jc w:val="left"/>
             </w:pPr>
             <w:r>
               <w:t xml:space="preserve">Orden raro en los LEDs (en testers con detección de split)</w:t>
@@ -8515,6 +8892,7 @@
           <w:p>
             <w:pPr>
               <w:pStyle w:val="Compact"/>
+              <w:jc w:val="left"/>
             </w:pPr>
             <w:r>
               <w:rPr>
@@ -8535,6 +8913,7 @@
           <w:p>
             <w:pPr>
               <w:pStyle w:val="Compact"/>
+              <w:jc w:val="left"/>
             </w:pPr>
             <w:r>
               <w:t xml:space="preserve">LEDs 1-8 en orden pero en el lateral destino el orden es 8-1</w:t>
@@ -8546,6 +8925,7 @@
           <w:p>
             <w:pPr>
               <w:pStyle w:val="Compact"/>
+              <w:jc w:val="left"/>
             </w:pPr>
             <w:r>
               <w:rPr>
@@ -8569,6 +8949,7 @@
           <w:p>
             <w:pPr>
               <w:pStyle w:val="Compact"/>
+              <w:jc w:val="left"/>
             </w:pPr>
             <w:r>
               <w:t xml:space="preserve">LEDs 1-6 pero no 7-8</w:t>
@@ -8580,6 +8961,7 @@
           <w:p>
             <w:pPr>
               <w:pStyle w:val="Compact"/>
+              <w:jc w:val="left"/>
             </w:pPr>
             <w:r>
               <w:t xml:space="preserve">Solo 3 pares conectados:</w:t>
@@ -8627,7 +9009,7 @@
       <w:r>
         <w:t xml:space="preserve"> </w:t>
       </w:r>
-      <w:hyperlink r:id="rId15">
+      <w:hyperlink r:id="rId26">
         <w:r>
           <w:rPr>
             <w:rStyle w:val="Hyperlink"/>
@@ -8646,8 +9028,8 @@
         </w:pict>
       </w:r>
     </w:p>
-    <w:bookmarkEnd w:id="80"/>
-    <w:bookmarkStart w:id="81" w:name="X8bbc762308db20c6ee5873f0c6214c5d25e867c"/>
+    <w:bookmarkEnd w:id="91"/>
+    <w:bookmarkStart w:id="92" w:name="X8bbc762308db20c6ee5873f0c6214c5d25e867c"/>
     <w:p>
       <w:pPr>
         <w:pStyle w:val="Heading2"/>
@@ -8787,7 +9169,13 @@
         <w:t xml:space="preserve"> </w:t>
       </w:r>
       <w:r>
-        <w:t xml:space="preserve">“funciona a 100 en vez de a 1000”</w:t>
+        <w:t xml:space="preserve">“</w:t>
+      </w:r>
+      <w:r>
+        <w:t xml:space="preserve">funciona a 100 en vez de a 1000</w:t>
+      </w:r>
+      <w:r>
+        <w:t xml:space="preserve">”</w:t>
       </w:r>
       <w:r>
         <w:t xml:space="preserve">, sospecha de pares faltantes (hilos 7-8 muertos) o de un</w:t>
@@ -8813,8 +9201,8 @@
         </w:pict>
       </w:r>
     </w:p>
-    <w:bookmarkEnd w:id="81"/>
-    <w:bookmarkStart w:id="82" w:name="X4dd96a7f67c8ddd72b04952d578bd021e29cccb"/>
+    <w:bookmarkEnd w:id="92"/>
+    <w:bookmarkStart w:id="93" w:name="X4dd96a7f67c8ddd72b04952d578bd021e29cccb"/>
     <w:p>
       <w:pPr>
         <w:pStyle w:val="Heading2"/>
@@ -8997,8 +9385,8 @@
         </w:pict>
       </w:r>
     </w:p>
-    <w:bookmarkEnd w:id="82"/>
-    <w:bookmarkStart w:id="83" w:name="mini-chequeo-3"/>
+    <w:bookmarkEnd w:id="93"/>
+    <w:bookmarkStart w:id="94" w:name="mini-chequeo-3"/>
     <w:p>
       <w:pPr>
         <w:pStyle w:val="Heading2"/>
@@ -9226,8 +9614,8 @@
         </w:pict>
       </w:r>
     </w:p>
-    <w:bookmarkEnd w:id="83"/>
-    <w:bookmarkStart w:id="84" w:name="resumen-en-3-frases-3"/>
+    <w:bookmarkEnd w:id="94"/>
+    <w:bookmarkStart w:id="95" w:name="resumen-en-3-frases-3"/>
     <w:p>
       <w:pPr>
         <w:pStyle w:val="Heading2"/>
@@ -9311,8 +9699,8 @@
         <w:t xml:space="preserve">: el split pair y los problemas de interferencia requieren un ojo entrenado o un certificador.</w:t>
       </w:r>
     </w:p>
-    <w:bookmarkEnd w:id="84"/>
-    <w:bookmarkStart w:id="85" w:name="vocabulario-rápido-3"/>
+    <w:bookmarkEnd w:id="95"/>
+    <w:bookmarkStart w:id="96" w:name="vocabulario-rápido-3"/>
     <w:p>
       <w:pPr>
         <w:pStyle w:val="Heading2"/>
@@ -9325,6 +9713,7 @@
       <w:tblPr>
         <w:tblStyle w:val="Table"/>
         <w:tblW w:type="pct" w:w="5000"/>
+        <w:jc w:val="left"/>
         <w:tblLayout w:type="fixed"/>
         <w:tblLook w:firstRow="1" w:lastRow="0" w:firstColumn="0" w:lastColumn="0" w:noHBand="0" w:noVBand="0" w:val="0020"/>
       </w:tblPr>
@@ -9341,6 +9730,7 @@
           <w:p>
             <w:pPr>
               <w:pStyle w:val="Compact"/>
+              <w:jc w:val="left"/>
             </w:pPr>
             <w:r>
               <w:t xml:space="preserve">Término</w:t>
@@ -9352,6 +9742,7 @@
           <w:p>
             <w:pPr>
               <w:pStyle w:val="Compact"/>
+              <w:jc w:val="left"/>
             </w:pPr>
             <w:r>
               <w:t xml:space="preserve">Idea general</w:t>
@@ -9365,6 +9756,7 @@
           <w:p>
             <w:pPr>
               <w:pStyle w:val="Compact"/>
+              <w:jc w:val="left"/>
             </w:pPr>
             <w:r>
               <w:t xml:space="preserve">Crimpar</w:t>
@@ -9376,6 +9768,7 @@
           <w:p>
             <w:pPr>
               <w:pStyle w:val="Compact"/>
+              <w:jc w:val="left"/>
             </w:pPr>
             <w:r>
               <w:t xml:space="preserve">Fijar los hilos al conector con la crimpadora</w:t>
@@ -9389,6 +9782,7 @@
           <w:p>
             <w:pPr>
               <w:pStyle w:val="Compact"/>
+              <w:jc w:val="left"/>
             </w:pPr>
             <w:r>
               <w:t xml:space="preserve">Tester</w:t>
@@ -9400,6 +9794,7 @@
           <w:p>
             <w:pPr>
               <w:pStyle w:val="Compact"/>
+              <w:jc w:val="left"/>
             </w:pPr>
             <w:r>
               <w:t xml:space="preserve">Comprobador de continuidad y orden de pines</w:t>
@@ -9413,6 +9808,7 @@
           <w:p>
             <w:pPr>
               <w:pStyle w:val="Compact"/>
+              <w:jc w:val="left"/>
             </w:pPr>
             <w:r>
               <w:t xml:space="preserve">Split pair</w:t>
@@ -9424,6 +9820,7 @@
           <w:p>
             <w:pPr>
               <w:pStyle w:val="Compact"/>
+              <w:jc w:val="left"/>
             </w:pPr>
             <w:r>
               <w:t xml:space="preserve">Par que no respeta la pareja cancelativa (error traicionero)</w:t>
@@ -9437,6 +9834,7 @@
           <w:p>
             <w:pPr>
               <w:pStyle w:val="Compact"/>
+              <w:jc w:val="left"/>
             </w:pPr>
             <w:r>
               <w:t xml:space="preserve">Continuidad</w:t>
@@ -9448,6 +9846,7 @@
           <w:p>
             <w:pPr>
               <w:pStyle w:val="Compact"/>
+              <w:jc w:val="left"/>
             </w:pPr>
             <w:r>
               <w:t xml:space="preserve">Que cada pin tenga su hilo conectado de punta a punta</w:t>
@@ -9461,6 +9860,7 @@
           <w:p>
             <w:pPr>
               <w:pStyle w:val="Compact"/>
+              <w:jc w:val="left"/>
             </w:pPr>
             <w:r>
               <w:t xml:space="preserve">Latiguillo</w:t>
@@ -9472,6 +9872,7 @@
           <w:p>
             <w:pPr>
               <w:pStyle w:val="Compact"/>
+              <w:jc w:val="left"/>
             </w:pPr>
             <w:r>
               <w:t xml:space="preserve">Cable terminado con RJ45 en ambos extremos</w:t>
@@ -9497,7 +9898,7 @@
       <w:r>
         <w:t xml:space="preserve"> </w:t>
       </w:r>
-      <w:hyperlink r:id="rId40">
+      <w:hyperlink r:id="rId51">
         <w:r>
           <w:rPr>
             <w:rStyle w:val="Hyperlink"/>
@@ -9524,7 +9925,7 @@
       <w:r>
         <w:t xml:space="preserve"> </w:t>
       </w:r>
-      <w:hyperlink r:id="rId12">
+      <w:hyperlink r:id="rId23">
         <w:r>
           <w:rPr>
             <w:rStyle w:val="Hyperlink"/>
@@ -9551,7 +9952,7 @@
       <w:r>
         <w:t xml:space="preserve"> </w:t>
       </w:r>
-      <w:hyperlink r:id="rId14">
+      <w:hyperlink r:id="rId25">
         <w:r>
           <w:rPr>
             <w:rStyle w:val="Hyperlink"/>
@@ -9560,9 +9961,9 @@
         </w:r>
       </w:hyperlink>
     </w:p>
-    <w:bookmarkEnd w:id="85"/>
-    <w:bookmarkEnd w:id="86"/>
-    <w:bookmarkStart w:id="102" w:name="fibra-óptica"/>
+    <w:bookmarkEnd w:id="96"/>
+    <w:bookmarkEnd w:id="97"/>
+    <w:bookmarkStart w:id="113" w:name="fibra-óptica"/>
     <w:p>
       <w:pPr>
         <w:pStyle w:val="Heading1"/>
@@ -9626,7 +10027,7 @@
         </w:pict>
       </w:r>
     </w:p>
-    <w:bookmarkStart w:id="87" w:name="la-idea-en-una-frase-4"/>
+    <w:bookmarkStart w:id="98" w:name="la-idea-en-una-frase-4"/>
     <w:p>
       <w:pPr>
         <w:pStyle w:val="Heading2"/>
@@ -9685,7 +10086,7 @@
       <w:r>
         <w:t xml:space="preserve"> </w:t>
       </w:r>
-      <w:hyperlink r:id="rId10">
+      <w:hyperlink r:id="rId21">
         <w:r>
           <w:rPr>
             <w:rStyle w:val="Hyperlink"/>
@@ -9703,7 +10104,13 @@
         <w:t xml:space="preserve"> </w:t>
       </w:r>
       <w:r>
-        <w:t xml:space="preserve">“cara y kilométrica”</w:t>
+        <w:t xml:space="preserve">“</w:t>
+      </w:r>
+      <w:r>
+        <w:t xml:space="preserve">cara y kilométrica</w:t>
+      </w:r>
+      <w:r>
+        <w:t xml:space="preserve">”</w:t>
       </w:r>
       <w:r>
         <w:t xml:space="preserve">. Aquí toca el detalle fino: por qué, y cuándo justifica su precio.</w:t>
@@ -9716,8 +10123,8 @@
         </w:pict>
       </w:r>
     </w:p>
-    <w:bookmarkEnd w:id="87"/>
-    <w:bookmarkStart w:id="88" w:name="ventajas-frente-al-cobre"/>
+    <w:bookmarkEnd w:id="98"/>
+    <w:bookmarkStart w:id="99" w:name="ventajas-frente-al-cobre"/>
     <w:p>
       <w:pPr>
         <w:pStyle w:val="Heading2"/>
@@ -9730,6 +10137,7 @@
       <w:tblPr>
         <w:tblStyle w:val="Table"/>
         <w:tblW w:type="pct" w:w="5000"/>
+        <w:jc w:val="left"/>
         <w:tblLayout w:type="fixed"/>
         <w:tblLook w:firstRow="1" w:lastRow="0" w:firstColumn="0" w:lastColumn="0" w:noHBand="0" w:noVBand="0" w:val="0020"/>
       </w:tblPr>
@@ -9746,6 +10154,7 @@
           <w:p>
             <w:pPr>
               <w:pStyle w:val="Compact"/>
+              <w:jc w:val="left"/>
             </w:pPr>
             <w:r>
               <w:t xml:space="preserve">Ventaja</w:t>
@@ -9757,6 +10166,7 @@
           <w:p>
             <w:pPr>
               <w:pStyle w:val="Compact"/>
+              <w:jc w:val="left"/>
             </w:pPr>
             <w:r>
               <w:t xml:space="preserve">Qué significa en la práctica</w:t>
@@ -9770,6 +10180,7 @@
           <w:p>
             <w:pPr>
               <w:pStyle w:val="Compact"/>
+              <w:jc w:val="left"/>
             </w:pPr>
             <w:r>
               <w:rPr>
@@ -9785,6 +10196,7 @@
           <w:p>
             <w:pPr>
               <w:pStyle w:val="Compact"/>
+              <w:jc w:val="left"/>
             </w:pPr>
             <w:r>
               <w:t xml:space="preserve">Hasta 400 Gbps y más; el cobre se queda en 25-40 Gbps (Cat8) y solo a 30 m</w:t>
@@ -9798,6 +10210,7 @@
           <w:p>
             <w:pPr>
               <w:pStyle w:val="Compact"/>
+              <w:jc w:val="left"/>
             </w:pPr>
             <w:r>
               <w:rPr>
@@ -9813,6 +10226,7 @@
           <w:p>
             <w:pPr>
               <w:pStyle w:val="Compact"/>
+              <w:jc w:val="left"/>
             </w:pPr>
             <w:r>
               <w:t xml:space="preserve">Kilómetros sin repetidor; el cobre muere a 100 m</w:t>
@@ -9826,6 +10240,7 @@
           <w:p>
             <w:pPr>
               <w:pStyle w:val="Compact"/>
+              <w:jc w:val="left"/>
             </w:pPr>
             <w:r>
               <w:rPr>
@@ -9841,6 +10256,7 @@
           <w:p>
             <w:pPr>
               <w:pStyle w:val="Compact"/>
+              <w:jc w:val="left"/>
             </w:pPr>
             <w:r>
               <w:t xml:space="preserve">Motores, fluorescentes, rayos: a la luz le da igual</w:t>
@@ -9854,6 +10270,7 @@
           <w:p>
             <w:pPr>
               <w:pStyle w:val="Compact"/>
+              <w:jc w:val="left"/>
             </w:pPr>
             <w:r>
               <w:rPr>
@@ -9869,6 +10286,7 @@
           <w:p>
             <w:pPr>
               <w:pStyle w:val="Compact"/>
+              <w:jc w:val="left"/>
             </w:pPr>
             <w:r>
               <w:t xml:space="preserve">Interceptar un pulso de luz sin ser detectado es muy difícil</w:t>
@@ -9882,6 +10300,7 @@
           <w:p>
             <w:pPr>
               <w:pStyle w:val="Compact"/>
+              <w:jc w:val="left"/>
             </w:pPr>
             <w:r>
               <w:rPr>
@@ -9897,6 +10316,7 @@
           <w:p>
             <w:pPr>
               <w:pStyle w:val="Compact"/>
+              <w:jc w:val="left"/>
             </w:pPr>
             <w:r>
               <w:t xml:space="preserve">Lleva mucha más capacidad en un cable más fino</w:t>
@@ -9933,8 +10353,8 @@
         </w:pict>
       </w:r>
     </w:p>
-    <w:bookmarkEnd w:id="88"/>
-    <w:bookmarkStart w:id="92" w:name="monomodo-smf-vs-multimodo-mmf"/>
+    <w:bookmarkEnd w:id="99"/>
+    <w:bookmarkStart w:id="103" w:name="monomodo-smf-vs-multimodo-mmf"/>
     <w:p>
       <w:pPr>
         <w:pStyle w:val="Heading2"/>
@@ -9955,6 +10375,7 @@
       <w:tblPr>
         <w:tblStyle w:val="Table"/>
         <w:tblW w:type="auto" w:w="0"/>
+        <w:jc w:val="left"/>
         <w:tblLook w:firstRow="1" w:lastRow="0" w:firstColumn="0" w:lastColumn="0" w:noHBand="0" w:noVBand="0" w:val="0020"/>
       </w:tblPr>
       <w:tblGrid>
@@ -9971,6 +10392,7 @@
           <w:p>
             <w:pPr>
               <w:pStyle w:val="Compact"/>
+              <w:jc w:val="left"/>
             </w:pPr>
             <w:r>
               <w:t xml:space="preserve">Característica</w:t>
@@ -9982,6 +10404,7 @@
           <w:p>
             <w:pPr>
               <w:pStyle w:val="Compact"/>
+              <w:jc w:val="left"/>
             </w:pPr>
             <w:r>
               <w:t xml:space="preserve">Monomodo (SMF)</w:t>
@@ -9993,6 +10416,7 @@
           <w:p>
             <w:pPr>
               <w:pStyle w:val="Compact"/>
+              <w:jc w:val="left"/>
             </w:pPr>
             <w:r>
               <w:t xml:space="preserve">Multimodo (MMF)</w:t>
@@ -10006,6 +10430,7 @@
           <w:p>
             <w:pPr>
               <w:pStyle w:val="Compact"/>
+              <w:jc w:val="left"/>
             </w:pPr>
             <w:r>
               <w:t xml:space="preserve">Núcleo</w:t>
@@ -10017,6 +10442,7 @@
           <w:p>
             <w:pPr>
               <w:pStyle w:val="Compact"/>
+              <w:jc w:val="left"/>
             </w:pPr>
             <w:r>
               <w:t xml:space="preserve">9 µm (muy fino)</w:t>
@@ -10028,6 +10454,7 @@
           <w:p>
             <w:pPr>
               <w:pStyle w:val="Compact"/>
+              <w:jc w:val="left"/>
             </w:pPr>
             <w:r>
               <w:t xml:space="preserve">50-62,5 µm (más grueso)</w:t>
@@ -10041,6 +10468,7 @@
           <w:p>
             <w:pPr>
               <w:pStyle w:val="Compact"/>
+              <w:jc w:val="left"/>
             </w:pPr>
             <w:r>
               <w:t xml:space="preserve">Fuente de luz</w:t>
@@ -10052,6 +10480,7 @@
           <w:p>
             <w:pPr>
               <w:pStyle w:val="Compact"/>
+              <w:jc w:val="left"/>
             </w:pPr>
             <w:r>
               <w:t xml:space="preserve">Láser</w:t>
@@ -10063,6 +10492,7 @@
           <w:p>
             <w:pPr>
               <w:pStyle w:val="Compact"/>
+              <w:jc w:val="left"/>
             </w:pPr>
             <w:r>
               <w:t xml:space="preserve">LED (OM1/OM2) o VCSEL (OM3/OM4)</w:t>
@@ -10076,6 +10506,7 @@
           <w:p>
             <w:pPr>
               <w:pStyle w:val="Compact"/>
+              <w:jc w:val="left"/>
             </w:pPr>
             <w:r>
               <w:t xml:space="preserve">Distancia máx</w:t>
@@ -10087,6 +10518,7 @@
           <w:p>
             <w:pPr>
               <w:pStyle w:val="Compact"/>
+              <w:jc w:val="left"/>
             </w:pPr>
             <w:r>
               <w:t xml:space="preserve">40+ km</w:t>
@@ -10098,6 +10530,7 @@
           <w:p>
             <w:pPr>
               <w:pStyle w:val="Compact"/>
+              <w:jc w:val="left"/>
             </w:pPr>
             <w:r>
               <w:t xml:space="preserve">550 m (OM4; OM3 llega a 300 m)</w:t>
@@ -10111,6 +10544,7 @@
           <w:p>
             <w:pPr>
               <w:pStyle w:val="Compact"/>
+              <w:jc w:val="left"/>
             </w:pPr>
             <w:r>
               <w:t xml:space="preserve">Coste</w:t>
@@ -10122,6 +10556,7 @@
           <w:p>
             <w:pPr>
               <w:pStyle w:val="Compact"/>
+              <w:jc w:val="left"/>
             </w:pPr>
             <w:r>
               <w:t xml:space="preserve">Más caro (láser + conectores de precisión)</w:t>
@@ -10133,6 +10568,7 @@
           <w:p>
             <w:pPr>
               <w:pStyle w:val="Compact"/>
+              <w:jc w:val="left"/>
             </w:pPr>
             <w:r>
               <w:t xml:space="preserve">Más barato</w:t>
@@ -10146,6 +10582,7 @@
           <w:p>
             <w:pPr>
               <w:pStyle w:val="Compact"/>
+              <w:jc w:val="left"/>
             </w:pPr>
             <w:r>
               <w:t xml:space="preserve">Uso típico</w:t>
@@ -10157,6 +10594,7 @@
           <w:p>
             <w:pPr>
               <w:pStyle w:val="Compact"/>
+              <w:jc w:val="left"/>
             </w:pPr>
             <w:r>
               <w:t xml:space="preserve">WAN, ISP, larga distancia</w:t>
@@ -10168,6 +10606,7 @@
           <w:p>
             <w:pPr>
               <w:pStyle w:val="Compact"/>
+              <w:jc w:val="left"/>
             </w:pPr>
             <w:r>
               <w:t xml:space="preserve">LAN, datacenter, campus</w:t>
@@ -10219,12 +10658,12 @@
           <wp:inline>
             <wp:extent cx="5334000" cy="3129280"/>
             <wp:effectExtent b="0" l="0" r="0" t="0"/>
-            <wp:docPr descr="Fibra monomodo (SMF) vs multimodo (MMF): núcleo, fuente de luz, distancia y coste" title="" id="90" name="Picture"/>
+            <wp:docPr descr="Fibra monomodo (SMF) vs multimodo (MMF): núcleo, fuente de luz, distancia y coste" title="" id="101" name="Picture"/>
             <a:graphic>
               <a:graphicData uri="http://schemas.openxmlformats.org/drawingml/2006/picture">
                 <pic:pic>
                   <pic:nvPicPr>
-                    <pic:cNvPr descr="public/diagrams/u02-fibra-smf-mmf.svg" id="91" name="Picture"/>
+                    <pic:cNvPr descr="public/diagrams/u02-fibra-smf-mmf.svg" id="102" name="Picture"/>
                     <pic:cNvPicPr>
                       <a:picLocks noChangeArrowheads="1" noChangeAspect="1"/>
                     </pic:cNvPicPr>
@@ -10236,7 +10675,7 @@
                           <a14:useLocalDpi xmlns:a14="http://schemas.microsoft.com/office/drawing/2010/main" val="0"/>
                         </a:ext>
                         <a:ext uri="{96DAC541-7B7A-43D3-8B79-37D633B846F1}">
-                          <asvg:svgBlip xmlns:asvg="http://schemas.microsoft.com/office/drawing/2016/SVG/main" r:embed="rId89"/>
+                          <asvg:svgBlip xmlns:asvg="http://schemas.microsoft.com/office/drawing/2016/SVG/main" r:embed="rId100"/>
                         </a:ext>
                       </a:extLst>
                     </a:blip>
@@ -10281,8 +10720,8 @@
         </w:pict>
       </w:r>
     </w:p>
-    <w:bookmarkEnd w:id="92"/>
-    <w:bookmarkStart w:id="96" w:name="conectores-de-fibra"/>
+    <w:bookmarkEnd w:id="103"/>
+    <w:bookmarkStart w:id="107" w:name="conectores-de-fibra"/>
     <w:p>
       <w:pPr>
         <w:pStyle w:val="Heading2"/>
@@ -10303,6 +10742,7 @@
       <w:tblPr>
         <w:tblStyle w:val="Table"/>
         <w:tblW w:type="auto" w:w="0"/>
+        <w:jc w:val="left"/>
         <w:tblLook w:firstRow="1" w:lastRow="0" w:firstColumn="0" w:lastColumn="0" w:noHBand="0" w:noVBand="0" w:val="0020"/>
       </w:tblPr>
       <w:tblGrid>
@@ -10319,6 +10759,7 @@
           <w:p>
             <w:pPr>
               <w:pStyle w:val="Compact"/>
+              <w:jc w:val="left"/>
             </w:pPr>
             <w:r>
               <w:t xml:space="preserve">Conector</w:t>
@@ -10330,6 +10771,7 @@
           <w:p>
             <w:pPr>
               <w:pStyle w:val="Compact"/>
+              <w:jc w:val="left"/>
             </w:pPr>
             <w:r>
               <w:t xml:space="preserve">Tipo</w:t>
@@ -10341,6 +10783,7 @@
           <w:p>
             <w:pPr>
               <w:pStyle w:val="Compact"/>
+              <w:jc w:val="left"/>
             </w:pPr>
             <w:r>
               <w:t xml:space="preserve">Uso</w:t>
@@ -10354,6 +10797,7 @@
           <w:p>
             <w:pPr>
               <w:pStyle w:val="Compact"/>
+              <w:jc w:val="left"/>
             </w:pPr>
             <w:r>
               <w:rPr>
@@ -10369,6 +10813,7 @@
           <w:p>
             <w:pPr>
               <w:pStyle w:val="Compact"/>
+              <w:jc w:val="left"/>
             </w:pPr>
             <w:r>
               <w:t xml:space="preserve">Pequeño, push-pull</w:t>
@@ -10380,6 +10825,7 @@
           <w:p>
             <w:pPr>
               <w:pStyle w:val="Compact"/>
+              <w:jc w:val="left"/>
             </w:pPr>
             <w:r>
               <w:t xml:space="preserve">Estándar en datacenters y SFP</w:t>
@@ -10393,6 +10839,7 @@
           <w:p>
             <w:pPr>
               <w:pStyle w:val="Compact"/>
+              <w:jc w:val="left"/>
             </w:pPr>
             <w:r>
               <w:rPr>
@@ -10408,6 +10855,7 @@
           <w:p>
             <w:pPr>
               <w:pStyle w:val="Compact"/>
+              <w:jc w:val="left"/>
             </w:pPr>
             <w:r>
               <w:t xml:space="preserve">Cuadrado, push-pull</w:t>
@@ -10419,6 +10867,7 @@
           <w:p>
             <w:pPr>
               <w:pStyle w:val="Compact"/>
+              <w:jc w:val="left"/>
             </w:pPr>
             <w:r>
               <w:t xml:space="preserve">Redes de telecomunicaciones</w:t>
@@ -10432,6 +10881,7 @@
           <w:p>
             <w:pPr>
               <w:pStyle w:val="Compact"/>
+              <w:jc w:val="left"/>
             </w:pPr>
             <w:r>
               <w:rPr>
@@ -10447,6 +10897,7 @@
           <w:p>
             <w:pPr>
               <w:pStyle w:val="Compact"/>
+              <w:jc w:val="left"/>
             </w:pPr>
             <w:r>
               <w:t xml:space="preserve">Redondo, bayoneta</w:t>
@@ -10458,6 +10909,7 @@
           <w:p>
             <w:pPr>
               <w:pStyle w:val="Compact"/>
+              <w:jc w:val="left"/>
             </w:pPr>
             <w:r>
               <w:t xml:space="preserve">Redes legacy</w:t>
@@ -10471,6 +10923,7 @@
           <w:p>
             <w:pPr>
               <w:pStyle w:val="Compact"/>
+              <w:jc w:val="left"/>
             </w:pPr>
             <w:r>
               <w:rPr>
@@ -10486,6 +10939,7 @@
           <w:p>
             <w:pPr>
               <w:pStyle w:val="Compact"/>
+              <w:jc w:val="left"/>
             </w:pPr>
             <w:r>
               <w:t xml:space="preserve">Rosca</w:t>
@@ -10497,6 +10951,7 @@
           <w:p>
             <w:pPr>
               <w:pStyle w:val="Compact"/>
+              <w:jc w:val="left"/>
             </w:pPr>
             <w:r>
               <w:t xml:space="preserve">Entornos de vibración</w:t>
@@ -10554,18 +11009,18 @@
           <wp:inline>
             <wp:extent cx="5334000" cy="3556000"/>
             <wp:effectExtent b="0" l="0" r="0" t="0"/>
-            <wp:docPr descr="Conectores de fibra óptica de colores en un panel de datos" title="" id="94" name="Picture"/>
+            <wp:docPr descr="Conectores de fibra óptica de colores en un panel de datos" title="" id="105" name="Picture"/>
             <a:graphic>
               <a:graphicData uri="http://schemas.openxmlformats.org/drawingml/2006/picture">
                 <pic:pic>
                   <pic:nvPicPr>
-                    <pic:cNvPr descr="public/photos/u02-fibra-conectores.jpg" id="95" name="Picture"/>
+                    <pic:cNvPr descr="public/photos/u02-fibra-conectores.jpg" id="106" name="Picture"/>
                     <pic:cNvPicPr>
                       <a:picLocks noChangeArrowheads="1" noChangeAspect="1"/>
                     </pic:cNvPicPr>
                   </pic:nvPicPr>
                   <pic:blipFill>
-                    <a:blip r:embed="rId93"/>
+                    <a:blip r:embed="rId104"/>
                     <a:stretch>
                       <a:fillRect/>
                     </a:stretch>
@@ -10607,8 +11062,8 @@
         </w:pict>
       </w:r>
     </w:p>
-    <w:bookmarkEnd w:id="96"/>
-    <w:bookmarkStart w:id="97" w:name="sfp-el-puerto-que-cambia-de-piel"/>
+    <w:bookmarkEnd w:id="107"/>
+    <w:bookmarkStart w:id="108" w:name="sfp-el-puerto-que-cambia-de-piel"/>
     <w:p>
       <w:pPr>
         <w:pStyle w:val="Heading2"/>
@@ -10671,6 +11126,7 @@
       <w:tblPr>
         <w:tblStyle w:val="Table"/>
         <w:tblW w:type="auto" w:w="0"/>
+        <w:jc w:val="left"/>
         <w:tblLook w:firstRow="1" w:lastRow="0" w:firstColumn="0" w:lastColumn="0" w:noHBand="0" w:noVBand="0" w:val="0020"/>
       </w:tblPr>
       <w:tblGrid>
@@ -10688,6 +11144,7 @@
           <w:p>
             <w:pPr>
               <w:pStyle w:val="Compact"/>
+              <w:jc w:val="left"/>
             </w:pPr>
             <w:r>
               <w:t xml:space="preserve">Módulo SFP</w:t>
@@ -10699,6 +11156,7 @@
           <w:p>
             <w:pPr>
               <w:pStyle w:val="Compact"/>
+              <w:jc w:val="left"/>
             </w:pPr>
             <w:r>
               <w:t xml:space="preserve">Medio</w:t>
@@ -10710,6 +11168,7 @@
           <w:p>
             <w:pPr>
               <w:pStyle w:val="Compact"/>
+              <w:jc w:val="left"/>
             </w:pPr>
             <w:r>
               <w:t xml:space="preserve">Conector</w:t>
@@ -10721,6 +11180,7 @@
           <w:p>
             <w:pPr>
               <w:pStyle w:val="Compact"/>
+              <w:jc w:val="left"/>
             </w:pPr>
             <w:r>
               <w:t xml:space="preserve">Alcance típico</w:t>
@@ -10734,6 +11194,7 @@
           <w:p>
             <w:pPr>
               <w:pStyle w:val="Compact"/>
+              <w:jc w:val="left"/>
             </w:pPr>
             <w:r>
               <w:rPr>
@@ -10749,6 +11210,7 @@
           <w:p>
             <w:pPr>
               <w:pStyle w:val="Compact"/>
+              <w:jc w:val="left"/>
             </w:pPr>
             <w:r>
               <w:t xml:space="preserve">Cobre (UTP)</w:t>
@@ -10760,6 +11222,7 @@
           <w:p>
             <w:pPr>
               <w:pStyle w:val="Compact"/>
+              <w:jc w:val="left"/>
             </w:pPr>
             <w:r>
               <w:t xml:space="preserve">RJ45</w:t>
@@ -10771,6 +11234,7 @@
           <w:p>
             <w:pPr>
               <w:pStyle w:val="Compact"/>
+              <w:jc w:val="left"/>
             </w:pPr>
             <w:r>
               <w:t xml:space="preserve">100 m</w:t>
@@ -10784,6 +11248,7 @@
           <w:p>
             <w:pPr>
               <w:pStyle w:val="Compact"/>
+              <w:jc w:val="left"/>
             </w:pPr>
             <w:r>
               <w:rPr>
@@ -10799,6 +11264,7 @@
           <w:p>
             <w:pPr>
               <w:pStyle w:val="Compact"/>
+              <w:jc w:val="left"/>
             </w:pPr>
             <w:r>
               <w:t xml:space="preserve">Fibra monomodo/MMF</w:t>
@@ -10810,6 +11276,7 @@
           <w:p>
             <w:pPr>
               <w:pStyle w:val="Compact"/>
+              <w:jc w:val="left"/>
             </w:pPr>
             <w:r>
               <w:t xml:space="preserve">LC</w:t>
@@ -10821,6 +11288,7 @@
           <w:p>
             <w:pPr>
               <w:pStyle w:val="Compact"/>
+              <w:jc w:val="left"/>
             </w:pPr>
             <w:r>
               <w:t xml:space="preserve">hasta 10 km</w:t>
@@ -10857,8 +11325,8 @@
         </w:pict>
       </w:r>
     </w:p>
-    <w:bookmarkEnd w:id="97"/>
-    <w:bookmarkStart w:id="98" w:name="clases-de-fibra-las-siglas-om-y-os"/>
+    <w:bookmarkEnd w:id="108"/>
+    <w:bookmarkStart w:id="109" w:name="clases-de-fibra-las-siglas-om-y-os"/>
     <w:p>
       <w:pPr>
         <w:pStyle w:val="Heading2"/>
@@ -10931,6 +11399,7 @@
       <w:tblPr>
         <w:tblStyle w:val="Table"/>
         <w:tblW w:type="pct" w:w="5000"/>
+        <w:jc w:val="left"/>
         <w:tblLayout w:type="fixed"/>
         <w:tblLook w:firstRow="1" w:lastRow="0" w:firstColumn="0" w:lastColumn="0" w:noHBand="0" w:noVBand="0" w:val="0020"/>
       </w:tblPr>
@@ -10948,6 +11417,7 @@
           <w:p>
             <w:pPr>
               <w:pStyle w:val="Compact"/>
+              <w:jc w:val="left"/>
             </w:pPr>
             <w:r>
               <w:t xml:space="preserve">Clase</w:t>
@@ -10959,6 +11429,7 @@
           <w:p>
             <w:pPr>
               <w:pStyle w:val="Compact"/>
+              <w:jc w:val="left"/>
             </w:pPr>
             <w:r>
               <w:t xml:space="preserve">Tipo</w:t>
@@ -10970,6 +11441,7 @@
           <w:p>
             <w:pPr>
               <w:pStyle w:val="Compact"/>
+              <w:jc w:val="left"/>
             </w:pPr>
             <w:r>
               <w:t xml:space="preserve">Caudal y distancia típicos</w:t>
@@ -10983,6 +11455,7 @@
           <w:p>
             <w:pPr>
               <w:pStyle w:val="Compact"/>
+              <w:jc w:val="left"/>
             </w:pPr>
             <w:r>
               <w:t xml:space="preserve">OM1 / OM2</w:t>
@@ -10994,6 +11467,7 @@
           <w:p>
             <w:pPr>
               <w:pStyle w:val="Compact"/>
+              <w:jc w:val="left"/>
             </w:pPr>
             <w:r>
               <w:t xml:space="preserve">Multimodo antiguo</w:t>
@@ -11005,6 +11479,7 @@
           <w:p>
             <w:pPr>
               <w:pStyle w:val="Compact"/>
+              <w:jc w:val="left"/>
             </w:pPr>
             <w:r>
               <w:t xml:space="preserve">62,5 / 50 µm, 1 Gbps hasta 200-550 m según la clase</w:t>
@@ -11018,6 +11493,7 @@
           <w:p>
             <w:pPr>
               <w:pStyle w:val="Compact"/>
+              <w:jc w:val="left"/>
             </w:pPr>
             <w:r>
               <w:t xml:space="preserve">OM3</w:t>
@@ -11029,6 +11505,7 @@
           <w:p>
             <w:pPr>
               <w:pStyle w:val="Compact"/>
+              <w:jc w:val="left"/>
             </w:pPr>
             <w:r>
               <w:t xml:space="preserve">Multimodo (láser optimizado)</w:t>
@@ -11040,6 +11517,7 @@
           <w:p>
             <w:pPr>
               <w:pStyle w:val="Compact"/>
+              <w:jc w:val="left"/>
             </w:pPr>
             <w:r>
               <w:t xml:space="preserve">10 Gbps hasta 300 m (el estándar de los campus modernos)</w:t>
@@ -11053,6 +11531,7 @@
           <w:p>
             <w:pPr>
               <w:pStyle w:val="Compact"/>
+              <w:jc w:val="left"/>
             </w:pPr>
             <w:r>
               <w:t xml:space="preserve">OM4</w:t>
@@ -11064,6 +11543,7 @@
           <w:p>
             <w:pPr>
               <w:pStyle w:val="Compact"/>
+              <w:jc w:val="left"/>
             </w:pPr>
             <w:r>
               <w:t xml:space="preserve">Multimodo (láser optimizado)</w:t>
@@ -11075,6 +11555,7 @@
           <w:p>
             <w:pPr>
               <w:pStyle w:val="Compact"/>
+              <w:jc w:val="left"/>
             </w:pPr>
             <w:r>
               <w:t xml:space="preserve">10 Gbps hasta 550 m (datacenter y campus)</w:t>
@@ -11088,6 +11569,7 @@
           <w:p>
             <w:pPr>
               <w:pStyle w:val="Compact"/>
+              <w:jc w:val="left"/>
             </w:pPr>
             <w:r>
               <w:t xml:space="preserve">OS1 / OS2</w:t>
@@ -11099,6 +11581,7 @@
           <w:p>
             <w:pPr>
               <w:pStyle w:val="Compact"/>
+              <w:jc w:val="left"/>
             </w:pPr>
             <w:r>
               <w:t xml:space="preserve">Monomodo</w:t>
@@ -11110,6 +11593,7 @@
           <w:p>
             <w:pPr>
               <w:pStyle w:val="Compact"/>
+              <w:jc w:val="left"/>
             </w:pPr>
             <w:r>
               <w:t xml:space="preserve">10-400 Gbps, distancias de kilómetros (WAN, ISP)</w:t>
@@ -11177,7 +11661,13 @@
         <w:t xml:space="preserve"> </w:t>
       </w:r>
       <w:r>
-        <w:t xml:space="preserve">“lejos”</w:t>
+        <w:t xml:space="preserve">“</w:t>
+      </w:r>
+      <w:r>
+        <w:t xml:space="preserve">lejos</w:t>
+      </w:r>
+      <w:r>
+        <w:t xml:space="preserve">”</w:t>
       </w:r>
       <w:r>
         <w:t xml:space="preserve">. Todo lo demás son clases antiguas o de gama baja.</w:t>
@@ -11190,8 +11680,8 @@
         </w:pict>
       </w:r>
     </w:p>
-    <w:bookmarkEnd w:id="98"/>
-    <w:bookmarkStart w:id="99" w:name="mini-chequeo-4"/>
+    <w:bookmarkEnd w:id="109"/>
+    <w:bookmarkStart w:id="110" w:name="mini-chequeo-4"/>
     <w:p>
       <w:pPr>
         <w:pStyle w:val="Heading2"/>
@@ -11368,8 +11858,8 @@
         </w:pict>
       </w:r>
     </w:p>
-    <w:bookmarkEnd w:id="99"/>
-    <w:bookmarkStart w:id="100" w:name="resumen-en-3-frases-4"/>
+    <w:bookmarkEnd w:id="110"/>
+    <w:bookmarkStart w:id="111" w:name="resumen-en-3-frases-4"/>
     <w:p>
       <w:pPr>
         <w:pStyle w:val="Heading2"/>
@@ -11469,8 +11959,8 @@
         <w:t xml:space="preserve">hacen que un mismo puerto de switch sea de cobre o de fibra según el módulo: flexibilidad que el cobre no tiene.</w:t>
       </w:r>
     </w:p>
-    <w:bookmarkEnd w:id="100"/>
-    <w:bookmarkStart w:id="101" w:name="vocabulario-rápido-4"/>
+    <w:bookmarkEnd w:id="111"/>
+    <w:bookmarkStart w:id="112" w:name="vocabulario-rápido-4"/>
     <w:p>
       <w:pPr>
         <w:pStyle w:val="Heading2"/>
@@ -11483,6 +11973,7 @@
       <w:tblPr>
         <w:tblStyle w:val="Table"/>
         <w:tblW w:type="pct" w:w="5000"/>
+        <w:jc w:val="left"/>
         <w:tblLayout w:type="fixed"/>
         <w:tblLook w:firstRow="1" w:lastRow="0" w:firstColumn="0" w:lastColumn="0" w:noHBand="0" w:noVBand="0" w:val="0020"/>
       </w:tblPr>
@@ -11499,6 +11990,7 @@
           <w:p>
             <w:pPr>
               <w:pStyle w:val="Compact"/>
+              <w:jc w:val="left"/>
             </w:pPr>
             <w:r>
               <w:t xml:space="preserve">Término</w:t>
@@ -11510,6 +12002,7 @@
           <w:p>
             <w:pPr>
               <w:pStyle w:val="Compact"/>
+              <w:jc w:val="left"/>
             </w:pPr>
             <w:r>
               <w:t xml:space="preserve">Idea general</w:t>
@@ -11523,6 +12016,7 @@
           <w:p>
             <w:pPr>
               <w:pStyle w:val="Compact"/>
+              <w:jc w:val="left"/>
             </w:pPr>
             <w:r>
               <w:t xml:space="preserve">Fibra SMF / MMF</w:t>
@@ -11534,6 +12028,7 @@
           <w:p>
             <w:pPr>
               <w:pStyle w:val="Compact"/>
+              <w:jc w:val="left"/>
             </w:pPr>
             <w:r>
               <w:t xml:space="preserve">Monomodo (9 µm, láser, km) / Multimodo (50-62,5 µm, LED, 550 m)</w:t>
@@ -11547,6 +12042,7 @@
           <w:p>
             <w:pPr>
               <w:pStyle w:val="Compact"/>
+              <w:jc w:val="left"/>
             </w:pPr>
             <w:r>
               <w:t xml:space="preserve">Fusion splicer</w:t>
@@ -11558,6 +12054,7 @@
           <w:p>
             <w:pPr>
               <w:pStyle w:val="Compact"/>
+              <w:jc w:val="left"/>
             </w:pPr>
             <w:r>
               <w:t xml:space="preserve">Máquina que empalma fibras fundiendo el vidrio</w:t>
@@ -11571,6 +12068,7 @@
           <w:p>
             <w:pPr>
               <w:pStyle w:val="Compact"/>
+              <w:jc w:val="left"/>
             </w:pPr>
             <w:r>
               <w:t xml:space="preserve">Conector LC</w:t>
@@ -11582,6 +12080,7 @@
           <w:p>
             <w:pPr>
               <w:pStyle w:val="Compact"/>
+              <w:jc w:val="left"/>
             </w:pPr>
             <w:r>
               <w:t xml:space="preserve">Pequeño, push-pull, estándar en SFP</w:t>
@@ -11595,6 +12094,7 @@
           <w:p>
             <w:pPr>
               <w:pStyle w:val="Compact"/>
+              <w:jc w:val="left"/>
             </w:pPr>
             <w:r>
               <w:t xml:space="preserve">SFP</w:t>
@@ -11606,6 +12106,7 @@
           <w:p>
             <w:pPr>
               <w:pStyle w:val="Compact"/>
+              <w:jc w:val="left"/>
             </w:pPr>
             <w:r>
               <w:t xml:space="preserve">Módulo intercambiable que fija el medio del puerto</w:t>
@@ -11619,6 +12120,7 @@
           <w:p>
             <w:pPr>
               <w:pStyle w:val="Compact"/>
+              <w:jc w:val="left"/>
             </w:pPr>
             <w:r>
               <w:t xml:space="preserve">Láser / LED</w:t>
@@ -11630,6 +12132,7 @@
           <w:p>
             <w:pPr>
               <w:pStyle w:val="Compact"/>
+              <w:jc w:val="left"/>
             </w:pPr>
             <w:r>
               <w:t xml:space="preserve">Fuentes de luz de monomodo y multimodo</w:t>
@@ -11643,6 +12146,7 @@
           <w:p>
             <w:pPr>
               <w:pStyle w:val="Compact"/>
+              <w:jc w:val="left"/>
             </w:pPr>
             <w:r>
               <w:t xml:space="preserve">OM3 / OM4</w:t>
@@ -11654,6 +12158,7 @@
           <w:p>
             <w:pPr>
               <w:pStyle w:val="Compact"/>
+              <w:jc w:val="left"/>
             </w:pPr>
             <w:r>
               <w:t xml:space="preserve">Multimodo optimizada para láser (550 m a 10 Gbps)</w:t>
@@ -11667,6 +12172,7 @@
           <w:p>
             <w:pPr>
               <w:pStyle w:val="Compact"/>
+              <w:jc w:val="left"/>
             </w:pPr>
             <w:r>
               <w:t xml:space="preserve">OS2</w:t>
@@ -11678,6 +12184,7 @@
           <w:p>
             <w:pPr>
               <w:pStyle w:val="Compact"/>
+              <w:jc w:val="left"/>
             </w:pPr>
             <w:r>
               <w:t xml:space="preserve">Monomodo para largas distancias (WAN, ISP)</w:t>
@@ -11703,7 +12210,7 @@
       <w:r>
         <w:t xml:space="preserve"> </w:t>
       </w:r>
-      <w:hyperlink r:id="rId40">
+      <w:hyperlink r:id="rId51">
         <w:r>
           <w:rPr>
             <w:rStyle w:val="Hyperlink"/>
@@ -11730,7 +12237,7 @@
       <w:r>
         <w:t xml:space="preserve"> </w:t>
       </w:r>
-      <w:hyperlink r:id="rId13">
+      <w:hyperlink r:id="rId24">
         <w:r>
           <w:rPr>
             <w:rStyle w:val="Hyperlink"/>
@@ -11757,7 +12264,7 @@
       <w:r>
         <w:t xml:space="preserve"> </w:t>
       </w:r>
-      <w:hyperlink r:id="rId15">
+      <w:hyperlink r:id="rId26">
         <w:r>
           <w:rPr>
             <w:rStyle w:val="Hyperlink"/>
@@ -11766,9 +12273,9 @@
         </w:r>
       </w:hyperlink>
     </w:p>
-    <w:bookmarkEnd w:id="101"/>
-    <w:bookmarkEnd w:id="102"/>
-    <w:bookmarkStart w:id="116" w:name="conceptos-físicos-clave"/>
+    <w:bookmarkEnd w:id="112"/>
+    <w:bookmarkEnd w:id="113"/>
+    <w:bookmarkStart w:id="127" w:name="conceptos-físicos-clave"/>
     <w:p>
       <w:pPr>
         <w:pStyle w:val="Heading1"/>
@@ -11832,7 +12339,7 @@
         </w:pict>
       </w:r>
     </w:p>
-    <w:bookmarkStart w:id="103" w:name="la-idea-en-una-frase-5"/>
+    <w:bookmarkStart w:id="114" w:name="la-idea-en-una-frase-5"/>
     <w:p>
       <w:pPr>
         <w:pStyle w:val="Heading2"/>
@@ -11852,7 +12359,13 @@
         <w:t xml:space="preserve"> </w:t>
       </w:r>
       <w:r>
-        <w:t xml:space="preserve">“va rápido o va lento”</w:t>
+        <w:t xml:space="preserve">“</w:t>
+      </w:r>
+      <w:r>
+        <w:t xml:space="preserve">va rápido o va lento</w:t>
+      </w:r>
+      <w:r>
+        <w:t xml:space="preserve">”</w:t>
       </w:r>
       <w:r>
         <w:t xml:space="preserve">: se rige con</w:t>
@@ -11948,7 +12461,7 @@
       <w:r>
         <w:t xml:space="preserve"> </w:t>
       </w:r>
-      <w:hyperlink r:id="rId13">
+      <w:hyperlink r:id="rId24">
         <w:r>
           <w:rPr>
             <w:rStyle w:val="Hyperlink"/>
@@ -11965,7 +12478,7 @@
       <w:r>
         <w:t xml:space="preserve"> </w:t>
       </w:r>
-      <w:hyperlink r:id="rId16">
+      <w:hyperlink r:id="rId27">
         <w:r>
           <w:rPr>
             <w:rStyle w:val="Hyperlink"/>
@@ -11984,8 +12497,8 @@
         </w:pict>
       </w:r>
     </w:p>
-    <w:bookmarkEnd w:id="103"/>
-    <w:bookmarkStart w:id="104" w:name="ancho-de-banda-la-capacidad-máxima"/>
+    <w:bookmarkEnd w:id="114"/>
+    <w:bookmarkStart w:id="115" w:name="ancho-de-banda-la-capacidad-máxima"/>
     <w:p>
       <w:pPr>
         <w:pStyle w:val="Heading2"/>
@@ -12112,7 +12625,13 @@
         <w:t xml:space="preserve"> </w:t>
       </w:r>
       <w:r>
-        <w:t xml:space="preserve">“ancho de banda”</w:t>
+        <w:t xml:space="preserve">“</w:t>
+      </w:r>
+      <w:r>
+        <w:t xml:space="preserve">ancho de banda</w:t>
+      </w:r>
+      <w:r>
+        <w:t xml:space="preserve">”</w:t>
       </w:r>
       <w:r>
         <w:t xml:space="preserve">, habla de</w:t>
@@ -12138,8 +12657,8 @@
         </w:pict>
       </w:r>
     </w:p>
-    <w:bookmarkEnd w:id="104"/>
-    <w:bookmarkStart w:id="105" w:name="throughput-lo-que-de-verdad-te-llega"/>
+    <w:bookmarkEnd w:id="115"/>
+    <w:bookmarkStart w:id="116" w:name="throughput-lo-que-de-verdad-te-llega"/>
     <w:p>
       <w:pPr>
         <w:pStyle w:val="Heading2"/>
@@ -12295,8 +12814,8 @@
         </w:pict>
       </w:r>
     </w:p>
-    <w:bookmarkEnd w:id="105"/>
-    <w:bookmarkStart w:id="106" w:name="latencia-el-tiempo-de-viaje"/>
+    <w:bookmarkEnd w:id="116"/>
+    <w:bookmarkStart w:id="117" w:name="latencia-el-tiempo-de-viaje"/>
     <w:p>
       <w:pPr>
         <w:pStyle w:val="Heading2"/>
@@ -12330,6 +12849,7 @@
       <w:tblPr>
         <w:tblStyle w:val="Table"/>
         <w:tblW w:type="auto" w:w="0"/>
+        <w:jc w:val="left"/>
         <w:tblLook w:firstRow="1" w:lastRow="0" w:firstColumn="0" w:lastColumn="0" w:noHBand="0" w:noVBand="0" w:val="0020"/>
       </w:tblPr>
       <w:tblGrid>
@@ -12346,6 +12866,7 @@
           <w:p>
             <w:pPr>
               <w:pStyle w:val="Compact"/>
+              <w:jc w:val="left"/>
             </w:pPr>
             <w:r>
               <w:t xml:space="preserve">Tipo</w:t>
@@ -12357,6 +12878,7 @@
           <w:p>
             <w:pPr>
               <w:pStyle w:val="Compact"/>
+              <w:jc w:val="left"/>
             </w:pPr>
             <w:r>
               <w:t xml:space="preserve">Latencia</w:t>
@@ -12368,6 +12890,7 @@
           <w:p>
             <w:pPr>
               <w:pStyle w:val="Compact"/>
+              <w:jc w:val="left"/>
             </w:pPr>
             <w:r>
               <w:t xml:space="preserve">Ejemplo</w:t>
@@ -12381,6 +12904,7 @@
           <w:p>
             <w:pPr>
               <w:pStyle w:val="Compact"/>
+              <w:jc w:val="left"/>
             </w:pPr>
             <w:r>
               <w:t xml:space="preserve">LAN</w:t>
@@ -12392,6 +12916,7 @@
           <w:p>
             <w:pPr>
               <w:pStyle w:val="Compact"/>
+              <w:jc w:val="left"/>
             </w:pPr>
             <w:r>
               <w:t xml:space="preserve">&lt; 1 ms</w:t>
@@ -12403,6 +12928,7 @@
           <w:p>
             <w:pPr>
               <w:pStyle w:val="Compact"/>
+              <w:jc w:val="left"/>
             </w:pPr>
             <w:r>
               <w:t xml:space="preserve">Misma oficina</w:t>
@@ -12416,6 +12942,7 @@
           <w:p>
             <w:pPr>
               <w:pStyle w:val="Compact"/>
+              <w:jc w:val="left"/>
             </w:pPr>
             <w:r>
               <w:t xml:space="preserve">Campus</w:t>
@@ -12427,6 +12954,7 @@
           <w:p>
             <w:pPr>
               <w:pStyle w:val="Compact"/>
+              <w:jc w:val="left"/>
             </w:pPr>
             <w:r>
               <w:t xml:space="preserve">1-5 ms</w:t>
@@ -12438,6 +12966,7 @@
           <w:p>
             <w:pPr>
               <w:pStyle w:val="Compact"/>
+              <w:jc w:val="left"/>
             </w:pPr>
             <w:r>
               <w:t xml:space="preserve">Misma universidad</w:t>
@@ -12451,6 +12980,7 @@
           <w:p>
             <w:pPr>
               <w:pStyle w:val="Compact"/>
+              <w:jc w:val="left"/>
             </w:pPr>
             <w:r>
               <w:t xml:space="preserve">WAN</w:t>
@@ -12462,6 +12992,7 @@
           <w:p>
             <w:pPr>
               <w:pStyle w:val="Compact"/>
+              <w:jc w:val="left"/>
             </w:pPr>
             <w:r>
               <w:t xml:space="preserve">20-150 ms</w:t>
@@ -12473,6 +13004,7 @@
           <w:p>
             <w:pPr>
               <w:pStyle w:val="Compact"/>
+              <w:jc w:val="left"/>
             </w:pPr>
             <w:r>
               <w:t xml:space="preserve">España ↔ EE.UU.</w:t>
@@ -12486,6 +13018,7 @@
           <w:p>
             <w:pPr>
               <w:pStyle w:val="Compact"/>
+              <w:jc w:val="left"/>
             </w:pPr>
             <w:r>
               <w:t xml:space="preserve">Satélite</w:t>
@@ -12497,6 +13030,7 @@
           <w:p>
             <w:pPr>
               <w:pStyle w:val="Compact"/>
+              <w:jc w:val="left"/>
             </w:pPr>
             <w:r>
               <w:t xml:space="preserve">250-600 ms</w:t>
@@ -12508,6 +13042,7 @@
           <w:p>
             <w:pPr>
               <w:pStyle w:val="Compact"/>
+              <w:jc w:val="left"/>
             </w:pPr>
             <w:r>
               <w:t xml:space="preserve">Internet vía satélite</w:t>
@@ -12547,8 +13082,8 @@
         </w:pict>
       </w:r>
     </w:p>
-    <w:bookmarkEnd w:id="106"/>
-    <w:bookmarkStart w:id="107" w:name="atenuación-la-señal-que-se-apaga"/>
+    <w:bookmarkEnd w:id="117"/>
+    <w:bookmarkStart w:id="118" w:name="atenuación-la-señal-que-se-apaga"/>
     <w:p>
       <w:pPr>
         <w:pStyle w:val="Heading2"/>
@@ -12619,8 +13154,8 @@
         </w:pict>
       </w:r>
     </w:p>
-    <w:bookmarkEnd w:id="107"/>
-    <w:bookmarkStart w:id="111" w:name="Xa7868012743c671470d756963497d1dbd911e20"/>
+    <w:bookmarkEnd w:id="118"/>
+    <w:bookmarkStart w:id="122" w:name="Xa7868012743c671470d756963497d1dbd911e20"/>
     <w:p>
       <w:pPr>
         <w:pStyle w:val="Heading2"/>
@@ -12639,7 +13174,7 @@
       <w:r>
         <w:t xml:space="preserve"> </w:t>
       </w:r>
-      <w:hyperlink r:id="rId11">
+      <w:hyperlink r:id="rId22">
         <w:r>
           <w:rPr>
             <w:rStyle w:val="Hyperlink"/>
@@ -12655,6 +13190,7 @@
       <w:tblPr>
         <w:tblStyle w:val="Table"/>
         <w:tblW w:type="pct" w:w="5000"/>
+        <w:jc w:val="left"/>
         <w:tblLayout w:type="fixed"/>
         <w:tblLook w:firstRow="1" w:lastRow="0" w:firstColumn="0" w:lastColumn="0" w:noHBand="0" w:noVBand="0" w:val="0020"/>
       </w:tblPr>
@@ -12671,6 +13207,7 @@
           <w:p>
             <w:pPr>
               <w:pStyle w:val="Compact"/>
+              <w:jc w:val="left"/>
             </w:pPr>
             <w:r>
               <w:t xml:space="preserve">Tipo</w:t>
@@ -12682,6 +13219,7 @@
           <w:p>
             <w:pPr>
               <w:pStyle w:val="Compact"/>
+              <w:jc w:val="left"/>
             </w:pPr>
             <w:r>
               <w:t xml:space="preserve">Qué mide</w:t>
@@ -12695,6 +13233,7 @@
           <w:p>
             <w:pPr>
               <w:pStyle w:val="Compact"/>
+              <w:jc w:val="left"/>
             </w:pPr>
             <w:r>
               <w:rPr>
@@ -12710,6 +13249,7 @@
           <w:p>
             <w:pPr>
               <w:pStyle w:val="Compact"/>
+              <w:jc w:val="left"/>
             </w:pPr>
             <w:r>
               <w:t xml:space="preserve">Interferencia que un par provoca sobre otro,</w:t>
@@ -12739,6 +13279,7 @@
           <w:p>
             <w:pPr>
               <w:pStyle w:val="Compact"/>
+              <w:jc w:val="left"/>
             </w:pPr>
             <w:r>
               <w:rPr>
@@ -12754,6 +13295,7 @@
           <w:p>
             <w:pPr>
               <w:pStyle w:val="Compact"/>
+              <w:jc w:val="left"/>
             </w:pPr>
             <w:r>
               <w:t xml:space="preserve">Interferencia</w:t>
@@ -12783,6 +13325,7 @@
           <w:p>
             <w:pPr>
               <w:pStyle w:val="Compact"/>
+              <w:jc w:val="left"/>
             </w:pPr>
             <w:r>
               <w:rPr>
@@ -12798,6 +13341,7 @@
           <w:p>
             <w:pPr>
               <w:pStyle w:val="Compact"/>
+              <w:jc w:val="left"/>
             </w:pPr>
             <w:r>
               <w:t xml:space="preserve">La</w:t>
@@ -12849,7 +13393,13 @@
         <w:t xml:space="preserve"> </w:t>
       </w:r>
       <w:r>
-        <w:t xml:space="preserve">“ok”</w:t>
+        <w:t xml:space="preserve">“</w:t>
+      </w:r>
+      <w:r>
+        <w:t xml:space="preserve">ok</w:t>
+      </w:r>
+      <w:r>
+        <w:t xml:space="preserve">”</w:t>
       </w:r>
       <w:r>
         <w:t xml:space="preserve"> </w:t>
@@ -12867,12 +13417,12 @@
           <wp:inline>
             <wp:extent cx="5334000" cy="3022600"/>
             <wp:effectExtent b="0" l="0" r="0" t="0"/>
-            <wp:docPr descr="Atenuación y diafonía en el cobre: señal que se debilita y pares que se pisan" title="" id="109" name="Picture"/>
+            <wp:docPr descr="Atenuación y diafonía en el cobre: señal que se debilita y pares que se pisan" title="" id="120" name="Picture"/>
             <a:graphic>
               <a:graphicData uri="http://schemas.openxmlformats.org/drawingml/2006/picture">
                 <pic:pic>
                   <pic:nvPicPr>
-                    <pic:cNvPr descr="public/diagrams/u02-atenuacion-crosstalk.svg" id="110" name="Picture"/>
+                    <pic:cNvPr descr="public/diagrams/u02-atenuacion-crosstalk.svg" id="121" name="Picture"/>
                     <pic:cNvPicPr>
                       <a:picLocks noChangeArrowheads="1" noChangeAspect="1"/>
                     </pic:cNvPicPr>
@@ -12884,7 +13434,7 @@
                           <a14:useLocalDpi xmlns:a14="http://schemas.microsoft.com/office/drawing/2010/main" val="0"/>
                         </a:ext>
                         <a:ext uri="{96DAC541-7B7A-43D3-8B79-37D633B846F1}">
-                          <asvg:svgBlip xmlns:asvg="http://schemas.microsoft.com/office/drawing/2016/SVG/main" r:embed="rId108"/>
+                          <asvg:svgBlip xmlns:asvg="http://schemas.microsoft.com/office/drawing/2016/SVG/main" r:embed="rId119"/>
                         </a:ext>
                       </a:extLst>
                     </a:blip>
@@ -12929,8 +13479,8 @@
         </w:pict>
       </w:r>
     </w:p>
-    <w:bookmarkEnd w:id="111"/>
-    <w:bookmarkStart w:id="112" w:name="X7d9f3bdf8e92db77be211cc27a2193b66425ba7"/>
+    <w:bookmarkEnd w:id="122"/>
+    <w:bookmarkStart w:id="123" w:name="X7d9f3bdf8e92db77be211cc27a2193b66425ba7"/>
     <w:p>
       <w:pPr>
         <w:pStyle w:val="Heading2"/>
@@ -13008,6 +13558,7 @@
       <w:tblPr>
         <w:tblStyle w:val="Table"/>
         <w:tblW w:type="pct" w:w="5000"/>
+        <w:jc w:val="left"/>
         <w:tblLayout w:type="fixed"/>
         <w:tblLook w:firstRow="1" w:lastRow="0" w:firstColumn="0" w:lastColumn="0" w:noHBand="0" w:noVBand="0" w:val="0020"/>
       </w:tblPr>
@@ -13024,6 +13575,7 @@
           <w:p>
             <w:pPr>
               <w:pStyle w:val="Compact"/>
+              <w:jc w:val="left"/>
             </w:pPr>
             <w:r>
               <w:t xml:space="preserve">Síntoma en la práctica</w:t>
@@ -13035,6 +13587,7 @@
           <w:p>
             <w:pPr>
               <w:pStyle w:val="Compact"/>
+              <w:jc w:val="left"/>
             </w:pPr>
             <w:r>
               <w:t xml:space="preserve">Concepto culpable</w:t>
@@ -13048,6 +13601,7 @@
           <w:p>
             <w:pPr>
               <w:pStyle w:val="Compact"/>
+              <w:jc w:val="left"/>
             </w:pPr>
             <w:r>
               <w:t xml:space="preserve">Descarga lenta aunque el enlace es</w:t>
@@ -13056,15 +13610,22 @@
               <w:t xml:space="preserve"> </w:t>
             </w:r>
             <w:r>
-              <w:t xml:space="preserve">“rápido”</w:t>
-            </w:r>
-          </w:p>
-        </w:tc>
-        <w:tc>
-          <w:tcPr/>
-          <w:p>
-            <w:pPr>
-              <w:pStyle w:val="Compact"/>
+              <w:t xml:space="preserve">“</w:t>
+            </w:r>
+            <w:r>
+              <w:t xml:space="preserve">rápido</w:t>
+            </w:r>
+            <w:r>
+              <w:t xml:space="preserve">”</w:t>
+            </w:r>
+          </w:p>
+        </w:tc>
+        <w:tc>
+          <w:tcPr/>
+          <w:p>
+            <w:pPr>
+              <w:pStyle w:val="Compact"/>
+              <w:jc w:val="left"/>
             </w:pPr>
             <w:r>
               <w:t xml:space="preserve">Throughput &lt; ancho de banda</w:t>
@@ -13078,6 +13639,7 @@
           <w:p>
             <w:pPr>
               <w:pStyle w:val="Compact"/>
+              <w:jc w:val="left"/>
             </w:pPr>
             <w:r>
               <w:t xml:space="preserve">Ping alto y estable</w:t>
@@ -13089,6 +13651,7 @@
           <w:p>
             <w:pPr>
               <w:pStyle w:val="Compact"/>
+              <w:jc w:val="left"/>
             </w:pPr>
             <w:r>
               <w:rPr>
@@ -13112,6 +13675,7 @@
           <w:p>
             <w:pPr>
               <w:pStyle w:val="Compact"/>
+              <w:jc w:val="left"/>
             </w:pPr>
             <w:r>
               <w:t xml:space="preserve">Ping que sube y baja sin control</w:t>
@@ -13123,6 +13687,7 @@
           <w:p>
             <w:pPr>
               <w:pStyle w:val="Compact"/>
+              <w:jc w:val="left"/>
             </w:pPr>
             <w:r>
               <w:rPr>
@@ -13140,6 +13705,7 @@
           <w:p>
             <w:pPr>
               <w:pStyle w:val="Compact"/>
+              <w:jc w:val="left"/>
             </w:pPr>
             <w:r>
               <w:t xml:space="preserve">El cable pasa el tester pero hay CRC</w:t>
@@ -13151,6 +13717,7 @@
           <w:p>
             <w:pPr>
               <w:pStyle w:val="Compact"/>
+              <w:jc w:val="left"/>
             </w:pPr>
             <w:r>
               <w:rPr>
@@ -13174,6 +13741,7 @@
           <w:p>
             <w:pPr>
               <w:pStyle w:val="Compact"/>
+              <w:jc w:val="left"/>
             </w:pPr>
             <w:r>
               <w:t xml:space="preserve">El cable funciona a 90 m y a 110 m no</w:t>
@@ -13185,6 +13753,7 @@
           <w:p>
             <w:pPr>
               <w:pStyle w:val="Compact"/>
+              <w:jc w:val="left"/>
             </w:pPr>
             <w:r>
               <w:rPr>
@@ -13228,8 +13797,8 @@
         </w:pict>
       </w:r>
     </w:p>
-    <w:bookmarkEnd w:id="112"/>
-    <w:bookmarkStart w:id="113" w:name="mini-chequeo-5"/>
+    <w:bookmarkEnd w:id="123"/>
+    <w:bookmarkStart w:id="124" w:name="mini-chequeo-5"/>
     <w:p>
       <w:pPr>
         <w:pStyle w:val="Heading2"/>
@@ -13400,8 +13969,8 @@
         </w:pict>
       </w:r>
     </w:p>
-    <w:bookmarkEnd w:id="113"/>
-    <w:bookmarkStart w:id="114" w:name="resumen-en-3-frases-5"/>
+    <w:bookmarkEnd w:id="124"/>
+    <w:bookmarkStart w:id="125" w:name="resumen-en-3-frases-5"/>
     <w:p>
       <w:pPr>
         <w:pStyle w:val="Heading2"/>
@@ -13505,8 +14074,8 @@
         <w:t xml:space="preserve">(NEXT, FEXT, PS NEXT) es la interferencia entre pares: el culpable oculto de muchos cables con errores intermitentes.</w:t>
       </w:r>
     </w:p>
-    <w:bookmarkEnd w:id="114"/>
-    <w:bookmarkStart w:id="115" w:name="vocabulario-rápido-5"/>
+    <w:bookmarkEnd w:id="125"/>
+    <w:bookmarkStart w:id="126" w:name="vocabulario-rápido-5"/>
     <w:p>
       <w:pPr>
         <w:pStyle w:val="Heading2"/>
@@ -13519,6 +14088,7 @@
       <w:tblPr>
         <w:tblStyle w:val="Table"/>
         <w:tblW w:type="pct" w:w="5000"/>
+        <w:jc w:val="left"/>
         <w:tblLayout w:type="fixed"/>
         <w:tblLook w:firstRow="1" w:lastRow="0" w:firstColumn="0" w:lastColumn="0" w:noHBand="0" w:noVBand="0" w:val="0020"/>
       </w:tblPr>
@@ -13535,6 +14105,7 @@
           <w:p>
             <w:pPr>
               <w:pStyle w:val="Compact"/>
+              <w:jc w:val="left"/>
             </w:pPr>
             <w:r>
               <w:t xml:space="preserve">Término</w:t>
@@ -13546,6 +14117,7 @@
           <w:p>
             <w:pPr>
               <w:pStyle w:val="Compact"/>
+              <w:jc w:val="left"/>
             </w:pPr>
             <w:r>
               <w:t xml:space="preserve">Idea general</w:t>
@@ -13559,6 +14131,7 @@
           <w:p>
             <w:pPr>
               <w:pStyle w:val="Compact"/>
+              <w:jc w:val="left"/>
             </w:pPr>
             <w:r>
               <w:t xml:space="preserve">Ancho de banda</w:t>
@@ -13570,6 +14143,7 @@
           <w:p>
             <w:pPr>
               <w:pStyle w:val="Compact"/>
+              <w:jc w:val="left"/>
             </w:pPr>
             <w:r>
               <w:t xml:space="preserve">Capacidad máx de transmisión en bps</w:t>
@@ -13583,6 +14157,7 @@
           <w:p>
             <w:pPr>
               <w:pStyle w:val="Compact"/>
+              <w:jc w:val="left"/>
             </w:pPr>
             <w:r>
               <w:t xml:space="preserve">Throughput</w:t>
@@ -13594,6 +14169,7 @@
           <w:p>
             <w:pPr>
               <w:pStyle w:val="Compact"/>
+              <w:jc w:val="left"/>
             </w:pPr>
             <w:r>
               <w:t xml:space="preserve">Capacidad real (la realidad medida en bytes)</w:t>
@@ -13607,6 +14183,7 @@
           <w:p>
             <w:pPr>
               <w:pStyle w:val="Compact"/>
+              <w:jc w:val="left"/>
             </w:pPr>
             <w:r>
               <w:t xml:space="preserve">Latencia</w:t>
@@ -13618,6 +14195,7 @@
           <w:p>
             <w:pPr>
               <w:pStyle w:val="Compact"/>
+              <w:jc w:val="left"/>
             </w:pPr>
             <w:r>
               <w:t xml:space="preserve">Tiempo de viaje de un paquete (ms)</w:t>
@@ -13631,6 +14209,7 @@
           <w:p>
             <w:pPr>
               <w:pStyle w:val="Compact"/>
+              <w:jc w:val="left"/>
             </w:pPr>
             <w:r>
               <w:t xml:space="preserve">Atenuación</w:t>
@@ -13642,6 +14221,7 @@
           <w:p>
             <w:pPr>
               <w:pStyle w:val="Compact"/>
+              <w:jc w:val="left"/>
             </w:pPr>
             <w:r>
               <w:t xml:space="preserve">Pérdida de señal con la distancia (dB)</w:t>
@@ -13655,6 +14235,7 @@
           <w:p>
             <w:pPr>
               <w:pStyle w:val="Compact"/>
+              <w:jc w:val="left"/>
             </w:pPr>
             <w:r>
               <w:t xml:space="preserve">Diafonía / crosstalk</w:t>
@@ -13666,6 +14247,7 @@
           <w:p>
             <w:pPr>
               <w:pStyle w:val="Compact"/>
+              <w:jc w:val="left"/>
             </w:pPr>
             <w:r>
               <w:t xml:space="preserve">Interferencia entre pares (NEXT, FEXT, PS NEXT)</w:t>
@@ -13679,6 +14261,7 @@
           <w:p>
             <w:pPr>
               <w:pStyle w:val="Compact"/>
+              <w:jc w:val="left"/>
             </w:pPr>
             <w:r>
               <w:t xml:space="preserve">Jitter</w:t>
@@ -13690,6 +14273,7 @@
           <w:p>
             <w:pPr>
               <w:pStyle w:val="Compact"/>
+              <w:jc w:val="left"/>
             </w:pPr>
             <w:r>
               <w:t xml:space="preserve">Variación de la latencia (enemigo de VoIP)</w:t>
@@ -13703,6 +14287,7 @@
           <w:p>
             <w:pPr>
               <w:pStyle w:val="Compact"/>
+              <w:jc w:val="left"/>
             </w:pPr>
             <w:r>
               <w:t xml:space="preserve">SNR</w:t>
@@ -13714,6 +14299,7 @@
           <w:p>
             <w:pPr>
               <w:pStyle w:val="Compact"/>
+              <w:jc w:val="left"/>
             </w:pPr>
             <w:r>
               <w:t xml:space="preserve">Relación señal-ruido: margen de señal útil frente al ruido</w:t>
@@ -13739,7 +14325,7 @@
       <w:r>
         <w:t xml:space="preserve"> </w:t>
       </w:r>
-      <w:hyperlink r:id="rId40">
+      <w:hyperlink r:id="rId51">
         <w:r>
           <w:rPr>
             <w:rStyle w:val="Hyperlink"/>
@@ -13766,7 +14352,7 @@
       <w:r>
         <w:t xml:space="preserve"> </w:t>
       </w:r>
-      <w:hyperlink r:id="rId14">
+      <w:hyperlink r:id="rId25">
         <w:r>
           <w:rPr>
             <w:rStyle w:val="Hyperlink"/>
@@ -13793,7 +14379,7 @@
       <w:r>
         <w:t xml:space="preserve"> </w:t>
       </w:r>
-      <w:hyperlink r:id="rId16">
+      <w:hyperlink r:id="rId27">
         <w:r>
           <w:rPr>
             <w:rStyle w:val="Hyperlink"/>
@@ -13802,9 +14388,9 @@
         </w:r>
       </w:hyperlink>
     </w:p>
-    <w:bookmarkEnd w:id="115"/>
-    <w:bookmarkEnd w:id="116"/>
-    <w:bookmarkStart w:id="133" w:name="cableado-estructurado"/>
+    <w:bookmarkEnd w:id="126"/>
+    <w:bookmarkEnd w:id="127"/>
+    <w:bookmarkStart w:id="144" w:name="cableado-estructurado"/>
     <w:p>
       <w:pPr>
         <w:pStyle w:val="Heading1"/>
@@ -13868,7 +14454,7 @@
         </w:pict>
       </w:r>
     </w:p>
-    <w:bookmarkStart w:id="117" w:name="la-idea-en-una-frase-6"/>
+    <w:bookmarkStart w:id="128" w:name="la-idea-en-una-frase-6"/>
     <w:p>
       <w:pPr>
         <w:pStyle w:val="Heading2"/>
@@ -13953,7 +14539,7 @@
       <w:r>
         <w:t xml:space="preserve"> </w:t>
       </w:r>
-      <w:hyperlink r:id="rId15">
+      <w:hyperlink r:id="rId26">
         <w:r>
           <w:rPr>
             <w:rStyle w:val="Hyperlink"/>
@@ -13970,7 +14556,7 @@
       <w:r>
         <w:t xml:space="preserve"> </w:t>
       </w:r>
-      <w:hyperlink r:id="rId11">
+      <w:hyperlink r:id="rId22">
         <w:r>
           <w:rPr>
             <w:rStyle w:val="Hyperlink"/>
@@ -13992,8 +14578,8 @@
         </w:pict>
       </w:r>
     </w:p>
-    <w:bookmarkEnd w:id="117"/>
-    <w:bookmarkStart w:id="118" w:name="el-estándar-tiaeia-568"/>
+    <w:bookmarkEnd w:id="128"/>
+    <w:bookmarkStart w:id="129" w:name="el-estándar-tiaeia-568"/>
     <w:p>
       <w:pPr>
         <w:pStyle w:val="Heading2"/>
@@ -14067,7 +14653,13 @@
         <w:t xml:space="preserve"> </w:t>
       </w:r>
       <w:r>
-        <w:t xml:space="preserve">“cadena”</w:t>
+        <w:t xml:space="preserve">“</w:t>
+      </w:r>
+      <w:r>
+        <w:t xml:space="preserve">cadena</w:t>
+      </w:r>
+      <w:r>
+        <w:t xml:space="preserve">”</w:t>
       </w:r>
       <w:r>
         <w:t xml:space="preserve"> </w:t>
@@ -14121,8 +14713,8 @@
         </w:pict>
       </w:r>
     </w:p>
-    <w:bookmarkEnd w:id="118"/>
-    <w:bookmarkStart w:id="122" w:name="el-recorrido-completo-de-la-señal"/>
+    <w:bookmarkEnd w:id="129"/>
+    <w:bookmarkStart w:id="133" w:name="el-recorrido-completo-de-la-señal"/>
     <w:p>
       <w:pPr>
         <w:pStyle w:val="Heading2"/>
@@ -14253,12 +14845,12 @@
           <wp:inline>
             <wp:extent cx="5334000" cy="3683000"/>
             <wp:effectExtent b="0" l="0" r="0" t="0"/>
-            <wp:docPr descr="Recorrido de la señal en cableado estructurado: de la PC al switch" title="" id="120" name="Picture"/>
+            <wp:docPr descr="Recorrido de la señal en cableado estructurado: de la PC al switch" title="" id="131" name="Picture"/>
             <a:graphic>
               <a:graphicData uri="http://schemas.openxmlformats.org/drawingml/2006/picture">
                 <pic:pic>
                   <pic:nvPicPr>
-                    <pic:cNvPr descr="public/diagrams/u02-recorrido-senal.svg" id="121" name="Picture"/>
+                    <pic:cNvPr descr="public/diagrams/u02-recorrido-senal.svg" id="132" name="Picture"/>
                     <pic:cNvPicPr>
                       <a:picLocks noChangeArrowheads="1" noChangeAspect="1"/>
                     </pic:cNvPicPr>
@@ -14270,7 +14862,7 @@
                           <a14:useLocalDpi xmlns:a14="http://schemas.microsoft.com/office/drawing/2010/main" val="0"/>
                         </a:ext>
                         <a:ext uri="{96DAC541-7B7A-43D3-8B79-37D633B846F1}">
-                          <asvg:svgBlip xmlns:asvg="http://schemas.microsoft.com/office/drawing/2016/SVG/main" r:embed="rId119"/>
+                          <asvg:svgBlip xmlns:asvg="http://schemas.microsoft.com/office/drawing/2016/SVG/main" r:embed="rId130"/>
                         </a:ext>
                       </a:extLst>
                     </a:blip>
@@ -14315,8 +14907,8 @@
         </w:pict>
       </w:r>
     </w:p>
-    <w:bookmarkEnd w:id="122"/>
-    <w:bookmarkStart w:id="126" w:name="los-cuatro-elementos"/>
+    <w:bookmarkEnd w:id="133"/>
+    <w:bookmarkStart w:id="137" w:name="los-cuatro-elementos"/>
     <w:p>
       <w:pPr>
         <w:pStyle w:val="Heading2"/>
@@ -14329,6 +14921,7 @@
       <w:tblPr>
         <w:tblStyle w:val="Table"/>
         <w:tblW w:type="pct" w:w="5000"/>
+        <w:jc w:val="left"/>
         <w:tblLayout w:type="fixed"/>
         <w:tblLook w:firstRow="1" w:lastRow="0" w:firstColumn="0" w:lastColumn="0" w:noHBand="0" w:noVBand="0" w:val="0020"/>
       </w:tblPr>
@@ -14347,6 +14940,7 @@
           <w:p>
             <w:pPr>
               <w:pStyle w:val="Compact"/>
+              <w:jc w:val="left"/>
             </w:pPr>
             <w:r>
               <w:t xml:space="preserve">Elemento</w:t>
@@ -14358,6 +14952,7 @@
           <w:p>
             <w:pPr>
               <w:pStyle w:val="Compact"/>
+              <w:jc w:val="left"/>
             </w:pPr>
             <w:r>
               <w:t xml:space="preserve">Qué es</w:t>
@@ -14369,6 +14964,7 @@
           <w:p>
             <w:pPr>
               <w:pStyle w:val="Compact"/>
+              <w:jc w:val="left"/>
             </w:pPr>
             <w:r>
               <w:t xml:space="preserve">Dónde vive</w:t>
@@ -14380,6 +14976,7 @@
           <w:p>
             <w:pPr>
               <w:pStyle w:val="Compact"/>
+              <w:jc w:val="left"/>
             </w:pPr>
             <w:r>
               <w:t xml:space="preserve">Detalles</w:t>
@@ -14393,6 +14990,7 @@
           <w:p>
             <w:pPr>
               <w:pStyle w:val="Compact"/>
+              <w:jc w:val="left"/>
             </w:pPr>
             <w:r>
               <w:rPr>
@@ -14408,6 +15006,7 @@
           <w:p>
             <w:pPr>
               <w:pStyle w:val="Compact"/>
+              <w:jc w:val="left"/>
             </w:pPr>
             <w:r>
               <w:t xml:space="preserve">Cable flexible de 1-5 m</w:t>
@@ -14419,6 +15018,7 @@
           <w:p>
             <w:pPr>
               <w:pStyle w:val="Compact"/>
+              <w:jc w:val="left"/>
             </w:pPr>
             <w:r>
               <w:t xml:space="preserve">Del PC al keystone y del patch panel al switch</w:t>
@@ -14430,6 +15030,7 @@
           <w:p>
             <w:pPr>
               <w:pStyle w:val="Compact"/>
+              <w:jc w:val="left"/>
             </w:pPr>
             <w:r>
               <w:t xml:space="preserve">Se compra hecho o se</w:t>
@@ -14437,7 +15038,7 @@
             <w:r>
               <w:t xml:space="preserve"> </w:t>
             </w:r>
-            <w:hyperlink r:id="rId13">
+            <w:hyperlink r:id="rId24">
               <w:r>
                 <w:rPr>
                   <w:rStyle w:val="Hyperlink"/>
@@ -14457,6 +15058,7 @@
           <w:p>
             <w:pPr>
               <w:pStyle w:val="Compact"/>
+              <w:jc w:val="left"/>
             </w:pPr>
             <w:r>
               <w:rPr>
@@ -14472,6 +15074,7 @@
           <w:p>
             <w:pPr>
               <w:pStyle w:val="Compact"/>
+              <w:jc w:val="left"/>
             </w:pPr>
             <w:r>
               <w:t xml:space="preserve">Conector hembra RJ45</w:t>
@@ -14483,6 +15086,7 @@
           <w:p>
             <w:pPr>
               <w:pStyle w:val="Compact"/>
+              <w:jc w:val="left"/>
             </w:pPr>
             <w:r>
               <w:t xml:space="preserve">La roseta de pared</w:t>
@@ -14494,6 +15098,7 @@
           <w:p>
             <w:pPr>
               <w:pStyle w:val="Compact"/>
+              <w:jc w:val="left"/>
             </w:pPr>
             <w:r>
               <w:t xml:space="preserve">Donde termina el cable horizontal en el puesto</w:t>
@@ -14507,6 +15112,7 @@
           <w:p>
             <w:pPr>
               <w:pStyle w:val="Compact"/>
+              <w:jc w:val="left"/>
             </w:pPr>
             <w:r>
               <w:rPr>
@@ -14522,6 +15128,7 @@
           <w:p>
             <w:pPr>
               <w:pStyle w:val="Compact"/>
+              <w:jc w:val="left"/>
             </w:pPr>
             <w:r>
               <w:t xml:space="preserve">Panel con 12-48 puertos RJ45</w:t>
@@ -14533,6 +15140,7 @@
           <w:p>
             <w:pPr>
               <w:pStyle w:val="Compact"/>
+              <w:jc w:val="left"/>
             </w:pPr>
             <w:r>
               <w:t xml:space="preserve">El rack</w:t>
@@ -14544,6 +15152,7 @@
           <w:p>
             <w:pPr>
               <w:pStyle w:val="Compact"/>
+              <w:jc w:val="left"/>
             </w:pPr>
             <w:r>
               <w:t xml:space="preserve">Concentra todos los cables horizontales del edificio</w:t>
@@ -14557,6 +15166,7 @@
           <w:p>
             <w:pPr>
               <w:pStyle w:val="Compact"/>
+              <w:jc w:val="left"/>
             </w:pPr>
             <w:r>
               <w:rPr>
@@ -14572,6 +15182,7 @@
           <w:p>
             <w:pPr>
               <w:pStyle w:val="Compact"/>
+              <w:jc w:val="left"/>
             </w:pPr>
             <w:r>
               <w:t xml:space="preserve">UTP sólido (no flexible)</w:t>
@@ -14583,6 +15194,7 @@
           <w:p>
             <w:pPr>
               <w:pStyle w:val="Compact"/>
+              <w:jc w:val="left"/>
             </w:pPr>
             <w:r>
               <w:t xml:space="preserve">Empotrado: paredes, falsos techos</w:t>
@@ -14594,6 +15206,7 @@
           <w:p>
             <w:pPr>
               <w:pStyle w:val="Compact"/>
+              <w:jc w:val="left"/>
             </w:pPr>
             <w:r>
               <w:t xml:space="preserve">Va del patch panel al keystone; no se toca nunca</w:t>
@@ -14611,18 +15224,18 @@
           <wp:inline>
             <wp:extent cx="5334000" cy="3549689"/>
             <wp:effectExtent b="0" l="0" r="0" t="0"/>
-            <wp:docPr descr="Patch panel con latiguillos etiquetados en el rack" title="" id="124" name="Picture"/>
+            <wp:docPr descr="Patch panel con latiguillos etiquetados en el rack" title="" id="135" name="Picture"/>
             <a:graphic>
               <a:graphicData uri="http://schemas.openxmlformats.org/drawingml/2006/picture">
                 <pic:pic>
                   <pic:nvPicPr>
-                    <pic:cNvPr descr="public/photos/u02-patch-panel.jpg" id="125" name="Picture"/>
+                    <pic:cNvPr descr="public/photos/u02-patch-panel.jpg" id="136" name="Picture"/>
                     <pic:cNvPicPr>
                       <a:picLocks noChangeArrowheads="1" noChangeAspect="1"/>
                     </pic:cNvPicPr>
                   </pic:nvPicPr>
                   <pic:blipFill>
-                    <a:blip r:embed="rId123"/>
+                    <a:blip r:embed="rId134"/>
                     <a:stretch>
                       <a:fillRect/>
                     </a:stretch>
@@ -14688,8 +15301,8 @@
         </w:pict>
       </w:r>
     </w:p>
-    <w:bookmarkEnd w:id="126"/>
-    <w:bookmarkStart w:id="127" w:name="ventajas-de-hacerlo-bien"/>
+    <w:bookmarkEnd w:id="137"/>
+    <w:bookmarkStart w:id="138" w:name="ventajas-de-hacerlo-bien"/>
     <w:p>
       <w:pPr>
         <w:pStyle w:val="Heading2"/>
@@ -14702,6 +15315,7 @@
       <w:tblPr>
         <w:tblStyle w:val="Table"/>
         <w:tblW w:type="pct" w:w="5000"/>
+        <w:jc w:val="left"/>
         <w:tblLayout w:type="fixed"/>
         <w:tblLook w:firstRow="1" w:lastRow="0" w:firstColumn="0" w:lastColumn="0" w:noHBand="0" w:noVBand="0" w:val="0020"/>
       </w:tblPr>
@@ -14718,6 +15332,7 @@
           <w:p>
             <w:pPr>
               <w:pStyle w:val="Compact"/>
+              <w:jc w:val="left"/>
             </w:pPr>
             <w:r>
               <w:t xml:space="preserve">Ventaja</w:t>
@@ -14729,6 +15344,7 @@
           <w:p>
             <w:pPr>
               <w:pStyle w:val="Compact"/>
+              <w:jc w:val="left"/>
             </w:pPr>
             <w:r>
               <w:t xml:space="preserve">Qué ganas</w:t>
@@ -14742,6 +15358,7 @@
           <w:p>
             <w:pPr>
               <w:pStyle w:val="Compact"/>
+              <w:jc w:val="left"/>
             </w:pPr>
             <w:r>
               <w:rPr>
@@ -14757,6 +15374,7 @@
           <w:p>
             <w:pPr>
               <w:pStyle w:val="Compact"/>
+              <w:jc w:val="left"/>
             </w:pPr>
             <w:r>
               <w:t xml:space="preserve">Cada toma de red está identificada y etiquetada: sabes qué cable lleva a qué roseta</w:t>
@@ -14770,6 +15388,7 @@
           <w:p>
             <w:pPr>
               <w:pStyle w:val="Compact"/>
+              <w:jc w:val="left"/>
             </w:pPr>
             <w:r>
               <w:rPr>
@@ -14785,6 +15404,7 @@
           <w:p>
             <w:pPr>
               <w:pStyle w:val="Compact"/>
+              <w:jc w:val="left"/>
             </w:pPr>
             <w:r>
               <w:t xml:space="preserve">Cambiar un PC de ubicación requiere solo un latiguillo nuevo, no tocar obra</w:t>
@@ -14798,6 +15418,7 @@
           <w:p>
             <w:pPr>
               <w:pStyle w:val="Compact"/>
+              <w:jc w:val="left"/>
             </w:pPr>
             <w:r>
               <w:rPr>
@@ -14813,6 +15434,7 @@
           <w:p>
             <w:pPr>
               <w:pStyle w:val="Compact"/>
+              <w:jc w:val="left"/>
             </w:pPr>
             <w:r>
               <w:t xml:space="preserve">El cable horizontal fijo rara vez se estropea; los latiguillos se cambian en segundos</w:t>
@@ -14826,6 +15448,7 @@
           <w:p>
             <w:pPr>
               <w:pStyle w:val="Compact"/>
+              <w:jc w:val="left"/>
             </w:pPr>
             <w:r>
               <w:rPr>
@@ -14841,6 +15464,7 @@
           <w:p>
             <w:pPr>
               <w:pStyle w:val="Compact"/>
+              <w:jc w:val="left"/>
             </w:pPr>
             <w:r>
               <w:t xml:space="preserve">Se puede certificar que la instalación cumple la categoría (Cat6, etc.)</w:t>
@@ -14854,6 +15478,7 @@
           <w:p>
             <w:pPr>
               <w:pStyle w:val="Compact"/>
+              <w:jc w:val="left"/>
             </w:pPr>
             <w:r>
               <w:rPr>
@@ -14869,6 +15494,7 @@
           <w:p>
             <w:pPr>
               <w:pStyle w:val="Compact"/>
+              <w:jc w:val="left"/>
             </w:pPr>
             <w:r>
               <w:t xml:space="preserve">Obra una vez, cambios ilimitados: el ahorro aparece en el segundo año</w:t>
@@ -14884,8 +15510,8 @@
         </w:pict>
       </w:r>
     </w:p>
-    <w:bookmarkEnd w:id="127"/>
-    <w:bookmarkStart w:id="128" w:name="reglas-de-etiquetado-y-documentación"/>
+    <w:bookmarkEnd w:id="138"/>
+    <w:bookmarkStart w:id="139" w:name="reglas-de-etiquetado-y-documentación"/>
     <w:p>
       <w:pPr>
         <w:pStyle w:val="Heading2"/>
@@ -14971,7 +15597,13 @@
         <w:t xml:space="preserve"> </w:t>
       </w:r>
       <w:r>
-        <w:t xml:space="preserve">“el verde es del pasillo”</w:t>
+        <w:t xml:space="preserve">“</w:t>
+      </w:r>
+      <w:r>
+        <w:t xml:space="preserve">el verde es del pasillo</w:t>
+      </w:r>
+      <w:r>
+        <w:t xml:space="preserve">”</w:t>
       </w:r>
       <w:r>
         <w:t xml:space="preserve">. La documentación es el activo que se agradece a los tres años, no el primer día.</w:t>
@@ -15004,7 +15636,13 @@
         <w:t xml:space="preserve"> </w:t>
       </w:r>
       <w:r>
-        <w:t xml:space="preserve">“estructurado”</w:t>
+        <w:t xml:space="preserve">“</w:t>
+      </w:r>
+      <w:r>
+        <w:t xml:space="preserve">estructurado</w:t>
+      </w:r>
+      <w:r>
+        <w:t xml:space="preserve">”</w:t>
       </w:r>
       <w:r>
         <w:t xml:space="preserve"> </w:t>
@@ -15020,8 +15658,8 @@
         </w:pict>
       </w:r>
     </w:p>
-    <w:bookmarkEnd w:id="128"/>
-    <w:bookmarkStart w:id="129" w:name="el-cableado-estructurado-vs-la-chapuza"/>
+    <w:bookmarkEnd w:id="139"/>
+    <w:bookmarkStart w:id="140" w:name="el-cableado-estructurado-vs-la-chapuza"/>
     <w:p>
       <w:pPr>
         <w:pStyle w:val="Heading2"/>
@@ -15041,7 +15679,13 @@
         <w:t xml:space="preserve"> </w:t>
       </w:r>
       <w:r>
-        <w:t xml:space="preserve">“tirar cables largos”</w:t>
+        <w:t xml:space="preserve">“</w:t>
+      </w:r>
+      <w:r>
+        <w:t xml:space="preserve">tirar cables largos</w:t>
+      </w:r>
+      <w:r>
+        <w:t xml:space="preserve">”</w:t>
       </w:r>
       <w:r>
         <w:t xml:space="preserve"> </w:t>
@@ -15054,6 +15698,7 @@
       <w:tblPr>
         <w:tblStyle w:val="Table"/>
         <w:tblW w:type="pct" w:w="5000"/>
+        <w:jc w:val="left"/>
         <w:tblLayout w:type="fixed"/>
         <w:tblLook w:firstRow="1" w:lastRow="0" w:firstColumn="0" w:lastColumn="0" w:noHBand="0" w:noVBand="0" w:val="0020"/>
       </w:tblPr>
@@ -15071,6 +15716,7 @@
           <w:p>
             <w:pPr>
               <w:pStyle w:val="Compact"/>
+              <w:jc w:val="left"/>
             </w:pPr>
             <w:r>
               <w:t xml:space="preserve">Aspecto</w:t>
@@ -15082,6 +15728,7 @@
           <w:p>
             <w:pPr>
               <w:pStyle w:val="Compact"/>
+              <w:jc w:val="left"/>
             </w:pPr>
             <w:r>
               <w:t xml:space="preserve">Cableado improvisado (directo de PC a switch)</w:t>
@@ -15093,6 +15740,7 @@
           <w:p>
             <w:pPr>
               <w:pStyle w:val="Compact"/>
+              <w:jc w:val="left"/>
             </w:pPr>
             <w:r>
               <w:t xml:space="preserve">Cableado estructurado</w:t>
@@ -15106,6 +15754,7 @@
           <w:p>
             <w:pPr>
               <w:pStyle w:val="Compact"/>
+              <w:jc w:val="left"/>
             </w:pPr>
             <w:r>
               <w:t xml:space="preserve">Cambio de mesa</w:t>
@@ -15117,6 +15766,7 @@
           <w:p>
             <w:pPr>
               <w:pStyle w:val="Compact"/>
+              <w:jc w:val="left"/>
             </w:pPr>
             <w:r>
               <w:t xml:space="preserve">Rehacer tramos, pelar, crimpar, tiempo</w:t>
@@ -15128,6 +15778,7 @@
           <w:p>
             <w:pPr>
               <w:pStyle w:val="Compact"/>
+              <w:jc w:val="left"/>
             </w:pPr>
             <w:r>
               <w:t xml:space="preserve">Mover un latiguillo: 2 minutos</w:t>
@@ -15141,6 +15792,7 @@
           <w:p>
             <w:pPr>
               <w:pStyle w:val="Compact"/>
+              <w:jc w:val="left"/>
             </w:pPr>
             <w:r>
               <w:t xml:space="preserve">Fallo detectado</w:t>
@@ -15152,17 +15804,25 @@
           <w:p>
             <w:pPr>
               <w:pStyle w:val="Compact"/>
-            </w:pPr>
-            <w:r>
-              <w:t xml:space="preserve">“No sé qué cable es este”</w:t>
-            </w:r>
-          </w:p>
-        </w:tc>
-        <w:tc>
-          <w:tcPr/>
-          <w:p>
-            <w:pPr>
-              <w:pStyle w:val="Compact"/>
+              <w:jc w:val="left"/>
+            </w:pPr>
+            <w:r>
+              <w:t xml:space="preserve">“</w:t>
+            </w:r>
+            <w:r>
+              <w:t xml:space="preserve">No sé qué cable es este</w:t>
+            </w:r>
+            <w:r>
+              <w:t xml:space="preserve">”</w:t>
+            </w:r>
+          </w:p>
+        </w:tc>
+        <w:tc>
+          <w:tcPr/>
+          <w:p>
+            <w:pPr>
+              <w:pStyle w:val="Compact"/>
+              <w:jc w:val="left"/>
             </w:pPr>
             <w:r>
               <w:t xml:space="preserve">Puertos etiquetados y localizables</w:t>
@@ -15176,6 +15836,7 @@
           <w:p>
             <w:pPr>
               <w:pStyle w:val="Compact"/>
+              <w:jc w:val="left"/>
             </w:pPr>
             <w:r>
               <w:t xml:space="preserve">Ampliación</w:t>
@@ -15187,6 +15848,7 @@
           <w:p>
             <w:pPr>
               <w:pStyle w:val="Compact"/>
+              <w:jc w:val="left"/>
             </w:pPr>
             <w:r>
               <w:t xml:space="preserve">Hay que abrir paredes otra vez</w:t>
@@ -15198,6 +15860,7 @@
           <w:p>
             <w:pPr>
               <w:pStyle w:val="Compact"/>
+              <w:jc w:val="left"/>
             </w:pPr>
             <w:r>
               <w:t xml:space="preserve">El cable horizontal ya está → solo latiguillos y puerto libre</w:t>
@@ -15211,6 +15874,7 @@
           <w:p>
             <w:pPr>
               <w:pStyle w:val="Compact"/>
+              <w:jc w:val="left"/>
             </w:pPr>
             <w:r>
               <w:t xml:space="preserve">Crecimiento ordenado</w:t>
@@ -15222,6 +15886,7 @@
           <w:p>
             <w:pPr>
               <w:pStyle w:val="Compact"/>
+              <w:jc w:val="left"/>
             </w:pPr>
             <w:r>
               <w:t xml:space="preserve">Mar de cables en el rack</w:t>
@@ -15233,6 +15898,7 @@
           <w:p>
             <w:pPr>
               <w:pStyle w:val="Compact"/>
+              <w:jc w:val="left"/>
             </w:pPr>
             <w:r>
               <w:t xml:space="preserve">Patch panels y etiquetas: todo en su sitio</w:t>
@@ -15246,6 +15912,7 @@
           <w:p>
             <w:pPr>
               <w:pStyle w:val="Compact"/>
+              <w:jc w:val="left"/>
             </w:pPr>
             <w:r>
               <w:t xml:space="preserve">Certificación</w:t>
@@ -15257,6 +15924,7 @@
           <w:p>
             <w:pPr>
               <w:pStyle w:val="Compact"/>
+              <w:jc w:val="left"/>
             </w:pPr>
             <w:r>
               <w:t xml:space="preserve">Imposible</w:t>
@@ -15268,6 +15936,7 @@
           <w:p>
             <w:pPr>
               <w:pStyle w:val="Compact"/>
+              <w:jc w:val="left"/>
             </w:pPr>
             <w:r>
               <w:t xml:space="preserve">Ruta clara para certificar categoría</w:t>
@@ -15307,8 +15976,8 @@
         </w:pict>
       </w:r>
     </w:p>
-    <w:bookmarkEnd w:id="129"/>
-    <w:bookmarkStart w:id="130" w:name="mini-chequeo-6"/>
+    <w:bookmarkEnd w:id="140"/>
+    <w:bookmarkStart w:id="141" w:name="mini-chequeo-6"/>
     <w:p>
       <w:pPr>
         <w:pStyle w:val="Heading2"/>
@@ -15504,8 +16173,8 @@
         </w:pict>
       </w:r>
     </w:p>
-    <w:bookmarkEnd w:id="130"/>
-    <w:bookmarkStart w:id="131" w:name="resumen-en-3-frases-6"/>
+    <w:bookmarkEnd w:id="141"/>
+    <w:bookmarkStart w:id="142" w:name="resumen-en-3-frases-6"/>
     <w:p>
       <w:pPr>
         <w:pStyle w:val="Heading2"/>
@@ -15605,8 +16274,8 @@
         <w:t xml:space="preserve">a lo largo de la vida del edificio.</w:t>
       </w:r>
     </w:p>
-    <w:bookmarkEnd w:id="131"/>
-    <w:bookmarkStart w:id="132" w:name="vocabulario-rápido-6"/>
+    <w:bookmarkEnd w:id="142"/>
+    <w:bookmarkStart w:id="143" w:name="vocabulario-rápido-6"/>
     <w:p>
       <w:pPr>
         <w:pStyle w:val="Heading2"/>
@@ -15619,6 +16288,7 @@
       <w:tblPr>
         <w:tblStyle w:val="Table"/>
         <w:tblW w:type="pct" w:w="5000"/>
+        <w:jc w:val="left"/>
         <w:tblLayout w:type="fixed"/>
         <w:tblLook w:firstRow="1" w:lastRow="0" w:firstColumn="0" w:lastColumn="0" w:noHBand="0" w:noVBand="0" w:val="0020"/>
       </w:tblPr>
@@ -15635,6 +16305,7 @@
           <w:p>
             <w:pPr>
               <w:pStyle w:val="Compact"/>
+              <w:jc w:val="left"/>
             </w:pPr>
             <w:r>
               <w:t xml:space="preserve">Término</w:t>
@@ -15646,6 +16317,7 @@
           <w:p>
             <w:pPr>
               <w:pStyle w:val="Compact"/>
+              <w:jc w:val="left"/>
             </w:pPr>
             <w:r>
               <w:t xml:space="preserve">Idea general</w:t>
@@ -15659,6 +16331,7 @@
           <w:p>
             <w:pPr>
               <w:pStyle w:val="Compact"/>
+              <w:jc w:val="left"/>
             </w:pPr>
             <w:r>
               <w:t xml:space="preserve">Cableado estructurado</w:t>
@@ -15670,6 +16343,7 @@
           <w:p>
             <w:pPr>
               <w:pStyle w:val="Compact"/>
+              <w:jc w:val="left"/>
             </w:pPr>
             <w:r>
               <w:t xml:space="preserve">Cableado profesional según TIA/EIA-568</w:t>
@@ -15683,6 +16357,7 @@
           <w:p>
             <w:pPr>
               <w:pStyle w:val="Compact"/>
+              <w:jc w:val="left"/>
             </w:pPr>
             <w:r>
               <w:t xml:space="preserve">Cable horizontal</w:t>
@@ -15694,6 +16369,7 @@
           <w:p>
             <w:pPr>
               <w:pStyle w:val="Compact"/>
+              <w:jc w:val="left"/>
             </w:pPr>
             <w:r>
               <w:t xml:space="preserve">Cable sólido empotrado (patch panel ↔ keystone)</w:t>
@@ -15707,6 +16383,7 @@
           <w:p>
             <w:pPr>
               <w:pStyle w:val="Compact"/>
+              <w:jc w:val="left"/>
             </w:pPr>
             <w:r>
               <w:t xml:space="preserve">Latiguillo</w:t>
@@ -15718,6 +16395,7 @@
           <w:p>
             <w:pPr>
               <w:pStyle w:val="Compact"/>
+              <w:jc w:val="left"/>
             </w:pPr>
             <w:r>
               <w:t xml:space="preserve">Cable flexible de 1-5 m en los extremos</w:t>
@@ -15731,6 +16409,7 @@
           <w:p>
             <w:pPr>
               <w:pStyle w:val="Compact"/>
+              <w:jc w:val="left"/>
             </w:pPr>
             <w:r>
               <w:t xml:space="preserve">Keystone / Roseta</w:t>
@@ -15742,6 +16421,7 @@
           <w:p>
             <w:pPr>
               <w:pStyle w:val="Compact"/>
+              <w:jc w:val="left"/>
             </w:pPr>
             <w:r>
               <w:t xml:space="preserve">Conector hembra RJ45 en la pared</w:t>
@@ -15755,6 +16435,7 @@
           <w:p>
             <w:pPr>
               <w:pStyle w:val="Compact"/>
+              <w:jc w:val="left"/>
             </w:pPr>
             <w:r>
               <w:t xml:space="preserve">Patch panel</w:t>
@@ -15766,6 +16447,7 @@
           <w:p>
             <w:pPr>
               <w:pStyle w:val="Compact"/>
+              <w:jc w:val="left"/>
             </w:pPr>
             <w:r>
               <w:t xml:space="preserve">Concentrador RJ45 en el rack (12-48 puertos)</w:t>
@@ -15779,6 +16461,7 @@
           <w:p>
             <w:pPr>
               <w:pStyle w:val="Compact"/>
+              <w:jc w:val="left"/>
             </w:pPr>
             <w:r>
               <w:t xml:space="preserve">Etiquetado</w:t>
@@ -15790,6 +16473,7 @@
           <w:p>
             <w:pPr>
               <w:pStyle w:val="Compact"/>
+              <w:jc w:val="left"/>
             </w:pPr>
             <w:r>
               <w:t xml:space="preserve">Identificar puertos con el mismo código en ambos extremos</w:t>
@@ -15803,6 +16487,7 @@
           <w:p>
             <w:pPr>
               <w:pStyle w:val="Compact"/>
+              <w:jc w:val="left"/>
             </w:pPr>
             <w:r>
               <w:t xml:space="preserve">TIA/EIA-568</w:t>
@@ -15814,6 +16499,7 @@
           <w:p>
             <w:pPr>
               <w:pStyle w:val="Compact"/>
+              <w:jc w:val="left"/>
             </w:pPr>
             <w:r>
               <w:t xml:space="preserve">Estándar que define el cableado estructurado</w:t>
@@ -15839,7 +16525,7 @@
       <w:r>
         <w:t xml:space="preserve"> </w:t>
       </w:r>
-      <w:hyperlink r:id="rId40">
+      <w:hyperlink r:id="rId51">
         <w:r>
           <w:rPr>
             <w:rStyle w:val="Hyperlink"/>
@@ -15866,7 +16552,7 @@
       <w:r>
         <w:t xml:space="preserve"> </w:t>
       </w:r>
-      <w:hyperlink r:id="rId15">
+      <w:hyperlink r:id="rId26">
         <w:r>
           <w:rPr>
             <w:rStyle w:val="Hyperlink"/>
@@ -15893,7 +16579,7 @@
       <w:r>
         <w:t xml:space="preserve"> </w:t>
       </w:r>
-      <w:hyperlink r:id="rId17">
+      <w:hyperlink r:id="rId28">
         <w:r>
           <w:rPr>
             <w:rStyle w:val="Hyperlink"/>
@@ -15902,9 +16588,9 @@
         </w:r>
       </w:hyperlink>
     </w:p>
-    <w:bookmarkEnd w:id="132"/>
-    <w:bookmarkEnd w:id="133"/>
-    <w:bookmarkStart w:id="163" w:name="topologías-de-red"/>
+    <w:bookmarkEnd w:id="143"/>
+    <w:bookmarkEnd w:id="144"/>
+    <w:bookmarkStart w:id="174" w:name="topologías-de-red"/>
     <w:p>
       <w:pPr>
         <w:pStyle w:val="Heading1"/>
@@ -15968,7 +16654,7 @@
         </w:pict>
       </w:r>
     </w:p>
-    <w:bookmarkStart w:id="134" w:name="la-idea-en-una-frase-7"/>
+    <w:bookmarkStart w:id="145" w:name="la-idea-en-una-frase-7"/>
     <w:p>
       <w:pPr>
         <w:pStyle w:val="Heading2"/>
@@ -16019,7 +16705,7 @@
       <w:r>
         <w:t xml:space="preserve"> </w:t>
       </w:r>
-      <w:hyperlink r:id="rId11">
+      <w:hyperlink r:id="rId22">
         <w:r>
           <w:rPr>
             <w:rStyle w:val="Hyperlink"/>
@@ -16062,8 +16748,8 @@
         </w:pict>
       </w:r>
     </w:p>
-    <w:bookmarkEnd w:id="134"/>
-    <w:bookmarkStart w:id="138" w:name="punto-a-punto"/>
+    <w:bookmarkEnd w:id="145"/>
+    <w:bookmarkStart w:id="149" w:name="punto-a-punto"/>
     <w:p>
       <w:pPr>
         <w:pStyle w:val="Heading2"/>
@@ -16182,12 +16868,12 @@
           <wp:inline>
             <wp:extent cx="5334000" cy="2558357"/>
             <wp:effectExtent b="0" l="0" r="0" t="0"/>
-            <wp:docPr descr="Topología punto a punto: dos dispositivos con un único enlace entre ellos" title="" id="136" name="Picture"/>
+            <wp:docPr descr="Topología punto a punto: dos dispositivos con un único enlace entre ellos" title="" id="147" name="Picture"/>
             <a:graphic>
               <a:graphicData uri="http://schemas.openxmlformats.org/drawingml/2006/picture">
                 <pic:pic>
                   <pic:nvPicPr>
-                    <pic:cNvPr descr="public/diagrams/u02-topologia-punto-a-punto.svg" id="137" name="Picture"/>
+                    <pic:cNvPr descr="public/diagrams/u02-topologia-punto-a-punto.svg" id="148" name="Picture"/>
                     <pic:cNvPicPr>
                       <a:picLocks noChangeArrowheads="1" noChangeAspect="1"/>
                     </pic:cNvPicPr>
@@ -16199,7 +16885,7 @@
                           <a14:useLocalDpi xmlns:a14="http://schemas.microsoft.com/office/drawing/2010/main" val="0"/>
                         </a:ext>
                         <a:ext uri="{96DAC541-7B7A-43D3-8B79-37D633B846F1}">
-                          <asvg:svgBlip xmlns:asvg="http://schemas.microsoft.com/office/drawing/2016/SVG/main" r:embed="rId135"/>
+                          <asvg:svgBlip xmlns:asvg="http://schemas.microsoft.com/office/drawing/2016/SVG/main" r:embed="rId146"/>
                         </a:ext>
                       </a:extLst>
                     </a:blip>
@@ -16244,8 +16930,8 @@
         </w:pict>
       </w:r>
     </w:p>
-    <w:bookmarkEnd w:id="138"/>
-    <w:bookmarkStart w:id="142" w:name="bus"/>
+    <w:bookmarkEnd w:id="149"/>
+    <w:bookmarkStart w:id="153" w:name="bus"/>
     <w:p>
       <w:pPr>
         <w:pStyle w:val="Heading2"/>
@@ -16445,12 +17131,12 @@
           <wp:inline>
             <wp:extent cx="5334000" cy="2409496"/>
             <wp:effectExtent b="0" l="0" r="0" t="0"/>
-            <wp:docPr descr="Topología de bus: un cable central al que se enganchan todos los dispositivos" title="" id="140" name="Picture"/>
+            <wp:docPr descr="Topología de bus: un cable central al que se enganchan todos los dispositivos" title="" id="151" name="Picture"/>
             <a:graphic>
               <a:graphicData uri="http://schemas.openxmlformats.org/drawingml/2006/picture">
                 <pic:pic>
                   <pic:nvPicPr>
-                    <pic:cNvPr descr="public/diagrams/u02-topologia-bus.svg" id="141" name="Picture"/>
+                    <pic:cNvPr descr="public/diagrams/u02-topologia-bus.svg" id="152" name="Picture"/>
                     <pic:cNvPicPr>
                       <a:picLocks noChangeArrowheads="1" noChangeAspect="1"/>
                     </pic:cNvPicPr>
@@ -16462,7 +17148,7 @@
                           <a14:useLocalDpi xmlns:a14="http://schemas.microsoft.com/office/drawing/2010/main" val="0"/>
                         </a:ext>
                         <a:ext uri="{96DAC541-7B7A-43D3-8B79-37D633B846F1}">
-                          <asvg:svgBlip xmlns:asvg="http://schemas.microsoft.com/office/drawing/2016/SVG/main" r:embed="rId139"/>
+                          <asvg:svgBlip xmlns:asvg="http://schemas.microsoft.com/office/drawing/2016/SVG/main" r:embed="rId150"/>
                         </a:ext>
                       </a:extLst>
                     </a:blip>
@@ -16507,8 +17193,8 @@
         </w:pict>
       </w:r>
     </w:p>
-    <w:bookmarkEnd w:id="142"/>
-    <w:bookmarkStart w:id="146" w:name="anillo"/>
+    <w:bookmarkEnd w:id="153"/>
+    <w:bookmarkStart w:id="157" w:name="anillo"/>
     <w:p>
       <w:pPr>
         <w:pStyle w:val="Heading2"/>
@@ -16683,12 +17369,12 @@
           <wp:inline>
             <wp:extent cx="5334000" cy="3139440"/>
             <wp:effectExtent b="0" l="0" r="0" t="0"/>
-            <wp:docPr descr="Topología en anillo: los dispositivos forman un circuito cerrado" title="" id="144" name="Picture"/>
+            <wp:docPr descr="Topología en anillo: los dispositivos forman un circuito cerrado" title="" id="155" name="Picture"/>
             <a:graphic>
               <a:graphicData uri="http://schemas.openxmlformats.org/drawingml/2006/picture">
                 <pic:pic>
                   <pic:nvPicPr>
-                    <pic:cNvPr descr="public/diagrams/u02-topologia-anillo.svg" id="145" name="Picture"/>
+                    <pic:cNvPr descr="public/diagrams/u02-topologia-anillo.svg" id="156" name="Picture"/>
                     <pic:cNvPicPr>
                       <a:picLocks noChangeArrowheads="1" noChangeAspect="1"/>
                     </pic:cNvPicPr>
@@ -16700,7 +17386,7 @@
                           <a14:useLocalDpi xmlns:a14="http://schemas.microsoft.com/office/drawing/2010/main" val="0"/>
                         </a:ext>
                         <a:ext uri="{96DAC541-7B7A-43D3-8B79-37D633B846F1}">
-                          <asvg:svgBlip xmlns:asvg="http://schemas.microsoft.com/office/drawing/2016/SVG/main" r:embed="rId143"/>
+                          <asvg:svgBlip xmlns:asvg="http://schemas.microsoft.com/office/drawing/2016/SVG/main" r:embed="rId154"/>
                         </a:ext>
                       </a:extLst>
                     </a:blip>
@@ -16745,8 +17431,8 @@
         </w:pict>
       </w:r>
     </w:p>
-    <w:bookmarkEnd w:id="146"/>
-    <w:bookmarkStart w:id="150" w:name="estrella"/>
+    <w:bookmarkEnd w:id="157"/>
+    <w:bookmarkStart w:id="161" w:name="estrella"/>
     <w:p>
       <w:pPr>
         <w:pStyle w:val="Heading2"/>
@@ -16930,7 +17616,7 @@
       <w:r>
         <w:t xml:space="preserve"> </w:t>
       </w:r>
-      <w:hyperlink r:id="rId16">
+      <w:hyperlink r:id="rId27">
         <w:r>
           <w:rPr>
             <w:rStyle w:val="Hyperlink"/>
@@ -16954,12 +17640,12 @@
           <wp:inline>
             <wp:extent cx="5334000" cy="3841750"/>
             <wp:effectExtent b="0" l="0" r="0" t="0"/>
-            <wp:docPr descr="Topología en estrella: cada dispositivo con su cable al switch central" title="" id="148" name="Picture"/>
+            <wp:docPr descr="Topología en estrella: cada dispositivo con su cable al switch central" title="" id="159" name="Picture"/>
             <a:graphic>
               <a:graphicData uri="http://schemas.openxmlformats.org/drawingml/2006/picture">
                 <pic:pic>
                   <pic:nvPicPr>
-                    <pic:cNvPr descr="public/diagrams/u02-topologia-estrella.svg" id="149" name="Picture"/>
+                    <pic:cNvPr descr="public/diagrams/u02-topologia-estrella.svg" id="160" name="Picture"/>
                     <pic:cNvPicPr>
                       <a:picLocks noChangeArrowheads="1" noChangeAspect="1"/>
                     </pic:cNvPicPr>
@@ -16971,7 +17657,7 @@
                           <a14:useLocalDpi xmlns:a14="http://schemas.microsoft.com/office/drawing/2010/main" val="0"/>
                         </a:ext>
                         <a:ext uri="{96DAC541-7B7A-43D3-8B79-37D633B846F1}">
-                          <asvg:svgBlip xmlns:asvg="http://schemas.microsoft.com/office/drawing/2016/SVG/main" r:embed="rId147"/>
+                          <asvg:svgBlip xmlns:asvg="http://schemas.microsoft.com/office/drawing/2016/SVG/main" r:embed="rId158"/>
                         </a:ext>
                       </a:extLst>
                     </a:blip>
@@ -17016,8 +17702,8 @@
         </w:pict>
       </w:r>
     </w:p>
-    <w:bookmarkEnd w:id="150"/>
-    <w:bookmarkStart w:id="154" w:name="malla"/>
+    <w:bookmarkEnd w:id="161"/>
+    <w:bookmarkStart w:id="165" w:name="malla"/>
     <w:p>
       <w:pPr>
         <w:pStyle w:val="Heading2"/>
@@ -17160,12 +17846,12 @@
           <wp:inline>
             <wp:extent cx="5334000" cy="3767137"/>
             <wp:effectExtent b="0" l="0" r="0" t="0"/>
-            <wp:docPr descr="Topología en malla: enlaces directos entre varios dispositivos con caminos alternativos" title="" id="152" name="Picture"/>
+            <wp:docPr descr="Topología en malla: enlaces directos entre varios dispositivos con caminos alternativos" title="" id="163" name="Picture"/>
             <a:graphic>
               <a:graphicData uri="http://schemas.openxmlformats.org/drawingml/2006/picture">
                 <pic:pic>
                   <pic:nvPicPr>
-                    <pic:cNvPr descr="public/diagrams/u02-topologia-malla.svg" id="153" name="Picture"/>
+                    <pic:cNvPr descr="public/diagrams/u02-topologia-malla.svg" id="164" name="Picture"/>
                     <pic:cNvPicPr>
                       <a:picLocks noChangeArrowheads="1" noChangeAspect="1"/>
                     </pic:cNvPicPr>
@@ -17177,7 +17863,7 @@
                           <a14:useLocalDpi xmlns:a14="http://schemas.microsoft.com/office/drawing/2010/main" val="0"/>
                         </a:ext>
                         <a:ext uri="{96DAC541-7B7A-43D3-8B79-37D633B846F1}">
-                          <asvg:svgBlip xmlns:asvg="http://schemas.microsoft.com/office/drawing/2016/SVG/main" r:embed="rId151"/>
+                          <asvg:svgBlip xmlns:asvg="http://schemas.microsoft.com/office/drawing/2016/SVG/main" r:embed="rId162"/>
                         </a:ext>
                       </a:extLst>
                     </a:blip>
@@ -17222,8 +17908,8 @@
         </w:pict>
       </w:r>
     </w:p>
-    <w:bookmarkEnd w:id="154"/>
-    <w:bookmarkStart w:id="158" w:name="híbrida-árbol"/>
+    <w:bookmarkEnd w:id="165"/>
+    <w:bookmarkStart w:id="169" w:name="híbrida-árbol"/>
     <w:p>
       <w:pPr>
         <w:pStyle w:val="Heading2"/>
@@ -17406,12 +18092,12 @@
           <wp:inline>
             <wp:extent cx="5334000" cy="3364056"/>
             <wp:effectExtent b="0" l="0" r="0" t="0"/>
-            <wp:docPr descr="Topología híbrida en árbol: estrellas de acceso agrupadas bajo un core jerárquico" title="" id="156" name="Picture"/>
+            <wp:docPr descr="Topología híbrida en árbol: estrellas de acceso agrupadas bajo un core jerárquico" title="" id="167" name="Picture"/>
             <a:graphic>
               <a:graphicData uri="http://schemas.openxmlformats.org/drawingml/2006/picture">
                 <pic:pic>
                   <pic:nvPicPr>
-                    <pic:cNvPr descr="public/diagrams/u02-topologia-hibrida.svg" id="157" name="Picture"/>
+                    <pic:cNvPr descr="public/diagrams/u02-topologia-hibrida.svg" id="168" name="Picture"/>
                     <pic:cNvPicPr>
                       <a:picLocks noChangeArrowheads="1" noChangeAspect="1"/>
                     </pic:cNvPicPr>
@@ -17423,7 +18109,7 @@
                           <a14:useLocalDpi xmlns:a14="http://schemas.microsoft.com/office/drawing/2010/main" val="0"/>
                         </a:ext>
                         <a:ext uri="{96DAC541-7B7A-43D3-8B79-37D633B846F1}">
-                          <asvg:svgBlip xmlns:asvg="http://schemas.microsoft.com/office/drawing/2016/SVG/main" r:embed="rId155"/>
+                          <asvg:svgBlip xmlns:asvg="http://schemas.microsoft.com/office/drawing/2016/SVG/main" r:embed="rId166"/>
                         </a:ext>
                       </a:extLst>
                     </a:blip>
@@ -17468,8 +18154,8 @@
         </w:pict>
       </w:r>
     </w:p>
-    <w:bookmarkEnd w:id="158"/>
-    <w:bookmarkStart w:id="159" w:name="tabla-resumen"/>
+    <w:bookmarkEnd w:id="169"/>
+    <w:bookmarkStart w:id="170" w:name="tabla-resumen"/>
     <w:p>
       <w:pPr>
         <w:pStyle w:val="Heading2"/>
@@ -17482,6 +18168,7 @@
       <w:tblPr>
         <w:tblStyle w:val="Table"/>
         <w:tblW w:type="pct" w:w="5000"/>
+        <w:jc w:val="left"/>
         <w:tblLayout w:type="fixed"/>
         <w:tblLook w:firstRow="1" w:lastRow="0" w:firstColumn="0" w:lastColumn="0" w:noHBand="0" w:noVBand="0" w:val="0020"/>
       </w:tblPr>
@@ -17500,6 +18187,7 @@
           <w:p>
             <w:pPr>
               <w:pStyle w:val="Compact"/>
+              <w:jc w:val="left"/>
             </w:pPr>
             <w:r>
               <w:t xml:space="preserve">Topología</w:t>
@@ -17511,6 +18199,7 @@
           <w:p>
             <w:pPr>
               <w:pStyle w:val="Compact"/>
+              <w:jc w:val="left"/>
             </w:pPr>
             <w:r>
               <w:t xml:space="preserve">Ventaja clave</w:t>
@@ -17522,6 +18211,7 @@
           <w:p>
             <w:pPr>
               <w:pStyle w:val="Compact"/>
+              <w:jc w:val="left"/>
             </w:pPr>
             <w:r>
               <w:t xml:space="preserve">Punto débil</w:t>
@@ -17533,6 +18223,7 @@
           <w:p>
             <w:pPr>
               <w:pStyle w:val="Compact"/>
+              <w:jc w:val="left"/>
             </w:pPr>
             <w:r>
               <w:t xml:space="preserve">Dónde la ves</w:t>
@@ -17546,6 +18237,7 @@
           <w:p>
             <w:pPr>
               <w:pStyle w:val="Compact"/>
+              <w:jc w:val="left"/>
             </w:pPr>
             <w:r>
               <w:rPr>
@@ -17561,6 +18253,7 @@
           <w:p>
             <w:pPr>
               <w:pStyle w:val="Compact"/>
+              <w:jc w:val="left"/>
             </w:pPr>
             <w:r>
               <w:t xml:space="preserve">Simple y privada</w:t>
@@ -17572,6 +18265,7 @@
           <w:p>
             <w:pPr>
               <w:pStyle w:val="Compact"/>
+              <w:jc w:val="left"/>
             </w:pPr>
             <w:r>
               <w:t xml:space="preserve">Sin alternativa si se cae</w:t>
@@ -17583,6 +18277,7 @@
           <w:p>
             <w:pPr>
               <w:pStyle w:val="Compact"/>
+              <w:jc w:val="left"/>
             </w:pPr>
             <w:r>
               <w:t xml:space="preserve">Enlaces de acceso, fibra entre edificios</w:t>
@@ -17596,6 +18291,7 @@
           <w:p>
             <w:pPr>
               <w:pStyle w:val="Compact"/>
+              <w:jc w:val="left"/>
             </w:pPr>
             <w:r>
               <w:rPr>
@@ -17611,6 +18307,7 @@
           <w:p>
             <w:pPr>
               <w:pStyle w:val="Compact"/>
+              <w:jc w:val="left"/>
             </w:pPr>
             <w:r>
               <w:t xml:space="preserve">Pocos cables</w:t>
@@ -17622,6 +18319,7 @@
           <w:p>
             <w:pPr>
               <w:pStyle w:val="Compact"/>
+              <w:jc w:val="left"/>
             </w:pPr>
             <w:r>
               <w:t xml:space="preserve">Cable central = red entera caída</w:t>
@@ -17633,6 +18331,7 @@
           <w:p>
             <w:pPr>
               <w:pStyle w:val="Compact"/>
+              <w:jc w:val="left"/>
             </w:pPr>
             <w:r>
               <w:t xml:space="preserve">Redes antiguas (coaxial)</w:t>
@@ -17646,6 +18345,7 @@
           <w:p>
             <w:pPr>
               <w:pStyle w:val="Compact"/>
+              <w:jc w:val="left"/>
             </w:pPr>
             <w:r>
               <w:rPr>
@@ -17661,6 +18361,7 @@
           <w:p>
             <w:pPr>
               <w:pStyle w:val="Compact"/>
+              <w:jc w:val="left"/>
             </w:pPr>
             <w:r>
               <w:t xml:space="preserve">Orden y prioridad</w:t>
@@ -17672,6 +18373,7 @@
           <w:p>
             <w:pPr>
               <w:pStyle w:val="Compact"/>
+              <w:jc w:val="left"/>
             </w:pPr>
             <w:r>
               <w:t xml:space="preserve">Un corte puede parar el anillo</w:t>
@@ -17683,6 +18385,7 @@
           <w:p>
             <w:pPr>
               <w:pStyle w:val="Compact"/>
+              <w:jc w:val="left"/>
             </w:pPr>
             <w:r>
               <w:t xml:space="preserve">Operadores, datacenters, redes antiguas</w:t>
@@ -17696,6 +18399,7 @@
           <w:p>
             <w:pPr>
               <w:pStyle w:val="Compact"/>
+              <w:jc w:val="left"/>
             </w:pPr>
             <w:r>
               <w:rPr>
@@ -17711,6 +18415,7 @@
           <w:p>
             <w:pPr>
               <w:pStyle w:val="Compact"/>
+              <w:jc w:val="left"/>
             </w:pPr>
             <w:r>
               <w:t xml:space="preserve">Fallo aislado a un puesto</w:t>
@@ -17722,6 +18427,7 @@
           <w:p>
             <w:pPr>
               <w:pStyle w:val="Compact"/>
+              <w:jc w:val="left"/>
             </w:pPr>
             <w:r>
               <w:t xml:space="preserve">El switch central es punto único</w:t>
@@ -17733,6 +18439,7 @@
           <w:p>
             <w:pPr>
               <w:pStyle w:val="Compact"/>
+              <w:jc w:val="left"/>
             </w:pPr>
             <w:r>
               <w:rPr>
@@ -17750,6 +18457,7 @@
           <w:p>
             <w:pPr>
               <w:pStyle w:val="Compact"/>
+              <w:jc w:val="left"/>
             </w:pPr>
             <w:r>
               <w:rPr>
@@ -17765,6 +18473,7 @@
           <w:p>
             <w:pPr>
               <w:pStyle w:val="Compact"/>
+              <w:jc w:val="left"/>
             </w:pPr>
             <w:r>
               <w:t xml:space="preserve">Caminos alternativos</w:t>
@@ -17776,6 +18485,7 @@
           <w:p>
             <w:pPr>
               <w:pStyle w:val="Compact"/>
+              <w:jc w:val="left"/>
             </w:pPr>
             <w:r>
               <w:t xml:space="preserve">Coste y cantidad de enlaces</w:t>
@@ -17787,6 +18497,7 @@
           <w:p>
             <w:pPr>
               <w:pStyle w:val="Compact"/>
+              <w:jc w:val="left"/>
             </w:pPr>
             <w:r>
               <w:t xml:space="preserve">Núcleos de operadores, datacenters</w:t>
@@ -17800,6 +18511,7 @@
           <w:p>
             <w:pPr>
               <w:pStyle w:val="Compact"/>
+              <w:jc w:val="left"/>
             </w:pPr>
             <w:r>
               <w:rPr>
@@ -17815,6 +18527,7 @@
           <w:p>
             <w:pPr>
               <w:pStyle w:val="Compact"/>
+              <w:jc w:val="left"/>
             </w:pPr>
             <w:r>
               <w:t xml:space="preserve">Escala por capas</w:t>
@@ -17826,6 +18539,7 @@
           <w:p>
             <w:pPr>
               <w:pStyle w:val="Compact"/>
+              <w:jc w:val="left"/>
             </w:pPr>
             <w:r>
               <w:t xml:space="preserve">Requiere planificación</w:t>
@@ -17837,6 +18551,7 @@
           <w:p>
             <w:pPr>
               <w:pStyle w:val="Compact"/>
+              <w:jc w:val="left"/>
             </w:pPr>
             <w:r>
               <w:t xml:space="preserve">Redes de empresa reales</w:t>
@@ -17852,8 +18567,8 @@
         </w:pict>
       </w:r>
     </w:p>
-    <w:bookmarkEnd w:id="159"/>
-    <w:bookmarkStart w:id="160" w:name="mini-chequeo-7"/>
+    <w:bookmarkEnd w:id="170"/>
+    <w:bookmarkStart w:id="171" w:name="mini-chequeo-7"/>
     <w:p>
       <w:pPr>
         <w:pStyle w:val="Heading2"/>
@@ -17982,8 +18697,8 @@
         </w:pict>
       </w:r>
     </w:p>
-    <w:bookmarkEnd w:id="160"/>
-    <w:bookmarkStart w:id="161" w:name="resumen-en-3-frases-7"/>
+    <w:bookmarkEnd w:id="171"/>
+    <w:bookmarkStart w:id="172" w:name="resumen-en-3-frases-7"/>
     <w:p>
       <w:pPr>
         <w:pStyle w:val="Heading2"/>
@@ -18067,8 +18782,8 @@
         <w:t xml:space="preserve">: estrellas de acceso por planta, capas de distribución y un core, con redundancia donde importa.</w:t>
       </w:r>
     </w:p>
-    <w:bookmarkEnd w:id="161"/>
-    <w:bookmarkStart w:id="162" w:name="vocabulario-rápido-7"/>
+    <w:bookmarkEnd w:id="172"/>
+    <w:bookmarkStart w:id="173" w:name="vocabulario-rápido-7"/>
     <w:p>
       <w:pPr>
         <w:pStyle w:val="Heading2"/>
@@ -18081,6 +18796,7 @@
       <w:tblPr>
         <w:tblStyle w:val="Table"/>
         <w:tblW w:type="pct" w:w="5000"/>
+        <w:jc w:val="left"/>
         <w:tblLayout w:type="fixed"/>
         <w:tblLook w:firstRow="1" w:lastRow="0" w:firstColumn="0" w:lastColumn="0" w:noHBand="0" w:noVBand="0" w:val="0020"/>
       </w:tblPr>
@@ -18097,6 +18813,7 @@
           <w:p>
             <w:pPr>
               <w:pStyle w:val="Compact"/>
+              <w:jc w:val="left"/>
             </w:pPr>
             <w:r>
               <w:t xml:space="preserve">Término</w:t>
@@ -18108,6 +18825,7 @@
           <w:p>
             <w:pPr>
               <w:pStyle w:val="Compact"/>
+              <w:jc w:val="left"/>
             </w:pPr>
             <w:r>
               <w:t xml:space="preserve">Idea general</w:t>
@@ -18121,6 +18839,7 @@
           <w:p>
             <w:pPr>
               <w:pStyle w:val="Compact"/>
+              <w:jc w:val="left"/>
             </w:pPr>
             <w:r>
               <w:t xml:space="preserve">Topología</w:t>
@@ -18132,6 +18851,7 @@
           <w:p>
             <w:pPr>
               <w:pStyle w:val="Compact"/>
+              <w:jc w:val="left"/>
             </w:pPr>
             <w:r>
               <w:t xml:space="preserve">Plano de cómo se conectan los dispositivos</w:t>
@@ -18145,6 +18865,7 @@
           <w:p>
             <w:pPr>
               <w:pStyle w:val="Compact"/>
+              <w:jc w:val="left"/>
             </w:pPr>
             <w:r>
               <w:t xml:space="preserve">Punto a punto</w:t>
@@ -18156,6 +18877,7 @@
           <w:p>
             <w:pPr>
               <w:pStyle w:val="Compact"/>
+              <w:jc w:val="left"/>
             </w:pPr>
             <w:r>
               <w:t xml:space="preserve">Un solo enlace entre dos dispositivos</w:t>
@@ -18169,6 +18891,7 @@
           <w:p>
             <w:pPr>
               <w:pStyle w:val="Compact"/>
+              <w:jc w:val="left"/>
             </w:pPr>
             <w:r>
               <w:t xml:space="preserve">Bus</w:t>
@@ -18180,6 +18903,7 @@
           <w:p>
             <w:pPr>
               <w:pStyle w:val="Compact"/>
+              <w:jc w:val="left"/>
             </w:pPr>
             <w:r>
               <w:t xml:space="preserve">Cable central compartido por todos (obsoleto)</w:t>
@@ -18193,6 +18917,7 @@
           <w:p>
             <w:pPr>
               <w:pStyle w:val="Compact"/>
+              <w:jc w:val="left"/>
             </w:pPr>
             <w:r>
               <w:t xml:space="preserve">Anillo</w:t>
@@ -18204,6 +18929,7 @@
           <w:p>
             <w:pPr>
               <w:pStyle w:val="Compact"/>
+              <w:jc w:val="left"/>
             </w:pPr>
             <w:r>
               <w:t xml:space="preserve">Circuito cerrado con un vecino a cada lado</w:t>
@@ -18217,6 +18943,7 @@
           <w:p>
             <w:pPr>
               <w:pStyle w:val="Compact"/>
+              <w:jc w:val="left"/>
             </w:pPr>
             <w:r>
               <w:t xml:space="preserve">Estrella</w:t>
@@ -18228,6 +18955,7 @@
           <w:p>
             <w:pPr>
               <w:pStyle w:val="Compact"/>
+              <w:jc w:val="left"/>
             </w:pPr>
             <w:r>
               <w:t xml:space="preserve">Cada dispositivo con su cable al punto central (switch)</w:t>
@@ -18241,6 +18969,7 @@
           <w:p>
             <w:pPr>
               <w:pStyle w:val="Compact"/>
+              <w:jc w:val="left"/>
             </w:pPr>
             <w:r>
               <w:t xml:space="preserve">Malla</w:t>
@@ -18252,6 +18981,7 @@
           <w:p>
             <w:pPr>
               <w:pStyle w:val="Compact"/>
+              <w:jc w:val="left"/>
             </w:pPr>
             <w:r>
               <w:t xml:space="preserve">Muchos enlaces directos; completa o parcial</w:t>
@@ -18265,6 +18995,7 @@
           <w:p>
             <w:pPr>
               <w:pStyle w:val="Compact"/>
+              <w:jc w:val="left"/>
             </w:pPr>
             <w:r>
               <w:t xml:space="preserve">Híbrida / árbol</w:t>
@@ -18276,6 +19007,7 @@
           <w:p>
             <w:pPr>
               <w:pStyle w:val="Compact"/>
+              <w:jc w:val="left"/>
             </w:pPr>
             <w:r>
               <w:t xml:space="preserve">Combinación jerárquica de topologías</w:t>
@@ -18289,6 +19021,7 @@
           <w:p>
             <w:pPr>
               <w:pStyle w:val="Compact"/>
+              <w:jc w:val="left"/>
             </w:pPr>
             <w:r>
               <w:t xml:space="preserve">Punto único de fallo</w:t>
@@ -18300,6 +19033,7 @@
           <w:p>
             <w:pPr>
               <w:pStyle w:val="Compact"/>
+              <w:jc w:val="left"/>
             </w:pPr>
             <w:r>
               <w:t xml:space="preserve">Componente cuya caída deja sin servicio a muchos</w:t>
@@ -18325,7 +19059,7 @@
       <w:r>
         <w:t xml:space="preserve"> </w:t>
       </w:r>
-      <w:hyperlink r:id="rId40">
+      <w:hyperlink r:id="rId51">
         <w:r>
           <w:rPr>
             <w:rStyle w:val="Hyperlink"/>
@@ -18352,7 +19086,7 @@
       <w:r>
         <w:t xml:space="preserve"> </w:t>
       </w:r>
-      <w:hyperlink r:id="rId16">
+      <w:hyperlink r:id="rId27">
         <w:r>
           <w:rPr>
             <w:rStyle w:val="Hyperlink"/>
@@ -18379,7 +19113,7 @@
       <w:r>
         <w:t xml:space="preserve"> </w:t>
       </w:r>
-      <w:hyperlink r:id="rId18">
+      <w:hyperlink r:id="rId29">
         <w:r>
           <w:rPr>
             <w:rStyle w:val="Hyperlink"/>
@@ -18388,9 +19122,9 @@
         </w:r>
       </w:hyperlink>
     </w:p>
-    <w:bookmarkEnd w:id="162"/>
-    <w:bookmarkEnd w:id="163"/>
-    <w:bookmarkStart w:id="176" w:name="cierre-consolida-lo-aprendido"/>
+    <w:bookmarkEnd w:id="173"/>
+    <w:bookmarkEnd w:id="174"/>
+    <w:bookmarkStart w:id="187" w:name="cierre-consolida-lo-aprendido"/>
     <w:p>
       <w:pPr>
         <w:pStyle w:val="Heading1"/>
@@ -18464,7 +19198,7 @@
       <w:r>
         <w:t xml:space="preserve"> </w:t>
       </w:r>
-      <w:hyperlink r:id="rId17">
+      <w:hyperlink r:id="rId28">
         <w:r>
           <w:rPr>
             <w:rStyle w:val="Hyperlink"/>
@@ -18486,7 +19220,7 @@
         </w:pict>
       </w:r>
     </w:p>
-    <w:bookmarkStart w:id="164" w:name="sé-el-bit"/>
+    <w:bookmarkStart w:id="175" w:name="sé-el-bit"/>
     <w:p>
       <w:pPr>
         <w:pStyle w:val="Heading2"/>
@@ -18668,7 +19402,13 @@
         <w:t xml:space="preserve"> </w:t>
       </w:r>
       <w:r>
-        <w:t xml:space="preserve">“débil”</w:t>
+        <w:t xml:space="preserve">“</w:t>
+      </w:r>
+      <w:r>
+        <w:t xml:space="preserve">débil</w:t>
+      </w:r>
+      <w:r>
+        <w:t xml:space="preserve">”</w:t>
       </w:r>
       <w:r>
         <w:t xml:space="preserve">. El síntoma es de capa 1, no de configuración.</w:t>
@@ -18740,8 +19480,8 @@
         </w:pict>
       </w:r>
     </w:p>
-    <w:bookmarkEnd w:id="164"/>
-    <w:bookmarkStart w:id="165" w:name="fireside-chat-cobre-vs-fibra"/>
+    <w:bookmarkEnd w:id="175"/>
+    <w:bookmarkStart w:id="176" w:name="fireside-chat-cobre-vs-fibra"/>
     <w:p>
       <w:pPr>
         <w:pStyle w:val="Heading2"/>
@@ -18891,7 +19631,13 @@
         <w:t xml:space="preserve"> </w:t>
       </w:r>
       <w:r>
-        <w:t xml:space="preserve">“tropieza”</w:t>
+        <w:t xml:space="preserve">“</w:t>
+      </w:r>
+      <w:r>
+        <w:t xml:space="preserve">tropieza</w:t>
+      </w:r>
+      <w:r>
+        <w:t xml:space="preserve">”</w:t>
       </w:r>
       <w:r>
         <w:t xml:space="preserve">, es más barato reemplazarme a mí.</w:t>
@@ -19078,8 +19824,8 @@
         </w:pict>
       </w:r>
     </w:p>
-    <w:bookmarkEnd w:id="165"/>
-    <w:bookmarkStart w:id="166" w:name="quién-soy"/>
+    <w:bookmarkEnd w:id="176"/>
+    <w:bookmarkStart w:id="177" w:name="quién-soy"/>
     <w:p>
       <w:pPr>
         <w:pStyle w:val="Heading2"/>
@@ -19301,8 +20047,8 @@
         </w:pict>
       </w:r>
     </w:p>
-    <w:bookmarkEnd w:id="166"/>
-    <w:bookmarkStart w:id="167" w:name="Xc775dd408edefa1e4319b2d9518478d03e3b6ba"/>
+    <w:bookmarkEnd w:id="177"/>
+    <w:bookmarkStart w:id="178" w:name="Xc775dd408edefa1e4319b2d9518478d03e3b6ba"/>
     <w:p>
       <w:pPr>
         <w:pStyle w:val="Heading2"/>
@@ -19314,7 +20060,13 @@
         <w:t xml:space="preserve"> </w:t>
       </w:r>
       <w:r>
-        <w:t xml:space="preserve">“El LED del switch se enciende pero no hay conectividad”</w:t>
+        <w:t xml:space="preserve">“</w:t>
+      </w:r>
+      <w:r>
+        <w:t xml:space="preserve">El LED del switch se enciende pero no hay conectividad</w:t>
+      </w:r>
+      <w:r>
+        <w:t xml:space="preserve">”</w:t>
       </w:r>
     </w:p>
     <w:p>
@@ -19408,7 +20160,13 @@
         <w:t xml:space="preserve"> </w:t>
       </w:r>
       <w:r>
-        <w:t xml:space="preserve">“pero si el LED parpadea, la luz verde está preciosa”</w:t>
+        <w:t xml:space="preserve">“</w:t>
+      </w:r>
+      <w:r>
+        <w:t xml:space="preserve">pero si el LED parpadea, la luz verde está preciosa</w:t>
+      </w:r>
+      <w:r>
+        <w:t xml:space="preserve">”</w:t>
       </w:r>
       <w:r>
         <w:t xml:space="preserve">. El</w:t>
@@ -19417,7 +20175,13 @@
         <w:t xml:space="preserve"> </w:t>
       </w:r>
       <w:r>
-        <w:t xml:space="preserve">“link LED”</w:t>
+        <w:t xml:space="preserve">“</w:t>
+      </w:r>
+      <w:r>
+        <w:t xml:space="preserve">link LED</w:t>
+      </w:r>
+      <w:r>
+        <w:t xml:space="preserve">”</w:t>
       </w:r>
       <w:r>
         <w:t xml:space="preserve"> </w:t>
@@ -19556,8 +20320,8 @@
         </w:pict>
       </w:r>
     </w:p>
-    <w:bookmarkEnd w:id="167"/>
-    <w:bookmarkStart w:id="168" w:name="X8761c630f505b3d8996577ee9d4574070c69e44"/>
+    <w:bookmarkEnd w:id="178"/>
+    <w:bookmarkStart w:id="179" w:name="X8761c630f505b3d8996577ee9d4574070c69e44"/>
     <w:p>
       <w:pPr>
         <w:pStyle w:val="Heading2"/>
@@ -19718,7 +20482,13 @@
         <w:t xml:space="preserve"> </w:t>
       </w:r>
       <w:r>
-        <w:t xml:space="preserve">“sin querer”</w:t>
+        <w:t xml:space="preserve">“</w:t>
+      </w:r>
+      <w:r>
+        <w:t xml:space="preserve">sin querer</w:t>
+      </w:r>
+      <w:r>
+        <w:t xml:space="preserve">”</w:t>
       </w:r>
       <w:r>
         <w:t xml:space="preserve"> </w:t>
@@ -19748,7 +20518,13 @@
         <w:t xml:space="preserve"> </w:t>
       </w:r>
       <w:r>
-        <w:t xml:space="preserve">“los 8 LEDs encienden”</w:t>
+        <w:t xml:space="preserve">“</w:t>
+      </w:r>
+      <w:r>
+        <w:t xml:space="preserve">los 8 LEDs encienden</w:t>
+      </w:r>
+      <w:r>
+        <w:t xml:space="preserve">”</w:t>
       </w:r>
       <w:r>
         <w:t xml:space="preserve">. Comprueba que</w:t>
@@ -19804,7 +20580,13 @@
         <w:t xml:space="preserve"> </w:t>
       </w:r>
       <w:r>
-        <w:t xml:space="preserve">“funcionar”</w:t>
+        <w:t xml:space="preserve">“</w:t>
+      </w:r>
+      <w:r>
+        <w:t xml:space="preserve">funcionar</w:t>
+      </w:r>
+      <w:r>
+        <w:t xml:space="preserve">”</w:t>
       </w:r>
       <w:r>
         <w:t xml:space="preserve"> </w:t>
@@ -19834,7 +20616,13 @@
         <w:t xml:space="preserve"> </w:t>
       </w:r>
       <w:r>
-        <w:t xml:space="preserve">“conecta”</w:t>
+        <w:t xml:space="preserve">“</w:t>
+      </w:r>
+      <w:r>
+        <w:t xml:space="preserve">conecta</w:t>
+      </w:r>
+      <w:r>
+        <w:t xml:space="preserve">”</w:t>
       </w:r>
       <w:r>
         <w:t xml:space="preserve"> </w:t>
@@ -19846,7 +20634,13 @@
         <w:t xml:space="preserve"> </w:t>
       </w:r>
       <w:r>
-        <w:t xml:space="preserve">“nada”</w:t>
+        <w:t xml:space="preserve">“</w:t>
+      </w:r>
+      <w:r>
+        <w:t xml:space="preserve">nada</w:t>
+      </w:r>
+      <w:r>
+        <w:t xml:space="preserve">”</w:t>
       </w:r>
       <w:r>
         <w:t xml:space="preserve">.</w:t>
@@ -19859,8 +20653,8 @@
         </w:pict>
       </w:r>
     </w:p>
-    <w:bookmarkEnd w:id="168"/>
-    <w:bookmarkStart w:id="169" w:name="logros-de-esta-unidad"/>
+    <w:bookmarkEnd w:id="179"/>
+    <w:bookmarkStart w:id="180" w:name="logros-de-esta-unidad"/>
     <w:p>
       <w:pPr>
         <w:pStyle w:val="Heading2"/>
@@ -19873,6 +20667,7 @@
       <w:tblPr>
         <w:tblStyle w:val="Table"/>
         <w:tblW w:type="pct" w:w="5000"/>
+        <w:jc w:val="left"/>
         <w:tblLayout w:type="fixed"/>
         <w:tblLook w:firstRow="1" w:lastRow="0" w:firstColumn="0" w:lastColumn="0" w:noHBand="0" w:noVBand="0" w:val="0020"/>
       </w:tblPr>
@@ -19889,6 +20684,7 @@
           <w:p>
             <w:pPr>
               <w:pStyle w:val="Compact"/>
+              <w:jc w:val="left"/>
             </w:pPr>
             <w:r>
               <w:t xml:space="preserve">Logro</w:t>
@@ -19900,6 +20696,7 @@
           <w:p>
             <w:pPr>
               <w:pStyle w:val="Compact"/>
+              <w:jc w:val="left"/>
             </w:pPr>
             <w:r>
               <w:t xml:space="preserve">Cómo conseguirlo</w:t>
@@ -19913,6 +20710,7 @@
           <w:p>
             <w:pPr>
               <w:pStyle w:val="Compact"/>
+              <w:jc w:val="left"/>
             </w:pPr>
             <w:r>
               <w:t xml:space="preserve">🏅</w:t>
@@ -19934,6 +20732,7 @@
           <w:p>
             <w:pPr>
               <w:pStyle w:val="Compact"/>
+              <w:jc w:val="left"/>
             </w:pPr>
             <w:r>
               <w:t xml:space="preserve">Crimpar un cable directo perfecto a la primera</w:t>
@@ -19947,6 +20746,7 @@
           <w:p>
             <w:pPr>
               <w:pStyle w:val="Compact"/>
+              <w:jc w:val="left"/>
             </w:pPr>
             <w:r>
               <w:t xml:space="preserve">🏅</w:t>
@@ -19968,6 +20768,7 @@
           <w:p>
             <w:pPr>
               <w:pStyle w:val="Compact"/>
+              <w:jc w:val="left"/>
             </w:pPr>
             <w:r>
               <w:t xml:space="preserve">Encontrar el fallo intencionado del laboratorio sin comprobador</w:t>
@@ -19981,6 +20782,7 @@
           <w:p>
             <w:pPr>
               <w:pStyle w:val="Compact"/>
+              <w:jc w:val="left"/>
             </w:pPr>
             <w:r>
               <w:t xml:space="preserve">🏅</w:t>
@@ -20002,6 +20804,7 @@
           <w:p>
             <w:pPr>
               <w:pStyle w:val="Compact"/>
+              <w:jc w:val="left"/>
             </w:pPr>
             <w:r>
               <w:t xml:space="preserve">Recitar de memoria el pinout T568B</w:t>
@@ -20015,6 +20818,7 @@
           <w:p>
             <w:pPr>
               <w:pStyle w:val="Compact"/>
+              <w:jc w:val="left"/>
             </w:pPr>
             <w:r>
               <w:t xml:space="preserve">🏅</w:t>
@@ -20036,6 +20840,7 @@
           <w:p>
             <w:pPr>
               <w:pStyle w:val="Compact"/>
+              <w:jc w:val="left"/>
             </w:pPr>
             <w:r>
               <w:t xml:space="preserve">Explicar 3 diferencias entre monomodo y multimodo sin apuntes</w:t>
@@ -20051,8 +20856,8 @@
         </w:pict>
       </w:r>
     </w:p>
-    <w:bookmarkEnd w:id="169"/>
-    <w:bookmarkStart w:id="170" w:name="atrévete-a-pensar"/>
+    <w:bookmarkEnd w:id="180"/>
+    <w:bookmarkStart w:id="181" w:name="atrévete-a-pensar"/>
     <w:p>
       <w:pPr>
         <w:pStyle w:val="Heading2"/>
@@ -20292,8 +21097,8 @@
         </w:pict>
       </w:r>
     </w:p>
-    <w:bookmarkEnd w:id="170"/>
-    <w:bookmarkStart w:id="171" w:name="crucigrama-de-bits"/>
+    <w:bookmarkEnd w:id="181"/>
+    <w:bookmarkStart w:id="182" w:name="crucigrama-de-bits"/>
     <w:p>
       <w:pPr>
         <w:pStyle w:val="Heading2"/>
@@ -20448,8 +21253,8 @@
         </w:pict>
       </w:r>
     </w:p>
-    <w:bookmarkEnd w:id="171"/>
-    <w:bookmarkStart w:id="172" w:name="preguntas-de-entrevista-de-trabajo"/>
+    <w:bookmarkEnd w:id="182"/>
+    <w:bookmarkStart w:id="183" w:name="preguntas-de-entrevista-de-trabajo"/>
     <w:p>
       <w:pPr>
         <w:pStyle w:val="Heading2"/>
@@ -20471,7 +21276,21 @@
           <w:b/>
           <w:bCs/>
         </w:rPr>
-        <w:t xml:space="preserve">“¿Me crimpas un cable directo? Explícame qué haces paso a paso.”</w:t>
+        <w:t xml:space="preserve">“</w:t>
+      </w:r>
+      <w:r>
+        <w:rPr>
+          <w:b/>
+          <w:bCs/>
+        </w:rPr>
+        <w:t xml:space="preserve">¿Me crimpas un cable directo? Explícame qué haces paso a paso.</w:t>
+      </w:r>
+      <w:r>
+        <w:rPr>
+          <w:b/>
+          <w:bCs/>
+        </w:rPr>
+        <w:t xml:space="preserve">”</w:t>
       </w:r>
     </w:p>
     <w:p>
@@ -20487,7 +21306,21 @@
           <w:b/>
           <w:bCs/>
         </w:rPr>
-        <w:t xml:space="preserve">“¿Cuándo usarías fibra óptica y cuándo cobre?”</w:t>
+        <w:t xml:space="preserve">“</w:t>
+      </w:r>
+      <w:r>
+        <w:rPr>
+          <w:b/>
+          <w:bCs/>
+        </w:rPr>
+        <w:t xml:space="preserve">¿Cuándo usarías fibra óptica y cuándo cobre?</w:t>
+      </w:r>
+      <w:r>
+        <w:rPr>
+          <w:b/>
+          <w:bCs/>
+        </w:rPr>
+        <w:t xml:space="preserve">”</w:t>
       </w:r>
     </w:p>
     <w:p>
@@ -20503,7 +21336,21 @@
           <w:b/>
           <w:bCs/>
         </w:rPr>
-        <w:t xml:space="preserve">“¿Qué significa que un cable sea Cat6? ¿Qué lo diferencia de Cat5e?”</w:t>
+        <w:t xml:space="preserve">“</w:t>
+      </w:r>
+      <w:r>
+        <w:rPr>
+          <w:b/>
+          <w:bCs/>
+        </w:rPr>
+        <w:t xml:space="preserve">¿Qué significa que un cable sea Cat6? ¿Qué lo diferencia de Cat5e?</w:t>
+      </w:r>
+      <w:r>
+        <w:rPr>
+          <w:b/>
+          <w:bCs/>
+        </w:rPr>
+        <w:t xml:space="preserve">”</w:t>
       </w:r>
     </w:p>
     <w:p>
@@ -20519,7 +21366,21 @@
           <w:b/>
           <w:bCs/>
         </w:rPr>
-        <w:t xml:space="preserve">“Un usuario reporta lentitud en la red. Sospechas del cableado. ¿Qué pruebas haces?”</w:t>
+        <w:t xml:space="preserve">“</w:t>
+      </w:r>
+      <w:r>
+        <w:rPr>
+          <w:b/>
+          <w:bCs/>
+        </w:rPr>
+        <w:t xml:space="preserve">Un usuario reporta lentitud en la red. Sospechas del cableado. ¿Qué pruebas haces?</w:t>
+      </w:r>
+      <w:r>
+        <w:rPr>
+          <w:b/>
+          <w:bCs/>
+        </w:rPr>
+        <w:t xml:space="preserve">”</w:t>
       </w:r>
     </w:p>
     <w:p>
@@ -20535,7 +21396,21 @@
           <w:b/>
           <w:bCs/>
         </w:rPr>
-        <w:t xml:space="preserve">“¿Qué es el cableado estructurado? ¿Qué ventajas tiene frente a cablear sin planificar?”</w:t>
+        <w:t xml:space="preserve">“</w:t>
+      </w:r>
+      <w:r>
+        <w:rPr>
+          <w:b/>
+          <w:bCs/>
+        </w:rPr>
+        <w:t xml:space="preserve">¿Qué es el cableado estructurado? ¿Qué ventajas tiene frente a cablear sin planificar?</w:t>
+      </w:r>
+      <w:r>
+        <w:rPr>
+          <w:b/>
+          <w:bCs/>
+        </w:rPr>
+        <w:t xml:space="preserve">”</w:t>
       </w:r>
     </w:p>
     <w:p>
@@ -20565,7 +21440,13 @@
         <w:t xml:space="preserve"> </w:t>
       </w:r>
       <w:r>
-        <w:t xml:space="preserve">“pregunta de examen práctico”</w:t>
+        <w:t xml:space="preserve">“</w:t>
+      </w:r>
+      <w:r>
+        <w:t xml:space="preserve">pregunta de examen práctico</w:t>
+      </w:r>
+      <w:r>
+        <w:t xml:space="preserve">”</w:t>
       </w:r>
       <w:r>
         <w:t xml:space="preserve">: narra los 6 pasos (pelar, ordenar T568B, cortar, insertar, crimpar, comprobar) y menciona el tester. La 2 es de criterio: distancias cortas → cobre/WiFi; kilómetros, interferencias o datacenter → fibra. La 3 cae en el detalle: Cat6 es 250 MHz (vs 100 de Cat5e), llega a 10 Gbps hasta 55 m, y Cat6a lo hace a 100. La 4 exige método: tester de pares, velocidad negociada, categoría y longitud. La 5 demuestra que has visto un rack de verdad: TIA/EIA-568, cable horizontal + patch panels + latiguillos y sus ventajas de mantenimiento.</w:t>
@@ -20578,8 +21459,8 @@
         </w:pict>
       </w:r>
     </w:p>
-    <w:bookmarkEnd w:id="172"/>
-    <w:bookmarkStart w:id="173" w:name="no-hay-preguntas-tontas"/>
+    <w:bookmarkEnd w:id="183"/>
+    <w:bookmarkStart w:id="184" w:name="no-hay-preguntas-tontas"/>
     <w:p>
       <w:pPr>
         <w:pStyle w:val="Heading2"/>
@@ -20760,8 +21641,8 @@
         </w:pict>
       </w:r>
     </w:p>
-    <w:bookmarkEnd w:id="173"/>
-    <w:bookmarkStart w:id="174" w:name="poscréditos"/>
+    <w:bookmarkEnd w:id="184"/>
+    <w:bookmarkStart w:id="185" w:name="poscréditos"/>
     <w:p>
       <w:pPr>
         <w:pStyle w:val="Heading2"/>
@@ -20785,7 +21666,21 @@
           <w:i/>
           <w:iCs/>
         </w:rPr>
-        <w:t xml:space="preserve">“El cable lo dice todo. Cuando el paquete se rompe, mirad los pines antes que el router.”</w:t>
+        <w:t xml:space="preserve">“</w:t>
+      </w:r>
+      <w:r>
+        <w:rPr>
+          <w:i/>
+          <w:iCs/>
+        </w:rPr>
+        <w:t xml:space="preserve">El cable lo dice todo. Cuando el paquete se rompe, mirad los pines antes que el router.</w:t>
+      </w:r>
+      <w:r>
+        <w:rPr>
+          <w:i/>
+          <w:iCs/>
+        </w:rPr>
+        <w:t xml:space="preserve">”</w:t>
       </w:r>
     </w:p>
     <w:p>
@@ -20813,8 +21708,8 @@
         </w:pict>
       </w:r>
     </w:p>
-    <w:bookmarkEnd w:id="174"/>
-    <w:bookmarkStart w:id="175" w:name="Xe5c9652d70275eff18ae7b599d66bd50ec929a5"/>
+    <w:bookmarkEnd w:id="185"/>
+    <w:bookmarkStart w:id="186" w:name="Xe5c9652d70275eff18ae7b599d66bd50ec929a5"/>
     <w:p>
       <w:pPr>
         <w:pStyle w:val="Heading2"/>
@@ -20839,6 +21734,7 @@
       <w:tblPr>
         <w:tblStyle w:val="Table"/>
         <w:tblW w:type="pct" w:w="5000"/>
+        <w:jc w:val="left"/>
         <w:tblLayout w:type="fixed"/>
         <w:tblLook w:firstRow="1" w:lastRow="0" w:firstColumn="0" w:lastColumn="0" w:noHBand="0" w:noVBand="0" w:val="0020"/>
       </w:tblPr>
@@ -20856,6 +21752,7 @@
           <w:p>
             <w:pPr>
               <w:pStyle w:val="Compact"/>
+              <w:jc w:val="left"/>
             </w:pPr>
             <w:r>
               <w:t xml:space="preserve">CE</w:t>
@@ -20867,6 +21764,7 @@
           <w:p>
             <w:pPr>
               <w:pStyle w:val="Compact"/>
+              <w:jc w:val="left"/>
             </w:pPr>
             <w:r>
               <w:t xml:space="preserve">Criterio</w:t>
@@ -20878,6 +21776,7 @@
           <w:p>
             <w:pPr>
               <w:pStyle w:val="Compact"/>
+              <w:jc w:val="left"/>
             </w:pPr>
             <w:r>
               <w:t xml:space="preserve">Cubierto</w:t>
@@ -20891,6 +21790,7 @@
           <w:p>
             <w:pPr>
               <w:pStyle w:val="Compact"/>
+              <w:jc w:val="left"/>
             </w:pPr>
             <w:r>
               <w:t xml:space="preserve">RA1·b)</w:t>
@@ -20902,6 +21802,7 @@
           <w:p>
             <w:pPr>
               <w:pStyle w:val="Compact"/>
+              <w:jc w:val="left"/>
             </w:pPr>
             <w:r>
               <w:t xml:space="preserve">Medios de transmisión</w:t>
@@ -20913,6 +21814,7 @@
           <w:p>
             <w:pPr>
               <w:pStyle w:val="Compact"/>
+              <w:jc w:val="left"/>
             </w:pPr>
             <w:r>
               <w:t xml:space="preserve">✅ Puntos 1, 2 y 5</w:t>
@@ -20926,6 +21828,7 @@
           <w:p>
             <w:pPr>
               <w:pStyle w:val="Compact"/>
+              <w:jc w:val="left"/>
             </w:pPr>
             <w:r>
               <w:t xml:space="preserve">RA2·a)</w:t>
@@ -20937,6 +21840,7 @@
           <w:p>
             <w:pPr>
               <w:pStyle w:val="Compact"/>
+              <w:jc w:val="left"/>
             </w:pPr>
             <w:r>
               <w:t xml:space="preserve">Estándares para redes cableadas</w:t>
@@ -20948,6 +21852,7 @@
           <w:p>
             <w:pPr>
               <w:pStyle w:val="Compact"/>
+              <w:jc w:val="left"/>
             </w:pPr>
             <w:r>
               <w:t xml:space="preserve">✅ Puntos 2-3 y 7</w:t>
@@ -20961,6 +21866,7 @@
           <w:p>
             <w:pPr>
               <w:pStyle w:val="Compact"/>
+              <w:jc w:val="left"/>
             </w:pPr>
             <w:r>
               <w:t xml:space="preserve">RA2·b)</w:t>
@@ -20972,6 +21878,7 @@
           <w:p>
             <w:pPr>
               <w:pStyle w:val="Compact"/>
+              <w:jc w:val="left"/>
             </w:pPr>
             <w:r>
               <w:t xml:space="preserve">Montaje de cables</w:t>
@@ -20983,6 +21890,7 @@
           <w:p>
             <w:pPr>
               <w:pStyle w:val="Compact"/>
+              <w:jc w:val="left"/>
             </w:pPr>
             <w:r>
               <w:t xml:space="preserve">✅ Punto 4 + ⚡ Laboratorio (punto 9)</w:t>
@@ -20996,6 +21904,7 @@
           <w:p>
             <w:pPr>
               <w:pStyle w:val="Compact"/>
+              <w:jc w:val="left"/>
             </w:pPr>
             <w:r>
               <w:t xml:space="preserve">RA2·c)</w:t>
@@ -21007,6 +21916,7 @@
           <w:p>
             <w:pPr>
               <w:pStyle w:val="Compact"/>
+              <w:jc w:val="left"/>
             </w:pPr>
             <w:r>
               <w:t xml:space="preserve">Comprobadores de conectividad</w:t>
@@ -21018,6 +21928,7 @@
           <w:p>
             <w:pPr>
               <w:pStyle w:val="Compact"/>
+              <w:jc w:val="left"/>
             </w:pPr>
             <w:r>
               <w:t xml:space="preserve">✅ Puntos 4 y 6</w:t>
@@ -21031,6 +21942,7 @@
           <w:p>
             <w:pPr>
               <w:pStyle w:val="Compact"/>
+              <w:jc w:val="left"/>
             </w:pPr>
             <w:r>
               <w:t xml:space="preserve">RA1·d)</w:t>
@@ -21042,6 +21954,7 @@
           <w:p>
             <w:pPr>
               <w:pStyle w:val="Compact"/>
+              <w:jc w:val="left"/>
             </w:pPr>
             <w:r>
               <w:t xml:space="preserve">Trama y encapsulación Ethernet</w:t>
@@ -21053,6 +21966,7 @@
           <w:p>
             <w:pPr>
               <w:pStyle w:val="Compact"/>
+              <w:jc w:val="left"/>
             </w:pPr>
             <w:r>
               <w:t xml:space="preserve">→ Se verá en la unidad de capa de enlace y trama</w:t>
@@ -21066,6 +21980,7 @@
           <w:p>
             <w:pPr>
               <w:pStyle w:val="Compact"/>
+              <w:jc w:val="left"/>
             </w:pPr>
             <w:r>
               <w:t xml:space="preserve">RA2·d)</w:t>
@@ -21077,6 +21992,7 @@
           <w:p>
             <w:pPr>
               <w:pStyle w:val="Compact"/>
+              <w:jc w:val="left"/>
             </w:pPr>
             <w:r>
               <w:t xml:space="preserve">Direccionamiento lógico IP</w:t>
@@ -21088,6 +22004,7 @@
           <w:p>
             <w:pPr>
               <w:pStyle w:val="Compact"/>
+              <w:jc w:val="left"/>
             </w:pPr>
             <w:r>
               <w:t xml:space="preserve">→ Se verá en la unidad de dirección IP</w:t>
@@ -21101,6 +22018,7 @@
           <w:p>
             <w:pPr>
               <w:pStyle w:val="Compact"/>
+              <w:jc w:val="left"/>
             </w:pPr>
             <w:r>
               <w:t xml:space="preserve">RA2·e)</w:t>
@@ -21112,6 +22030,7 @@
           <w:p>
             <w:pPr>
               <w:pStyle w:val="Compact"/>
+              <w:jc w:val="left"/>
             </w:pPr>
             <w:r>
               <w:t xml:space="preserve">Adaptadores de red</w:t>
@@ -21123,6 +22042,7 @@
           <w:p>
             <w:pPr>
               <w:pStyle w:val="Compact"/>
+              <w:jc w:val="left"/>
             </w:pPr>
             <w:r>
               <w:t xml:space="preserve">→ Se verá en dirección IP y en redes inalámbricas</w:t>
@@ -21136,6 +22056,7 @@
           <w:p>
             <w:pPr>
               <w:pStyle w:val="Compact"/>
+              <w:jc w:val="left"/>
             </w:pPr>
             <w:r>
               <w:t xml:space="preserve">RA2·f)</w:t>
@@ -21147,6 +22068,7 @@
           <w:p>
             <w:pPr>
               <w:pStyle w:val="Compact"/>
+              <w:jc w:val="left"/>
             </w:pPr>
             <w:r>
               <w:t xml:space="preserve">Integración de dispositivos</w:t>
@@ -21158,6 +22080,7 @@
           <w:p>
             <w:pPr>
               <w:pStyle w:val="Compact"/>
+              <w:jc w:val="left"/>
             </w:pPr>
             <w:r>
               <w:t xml:space="preserve">✅ Cableado estructurado (punto 7) + ⚡ Laboratorio (punto 9)</w:t>
@@ -21183,7 +22106,7 @@
       <w:r>
         <w:t xml:space="preserve"> </w:t>
       </w:r>
-      <w:hyperlink r:id="rId40">
+      <w:hyperlink r:id="rId51">
         <w:r>
           <w:rPr>
             <w:rStyle w:val="Hyperlink"/>
@@ -21210,7 +22133,7 @@
       <w:r>
         <w:t xml:space="preserve"> </w:t>
       </w:r>
-      <w:hyperlink r:id="rId17">
+      <w:hyperlink r:id="rId28">
         <w:r>
           <w:rPr>
             <w:rStyle w:val="Hyperlink"/>
@@ -21237,7 +22160,7 @@
       <w:r>
         <w:t xml:space="preserve"> </w:t>
       </w:r>
-      <w:hyperlink r:id="rId22">
+      <w:hyperlink r:id="rId33">
         <w:r>
           <w:rPr>
             <w:rStyle w:val="Hyperlink"/>
@@ -21246,13 +22169,9 @@
         </w:r>
       </w:hyperlink>
     </w:p>
-    <w:bookmarkEnd w:id="175"/>
-    <w:bookmarkEnd w:id="176"/>
-    <w:sectPr>
-      <w:footnotePr>
-        <w:numRestart w:val="eachSect"/>
-      </w:footnotePr>
-    </w:sectPr>
+    <w:bookmarkEnd w:id="186"/>
+    <w:bookmarkEnd w:id="187"/>
+    <w:sectPr/>
   </w:body>
 </w:document>
 </file>
@@ -21290,7 +22209,7 @@
       <w:lvlText w:val=" "/>
       <w:lvlJc w:val="left"/>
       <w:pPr>
-        <w:ind w:left="720" w:hanging="360"/>
+        <w:ind w:left="720" w:hanging="480"/>
       </w:pPr>
     </w:lvl>
     <w:lvl w:ilvl="1">
@@ -21298,7 +22217,7 @@
       <w:lvlText w:val=" "/>
       <w:lvlJc w:val="left"/>
       <w:pPr>
-        <w:ind w:left="1440" w:hanging="360"/>
+        <w:ind w:left="1440" w:hanging="480"/>
       </w:pPr>
     </w:lvl>
     <w:lvl w:ilvl="2">
@@ -21306,7 +22225,7 @@
       <w:lvlText w:val=" "/>
       <w:lvlJc w:val="left"/>
       <w:pPr>
-        <w:ind w:left="2160" w:hanging="360"/>
+        <w:ind w:left="2160" w:hanging="480"/>
       </w:pPr>
     </w:lvl>
     <w:lvl w:ilvl="3">
@@ -21314,7 +22233,7 @@
       <w:lvlText w:val=" "/>
       <w:lvlJc w:val="left"/>
       <w:pPr>
-        <w:ind w:left="2880" w:hanging="360"/>
+        <w:ind w:left="2880" w:hanging="480"/>
       </w:pPr>
     </w:lvl>
     <w:lvl w:ilvl="4">
@@ -21322,7 +22241,7 @@
       <w:lvlText w:val=" "/>
       <w:lvlJc w:val="left"/>
       <w:pPr>
-        <w:ind w:left="3600" w:hanging="360"/>
+        <w:ind w:left="3600" w:hanging="480"/>
       </w:pPr>
     </w:lvl>
     <w:lvl w:ilvl="5">
@@ -21330,7 +22249,7 @@
       <w:lvlText w:val=" "/>
       <w:lvlJc w:val="left"/>
       <w:pPr>
-        <w:ind w:left="4320" w:hanging="360"/>
+        <w:ind w:left="4320" w:hanging="480"/>
       </w:pPr>
     </w:lvl>
     <w:lvl w:ilvl="6">
@@ -21338,7 +22257,7 @@
       <w:lvlText w:val=" "/>
       <w:lvlJc w:val="left"/>
       <w:pPr>
-        <w:ind w:left="5040" w:hanging="360"/>
+        <w:ind w:left="5040" w:hanging="480"/>
       </w:pPr>
     </w:lvl>
     <w:lvl w:ilvl="7">
@@ -21346,7 +22265,7 @@
       <w:lvlText w:val=" "/>
       <w:lvlJc w:val="left"/>
       <w:pPr>
-        <w:ind w:left="5760" w:hanging="360"/>
+        <w:ind w:left="5760" w:hanging="480"/>
       </w:pPr>
     </w:lvl>
     <w:lvl w:ilvl="8">
@@ -21354,7 +22273,7 @@
       <w:lvlText w:val=" "/>
       <w:lvlJc w:val="left"/>
       <w:pPr>
-        <w:ind w:left="6480" w:hanging="360"/>
+        <w:ind w:left="6480" w:hanging="480"/>
       </w:pPr>
     </w:lvl>
   </w:abstractNum>
@@ -21363,102 +22282,75 @@
     <w:multiLevelType w:val="multilevel"/>
     <w:lvl w:ilvl="0">
       <w:numFmt w:val="bullet"/>
-      <w:lvlText w:val=""/>
+      <w:lvlText w:val="•"/>
       <w:lvlJc w:val="left"/>
       <w:pPr>
-        <w:ind w:left="720" w:hanging="360"/>
-      </w:pPr>
-      <w:rPr>
-        <w:rFonts w:ascii="Symbol" w:hAnsi="Symbol" w:cs="Symbol" w:hint="default"/>
-      </w:rPr>
+        <w:ind w:left="720" w:hanging="480"/>
+      </w:pPr>
     </w:lvl>
     <w:lvl w:ilvl="1">
       <w:numFmt w:val="bullet"/>
-      <w:lvlText w:val="o"/>
+      <w:lvlText w:val="–"/>
       <w:lvlJc w:val="left"/>
       <w:pPr>
-        <w:ind w:left="1440" w:hanging="360"/>
-      </w:pPr>
-      <w:rPr>
-        <w:rFonts w:ascii="Courier New" w:hAnsi="Courier New" w:cs="Courier New" w:hint="default"/>
-      </w:rPr>
+        <w:ind w:left="1440" w:hanging="480"/>
+      </w:pPr>
     </w:lvl>
     <w:lvl w:ilvl="2">
       <w:numFmt w:val="bullet"/>
-      <w:lvlText w:val=""/>
+      <w:lvlText w:val="•"/>
       <w:lvlJc w:val="left"/>
       <w:pPr>
-        <w:ind w:left="2160" w:hanging="360"/>
-      </w:pPr>
-      <w:rPr>
-        <w:rFonts w:ascii="Wingdings" w:hAnsi="Wingdings" w:cs="Wingdings" w:hint="default"/>
-      </w:rPr>
+        <w:ind w:left="2160" w:hanging="480"/>
+      </w:pPr>
     </w:lvl>
     <w:lvl w:ilvl="3">
       <w:numFmt w:val="bullet"/>
-      <w:lvlText w:val=""/>
+      <w:lvlText w:val="–"/>
       <w:lvlJc w:val="left"/>
       <w:pPr>
-        <w:ind w:left="2880" w:hanging="360"/>
-      </w:pPr>
-      <w:rPr>
-        <w:rFonts w:ascii="Symbol" w:hAnsi="Symbol" w:cs="Symbol" w:hint="default"/>
-      </w:rPr>
+        <w:ind w:left="2880" w:hanging="480"/>
+      </w:pPr>
     </w:lvl>
     <w:lvl w:ilvl="4">
       <w:numFmt w:val="bullet"/>
-      <w:lvlText w:val="o"/>
+      <w:lvlText w:val="•"/>
       <w:lvlJc w:val="left"/>
       <w:pPr>
-        <w:ind w:left="3600" w:hanging="360"/>
-      </w:pPr>
-      <w:rPr>
-        <w:rFonts w:ascii="Courier New" w:hAnsi="Courier New" w:cs="Courier New" w:hint="default"/>
-      </w:rPr>
+        <w:ind w:left="3600" w:hanging="480"/>
+      </w:pPr>
     </w:lvl>
     <w:lvl w:ilvl="5">
       <w:numFmt w:val="bullet"/>
-      <w:lvlText w:val=""/>
+      <w:lvlText w:val="–"/>
       <w:lvlJc w:val="left"/>
       <w:pPr>
-        <w:ind w:left="4320" w:hanging="360"/>
-      </w:pPr>
-      <w:rPr>
-        <w:rFonts w:ascii="Wingdings" w:hAnsi="Wingdings" w:cs="Wingdings" w:hint="default"/>
-      </w:rPr>
+        <w:ind w:left="4320" w:hanging="480"/>
+      </w:pPr>
     </w:lvl>
     <w:lvl w:ilvl="6">
       <w:numFmt w:val="bullet"/>
-      <w:lvlText w:val=""/>
+      <w:lvlText w:val="•"/>
       <w:lvlJc w:val="left"/>
       <w:pPr>
-        <w:ind w:left="5040" w:hanging="360"/>
-      </w:pPr>
-      <w:rPr>
-        <w:rFonts w:ascii="Symbol" w:hAnsi="Symbol" w:cs="Symbol" w:hint="default"/>
-      </w:rPr>
+        <w:ind w:left="5040" w:hanging="480"/>
+      </w:pPr>
     </w:lvl>
     <w:lvl w:ilvl="7">
       <w:numFmt w:val="bullet"/>
-      <w:lvlText w:val="o"/>
+      <w:lvlText w:val="–"/>
       <w:lvlJc w:val="left"/>
       <w:pPr>
-        <w:ind w:left="5760" w:hanging="360"/>
-      </w:pPr>
-      <w:rPr>
-        <w:rFonts w:ascii="Courier New" w:hAnsi="Courier New" w:cs="Courier New" w:hint="default"/>
-      </w:rPr>
+        <w:ind w:left="5760" w:hanging="480"/>
+      </w:pPr>
     </w:lvl>
     <w:lvl w:ilvl="8">
       <w:numFmt w:val="bullet"/>
-      <w:lvlText w:val=""/>
+      <w:lvlText w:val="•"/>
       <w:lvlJc w:val="left"/>
       <w:pPr>
-        <w:ind w:left="6480" w:hanging="360"/>
-      </w:pPr>
-      <w:rPr>
-        <w:rFonts w:ascii="Wingdings" w:hAnsi="Wingdings" w:cs="Wingdings" w:hint="default"/>
-      </w:rPr>
+        <w:ind w:left="6480" w:hanging="480"/>
+      </w:pPr>
     </w:lvl>
   </w:abstractNum>
   <w:abstractNum w:abstractNumId="99411">
@@ -21470,7 +22362,7 @@
       <w:lvlText w:val="%1."/>
       <w:lvlJc w:val="left"/>
       <w:pPr>
-        <w:ind w:left="720" w:hanging="360"/>
+        <w:ind w:left="720" w:hanging="480"/>
       </w:pPr>
     </w:lvl>
     <w:lvl w:ilvl="1">
@@ -21479,7 +22371,7 @@
       <w:lvlText w:val="%2."/>
       <w:lvlJc w:val="left"/>
       <w:pPr>
-        <w:ind w:left="1440" w:hanging="360"/>
+        <w:ind w:left="1440" w:hanging="480"/>
       </w:pPr>
     </w:lvl>
     <w:lvl w:ilvl="2">
@@ -21488,7 +22380,7 @@
       <w:lvlText w:val="%3."/>
       <w:lvlJc w:val="left"/>
       <w:pPr>
-        <w:ind w:left="2160" w:hanging="360"/>
+        <w:ind w:left="2160" w:hanging="480"/>
       </w:pPr>
     </w:lvl>
     <w:lvl w:ilvl="3">
@@ -21497,7 +22389,7 @@
       <w:lvlText w:val="%4."/>
       <w:lvlJc w:val="left"/>
       <w:pPr>
-        <w:ind w:left="2880" w:hanging="360"/>
+        <w:ind w:left="2880" w:hanging="480"/>
       </w:pPr>
     </w:lvl>
     <w:lvl w:ilvl="4">
@@ -21506,7 +22398,7 @@
       <w:lvlText w:val="%5."/>
       <w:lvlJc w:val="left"/>
       <w:pPr>
-        <w:ind w:left="3600" w:hanging="360"/>
+        <w:ind w:left="3600" w:hanging="480"/>
       </w:pPr>
     </w:lvl>
     <w:lvl w:ilvl="5">
@@ -21515,7 +22407,7 @@
       <w:lvlText w:val="%6."/>
       <w:lvlJc w:val="left"/>
       <w:pPr>
-        <w:ind w:left="4320" w:hanging="360"/>
+        <w:ind w:left="4320" w:hanging="480"/>
       </w:pPr>
     </w:lvl>
     <w:lvl w:ilvl="6">
@@ -21524,7 +22416,7 @@
       <w:lvlText w:val="%7."/>
       <w:lvlJc w:val="left"/>
       <w:pPr>
-        <w:ind w:left="5040" w:hanging="360"/>
+        <w:ind w:left="5040" w:hanging="480"/>
       </w:pPr>
     </w:lvl>
     <w:lvl w:ilvl="7">
@@ -21533,7 +22425,7 @@
       <w:lvlText w:val="%8."/>
       <w:lvlJc w:val="left"/>
       <w:pPr>
-        <w:ind w:left="5760" w:hanging="360"/>
+        <w:ind w:left="5760" w:hanging="480"/>
       </w:pPr>
     </w:lvl>
     <w:lvl w:ilvl="8">
@@ -21542,7 +22434,7 @@
       <w:lvlText w:val="%9."/>
       <w:lvlJc w:val="left"/>
       <w:pPr>
-        <w:ind w:left="6480" w:hanging="360"/>
+        <w:ind w:left="6480" w:hanging="480"/>
       </w:pPr>
     </w:lvl>
   </w:abstractNum>
@@ -22355,10 +23247,10 @@
   <w:docDefaults>
     <w:rPrDefault>
       <w:rPr>
-        <w:rFonts w:asciiTheme="minorHAnsi" w:cstheme="minorBidi" w:eastAsiaTheme="minorEastAsia" w:hAnsiTheme="minorHAnsi"/>
+        <w:rFonts w:asciiTheme="minorHAnsi" w:cstheme="minorBidi" w:eastAsiaTheme="minorHAnsi" w:hAnsiTheme="minorHAnsi"/>
         <w:sz w:val="24"/>
         <w:szCs w:val="24"/>
-        <w:lang w:bidi="ar-SA" w:eastAsia="zh-CN" w:val="es-ES"/>
+        <w:lang w:bidi="ar-SA" w:eastAsia="en-US" w:val="es-ES"/>
       </w:rPr>
     </w:rPrDefault>
     <w:pPrDefault>
@@ -22399,94 +23291,57 @@
     <w:name w:val="Title"/>
     <w:basedOn w:val="Normal"/>
     <w:next w:val="BodyText"/>
-    <w:link w:val="TitleChar"/>
-    <w:uiPriority w:val="10"/>
     <w:qFormat/>
-    <w:rsid w:val="00A10FD9"/>
     <w:pPr>
-      <w:spacing w:after="80" w:line="240" w:lineRule="auto"/>
-      <w:contextualSpacing/>
+      <w:keepNext/>
+      <w:keepLines/>
+      <w:spacing w:after="240" w:before="480"/>
       <w:jc w:val="center"/>
     </w:pPr>
     <w:rPr>
       <w:rFonts w:asciiTheme="majorHAnsi" w:cstheme="majorBidi" w:eastAsiaTheme="majorEastAsia" w:hAnsiTheme="majorHAnsi"/>
-      <w:sz w:val="56"/>
-      <w:szCs w:val="56"/>
-    </w:rPr>
-  </w:style>
-  <w:style w:customStyle="1" w:styleId="TitleChar" w:type="character">
-    <w:name w:val="Title Char"/>
-    <w:basedOn w:val="DefaultParagraphFont"/>
-    <w:link w:val="Title"/>
-    <w:uiPriority w:val="10"/>
-    <w:rsid w:val="00A10FD9"/>
-    <w:rPr>
-      <w:rFonts w:asciiTheme="majorHAnsi" w:cstheme="majorBidi" w:eastAsiaTheme="majorEastAsia" w:hAnsiTheme="majorHAnsi"/>
-      <w:sz w:val="56"/>
-      <w:szCs w:val="56"/>
+      <w:b/>
+      <w:bCs/>
+      <w:color w:themeColor="accent1" w:themeShade="B5" w:val="345A8A"/>
+      <w:sz w:val="36"/>
+      <w:szCs w:val="36"/>
     </w:rPr>
   </w:style>
   <w:style w:styleId="Subtitle" w:type="paragraph">
     <w:name w:val="Subtitle"/>
     <w:basedOn w:val="Title"/>
     <w:next w:val="BodyText"/>
-    <w:link w:val="SubtitleChar"/>
-    <w:uiPriority w:val="11"/>
     <w:qFormat/>
-    <w:rsid w:val="00A10FD9"/>
     <w:pPr>
-      <w:numPr>
-        <w:ilvl w:val="1"/>
-      </w:numPr>
+      <w:keepNext/>
+      <w:keepLines/>
+      <w:spacing w:after="240" w:before="240"/>
+      <w:jc w:val="center"/>
     </w:pPr>
     <w:rPr>
-      <w:rFonts w:cstheme="majorBidi" w:eastAsiaTheme="majorEastAsia"/>
-      <w:spacing w:val="15"/>
-      <w:sz w:val="28"/>
-      <w:szCs w:val="28"/>
-    </w:rPr>
-  </w:style>
-  <w:style w:customStyle="1" w:styleId="SubtitleChar" w:type="character">
-    <w:name w:val="Subtitle Char"/>
-    <w:basedOn w:val="DefaultParagraphFont"/>
-    <w:link w:val="Subtitle"/>
-    <w:uiPriority w:val="11"/>
-    <w:rsid w:val="00A10FD9"/>
-    <w:rPr>
-      <w:rFonts w:cstheme="majorBidi" w:eastAsiaTheme="majorEastAsia"/>
-      <w:color w:themeColor="text1" w:themeTint="A6" w:val="595959"/>
-      <w:spacing w:val="15"/>
-      <w:sz w:val="28"/>
-      <w:szCs w:val="28"/>
+      <w:sz w:val="30"/>
+      <w:szCs w:val="30"/>
     </w:rPr>
   </w:style>
   <w:style w:customStyle="1" w:styleId="Author" w:type="paragraph">
     <w:name w:val="Author"/>
-    <w:basedOn w:val="Title"/>
     <w:next w:val="BodyText"/>
     <w:qFormat/>
     <w:pPr>
       <w:keepNext/>
       <w:keepLines/>
+      <w:jc w:val="center"/>
     </w:pPr>
-    <w:rPr>
-      <w:sz w:val="24"/>
-      <w:szCs w:val="24"/>
-    </w:rPr>
   </w:style>
   <w:style w:styleId="Date" w:type="paragraph">
     <w:name w:val="Date"/>
-    <w:basedOn w:val="Title"/>
     <w:next w:val="BodyText"/>
     <w:qFormat/>
     <w:pPr>
       <w:keepNext/>
       <w:keepLines/>
+      <w:jc w:val="center"/>
     </w:pPr>
-    <w:rPr>
-      <w:sz w:val="24"/>
-      <w:szCs w:val="24"/>
-    </w:rPr>
   </w:style>
   <w:style w:customStyle="1" w:styleId="AbstractTitle" w:type="paragraph">
     <w:name w:val="Abstract Title"/>
@@ -22501,6 +23356,7 @@
     </w:pPr>
     <w:rPr>
       <w:b/>
+      <w:color w:val="345A8A"/>
       <w:sz w:val="20"/>
       <w:szCs w:val="20"/>
     </w:rPr>
@@ -22529,321 +23385,191 @@
     <w:rPr/>
   </w:style>
   <w:style w:styleId="Heading1" w:type="paragraph">
-    <w:name w:val="heading 1"/>
+    <w:name w:val="Heading 1"/>
     <w:basedOn w:val="Normal"/>
     <w:next w:val="BodyText"/>
-    <w:link w:val="Heading1Char"/>
     <w:uiPriority w:val="9"/>
     <w:qFormat/>
-    <w:rsid w:val="00A10FD9"/>
     <w:pPr>
       <w:keepNext/>
       <w:keepLines/>
-      <w:spacing w:after="80" w:before="360"/>
+      <w:spacing w:after="0" w:before="480"/>
       <w:outlineLvl w:val="0"/>
     </w:pPr>
     <w:rPr>
       <w:rFonts w:asciiTheme="majorHAnsi" w:cstheme="majorBidi" w:eastAsiaTheme="majorEastAsia" w:hAnsiTheme="majorHAnsi"/>
-      <w:color w:themeColor="accent1" w:themeShade="BF" w:val="0F4761"/>
-      <w:sz w:val="40"/>
-      <w:szCs w:val="40"/>
+      <w:b/>
+      <w:bCs/>
+      <w:color w:themeColor="accent1" w:val="4F81BD"/>
+      <w:sz w:val="32"/>
+      <w:szCs w:val="32"/>
     </w:rPr>
   </w:style>
   <w:style w:styleId="Heading2" w:type="paragraph">
-    <w:name w:val="heading 2"/>
+    <w:name w:val="Heading 2"/>
     <w:basedOn w:val="Normal"/>
     <w:next w:val="BodyText"/>
-    <w:link w:val="Heading2Char"/>
     <w:uiPriority w:val="9"/>
-    <w:semiHidden/>
     <w:unhideWhenUsed/>
     <w:qFormat/>
-    <w:rsid w:val="00A10FD9"/>
     <w:pPr>
       <w:keepNext/>
       <w:keepLines/>
-      <w:spacing w:after="80" w:before="160"/>
+      <w:spacing w:after="0" w:before="200"/>
       <w:outlineLvl w:val="1"/>
     </w:pPr>
     <w:rPr>
       <w:rFonts w:asciiTheme="majorHAnsi" w:cstheme="majorBidi" w:eastAsiaTheme="majorEastAsia" w:hAnsiTheme="majorHAnsi"/>
-      <w:color w:themeColor="accent1" w:themeShade="BF" w:val="0F4761"/>
-      <w:sz w:val="32"/>
-      <w:szCs w:val="32"/>
-    </w:rPr>
-  </w:style>
-  <w:style w:styleId="Heading3" w:type="paragraph">
-    <w:name w:val="heading 3"/>
-    <w:basedOn w:val="Normal"/>
-    <w:next w:val="BodyText"/>
-    <w:link w:val="Heading3Char"/>
-    <w:uiPriority w:val="9"/>
-    <w:semiHidden/>
-    <w:unhideWhenUsed/>
-    <w:qFormat/>
-    <w:rsid w:val="00A10FD9"/>
-    <w:pPr>
-      <w:keepNext/>
-      <w:keepLines/>
-      <w:spacing w:after="80" w:before="160"/>
-      <w:outlineLvl w:val="2"/>
-    </w:pPr>
-    <w:rPr>
-      <w:rFonts w:cstheme="majorBidi" w:eastAsiaTheme="majorEastAsia"/>
-      <w:color w:themeColor="accent1" w:themeShade="BF" w:val="0F4761"/>
+      <w:b/>
+      <w:bCs/>
+      <w:color w:themeColor="accent1" w:val="4F81BD"/>
       <w:sz w:val="28"/>
       <w:szCs w:val="28"/>
     </w:rPr>
   </w:style>
-  <w:style w:styleId="Heading4" w:type="paragraph">
-    <w:name w:val="heading 4"/>
+  <w:style w:styleId="Heading3" w:type="paragraph">
+    <w:name w:val="Heading 3"/>
     <w:basedOn w:val="Normal"/>
     <w:next w:val="BodyText"/>
-    <w:link w:val="Heading4Char"/>
     <w:uiPriority w:val="9"/>
-    <w:semiHidden/>
     <w:unhideWhenUsed/>
     <w:qFormat/>
-    <w:rsid w:val="00A10FD9"/>
     <w:pPr>
       <w:keepNext/>
       <w:keepLines/>
-      <w:spacing w:after="40" w:before="80"/>
+      <w:spacing w:after="0" w:before="200"/>
+      <w:outlineLvl w:val="2"/>
+    </w:pPr>
+    <w:rPr>
+      <w:rFonts w:asciiTheme="majorHAnsi" w:cstheme="majorBidi" w:eastAsiaTheme="majorEastAsia" w:hAnsiTheme="majorHAnsi"/>
+      <w:b/>
+      <w:bCs/>
+      <w:color w:themeColor="accent1" w:val="4F81BD"/>
+      <w:sz w:val="24"/>
+      <w:szCs w:val="24"/>
+    </w:rPr>
+  </w:style>
+  <w:style w:styleId="Heading4" w:type="paragraph">
+    <w:name w:val="Heading 4"/>
+    <w:basedOn w:val="Normal"/>
+    <w:next w:val="BodyText"/>
+    <w:uiPriority w:val="9"/>
+    <w:unhideWhenUsed/>
+    <w:qFormat/>
+    <w:pPr>
+      <w:keepNext/>
+      <w:keepLines/>
+      <w:spacing w:after="0" w:before="200"/>
       <w:outlineLvl w:val="3"/>
     </w:pPr>
     <w:rPr>
-      <w:rFonts w:cstheme="majorBidi" w:eastAsiaTheme="majorEastAsia"/>
+      <w:rFonts w:asciiTheme="majorHAnsi" w:cstheme="majorBidi" w:eastAsiaTheme="majorEastAsia" w:hAnsiTheme="majorHAnsi"/>
+      <w:bCs/>
       <w:i/>
-      <w:iCs/>
-      <w:color w:themeColor="accent1" w:themeShade="BF" w:val="0F4761"/>
+      <w:color w:themeColor="accent1" w:val="4F81BD"/>
+      <w:sz w:val="24"/>
+      <w:szCs w:val="24"/>
     </w:rPr>
   </w:style>
   <w:style w:styleId="Heading5" w:type="paragraph">
-    <w:name w:val="heading 5"/>
+    <w:name w:val="Heading 5"/>
     <w:basedOn w:val="Normal"/>
     <w:next w:val="BodyText"/>
-    <w:link w:val="Heading5Char"/>
     <w:uiPriority w:val="9"/>
-    <w:semiHidden/>
     <w:unhideWhenUsed/>
     <w:qFormat/>
-    <w:rsid w:val="00A10FD9"/>
     <w:pPr>
       <w:keepNext/>
       <w:keepLines/>
-      <w:spacing w:after="40" w:before="80"/>
+      <w:spacing w:after="0" w:before="200"/>
       <w:outlineLvl w:val="4"/>
     </w:pPr>
     <w:rPr>
-      <w:rFonts w:cstheme="majorBidi" w:eastAsiaTheme="majorEastAsia"/>
-      <w:color w:themeColor="accent1" w:themeShade="BF" w:val="0F4761"/>
+      <w:rFonts w:asciiTheme="majorHAnsi" w:cstheme="majorBidi" w:eastAsiaTheme="majorEastAsia" w:hAnsiTheme="majorHAnsi"/>
+      <w:iCs/>
+      <w:color w:themeColor="accent1" w:val="4F81BD"/>
+      <w:sz w:val="24"/>
+      <w:szCs w:val="24"/>
     </w:rPr>
   </w:style>
   <w:style w:styleId="Heading6" w:type="paragraph">
-    <w:name w:val="heading 6"/>
+    <w:name w:val="Heading 6"/>
     <w:basedOn w:val="Normal"/>
     <w:next w:val="BodyText"/>
-    <w:link w:val="Heading6Char"/>
     <w:uiPriority w:val="9"/>
-    <w:semiHidden/>
     <w:unhideWhenUsed/>
     <w:qFormat/>
-    <w:rsid w:val="00A10FD9"/>
     <w:pPr>
       <w:keepNext/>
       <w:keepLines/>
-      <w:spacing w:after="0" w:before="40"/>
+      <w:spacing w:after="0" w:before="200"/>
       <w:outlineLvl w:val="5"/>
     </w:pPr>
     <w:rPr>
-      <w:rFonts w:cstheme="majorBidi" w:eastAsiaTheme="majorEastAsia"/>
-      <w:i/>
-      <w:iCs/>
-      <w:color w:themeColor="text1" w:themeTint="A6" w:val="595959"/>
+      <w:rFonts w:asciiTheme="majorHAnsi" w:cstheme="majorBidi" w:eastAsiaTheme="majorEastAsia" w:hAnsiTheme="majorHAnsi"/>
+      <w:color w:themeColor="accent1" w:val="4F81BD"/>
+      <w:sz w:val="24"/>
+      <w:szCs w:val="24"/>
     </w:rPr>
   </w:style>
   <w:style w:styleId="Heading7" w:type="paragraph">
-    <w:name w:val="heading 7"/>
+    <w:name w:val="Heading 7"/>
     <w:basedOn w:val="Normal"/>
     <w:next w:val="BodyText"/>
-    <w:link w:val="Heading7Char"/>
     <w:uiPriority w:val="9"/>
-    <w:semiHidden/>
     <w:unhideWhenUsed/>
     <w:qFormat/>
-    <w:rsid w:val="00A10FD9"/>
     <w:pPr>
       <w:keepNext/>
       <w:keepLines/>
-      <w:spacing w:after="0" w:before="40"/>
+      <w:spacing w:after="0" w:before="200"/>
       <w:outlineLvl w:val="6"/>
     </w:pPr>
     <w:rPr>
-      <w:rFonts w:cstheme="majorBidi" w:eastAsiaTheme="majorEastAsia"/>
-      <w:color w:themeColor="text1" w:themeTint="A6" w:val="595959"/>
+      <w:rFonts w:asciiTheme="majorHAnsi" w:cstheme="majorBidi" w:eastAsiaTheme="majorEastAsia" w:hAnsiTheme="majorHAnsi"/>
+      <w:color w:themeColor="accent1" w:val="4F81BD"/>
+      <w:sz w:val="24"/>
+      <w:szCs w:val="24"/>
     </w:rPr>
   </w:style>
   <w:style w:styleId="Heading8" w:type="paragraph">
-    <w:name w:val="heading 8"/>
+    <w:name w:val="Heading 8"/>
     <w:basedOn w:val="Normal"/>
     <w:next w:val="BodyText"/>
-    <w:link w:val="Heading8Char"/>
     <w:uiPriority w:val="9"/>
-    <w:semiHidden/>
     <w:unhideWhenUsed/>
     <w:qFormat/>
-    <w:rsid w:val="00A10FD9"/>
     <w:pPr>
       <w:keepNext/>
       <w:keepLines/>
-      <w:spacing w:after="0"/>
+      <w:spacing w:after="0" w:before="200"/>
       <w:outlineLvl w:val="7"/>
     </w:pPr>
     <w:rPr>
-      <w:rFonts w:cstheme="majorBidi" w:eastAsiaTheme="majorEastAsia"/>
-      <w:i/>
-      <w:iCs/>
-      <w:color w:themeColor="text1" w:themeTint="D8" w:val="272727"/>
+      <w:rFonts w:asciiTheme="majorHAnsi" w:cstheme="majorBidi" w:eastAsiaTheme="majorEastAsia" w:hAnsiTheme="majorHAnsi"/>
+      <w:color w:themeColor="accent1" w:val="4F81BD"/>
+      <w:sz w:val="24"/>
+      <w:szCs w:val="24"/>
     </w:rPr>
   </w:style>
   <w:style w:styleId="Heading9" w:type="paragraph">
-    <w:name w:val="heading 9"/>
+    <w:name w:val="Heading 9"/>
     <w:basedOn w:val="Normal"/>
     <w:next w:val="BodyText"/>
-    <w:link w:val="Heading9Char"/>
     <w:uiPriority w:val="9"/>
-    <w:semiHidden/>
     <w:unhideWhenUsed/>
     <w:qFormat/>
-    <w:rsid w:val="00A10FD9"/>
     <w:pPr>
       <w:keepNext/>
       <w:keepLines/>
-      <w:spacing w:after="0"/>
+      <w:spacing w:after="0" w:before="200"/>
       <w:outlineLvl w:val="8"/>
     </w:pPr>
     <w:rPr>
-      <w:rFonts w:cstheme="majorBidi" w:eastAsiaTheme="majorEastAsia"/>
-      <w:color w:themeColor="text1" w:themeTint="D8" w:val="272727"/>
-    </w:rPr>
-  </w:style>
-  <w:style w:customStyle="1" w:styleId="Heading1Char" w:type="character">
-    <w:name w:val="Heading 1 Char"/>
-    <w:basedOn w:val="DefaultParagraphFont"/>
-    <w:link w:val="Heading1"/>
-    <w:uiPriority w:val="9"/>
-    <w:rsid w:val="00A10FD9"/>
-    <w:rPr>
       <w:rFonts w:asciiTheme="majorHAnsi" w:cstheme="majorBidi" w:eastAsiaTheme="majorEastAsia" w:hAnsiTheme="majorHAnsi"/>
-      <w:color w:themeColor="accent1" w:themeShade="BF" w:val="0F4761"/>
-      <w:sz w:val="40"/>
-      <w:szCs w:val="40"/>
-    </w:rPr>
-  </w:style>
-  <w:style w:customStyle="1" w:styleId="Heading2Char" w:type="character">
-    <w:name w:val="Heading 2 Char"/>
-    <w:basedOn w:val="DefaultParagraphFont"/>
-    <w:link w:val="Heading2"/>
-    <w:uiPriority w:val="9"/>
-    <w:semiHidden/>
-    <w:rsid w:val="00A10FD9"/>
-    <w:rPr>
-      <w:rFonts w:asciiTheme="majorHAnsi" w:cstheme="majorBidi" w:eastAsiaTheme="majorEastAsia" w:hAnsiTheme="majorHAnsi"/>
-      <w:color w:themeColor="accent1" w:themeShade="BF" w:val="0F4761"/>
-      <w:sz w:val="32"/>
-      <w:szCs w:val="32"/>
-    </w:rPr>
-  </w:style>
-  <w:style w:customStyle="1" w:styleId="Heading3Char" w:type="character">
-    <w:name w:val="Heading 3 Char"/>
-    <w:basedOn w:val="DefaultParagraphFont"/>
-    <w:link w:val="Heading3"/>
-    <w:uiPriority w:val="9"/>
-    <w:semiHidden/>
-    <w:rsid w:val="00A10FD9"/>
-    <w:rPr>
-      <w:rFonts w:cstheme="majorBidi" w:eastAsiaTheme="majorEastAsia"/>
-      <w:color w:themeColor="accent1" w:themeShade="BF" w:val="0F4761"/>
-      <w:sz w:val="28"/>
-      <w:szCs w:val="28"/>
-    </w:rPr>
-  </w:style>
-  <w:style w:customStyle="1" w:styleId="Heading4Char" w:type="character">
-    <w:name w:val="Heading 4 Char"/>
-    <w:basedOn w:val="DefaultParagraphFont"/>
-    <w:link w:val="Heading4"/>
-    <w:uiPriority w:val="9"/>
-    <w:semiHidden/>
-    <w:rsid w:val="00A10FD9"/>
-    <w:rPr>
-      <w:rFonts w:cstheme="majorBidi" w:eastAsiaTheme="majorEastAsia"/>
-      <w:i/>
-      <w:iCs/>
-      <w:color w:themeColor="accent1" w:themeShade="BF" w:val="0F4761"/>
-    </w:rPr>
-  </w:style>
-  <w:style w:customStyle="1" w:styleId="Heading5Char" w:type="character">
-    <w:name w:val="Heading 5 Char"/>
-    <w:basedOn w:val="DefaultParagraphFont"/>
-    <w:link w:val="Heading5"/>
-    <w:uiPriority w:val="9"/>
-    <w:semiHidden/>
-    <w:rsid w:val="00A10FD9"/>
-    <w:rPr>
-      <w:rFonts w:cstheme="majorBidi" w:eastAsiaTheme="majorEastAsia"/>
-      <w:color w:themeColor="accent1" w:themeShade="BF" w:val="0F4761"/>
-    </w:rPr>
-  </w:style>
-  <w:style w:customStyle="1" w:styleId="Heading6Char" w:type="character">
-    <w:name w:val="Heading 6 Char"/>
-    <w:basedOn w:val="DefaultParagraphFont"/>
-    <w:link w:val="Heading6"/>
-    <w:uiPriority w:val="9"/>
-    <w:semiHidden/>
-    <w:rsid w:val="00A10FD9"/>
-    <w:rPr>
-      <w:rFonts w:cstheme="majorBidi" w:eastAsiaTheme="majorEastAsia"/>
-      <w:i/>
-      <w:iCs/>
-      <w:color w:themeColor="text1" w:themeTint="A6" w:val="595959"/>
-    </w:rPr>
-  </w:style>
-  <w:style w:customStyle="1" w:styleId="Heading7Char" w:type="character">
-    <w:name w:val="Heading 7 Char"/>
-    <w:basedOn w:val="DefaultParagraphFont"/>
-    <w:link w:val="Heading7"/>
-    <w:uiPriority w:val="9"/>
-    <w:semiHidden/>
-    <w:rsid w:val="00A10FD9"/>
-    <w:rPr>
-      <w:rFonts w:cstheme="majorBidi" w:eastAsiaTheme="majorEastAsia"/>
-      <w:color w:themeColor="text1" w:themeTint="A6" w:val="595959"/>
-    </w:rPr>
-  </w:style>
-  <w:style w:customStyle="1" w:styleId="Heading8Char" w:type="character">
-    <w:name w:val="Heading 8 Char"/>
-    <w:basedOn w:val="DefaultParagraphFont"/>
-    <w:link w:val="Heading8"/>
-    <w:uiPriority w:val="9"/>
-    <w:semiHidden/>
-    <w:rsid w:val="00A10FD9"/>
-    <w:rPr>
-      <w:rFonts w:cstheme="majorBidi" w:eastAsiaTheme="majorEastAsia"/>
-      <w:i/>
-      <w:iCs/>
-      <w:color w:themeColor="text1" w:themeTint="D8" w:val="272727"/>
-    </w:rPr>
-  </w:style>
-  <w:style w:customStyle="1" w:styleId="Heading9Char" w:type="character">
-    <w:name w:val="Heading 9 Char"/>
-    <w:basedOn w:val="DefaultParagraphFont"/>
-    <w:link w:val="Heading9"/>
-    <w:uiPriority w:val="9"/>
-    <w:semiHidden/>
-    <w:rsid w:val="00A10FD9"/>
-    <w:rPr>
-      <w:rFonts w:cstheme="majorBidi" w:eastAsiaTheme="majorEastAsia"/>
-      <w:color w:themeColor="text1" w:themeTint="D8" w:val="272727"/>
+      <w:color w:themeColor="accent1" w:val="4F81BD"/>
+      <w:sz w:val="24"/>
+      <w:szCs w:val="24"/>
     </w:rPr>
   </w:style>
   <w:style w:styleId="BlockText" w:type="paragraph">
@@ -22868,8 +23594,8 @@
   </w:style>
   <w:style w:styleId="FootnoteBlockText" w:type="paragraph">
     <w:name w:val="Footnote Block Text"/>
-    <w:basedOn w:val="FootnoteText"/>
-    <w:next w:val="FootnoteText"/>
+    <w:basedOn w:val="Footnote Text"/>
+    <w:next w:val="Footnote Text"/>
     <w:uiPriority w:val="9"/>
     <w:unhideWhenUsed/>
     <w:qFormat/>
@@ -22899,6 +23625,13 @@
       </w:tblCellMar>
     </w:tblPr>
     <w:tblStylePr w:type="firstRow">
+      <w:tblPr>
+        <w:jc w:val="left"/>
+        <w:tblInd w:type="dxa" w:w="0"/>
+      </w:tblPr>
+      <w:trPr>
+        <w:jc w:val="left"/>
+      </w:trPr>
       <w:tcPr>
         <w:tcBorders>
           <w:bottom w:val="single"/>
@@ -23254,44 +23987,44 @@
         <a:sysClr val="window" lastClr="FFFFFF"/>
       </a:lt1>
       <a:dk2>
-        <a:srgbClr val="0E2841"/>
+        <a:srgbClr val="1F497D"/>
       </a:dk2>
       <a:lt2>
-        <a:srgbClr val="E8E8E8"/>
+        <a:srgbClr val="EEECE1"/>
       </a:lt2>
       <a:accent1>
-        <a:srgbClr val="156082"/>
+        <a:srgbClr val="4F81BD"/>
       </a:accent1>
       <a:accent2>
-        <a:srgbClr val="E97132"/>
+        <a:srgbClr val="C0504D"/>
       </a:accent2>
       <a:accent3>
-        <a:srgbClr val="196B24"/>
+        <a:srgbClr val="9BBB59"/>
       </a:accent3>
       <a:accent4>
-        <a:srgbClr val="0F9ED5"/>
+        <a:srgbClr val="8064A2"/>
       </a:accent4>
       <a:accent5>
-        <a:srgbClr val="A02B93"/>
+        <a:srgbClr val="4BACC6"/>
       </a:accent5>
       <a:accent6>
-        <a:srgbClr val="4EA72E"/>
+        <a:srgbClr val="F79646"/>
       </a:accent6>
       <a:hlink>
-        <a:srgbClr val="467886"/>
+        <a:srgbClr val="0000FF"/>
       </a:hlink>
       <a:folHlink>
-        <a:srgbClr val="96607D"/>
+        <a:srgbClr val="800080"/>
       </a:folHlink>
     </a:clrScheme>
     <a:fontScheme name="Office">
       <a:majorFont>
-        <a:latin typeface="Aptos Display" panose="02110004020202020204"/>
+        <a:latin typeface="Calibri"/>
         <a:ea typeface=""/>
         <a:cs typeface=""/>
-        <a:font script="Jpan" typeface="游ゴシック Light"/>
+        <a:font script="Jpan" typeface="ＭＳ ゴシック"/>
         <a:font script="Hang" typeface="맑은 고딕"/>
-        <a:font script="Hans" typeface="等线 Light"/>
+        <a:font script="Hans" typeface="宋体"/>
         <a:font script="Hant" typeface="新細明體"/>
         <a:font script="Arab" typeface="Times New Roman"/>
         <a:font script="Hebr" typeface="Times New Roman"/>
@@ -23318,32 +24051,14 @@
         <a:font script="Mong" typeface="Mongolian Baiti"/>
         <a:font script="Viet" typeface="Times New Roman"/>
         <a:font script="Uigh" typeface="Microsoft Uighur"/>
-        <a:font script="Geor" typeface="Sylfaen"/>
-        <a:font script="Armn" typeface="Arial"/>
-        <a:font script="Bugi" typeface="Leelawadee UI"/>
-        <a:font script="Bopo" typeface="Microsoft JhengHei"/>
-        <a:font script="Java" typeface="Javanese Text"/>
-        <a:font script="Lisu" typeface="Segoe UI"/>
-        <a:font script="Mymr" typeface="Myanmar Text"/>
-        <a:font script="Nkoo" typeface="Ebrima"/>
-        <a:font script="Olck" typeface="Nirmala UI"/>
-        <a:font script="Osma" typeface="Ebrima"/>
-        <a:font script="Phag" typeface="Phagspa"/>
-        <a:font script="Syrn" typeface="Estrangelo Edessa"/>
-        <a:font script="Syrj" typeface="Estrangelo Edessa"/>
-        <a:font script="Syre" typeface="Estrangelo Edessa"/>
-        <a:font script="Sora" typeface="Nirmala UI"/>
-        <a:font script="Tale" typeface="Microsoft Tai Le"/>
-        <a:font script="Talu" typeface="Microsoft New Tai Lue"/>
-        <a:font script="Tfng" typeface="Ebrima"/>
       </a:majorFont>
       <a:minorFont>
-        <a:latin typeface="Aptos" panose="02110004020202020204"/>
+        <a:latin typeface="Cambria"/>
         <a:ea typeface=""/>
         <a:cs typeface=""/>
-        <a:font script="Jpan" typeface="游明朝"/>
+        <a:font script="Jpan" typeface="ＭＳ 明朝"/>
         <a:font script="Hang" typeface="맑은 고딕"/>
-        <a:font script="Hans" typeface="等线"/>
+        <a:font script="Hans" typeface="宋体"/>
         <a:font script="Hant" typeface="新細明體"/>
         <a:font script="Arab" typeface="Arial"/>
         <a:font script="Hebr" typeface="Arial"/>
@@ -23370,24 +24085,6 @@
         <a:font script="Mong" typeface="Mongolian Baiti"/>
         <a:font script="Viet" typeface="Arial"/>
         <a:font script="Uigh" typeface="Microsoft Uighur"/>
-        <a:font script="Geor" typeface="Sylfaen"/>
-        <a:font script="Armn" typeface="Arial"/>
-        <a:font script="Bugi" typeface="Leelawadee UI"/>
-        <a:font script="Bopo" typeface="Microsoft JhengHei"/>
-        <a:font script="Java" typeface="Javanese Text"/>
-        <a:font script="Lisu" typeface="Segoe UI"/>
-        <a:font script="Mymr" typeface="Myanmar Text"/>
-        <a:font script="Nkoo" typeface="Ebrima"/>
-        <a:font script="Olck" typeface="Nirmala UI"/>
-        <a:font script="Osma" typeface="Ebrima"/>
-        <a:font script="Phag" typeface="Phagspa"/>
-        <a:font script="Syrn" typeface="Estrangelo Edessa"/>
-        <a:font script="Syrj" typeface="Estrangelo Edessa"/>
-        <a:font script="Syre" typeface="Estrangelo Edessa"/>
-        <a:font script="Sora" typeface="Nirmala UI"/>
-        <a:font script="Tale" typeface="Microsoft Tai Le"/>
-        <a:font script="Talu" typeface="Microsoft New Tai Lue"/>
-        <a:font script="Tfng" typeface="Ebrima"/>
       </a:minorFont>
     </a:fontScheme>
     <a:fmtScheme name="Office">
@@ -23399,141 +24096,200 @@
           <a:gsLst>
             <a:gs pos="0">
               <a:schemeClr val="phClr">
-                <a:lumMod val="110000"/>
-                <a:satMod val="105000"/>
-                <a:tint val="67000"/>
+                <a:tint val="50000"/>
+                <a:satMod val="300000"/>
               </a:schemeClr>
             </a:gs>
-            <a:gs pos="50000">
+            <a:gs pos="35000">
               <a:schemeClr val="phClr">
-                <a:lumMod val="105000"/>
-                <a:satMod val="103000"/>
-                <a:tint val="73000"/>
+                <a:tint val="37000"/>
+                <a:satMod val="300000"/>
               </a:schemeClr>
             </a:gs>
             <a:gs pos="100000">
               <a:schemeClr val="phClr">
-                <a:lumMod val="105000"/>
-                <a:satMod val="109000"/>
-                <a:tint val="81000"/>
+                <a:tint val="15000"/>
+                <a:satMod val="350000"/>
               </a:schemeClr>
             </a:gs>
           </a:gsLst>
-          <a:lin ang="5400000" scaled="0"/>
+          <a:lin ang="16200000" scaled="1"/>
         </a:gradFill>
         <a:gradFill rotWithShape="1">
           <a:gsLst>
             <a:gs pos="0">
               <a:schemeClr val="phClr">
-                <a:satMod val="103000"/>
-                <a:lumMod val="102000"/>
-                <a:tint val="94000"/>
-              </a:schemeClr>
-            </a:gs>
-            <a:gs pos="50000">
-              <a:schemeClr val="phClr">
-                <a:satMod val="110000"/>
-                <a:lumMod val="100000"/>
+                <a:tint val="100000"/>
                 <a:shade val="100000"/>
+                <a:satMod val="130000"/>
               </a:schemeClr>
             </a:gs>
             <a:gs pos="100000">
               <a:schemeClr val="phClr">
-                <a:lumMod val="99000"/>
-                <a:satMod val="120000"/>
-                <a:shade val="78000"/>
+                <a:tint val="50000"/>
+                <a:shade val="100000"/>
+                <a:satMod val="350000"/>
               </a:schemeClr>
             </a:gs>
           </a:gsLst>
-          <a:lin ang="5400000" scaled="0"/>
+          <a:lin ang="16200000" scaled="0"/>
         </a:gradFill>
       </a:fillStyleLst>
       <a:lnStyleLst>
-        <a:ln w="6350" cap="flat" cmpd="sng" algn="ctr">
+        <a:ln w="9525" cap="flat" cmpd="sng" algn="ctr">
+          <a:solidFill>
+            <a:schemeClr val="phClr">
+              <a:shade val="95000"/>
+              <a:satMod val="105000"/>
+            </a:schemeClr>
+          </a:solidFill>
+          <a:prstDash val="solid"/>
+        </a:ln>
+        <a:ln w="25400" cap="flat" cmpd="sng" algn="ctr">
           <a:solidFill>
             <a:schemeClr val="phClr"/>
           </a:solidFill>
           <a:prstDash val="solid"/>
-          <a:miter lim="800000"/>
         </a:ln>
-        <a:ln w="12700" cap="flat" cmpd="sng" algn="ctr">
+        <a:ln w="38100" cap="flat" cmpd="sng" algn="ctr">
           <a:solidFill>
             <a:schemeClr val="phClr"/>
           </a:solidFill>
           <a:prstDash val="solid"/>
-          <a:miter lim="800000"/>
-        </a:ln>
-        <a:ln w="19050" cap="flat" cmpd="sng" algn="ctr">
-          <a:solidFill>
-            <a:schemeClr val="phClr"/>
-          </a:solidFill>
-          <a:prstDash val="solid"/>
-          <a:miter lim="800000"/>
         </a:ln>
       </a:lnStyleLst>
       <a:effectStyleLst>
         <a:effectStyle>
-          <a:effectLst/>
-        </a:effectStyle>
-        <a:effectStyle>
-          <a:effectLst/>
+          <a:effectLst>
+            <a:outerShdw blurRad="40000" dist="20000" dir="5400000" rotWithShape="0">
+              <a:srgbClr val="000000">
+                <a:alpha val="38000"/>
+              </a:srgbClr>
+            </a:outerShdw>
+          </a:effectLst>
         </a:effectStyle>
         <a:effectStyle>
           <a:effectLst>
-            <a:outerShdw blurRad="57150" dist="19050" dir="5400000" algn="ctr" rotWithShape="0">
+            <a:outerShdw blurRad="40000" dist="23000" dir="5400000" rotWithShape="0">
               <a:srgbClr val="000000">
-                <a:alpha val="63000"/>
+                <a:alpha val="35000"/>
               </a:srgbClr>
             </a:outerShdw>
           </a:effectLst>
+        </a:effectStyle>
+        <a:effectStyle>
+          <a:effectLst>
+            <a:outerShdw blurRad="40000" dist="23000" dir="5400000" rotWithShape="0">
+              <a:srgbClr val="000000">
+                <a:alpha val="35000"/>
+              </a:srgbClr>
+            </a:outerShdw>
+          </a:effectLst>
+          <a:scene3d>
+            <a:camera prst="orthographicFront">
+              <a:rot lat="0" lon="0" rev="0"/>
+            </a:camera>
+            <a:lightRig rig="threePt" dir="t">
+              <a:rot lat="0" lon="0" rev="1200000"/>
+            </a:lightRig>
+          </a:scene3d>
+          <a:sp3d>
+            <a:bevelT w="63500" h="25400"/>
+          </a:sp3d>
         </a:effectStyle>
       </a:effectStyleLst>
       <a:bgFillStyleLst>
         <a:solidFill>
           <a:schemeClr val="phClr"/>
         </a:solidFill>
-        <a:solidFill>
-          <a:schemeClr val="phClr">
-            <a:tint val="95000"/>
-            <a:satMod val="170000"/>
-          </a:schemeClr>
-        </a:solidFill>
         <a:gradFill rotWithShape="1">
           <a:gsLst>
             <a:gs pos="0">
               <a:schemeClr val="phClr">
-                <a:tint val="93000"/>
-                <a:satMod val="150000"/>
-                <a:shade val="98000"/>
-                <a:lumMod val="102000"/>
+                <a:tint val="40000"/>
+                <a:satMod val="350000"/>
               </a:schemeClr>
             </a:gs>
-            <a:gs pos="50000">
+            <a:gs pos="40000">
               <a:schemeClr val="phClr">
-                <a:tint val="98000"/>
-                <a:satMod val="130000"/>
-                <a:shade val="90000"/>
-                <a:lumMod val="103000"/>
+                <a:tint val="45000"/>
+                <a:shade val="99000"/>
+                <a:satMod val="350000"/>
               </a:schemeClr>
             </a:gs>
             <a:gs pos="100000">
               <a:schemeClr val="phClr">
-                <a:shade val="63000"/>
-                <a:satMod val="120000"/>
+                <a:shade val="20000"/>
+                <a:satMod val="255000"/>
               </a:schemeClr>
             </a:gs>
           </a:gsLst>
-          <a:lin ang="5400000" scaled="0"/>
+          <a:path path="circle">
+            <a:fillToRect l="50000" t="-80000" r="50000" b="180000"/>
+          </a:path>
+        </a:gradFill>
+        <a:gradFill rotWithShape="1">
+          <a:gsLst>
+            <a:gs pos="0">
+              <a:schemeClr val="phClr">
+                <a:tint val="80000"/>
+                <a:satMod val="300000"/>
+              </a:schemeClr>
+            </a:gs>
+            <a:gs pos="100000">
+              <a:schemeClr val="phClr">
+                <a:shade val="30000"/>
+                <a:satMod val="200000"/>
+              </a:schemeClr>
+            </a:gs>
+          </a:gsLst>
+          <a:path path="circle">
+            <a:fillToRect l="50000" t="50000" r="50000" b="50000"/>
+          </a:path>
         </a:gradFill>
       </a:bgFillStyleLst>
     </a:fmtScheme>
   </a:themeElements>
-  <a:objectDefaults/>
+  <a:objectDefaults>
+    <a:spDef>
+      <a:spPr/>
+      <a:bodyPr/>
+      <a:lstStyle/>
+      <a:style>
+        <a:lnRef idx="1">
+          <a:schemeClr val="accent1"/>
+        </a:lnRef>
+        <a:fillRef idx="3">
+          <a:schemeClr val="accent1"/>
+        </a:fillRef>
+        <a:effectRef idx="2">
+          <a:schemeClr val="accent1"/>
+        </a:effectRef>
+        <a:fontRef idx="minor">
+          <a:schemeClr val="lt1"/>
+        </a:fontRef>
+      </a:style>
+    </a:spDef>
+    <a:lnDef>
+      <a:spPr/>
+      <a:bodyPr/>
+      <a:lstStyle/>
+      <a:style>
+        <a:lnRef idx="2">
+          <a:schemeClr val="accent1"/>
+        </a:lnRef>
+        <a:fillRef idx="0">
+          <a:schemeClr val="accent1"/>
+        </a:fillRef>
+        <a:effectRef idx="1">
+          <a:schemeClr val="accent1"/>
+        </a:effectRef>
+        <a:fontRef idx="minor">
+          <a:schemeClr val="tx1"/>
+        </a:fontRef>
+      </a:style>
+    </a:lnDef>
+  </a:objectDefaults>
   <a:extraClrSchemeLst/>
-  <a:extLst>
-    <a:ext uri="{05A4C25C-085E-4340-85A3-A5531E510DB2}">
-      <thm15:themeFamily xmlns:thm15="http://schemas.microsoft.com/office/thememl/2012/main" name="Office Theme" id="{2E142A2C-CD16-42D6-873A-C26D2A0506FA}" vid="{1BDDFF52-6CD6-40A5-AB3C-68EB2F1E4D0A}"/>
-    </a:ext>
-  </a:extLst>
 </a:theme>
 </file>